--- a/docs/BYNATIONALITY/Коми.docx
+++ b/docs/BYNATIONALITY/Коми.docx
@@ -316,105 +316,25 @@
                 <w:szCs w:val="16"/>
                 <w:lang w:val="ru-RU"/>
               </w:rPr>
-              <w:t xml:space="preserve"> </w:t>
-            </w:r>
-            <w:proofErr w:type="gramStart"/>
-            <w:r>
-              <w:rPr>
-                <w:rFonts w:ascii="Arial" w:hAnsi="Arial" w:cs="Arial"/>
-                <w:sz w:val="16"/>
-                <w:szCs w:val="16"/>
-                <w:lang w:val="ru-RU"/>
-              </w:rPr>
-              <w:t>общая численность коми-пермяков и коми-зырян</w:t>
-            </w:r>
-            <w:proofErr w:type="gramEnd"/>
-            <w:r>
-              <w:rPr>
-                <w:rFonts w:ascii="Arial" w:hAnsi="Arial" w:cs="Arial"/>
-                <w:sz w:val="16"/>
-                <w:szCs w:val="16"/>
-                <w:lang w:val="ru-RU"/>
-              </w:rPr>
-              <w:t xml:space="preserve"> проживавших в СССР в 1937 году составляла 384</w:t>
-            </w:r>
-            <w:r>
-              <w:rPr>
-                <w:rFonts w:ascii="Arial" w:hAnsi="Arial" w:cs="Arial"/>
-                <w:sz w:val="16"/>
-                <w:szCs w:val="16"/>
-                <w:lang w:val="ru-RU"/>
-              </w:rPr>
-              <w:t xml:space="preserve"> </w:t>
-            </w:r>
-            <w:r>
-              <w:rPr>
-                <w:rFonts w:ascii="Arial" w:hAnsi="Arial" w:cs="Arial"/>
-                <w:sz w:val="16"/>
-                <w:szCs w:val="16"/>
-                <w:lang w:val="ru-RU"/>
-              </w:rPr>
-              <w:t xml:space="preserve">508 человек, таким образом </w:t>
-            </w:r>
-            <w:proofErr w:type="gramStart"/>
-            <w:r>
-              <w:rPr>
-                <w:rFonts w:ascii="Arial" w:hAnsi="Arial" w:cs="Arial"/>
-                <w:sz w:val="16"/>
-                <w:szCs w:val="16"/>
-                <w:lang w:val="ru-RU"/>
-              </w:rPr>
-              <w:t>32 погибших женщин-коми это</w:t>
-            </w:r>
-            <w:proofErr w:type="gramEnd"/>
-            <w:r>
-              <w:rPr>
-                <w:rFonts w:ascii="Arial" w:hAnsi="Arial" w:cs="Arial"/>
-                <w:sz w:val="16"/>
-                <w:szCs w:val="16"/>
-                <w:lang w:val="ru-RU"/>
-              </w:rPr>
-              <w:t xml:space="preserve"> безвозвратные потери </w:t>
-            </w:r>
-            <w:proofErr w:type="gramStart"/>
-            <w:r>
-              <w:rPr>
-                <w:rFonts w:ascii="Arial" w:hAnsi="Arial" w:cs="Arial"/>
-                <w:sz w:val="16"/>
-                <w:szCs w:val="16"/>
-                <w:lang w:val="ru-RU"/>
-              </w:rPr>
-              <w:t>нации</w:t>
-            </w:r>
-            <w:proofErr w:type="gramEnd"/>
-            <w:r>
-              <w:rPr>
-                <w:rFonts w:ascii="Arial" w:hAnsi="Arial" w:cs="Arial"/>
-                <w:sz w:val="16"/>
-                <w:szCs w:val="16"/>
-                <w:lang w:val="ru-RU"/>
-              </w:rPr>
-              <w:t xml:space="preserve"> которые составляют 0,008% от общего числа </w:t>
-            </w:r>
-            <w:proofErr w:type="gramStart"/>
-            <w:r>
-              <w:rPr>
-                <w:rFonts w:ascii="Arial" w:hAnsi="Arial" w:cs="Arial"/>
-                <w:sz w:val="16"/>
-                <w:szCs w:val="16"/>
-                <w:lang w:val="ru-RU"/>
-              </w:rPr>
-              <w:t>коми-пермяков</w:t>
-            </w:r>
-            <w:proofErr w:type="gramEnd"/>
-            <w:r>
-              <w:rPr>
-                <w:rFonts w:ascii="Arial" w:hAnsi="Arial" w:cs="Arial"/>
-                <w:sz w:val="16"/>
-                <w:szCs w:val="16"/>
-                <w:lang w:val="ru-RU"/>
-              </w:rPr>
-              <w:t xml:space="preserve"> проживавших на тот момент в СССР.</w:t>
+              <w:t xml:space="preserve"> общая численность коми-пермяков и коми-зырян проживавших в СССР в 1937 году составляла 384</w:t>
+            </w:r>
+            <w:r>
+              <w:rPr>
+                <w:rFonts w:ascii="Arial" w:hAnsi="Arial" w:cs="Arial"/>
+                <w:sz w:val="16"/>
+                <w:szCs w:val="16"/>
+                <w:lang w:val="ru-RU"/>
+              </w:rPr>
+              <w:t xml:space="preserve"> </w:t>
+            </w:r>
+            <w:r>
+              <w:rPr>
+                <w:rFonts w:ascii="Arial" w:hAnsi="Arial" w:cs="Arial"/>
+                <w:sz w:val="16"/>
+                <w:szCs w:val="16"/>
+                <w:lang w:val="ru-RU"/>
+              </w:rPr>
+              <w:t>508 человек, таким образом 32 погибших женщин-коми это безвозвратные потери нации которые составляют 0,008% от общего числа коми-пермяков проживавших на тот момент в СССР.</w:t>
             </w:r>
           </w:p>
           <w:p>
@@ -652,19 +572,8 @@
                 <w:szCs w:val="16"/>
                 <w:lang w:val="ru-RU"/>
               </w:rPr>
-              <w:t xml:space="preserve">расстреляны в возрастной группе: </w:t>
-            </w:r>
-            <w:proofErr w:type="gramStart"/>
-            <w:r>
-              <w:rPr>
-                <w:rFonts w:ascii="Arial" w:hAnsi="Arial" w:cs="Arial"/>
-                <w:sz w:val="16"/>
-                <w:szCs w:val="16"/>
-                <w:lang w:val="ru-RU"/>
-              </w:rPr>
-              <w:t>51-56</w:t>
-            </w:r>
-            <w:proofErr w:type="gramEnd"/>
+              <w:t>расстреляны в возрастной группе: 51-56</w:t>
+            </w:r>
             <w:r>
               <w:rPr>
                 <w:rFonts w:ascii="Arial" w:hAnsi="Arial" w:cs="Arial"/>
@@ -893,7 +802,6 @@
         </w:rPr>
         <w:t xml:space="preserve">, </w:t>
       </w:r>
-      <w:proofErr w:type="gramStart"/>
       <w:r>
         <w:rPr>
           <w:rFonts w:ascii="Arial" w:hAnsi="Arial" w:cs="Arial"/>
@@ -925,19 +833,7 @@
           <w:szCs w:val="16"/>
           <w:lang w:val="ru-RU"/>
         </w:rPr>
-        <w:t>1942</w:t>
-      </w:r>
-      <w:proofErr w:type="gramEnd"/>
-      <w:r>
-        <w:rPr>
-          <w:rFonts w:ascii="Arial" w:hAnsi="Arial" w:cs="Arial"/>
-          <w:b/>
-          <w:bCs/>
-          <w:sz w:val="16"/>
-          <w:szCs w:val="16"/>
-          <w:lang w:val="ru-RU"/>
-        </w:rPr>
-        <w:t xml:space="preserve"> гг</w:t>
+        <w:t>1942 гг</w:t>
       </w:r>
       <w:r>
         <w:rPr>
@@ -963,23 +859,53 @@
       </w:pPr>
       <w:r>
         <w:rPr>
+          <w:rFonts w:ascii="Arial" w:hAnsi="Arial" w:cs="Arial"/>
           <w:noProof/>
+          <w:sz w:val="16"/>
+          <w:szCs w:val="16"/>
+          <w:lang w:val="ru-RU"/>
         </w:rPr>
         <w:drawing>
-          <wp:inline distT="0" distB="0" distL="0" distR="0" wp14:anchorId="139F8E59" wp14:editId="6B249564">
-            <wp:extent cx="3808095" cy="1866637"/>
-            <wp:effectExtent l="0" t="0" r="1905" b="635"/>
-            <wp:docPr id="816717812" name="Chart 1">
-              <a:extLst xmlns:a="http://schemas.openxmlformats.org/drawingml/2006/main">
-                <a:ext uri="{FF2B5EF4-FFF2-40B4-BE49-F238E27FC236}">
-                  <a16:creationId xmlns:a16="http://schemas.microsoft.com/office/drawing/2014/main" id="{01C6A224-9AC2-42C0-8984-02B4681D3E41}"/>
-                </a:ext>
-              </a:extLst>
-            </wp:docPr>
-            <wp:cNvGraphicFramePr/>
+          <wp:inline distT="0" distB="0" distL="0" distR="0" wp14:anchorId="54C9DCF4" wp14:editId="28EF67FB">
+            <wp:extent cx="3822700" cy="1877695"/>
+            <wp:effectExtent l="0" t="0" r="6350" b="8255"/>
+            <wp:docPr id="367564851" name="Picture 1"/>
+            <wp:cNvGraphicFramePr>
+              <a:graphicFrameLocks xmlns:a="http://schemas.openxmlformats.org/drawingml/2006/main" noChangeAspect="1"/>
+            </wp:cNvGraphicFramePr>
             <a:graphic xmlns:a="http://schemas.openxmlformats.org/drawingml/2006/main">
-              <a:graphicData uri="http://schemas.openxmlformats.org/drawingml/2006/chart">
-                <c:chart xmlns:c="http://schemas.openxmlformats.org/drawingml/2006/chart" xmlns:r="http://schemas.openxmlformats.org/officeDocument/2006/relationships" r:id="rId5"/>
+              <a:graphicData uri="http://schemas.openxmlformats.org/drawingml/2006/picture">
+                <pic:pic xmlns:pic="http://schemas.openxmlformats.org/drawingml/2006/picture">
+                  <pic:nvPicPr>
+                    <pic:cNvPr id="0" name="Picture 2"/>
+                    <pic:cNvPicPr>
+                      <a:picLocks noChangeAspect="1" noChangeArrowheads="1"/>
+                    </pic:cNvPicPr>
+                  </pic:nvPicPr>
+                  <pic:blipFill>
+                    <a:blip r:embed="rId5">
+                      <a:extLst>
+                        <a:ext uri="{28A0092B-C50C-407E-A947-70E740481C1C}">
+                          <a14:useLocalDpi xmlns:a14="http://schemas.microsoft.com/office/drawing/2010/main" val="0"/>
+                        </a:ext>
+                      </a:extLst>
+                    </a:blip>
+                    <a:srcRect/>
+                    <a:stretch>
+                      <a:fillRect/>
+                    </a:stretch>
+                  </pic:blipFill>
+                  <pic:spPr bwMode="auto">
+                    <a:xfrm>
+                      <a:off x="0" y="0"/>
+                      <a:ext cx="3822700" cy="1877695"/>
+                    </a:xfrm>
+                    <a:prstGeom prst="rect">
+                      <a:avLst/>
+                    </a:prstGeom>
+                    <a:noFill/>
+                  </pic:spPr>
+                </pic:pic>
               </a:graphicData>
             </a:graphic>
           </wp:inline>
@@ -1040,7 +966,6 @@
         </w:rPr>
         <w:t xml:space="preserve">ВОЗРАСТАМ, </w:t>
       </w:r>
-      <w:proofErr w:type="gramStart"/>
       <w:r>
         <w:rPr>
           <w:rFonts w:ascii="Arial" w:hAnsi="Arial" w:cs="Arial"/>
@@ -1072,33 +997,8 @@
           <w:szCs w:val="16"/>
           <w:lang w:val="ru-RU"/>
         </w:rPr>
-        <w:t>1942</w:t>
+        <w:t>1942 гг</w:t>
       </w:r>
-      <w:proofErr w:type="gramEnd"/>
-      <w:r>
-        <w:rPr>
-          <w:rFonts w:ascii="Arial" w:hAnsi="Arial" w:cs="Arial"/>
-          <w:b/>
-          <w:bCs/>
-          <w:sz w:val="16"/>
-          <w:szCs w:val="16"/>
-          <w:lang w:val="ru-RU"/>
-        </w:rPr>
-        <w:t xml:space="preserve"> </w:t>
-      </w:r>
-      <w:proofErr w:type="spellStart"/>
-      <w:r>
-        <w:rPr>
-          <w:rFonts w:ascii="Arial" w:hAnsi="Arial" w:cs="Arial"/>
-          <w:b/>
-          <w:bCs/>
-          <w:sz w:val="16"/>
-          <w:szCs w:val="16"/>
-          <w:lang w:val="ru-RU"/>
-        </w:rPr>
-        <w:t>гг</w:t>
-      </w:r>
-      <w:proofErr w:type="spellEnd"/>
     </w:p>
     <w:p>
       <w:pPr>
@@ -1413,7 +1313,6 @@
               </w:rPr>
               <w:t xml:space="preserve"> </w:t>
             </w:r>
-            <w:proofErr w:type="gramStart"/>
             <w:r>
               <w:rPr>
                 <w:rFonts w:ascii="Arial" w:hAnsi="Arial" w:cs="Arial"/>
@@ -1436,7 +1335,6 @@
               </w:rPr>
               <w:t>66</w:t>
             </w:r>
-            <w:proofErr w:type="gramEnd"/>
             <w:r>
               <w:rPr>
                 <w:rFonts w:ascii="Arial" w:hAnsi="Arial" w:cs="Arial"/>
@@ -2172,25 +2070,14 @@
               </w:rPr>
               <w:t xml:space="preserve">в 1906 г., д. Дурова, Кочевский р-н, Пермская обл.; коми-пермячка; </w:t>
             </w:r>
-            <w:proofErr w:type="spellStart"/>
-            <w:r>
-              <w:rPr>
-                <w:rFonts w:ascii="Arial" w:hAnsi="Arial" w:cs="Arial"/>
-                <w:sz w:val="16"/>
-                <w:szCs w:val="16"/>
-                <w:lang w:val="ru-RU"/>
-              </w:rPr>
-              <w:t>Прож</w:t>
-            </w:r>
-            <w:proofErr w:type="spellEnd"/>
-            <w:r>
-              <w:rPr>
-                <w:rFonts w:ascii="Arial" w:hAnsi="Arial" w:cs="Arial"/>
-                <w:sz w:val="16"/>
-                <w:szCs w:val="16"/>
-                <w:lang w:val="ru-RU"/>
-              </w:rPr>
-              <w:t>.:</w:t>
+            <w:r>
+              <w:rPr>
+                <w:rFonts w:ascii="Arial" w:hAnsi="Arial" w:cs="Arial"/>
+                <w:sz w:val="16"/>
+                <w:szCs w:val="16"/>
+                <w:lang w:val="ru-RU"/>
+              </w:rPr>
+              <w:t>Прож.:</w:t>
             </w:r>
             <w:r>
               <w:rPr>
@@ -2207,27 +2094,7 @@
                 <w:szCs w:val="16"/>
                 <w:lang w:val="ru-RU"/>
               </w:rPr>
-              <w:t xml:space="preserve">д. </w:t>
-            </w:r>
-            <w:proofErr w:type="spellStart"/>
-            <w:r>
-              <w:rPr>
-                <w:rFonts w:ascii="Arial" w:hAnsi="Arial" w:cs="Arial"/>
-                <w:sz w:val="16"/>
-                <w:szCs w:val="16"/>
-                <w:lang w:val="ru-RU"/>
-              </w:rPr>
-              <w:t>Гаинцева</w:t>
-            </w:r>
-            <w:proofErr w:type="spellEnd"/>
-            <w:r>
-              <w:rPr>
-                <w:rFonts w:ascii="Arial" w:hAnsi="Arial" w:cs="Arial"/>
-                <w:sz w:val="16"/>
-                <w:szCs w:val="16"/>
-                <w:lang w:val="ru-RU"/>
-              </w:rPr>
-              <w:t>, Кочевский р-н, Пермская обл..</w:t>
+              <w:t>д. Гаинцева, Кочевский р-н, Пермская обл..</w:t>
             </w:r>
             <w:r>
               <w:rPr>
@@ -2237,27 +2104,7 @@
                 <w:lang w:val="ru-RU"/>
               </w:rPr>
               <w:br/>
-              <w:t xml:space="preserve">Арестована 5 декабря 1937 г. Приговорена: 9 декабря 1937 г., </w:t>
-            </w:r>
-            <w:proofErr w:type="spellStart"/>
-            <w:r>
-              <w:rPr>
-                <w:rFonts w:ascii="Arial" w:hAnsi="Arial" w:cs="Arial"/>
-                <w:sz w:val="16"/>
-                <w:szCs w:val="16"/>
-                <w:lang w:val="ru-RU"/>
-              </w:rPr>
-              <w:t>обв</w:t>
-            </w:r>
-            <w:proofErr w:type="spellEnd"/>
-            <w:r>
-              <w:rPr>
-                <w:rFonts w:ascii="Arial" w:hAnsi="Arial" w:cs="Arial"/>
-                <w:sz w:val="16"/>
-                <w:szCs w:val="16"/>
-                <w:lang w:val="ru-RU"/>
-              </w:rPr>
-              <w:t>.:</w:t>
+              <w:t>Арестована 5 декабря 1937 г. Приговорена: 9 декабря 1937 г., обв.:</w:t>
             </w:r>
             <w:r>
               <w:rPr>
@@ -2431,47 +2278,16 @@
                 <w:szCs w:val="16"/>
                 <w:lang w:val="ru-RU"/>
               </w:rPr>
-              <w:t xml:space="preserve">в 1887 г., д. </w:t>
-            </w:r>
-            <w:proofErr w:type="spellStart"/>
-            <w:r>
-              <w:rPr>
-                <w:rFonts w:ascii="Arial" w:hAnsi="Arial" w:cs="Arial"/>
-                <w:sz w:val="16"/>
-                <w:szCs w:val="16"/>
-                <w:lang w:val="ru-RU"/>
-              </w:rPr>
-              <w:t>Чазево</w:t>
-            </w:r>
-            <w:proofErr w:type="spellEnd"/>
-            <w:r>
-              <w:rPr>
-                <w:rFonts w:ascii="Arial" w:hAnsi="Arial" w:cs="Arial"/>
-                <w:sz w:val="16"/>
-                <w:szCs w:val="16"/>
-                <w:lang w:val="ru-RU"/>
-              </w:rPr>
-              <w:t xml:space="preserve">, Косинский р-н, Пермская обл.; коми-пермячка; </w:t>
-            </w:r>
-            <w:proofErr w:type="spellStart"/>
-            <w:r>
-              <w:rPr>
-                <w:rFonts w:ascii="Arial" w:hAnsi="Arial" w:cs="Arial"/>
-                <w:sz w:val="16"/>
-                <w:szCs w:val="16"/>
-                <w:lang w:val="ru-RU"/>
-              </w:rPr>
-              <w:t>Прож</w:t>
-            </w:r>
-            <w:proofErr w:type="spellEnd"/>
-            <w:r>
-              <w:rPr>
-                <w:rFonts w:ascii="Arial" w:hAnsi="Arial" w:cs="Arial"/>
-                <w:sz w:val="16"/>
-                <w:szCs w:val="16"/>
-                <w:lang w:val="ru-RU"/>
-              </w:rPr>
-              <w:t>.:</w:t>
+              <w:t xml:space="preserve">в 1887 г., д. Чазево, Косинский р-н, Пермская обл.; коми-пермячка; </w:t>
+            </w:r>
+            <w:r>
+              <w:rPr>
+                <w:rFonts w:ascii="Arial" w:hAnsi="Arial" w:cs="Arial"/>
+                <w:sz w:val="16"/>
+                <w:szCs w:val="16"/>
+                <w:lang w:val="ru-RU"/>
+              </w:rPr>
+              <w:t>Прож.:</w:t>
             </w:r>
             <w:r>
               <w:rPr>
@@ -2488,39 +2304,8 @@
                 <w:szCs w:val="16"/>
                 <w:lang w:val="ru-RU"/>
               </w:rPr>
-              <w:t xml:space="preserve">д. </w:t>
-            </w:r>
-            <w:proofErr w:type="spellStart"/>
-            <w:r>
-              <w:rPr>
-                <w:rFonts w:ascii="Arial" w:hAnsi="Arial" w:cs="Arial"/>
-                <w:sz w:val="16"/>
-                <w:szCs w:val="16"/>
-                <w:lang w:val="ru-RU"/>
-              </w:rPr>
-              <w:t>Чазево</w:t>
-            </w:r>
-            <w:proofErr w:type="spellEnd"/>
-            <w:r>
-              <w:rPr>
-                <w:rFonts w:ascii="Arial" w:hAnsi="Arial" w:cs="Arial"/>
-                <w:sz w:val="16"/>
-                <w:szCs w:val="16"/>
-                <w:lang w:val="ru-RU"/>
-              </w:rPr>
-              <w:t xml:space="preserve">, Косинский р-н, Пермская </w:t>
-            </w:r>
-            <w:proofErr w:type="gramStart"/>
-            <w:r>
-              <w:rPr>
-                <w:rFonts w:ascii="Arial" w:hAnsi="Arial" w:cs="Arial"/>
-                <w:sz w:val="16"/>
-                <w:szCs w:val="16"/>
-                <w:lang w:val="ru-RU"/>
-              </w:rPr>
-              <w:t>обл..</w:t>
-            </w:r>
-            <w:proofErr w:type="gramEnd"/>
+              <w:t>д. Чазево, Косинский р-н, Пермская обл..</w:t>
+            </w:r>
             <w:r>
               <w:rPr>
                 <w:rFonts w:ascii="Arial" w:hAnsi="Arial" w:cs="Arial"/>
@@ -2555,27 +2340,7 @@
                 <w:szCs w:val="16"/>
                 <w:lang w:val="ru-RU"/>
               </w:rPr>
-              <w:t xml:space="preserve">Приговорена: 25 сентября 1937 г., </w:t>
-            </w:r>
-            <w:proofErr w:type="spellStart"/>
-            <w:r>
-              <w:rPr>
-                <w:rFonts w:ascii="Arial" w:hAnsi="Arial" w:cs="Arial"/>
-                <w:sz w:val="16"/>
-                <w:szCs w:val="16"/>
-                <w:lang w:val="ru-RU"/>
-              </w:rPr>
-              <w:t>обв</w:t>
-            </w:r>
-            <w:proofErr w:type="spellEnd"/>
-            <w:r>
-              <w:rPr>
-                <w:rFonts w:ascii="Arial" w:hAnsi="Arial" w:cs="Arial"/>
-                <w:sz w:val="16"/>
-                <w:szCs w:val="16"/>
-                <w:lang w:val="ru-RU"/>
-              </w:rPr>
-              <w:t>.:</w:t>
+              <w:t>Приговорена: 25 сентября 1937 г., обв.:</w:t>
             </w:r>
             <w:r>
               <w:rPr>
@@ -2780,47 +2545,16 @@
                 <w:szCs w:val="16"/>
                 <w:lang w:val="ru-RU"/>
               </w:rPr>
-              <w:t xml:space="preserve">в 1883 г., д. </w:t>
-            </w:r>
-            <w:proofErr w:type="spellStart"/>
-            <w:r>
-              <w:rPr>
-                <w:rFonts w:ascii="Arial" w:hAnsi="Arial" w:cs="Arial"/>
-                <w:sz w:val="16"/>
-                <w:szCs w:val="16"/>
-                <w:lang w:val="ru-RU"/>
-              </w:rPr>
-              <w:t>Абрамово</w:t>
-            </w:r>
-            <w:proofErr w:type="spellEnd"/>
-            <w:r>
-              <w:rPr>
-                <w:rFonts w:ascii="Arial" w:hAnsi="Arial" w:cs="Arial"/>
-                <w:sz w:val="16"/>
-                <w:szCs w:val="16"/>
-                <w:lang w:val="ru-RU"/>
-              </w:rPr>
-              <w:t xml:space="preserve">, Косинский р-н, Пермская обл.; коми-пермячка; </w:t>
-            </w:r>
-            <w:proofErr w:type="spellStart"/>
-            <w:r>
-              <w:rPr>
-                <w:rFonts w:ascii="Arial" w:hAnsi="Arial" w:cs="Arial"/>
-                <w:sz w:val="16"/>
-                <w:szCs w:val="16"/>
-                <w:lang w:val="ru-RU"/>
-              </w:rPr>
-              <w:t>Прож</w:t>
-            </w:r>
-            <w:proofErr w:type="spellEnd"/>
-            <w:r>
-              <w:rPr>
-                <w:rFonts w:ascii="Arial" w:hAnsi="Arial" w:cs="Arial"/>
-                <w:sz w:val="16"/>
-                <w:szCs w:val="16"/>
-                <w:lang w:val="ru-RU"/>
-              </w:rPr>
-              <w:t>.:</w:t>
+              <w:t xml:space="preserve">в 1883 г., д. Абрамово, Косинский р-н, Пермская обл.; коми-пермячка; </w:t>
+            </w:r>
+            <w:r>
+              <w:rPr>
+                <w:rFonts w:ascii="Arial" w:hAnsi="Arial" w:cs="Arial"/>
+                <w:sz w:val="16"/>
+                <w:szCs w:val="16"/>
+                <w:lang w:val="ru-RU"/>
+              </w:rPr>
+              <w:t>Прож.:</w:t>
             </w:r>
             <w:r>
               <w:rPr>
@@ -2865,27 +2599,7 @@
                 <w:szCs w:val="16"/>
                 <w:lang w:val="ru-RU"/>
               </w:rPr>
-              <w:t xml:space="preserve">Приговорена: 25 сентября 1937 г., </w:t>
-            </w:r>
-            <w:proofErr w:type="spellStart"/>
-            <w:r>
-              <w:rPr>
-                <w:rFonts w:ascii="Arial" w:hAnsi="Arial" w:cs="Arial"/>
-                <w:sz w:val="16"/>
-                <w:szCs w:val="16"/>
-                <w:lang w:val="ru-RU"/>
-              </w:rPr>
-              <w:t>обв</w:t>
-            </w:r>
-            <w:proofErr w:type="spellEnd"/>
-            <w:r>
-              <w:rPr>
-                <w:rFonts w:ascii="Arial" w:hAnsi="Arial" w:cs="Arial"/>
-                <w:sz w:val="16"/>
-                <w:szCs w:val="16"/>
-                <w:lang w:val="ru-RU"/>
-              </w:rPr>
-              <w:t>.:</w:t>
+              <w:t>Приговорена: 25 сентября 1937 г., обв.:</w:t>
             </w:r>
             <w:r>
               <w:rPr>
@@ -3047,29 +2761,16 @@
                 <w:lang w:val="ru-RU"/>
               </w:rPr>
             </w:pPr>
-            <w:proofErr w:type="spellStart"/>
-            <w:r>
-              <w:rPr>
-                <w:rFonts w:ascii="Arial" w:hAnsi="Arial" w:cs="Arial"/>
-                <w:b/>
-                <w:bCs/>
-                <w:sz w:val="16"/>
-                <w:szCs w:val="16"/>
-                <w:lang w:val="ru-RU"/>
-              </w:rPr>
-              <w:t>Вилесова</w:t>
-            </w:r>
-            <w:proofErr w:type="spellEnd"/>
-            <w:r>
-              <w:rPr>
-                <w:rFonts w:ascii="Arial" w:hAnsi="Arial" w:cs="Arial"/>
-                <w:b/>
-                <w:bCs/>
-                <w:sz w:val="16"/>
-                <w:szCs w:val="16"/>
-                <w:lang w:val="ru-RU"/>
-              </w:rPr>
-              <w:t xml:space="preserve"> Александра Трофимовна</w:t>
+            <w:r>
+              <w:rPr>
+                <w:rFonts w:ascii="Arial" w:hAnsi="Arial" w:cs="Arial"/>
+                <w:b/>
+                <w:bCs/>
+                <w:sz w:val="16"/>
+                <w:szCs w:val="16"/>
+                <w:lang w:val="ru-RU"/>
+              </w:rPr>
+              <w:t>Вилесова Александра Трофимовна</w:t>
             </w:r>
             <w:r>
               <w:rPr>
@@ -3147,87 +2848,16 @@
                 <w:szCs w:val="16"/>
                 <w:lang w:val="ru-RU"/>
               </w:rPr>
-              <w:t xml:space="preserve">в 1899 г., Свердловская </w:t>
-            </w:r>
-            <w:proofErr w:type="spellStart"/>
-            <w:r>
-              <w:rPr>
-                <w:rFonts w:ascii="Arial" w:hAnsi="Arial" w:cs="Arial"/>
-                <w:sz w:val="16"/>
-                <w:szCs w:val="16"/>
-                <w:lang w:val="ru-RU"/>
-              </w:rPr>
-              <w:t>обл</w:t>
-            </w:r>
-            <w:proofErr w:type="spellEnd"/>
-            <w:r>
-              <w:rPr>
-                <w:rFonts w:ascii="Arial" w:hAnsi="Arial" w:cs="Arial"/>
-                <w:sz w:val="16"/>
-                <w:szCs w:val="16"/>
-                <w:lang w:val="ru-RU"/>
-              </w:rPr>
-              <w:t xml:space="preserve">, Коми-пермяцкий р-н, </w:t>
-            </w:r>
-            <w:proofErr w:type="spellStart"/>
-            <w:r>
-              <w:rPr>
-                <w:rFonts w:ascii="Arial" w:hAnsi="Arial" w:cs="Arial"/>
-                <w:sz w:val="16"/>
-                <w:szCs w:val="16"/>
-                <w:lang w:val="ru-RU"/>
-              </w:rPr>
-              <w:t>Юсьево</w:t>
-            </w:r>
-            <w:proofErr w:type="spellEnd"/>
-            <w:r>
-              <w:rPr>
-                <w:rFonts w:ascii="Arial" w:hAnsi="Arial" w:cs="Arial"/>
-                <w:sz w:val="16"/>
-                <w:szCs w:val="16"/>
-                <w:lang w:val="ru-RU"/>
-              </w:rPr>
-              <w:t xml:space="preserve"> с.; коми; образование незаконченное высшее; заведующий учебной частью, горком </w:t>
-            </w:r>
-            <w:proofErr w:type="gramStart"/>
-            <w:r>
-              <w:rPr>
-                <w:rFonts w:ascii="Arial" w:hAnsi="Arial" w:cs="Arial"/>
-                <w:sz w:val="16"/>
-                <w:szCs w:val="16"/>
-                <w:lang w:val="ru-RU"/>
-              </w:rPr>
-              <w:t>партии..</w:t>
-            </w:r>
-            <w:proofErr w:type="gramEnd"/>
-            <w:r>
-              <w:rPr>
-                <w:rFonts w:ascii="Arial" w:hAnsi="Arial" w:cs="Arial"/>
-                <w:sz w:val="16"/>
-                <w:szCs w:val="16"/>
-                <w:lang w:val="ru-RU"/>
-              </w:rPr>
-              <w:t xml:space="preserve"> </w:t>
-            </w:r>
-            <w:proofErr w:type="spellStart"/>
-            <w:r>
-              <w:rPr>
-                <w:rFonts w:ascii="Arial" w:hAnsi="Arial" w:cs="Arial"/>
-                <w:sz w:val="16"/>
-                <w:szCs w:val="16"/>
-                <w:lang w:val="ru-RU"/>
-              </w:rPr>
-              <w:t>Прож</w:t>
-            </w:r>
-            <w:proofErr w:type="spellEnd"/>
-            <w:r>
-              <w:rPr>
-                <w:rFonts w:ascii="Arial" w:hAnsi="Arial" w:cs="Arial"/>
-                <w:sz w:val="16"/>
-                <w:szCs w:val="16"/>
-                <w:lang w:val="ru-RU"/>
-              </w:rPr>
-              <w:t>.:</w:t>
+              <w:t xml:space="preserve">в 1899 г., Свердловская обл, Коми-пермяцкий р-н, Юсьево с.; коми; образование незаконченное высшее; заведующий учебной частью, горком партии.. </w:t>
+            </w:r>
+            <w:r>
+              <w:rPr>
+                <w:rFonts w:ascii="Arial" w:hAnsi="Arial" w:cs="Arial"/>
+                <w:sz w:val="16"/>
+                <w:szCs w:val="16"/>
+                <w:lang w:val="ru-RU"/>
+              </w:rPr>
+              <w:t>Прож.:</w:t>
             </w:r>
             <w:r>
               <w:rPr>
@@ -3271,27 +2901,7 @@
                 <w:szCs w:val="16"/>
                 <w:lang w:val="ru-RU"/>
               </w:rPr>
-              <w:t xml:space="preserve">Арестована 1 июня 1938 г. УГБ СКОУ. Приговорена: тройка УНКВД 3 октября 1938 г., </w:t>
-            </w:r>
-            <w:proofErr w:type="spellStart"/>
-            <w:r>
-              <w:rPr>
-                <w:rFonts w:ascii="Arial" w:hAnsi="Arial" w:cs="Arial"/>
-                <w:sz w:val="16"/>
-                <w:szCs w:val="16"/>
-                <w:lang w:val="ru-RU"/>
-              </w:rPr>
-              <w:t>обв</w:t>
-            </w:r>
-            <w:proofErr w:type="spellEnd"/>
-            <w:r>
-              <w:rPr>
-                <w:rFonts w:ascii="Arial" w:hAnsi="Arial" w:cs="Arial"/>
-                <w:sz w:val="16"/>
-                <w:szCs w:val="16"/>
-                <w:lang w:val="ru-RU"/>
-              </w:rPr>
-              <w:t>.:</w:t>
+              <w:t>Арестована 1 июня 1938 г. УГБ СКОУ. Приговорена: тройка УНКВД 3 октября 1938 г., обв.:</w:t>
             </w:r>
             <w:r>
               <w:rPr>
@@ -3308,87 +2918,7 @@
                 <w:szCs w:val="16"/>
                 <w:lang w:val="ru-RU"/>
               </w:rPr>
-              <w:t xml:space="preserve">58-1а, </w:t>
-            </w:r>
-            <w:proofErr w:type="gramStart"/>
-            <w:r>
-              <w:rPr>
-                <w:rFonts w:ascii="Arial" w:hAnsi="Arial" w:cs="Arial"/>
-                <w:sz w:val="16"/>
-                <w:szCs w:val="16"/>
-                <w:lang w:val="ru-RU"/>
-              </w:rPr>
-              <w:t>58-7</w:t>
-            </w:r>
-            <w:proofErr w:type="gramEnd"/>
-            <w:r>
-              <w:rPr>
-                <w:rFonts w:ascii="Arial" w:hAnsi="Arial" w:cs="Arial"/>
-                <w:sz w:val="16"/>
-                <w:szCs w:val="16"/>
-                <w:lang w:val="ru-RU"/>
-              </w:rPr>
-              <w:t xml:space="preserve">, </w:t>
-            </w:r>
-            <w:proofErr w:type="gramStart"/>
-            <w:r>
-              <w:rPr>
-                <w:rFonts w:ascii="Arial" w:hAnsi="Arial" w:cs="Arial"/>
-                <w:sz w:val="16"/>
-                <w:szCs w:val="16"/>
-                <w:lang w:val="ru-RU"/>
-              </w:rPr>
-              <w:t>58-8</w:t>
-            </w:r>
-            <w:proofErr w:type="gramEnd"/>
-            <w:r>
-              <w:rPr>
-                <w:rFonts w:ascii="Arial" w:hAnsi="Arial" w:cs="Arial"/>
-                <w:sz w:val="16"/>
-                <w:szCs w:val="16"/>
-                <w:lang w:val="ru-RU"/>
-              </w:rPr>
-              <w:t xml:space="preserve">, </w:t>
-            </w:r>
-            <w:proofErr w:type="gramStart"/>
-            <w:r>
-              <w:rPr>
-                <w:rFonts w:ascii="Arial" w:hAnsi="Arial" w:cs="Arial"/>
-                <w:sz w:val="16"/>
-                <w:szCs w:val="16"/>
-                <w:lang w:val="ru-RU"/>
-              </w:rPr>
-              <w:t>58-11</w:t>
-            </w:r>
-            <w:proofErr w:type="gramEnd"/>
-            <w:r>
-              <w:rPr>
-                <w:rFonts w:ascii="Arial" w:hAnsi="Arial" w:cs="Arial"/>
-                <w:sz w:val="16"/>
-                <w:szCs w:val="16"/>
-                <w:lang w:val="ru-RU"/>
-              </w:rPr>
-              <w:t xml:space="preserve"> УК </w:t>
-            </w:r>
-            <w:proofErr w:type="gramStart"/>
-            <w:r>
-              <w:rPr>
-                <w:rFonts w:ascii="Arial" w:hAnsi="Arial" w:cs="Arial"/>
-                <w:sz w:val="16"/>
-                <w:szCs w:val="16"/>
-                <w:lang w:val="ru-RU"/>
-              </w:rPr>
-              <w:t>РСФСР..</w:t>
-            </w:r>
-            <w:proofErr w:type="gramEnd"/>
-            <w:r>
-              <w:rPr>
-                <w:rFonts w:ascii="Arial" w:hAnsi="Arial" w:cs="Arial"/>
-                <w:sz w:val="16"/>
-                <w:szCs w:val="16"/>
-                <w:lang w:val="ru-RU"/>
-              </w:rPr>
-              <w:t xml:space="preserve"> Приговор: ВМН Реабилитирована 17 августа 1956 г. </w:t>
+              <w:t xml:space="preserve">58-1а, 58-7, 58-8, 58-11 УК РСФСР.. Приговор: ВМН Реабилитирована 17 августа 1956 г. </w:t>
             </w:r>
             <w:r>
               <w:rPr>
@@ -3602,27 +3132,7 @@
                 <w:szCs w:val="16"/>
                 <w:lang w:val="ru-RU"/>
               </w:rPr>
-              <w:t xml:space="preserve">р., коми, место рождения: </w:t>
-            </w:r>
-            <w:proofErr w:type="spellStart"/>
-            <w:r>
-              <w:rPr>
-                <w:rFonts w:ascii="Arial" w:hAnsi="Arial" w:cs="Arial"/>
-                <w:sz w:val="16"/>
-                <w:szCs w:val="16"/>
-                <w:lang w:val="ru-RU"/>
-              </w:rPr>
-              <w:t>д.Курьядор</w:t>
-            </w:r>
-            <w:proofErr w:type="spellEnd"/>
-            <w:r>
-              <w:rPr>
-                <w:rFonts w:ascii="Arial" w:hAnsi="Arial" w:cs="Arial"/>
-                <w:sz w:val="16"/>
-                <w:szCs w:val="16"/>
-                <w:lang w:val="ru-RU"/>
-              </w:rPr>
-              <w:t>, Усть-Куломский р-н, Коми АССР, место проживания: по месту рождения, крестьянка. Арестована 24.08.1937</w:t>
+              <w:t>р., коми, место рождения: д.Курьядор, Усть-Куломский р-н, Коми АССР, место проживания: по месту рождения, крестьянка. Арестована 24.08.1937</w:t>
             </w:r>
             <w:r>
               <w:rPr>
@@ -3656,47 +3166,7 @@
                 <w:szCs w:val="16"/>
                 <w:lang w:val="ru-RU"/>
               </w:rPr>
-              <w:t xml:space="preserve">г. «тройкой» при УНКВД Коми АССР по ст. </w:t>
-            </w:r>
-            <w:proofErr w:type="gramStart"/>
-            <w:r>
-              <w:rPr>
-                <w:rFonts w:ascii="Arial" w:hAnsi="Arial" w:cs="Arial"/>
-                <w:sz w:val="16"/>
-                <w:szCs w:val="16"/>
-                <w:lang w:val="ru-RU"/>
-              </w:rPr>
-              <w:t>58-10</w:t>
-            </w:r>
-            <w:proofErr w:type="gramEnd"/>
-            <w:r>
-              <w:rPr>
-                <w:rFonts w:ascii="Arial" w:hAnsi="Arial" w:cs="Arial"/>
-                <w:sz w:val="16"/>
-                <w:szCs w:val="16"/>
-                <w:lang w:val="ru-RU"/>
-              </w:rPr>
-              <w:t xml:space="preserve"> ч.2, </w:t>
-            </w:r>
-            <w:proofErr w:type="gramStart"/>
-            <w:r>
-              <w:rPr>
-                <w:rFonts w:ascii="Arial" w:hAnsi="Arial" w:cs="Arial"/>
-                <w:sz w:val="16"/>
-                <w:szCs w:val="16"/>
-                <w:lang w:val="ru-RU"/>
-              </w:rPr>
-              <w:t>58-11</w:t>
-            </w:r>
-            <w:proofErr w:type="gramEnd"/>
-            <w:r>
-              <w:rPr>
-                <w:rFonts w:ascii="Arial" w:hAnsi="Arial" w:cs="Arial"/>
-                <w:sz w:val="16"/>
-                <w:szCs w:val="16"/>
-                <w:lang w:val="ru-RU"/>
-              </w:rPr>
-              <w:t xml:space="preserve"> УК РСФСР к </w:t>
+              <w:t xml:space="preserve">г. «тройкой» при УНКВД Коми АССР по ст. 58-10 ч.2, 58-11 УК РСФСР к </w:t>
             </w:r>
             <w:r>
               <w:rPr>
@@ -3903,47 +3373,16 @@
                 <w:szCs w:val="16"/>
                 <w:lang w:val="ru-RU"/>
               </w:rPr>
-              <w:t xml:space="preserve">Родилась в 1879 г., Коми </w:t>
-            </w:r>
-            <w:proofErr w:type="spellStart"/>
-            <w:r>
-              <w:rPr>
-                <w:rFonts w:ascii="Arial" w:hAnsi="Arial" w:cs="Arial"/>
-                <w:sz w:val="16"/>
-                <w:szCs w:val="16"/>
-                <w:lang w:val="ru-RU"/>
-              </w:rPr>
-              <w:t>Респ</w:t>
-            </w:r>
-            <w:proofErr w:type="spellEnd"/>
-            <w:r>
-              <w:rPr>
-                <w:rFonts w:ascii="Arial" w:hAnsi="Arial" w:cs="Arial"/>
-                <w:sz w:val="16"/>
-                <w:szCs w:val="16"/>
-                <w:lang w:val="ru-RU"/>
-              </w:rPr>
-              <w:t xml:space="preserve">., Удорский р-н, д. Вильгорт; коми; скрытница-сектантка. </w:t>
-            </w:r>
-            <w:proofErr w:type="spellStart"/>
-            <w:r>
-              <w:rPr>
-                <w:rFonts w:ascii="Arial" w:hAnsi="Arial" w:cs="Arial"/>
-                <w:sz w:val="16"/>
-                <w:szCs w:val="16"/>
-                <w:lang w:val="ru-RU"/>
-              </w:rPr>
-              <w:t>Прож</w:t>
-            </w:r>
-            <w:proofErr w:type="spellEnd"/>
-            <w:r>
-              <w:rPr>
-                <w:rFonts w:ascii="Arial" w:hAnsi="Arial" w:cs="Arial"/>
-                <w:sz w:val="16"/>
-                <w:szCs w:val="16"/>
-                <w:lang w:val="ru-RU"/>
-              </w:rPr>
-              <w:t>.:</w:t>
+              <w:t xml:space="preserve">Родилась в 1879 г., Коми Респ., Удорский р-н, д. Вильгорт; коми; скрытница-сектантка. </w:t>
+            </w:r>
+            <w:r>
+              <w:rPr>
+                <w:rFonts w:ascii="Arial" w:hAnsi="Arial" w:cs="Arial"/>
+                <w:sz w:val="16"/>
+                <w:szCs w:val="16"/>
+                <w:lang w:val="ru-RU"/>
+              </w:rPr>
+              <w:t>Прож.:</w:t>
             </w:r>
             <w:r>
               <w:rPr>
@@ -4005,27 +3444,7 @@
                 <w:szCs w:val="16"/>
                 <w:lang w:val="ru-RU"/>
               </w:rPr>
-              <w:t xml:space="preserve">Приговорена: тройка при УНКВД Коми АССР 16 сентября 1937 г., </w:t>
-            </w:r>
-            <w:proofErr w:type="spellStart"/>
-            <w:r>
-              <w:rPr>
-                <w:rFonts w:ascii="Arial" w:hAnsi="Arial" w:cs="Arial"/>
-                <w:sz w:val="16"/>
-                <w:szCs w:val="16"/>
-                <w:lang w:val="ru-RU"/>
-              </w:rPr>
-              <w:t>обв</w:t>
-            </w:r>
-            <w:proofErr w:type="spellEnd"/>
-            <w:r>
-              <w:rPr>
-                <w:rFonts w:ascii="Arial" w:hAnsi="Arial" w:cs="Arial"/>
-                <w:sz w:val="16"/>
-                <w:szCs w:val="16"/>
-                <w:lang w:val="ru-RU"/>
-              </w:rPr>
-              <w:t>.:</w:t>
+              <w:t>Приговорена: тройка при УНКВД Коми АССР 16 сентября 1937 г., обв.:</w:t>
             </w:r>
             <w:r>
               <w:rPr>
@@ -4042,54 +3461,24 @@
                 <w:szCs w:val="16"/>
                 <w:lang w:val="ru-RU"/>
               </w:rPr>
-              <w:t xml:space="preserve">по </w:t>
-            </w:r>
-            <w:proofErr w:type="spellStart"/>
-            <w:r>
-              <w:rPr>
-                <w:rFonts w:ascii="Arial" w:hAnsi="Arial" w:cs="Arial"/>
-                <w:sz w:val="16"/>
-                <w:szCs w:val="16"/>
-                <w:lang w:val="ru-RU"/>
-              </w:rPr>
-              <w:t>ст.ст</w:t>
-            </w:r>
-            <w:proofErr w:type="spellEnd"/>
-            <w:r>
-              <w:rPr>
-                <w:rFonts w:ascii="Arial" w:hAnsi="Arial" w:cs="Arial"/>
-                <w:sz w:val="16"/>
-                <w:szCs w:val="16"/>
-                <w:lang w:val="ru-RU"/>
-              </w:rPr>
-              <w:t>. 58-10 УК РСФСР, 58-11 УК РСФСР.</w:t>
-            </w:r>
-            <w:r>
-              <w:rPr>
-                <w:rFonts w:ascii="Arial" w:hAnsi="Arial" w:cs="Arial"/>
-                <w:sz w:val="16"/>
-                <w:szCs w:val="16"/>
-                <w:lang w:val="ru-RU"/>
-              </w:rPr>
-              <w:t xml:space="preserve"> </w:t>
-            </w:r>
-            <w:proofErr w:type="spellStart"/>
-            <w:r>
-              <w:rPr>
-                <w:rFonts w:ascii="Arial" w:hAnsi="Arial" w:cs="Arial"/>
-                <w:sz w:val="16"/>
-                <w:szCs w:val="16"/>
-              </w:rPr>
-              <w:t>Приговор</w:t>
-            </w:r>
-            <w:proofErr w:type="spellEnd"/>
-            <w:r>
-              <w:rPr>
-                <w:rFonts w:ascii="Arial" w:hAnsi="Arial" w:cs="Arial"/>
-                <w:sz w:val="16"/>
-                <w:szCs w:val="16"/>
-              </w:rPr>
-              <w:t xml:space="preserve">: </w:t>
+              <w:t>по ст.ст. 58-10 УК РСФСР, 58-11 УК РСФСР.</w:t>
+            </w:r>
+            <w:r>
+              <w:rPr>
+                <w:rFonts w:ascii="Arial" w:hAnsi="Arial" w:cs="Arial"/>
+                <w:sz w:val="16"/>
+                <w:szCs w:val="16"/>
+                <w:lang w:val="ru-RU"/>
+              </w:rPr>
+              <w:t xml:space="preserve"> </w:t>
+            </w:r>
+            <w:r>
+              <w:rPr>
+                <w:rFonts w:ascii="Arial" w:hAnsi="Arial" w:cs="Arial"/>
+                <w:sz w:val="16"/>
+                <w:szCs w:val="16"/>
+              </w:rPr>
+              <w:t xml:space="preserve">Приговор: </w:t>
             </w:r>
             <w:r>
               <w:rPr>
@@ -4114,78 +3503,22 @@
                 <w:lang w:val="ru-RU"/>
               </w:rPr>
             </w:pPr>
-            <w:proofErr w:type="spellStart"/>
-            <w:r>
-              <w:rPr>
-                <w:rFonts w:ascii="Arial" w:hAnsi="Arial" w:cs="Arial"/>
-                <w:sz w:val="16"/>
-                <w:szCs w:val="16"/>
-              </w:rPr>
-              <w:t>Источник</w:t>
-            </w:r>
-            <w:proofErr w:type="spellEnd"/>
-            <w:r>
-              <w:rPr>
-                <w:rFonts w:ascii="Arial" w:hAnsi="Arial" w:cs="Arial"/>
-                <w:sz w:val="16"/>
-                <w:szCs w:val="16"/>
-              </w:rPr>
-              <w:t>:</w:t>
-            </w:r>
-            <w:r>
-              <w:rPr>
-                <w:rFonts w:ascii="Arial" w:hAnsi="Arial" w:cs="Arial"/>
-                <w:sz w:val="16"/>
-                <w:szCs w:val="16"/>
-              </w:rPr>
-              <w:t xml:space="preserve"> Книга </w:t>
-            </w:r>
-            <w:proofErr w:type="spellStart"/>
-            <w:r>
-              <w:rPr>
-                <w:rFonts w:ascii="Arial" w:hAnsi="Arial" w:cs="Arial"/>
-                <w:sz w:val="16"/>
-                <w:szCs w:val="16"/>
-              </w:rPr>
-              <w:t>памяти</w:t>
-            </w:r>
-            <w:proofErr w:type="spellEnd"/>
-            <w:r>
-              <w:rPr>
-                <w:rFonts w:ascii="Arial" w:hAnsi="Arial" w:cs="Arial"/>
-                <w:sz w:val="16"/>
-                <w:szCs w:val="16"/>
-              </w:rPr>
-              <w:t xml:space="preserve"> </w:t>
-            </w:r>
-            <w:proofErr w:type="spellStart"/>
-            <w:r>
-              <w:rPr>
-                <w:rFonts w:ascii="Arial" w:hAnsi="Arial" w:cs="Arial"/>
-                <w:sz w:val="16"/>
-                <w:szCs w:val="16"/>
-              </w:rPr>
-              <w:t>Республики</w:t>
-            </w:r>
-            <w:proofErr w:type="spellEnd"/>
-            <w:r>
-              <w:rPr>
-                <w:rFonts w:ascii="Arial" w:hAnsi="Arial" w:cs="Arial"/>
-                <w:sz w:val="16"/>
-                <w:szCs w:val="16"/>
-              </w:rPr>
-              <w:t xml:space="preserve"> </w:t>
-            </w:r>
-            <w:proofErr w:type="spellStart"/>
-            <w:r>
-              <w:rPr>
-                <w:rFonts w:ascii="Arial" w:hAnsi="Arial" w:cs="Arial"/>
-                <w:sz w:val="16"/>
-                <w:szCs w:val="16"/>
-              </w:rPr>
-              <w:t>Коми</w:t>
-            </w:r>
-            <w:proofErr w:type="spellEnd"/>
+            <w:r>
+              <w:rPr>
+                <w:rFonts w:ascii="Arial" w:hAnsi="Arial" w:cs="Arial"/>
+                <w:sz w:val="16"/>
+                <w:szCs w:val="16"/>
+              </w:rPr>
+              <w:t>Источник:</w:t>
+            </w:r>
+            <w:r>
+              <w:rPr>
+                <w:rFonts w:ascii="Arial" w:hAnsi="Arial" w:cs="Arial"/>
+                <w:sz w:val="16"/>
+                <w:szCs w:val="16"/>
+              </w:rPr>
+              <w:t xml:space="preserve"> Книга памяти Республики Коми</w:t>
+            </w:r>
             <w:r>
               <w:rPr>
                 <w:rFonts w:ascii="Arial" w:hAnsi="Arial" w:cs="Arial"/>
@@ -4321,25 +3654,14 @@
               </w:rPr>
               <w:t xml:space="preserve">Родилась в 1902 г., с. Кочево, Кочевский р-н, Пермская обл.; коми-пермячка; </w:t>
             </w:r>
-            <w:proofErr w:type="spellStart"/>
-            <w:r>
-              <w:rPr>
-                <w:rFonts w:ascii="Arial" w:hAnsi="Arial" w:cs="Arial"/>
-                <w:sz w:val="16"/>
-                <w:szCs w:val="16"/>
-                <w:lang w:val="ru-RU"/>
-              </w:rPr>
-              <w:t>Прож</w:t>
-            </w:r>
-            <w:proofErr w:type="spellEnd"/>
-            <w:r>
-              <w:rPr>
-                <w:rFonts w:ascii="Arial" w:hAnsi="Arial" w:cs="Arial"/>
-                <w:sz w:val="16"/>
-                <w:szCs w:val="16"/>
-                <w:lang w:val="ru-RU"/>
-              </w:rPr>
-              <w:t>.:</w:t>
+            <w:r>
+              <w:rPr>
+                <w:rFonts w:ascii="Arial" w:hAnsi="Arial" w:cs="Arial"/>
+                <w:sz w:val="16"/>
+                <w:szCs w:val="16"/>
+                <w:lang w:val="ru-RU"/>
+              </w:rPr>
+              <w:t>Прож.:</w:t>
             </w:r>
             <w:r>
               <w:rPr>
@@ -4384,27 +3706,7 @@
                 <w:szCs w:val="16"/>
                 <w:lang w:val="ru-RU"/>
               </w:rPr>
-              <w:t xml:space="preserve">Приговорена: 4 августа 1937 г., </w:t>
-            </w:r>
-            <w:proofErr w:type="spellStart"/>
-            <w:r>
-              <w:rPr>
-                <w:rFonts w:ascii="Arial" w:hAnsi="Arial" w:cs="Arial"/>
-                <w:sz w:val="16"/>
-                <w:szCs w:val="16"/>
-                <w:lang w:val="ru-RU"/>
-              </w:rPr>
-              <w:t>обв</w:t>
-            </w:r>
-            <w:proofErr w:type="spellEnd"/>
-            <w:r>
-              <w:rPr>
-                <w:rFonts w:ascii="Arial" w:hAnsi="Arial" w:cs="Arial"/>
-                <w:sz w:val="16"/>
-                <w:szCs w:val="16"/>
-                <w:lang w:val="ru-RU"/>
-              </w:rPr>
-              <w:t>.:</w:t>
+              <w:t>Приговорена: 4 августа 1937 г., обв.:</w:t>
             </w:r>
             <w:r>
               <w:rPr>
@@ -4602,47 +3904,16 @@
                 <w:szCs w:val="16"/>
                 <w:lang w:val="ru-RU"/>
               </w:rPr>
-              <w:t xml:space="preserve">Родилась в 1879 г., Коми </w:t>
-            </w:r>
-            <w:proofErr w:type="spellStart"/>
-            <w:r>
-              <w:rPr>
-                <w:rFonts w:ascii="Arial" w:hAnsi="Arial" w:cs="Arial"/>
-                <w:sz w:val="16"/>
-                <w:szCs w:val="16"/>
-                <w:lang w:val="ru-RU"/>
-              </w:rPr>
-              <w:t>Респ</w:t>
-            </w:r>
-            <w:proofErr w:type="spellEnd"/>
-            <w:r>
-              <w:rPr>
-                <w:rFonts w:ascii="Arial" w:hAnsi="Arial" w:cs="Arial"/>
-                <w:sz w:val="16"/>
-                <w:szCs w:val="16"/>
-                <w:lang w:val="ru-RU"/>
-              </w:rPr>
-              <w:t xml:space="preserve">., Удорский р-н, д. Вильгорт; коми; скрытница-сектантка. </w:t>
-            </w:r>
-            <w:proofErr w:type="spellStart"/>
-            <w:r>
-              <w:rPr>
-                <w:rFonts w:ascii="Arial" w:hAnsi="Arial" w:cs="Arial"/>
-                <w:sz w:val="16"/>
-                <w:szCs w:val="16"/>
-                <w:lang w:val="ru-RU"/>
-              </w:rPr>
-              <w:t>Прож</w:t>
-            </w:r>
-            <w:proofErr w:type="spellEnd"/>
-            <w:r>
-              <w:rPr>
-                <w:rFonts w:ascii="Arial" w:hAnsi="Arial" w:cs="Arial"/>
-                <w:sz w:val="16"/>
-                <w:szCs w:val="16"/>
-                <w:lang w:val="ru-RU"/>
-              </w:rPr>
-              <w:t>.:</w:t>
+              <w:t xml:space="preserve">Родилась в 1879 г., Коми Респ., Удорский р-н, д. Вильгорт; коми; скрытница-сектантка. </w:t>
+            </w:r>
+            <w:r>
+              <w:rPr>
+                <w:rFonts w:ascii="Arial" w:hAnsi="Arial" w:cs="Arial"/>
+                <w:sz w:val="16"/>
+                <w:szCs w:val="16"/>
+                <w:lang w:val="ru-RU"/>
+              </w:rPr>
+              <w:t>Прож.:</w:t>
             </w:r>
             <w:r>
               <w:rPr>
@@ -4686,27 +3957,7 @@
                 <w:szCs w:val="16"/>
                 <w:lang w:val="ru-RU"/>
               </w:rPr>
-              <w:t xml:space="preserve">Приговорена: тройка при УНКВД Коми АССР 16 сентября 1937 г., </w:t>
-            </w:r>
-            <w:proofErr w:type="spellStart"/>
-            <w:r>
-              <w:rPr>
-                <w:rFonts w:ascii="Arial" w:hAnsi="Arial" w:cs="Arial"/>
-                <w:sz w:val="16"/>
-                <w:szCs w:val="16"/>
-                <w:lang w:val="ru-RU"/>
-              </w:rPr>
-              <w:t>обв</w:t>
-            </w:r>
-            <w:proofErr w:type="spellEnd"/>
-            <w:r>
-              <w:rPr>
-                <w:rFonts w:ascii="Arial" w:hAnsi="Arial" w:cs="Arial"/>
-                <w:sz w:val="16"/>
-                <w:szCs w:val="16"/>
-                <w:lang w:val="ru-RU"/>
-              </w:rPr>
-              <w:t>.:</w:t>
+              <w:t>Приговорена: тройка при УНКВД Коми АССР 16 сентября 1937 г., обв.:</w:t>
             </w:r>
             <w:r>
               <w:rPr>
@@ -4723,45 +3974,15 @@
                 <w:szCs w:val="16"/>
                 <w:lang w:val="ru-RU"/>
               </w:rPr>
-              <w:t xml:space="preserve">по </w:t>
-            </w:r>
-            <w:proofErr w:type="spellStart"/>
-            <w:r>
-              <w:rPr>
-                <w:rFonts w:ascii="Arial" w:hAnsi="Arial" w:cs="Arial"/>
-                <w:sz w:val="16"/>
-                <w:szCs w:val="16"/>
-                <w:lang w:val="ru-RU"/>
-              </w:rPr>
-              <w:t>ст.ст</w:t>
-            </w:r>
-            <w:proofErr w:type="spellEnd"/>
-            <w:r>
-              <w:rPr>
-                <w:rFonts w:ascii="Arial" w:hAnsi="Arial" w:cs="Arial"/>
-                <w:sz w:val="16"/>
-                <w:szCs w:val="16"/>
-                <w:lang w:val="ru-RU"/>
-              </w:rPr>
-              <w:t xml:space="preserve">. 58-10 УК РСФСР, 58-11 УК РСФСР. </w:t>
-            </w:r>
-            <w:proofErr w:type="spellStart"/>
-            <w:r>
-              <w:rPr>
-                <w:rFonts w:ascii="Arial" w:hAnsi="Arial" w:cs="Arial"/>
-                <w:sz w:val="16"/>
-                <w:szCs w:val="16"/>
-              </w:rPr>
-              <w:t>Приговор</w:t>
-            </w:r>
-            <w:proofErr w:type="spellEnd"/>
-            <w:r>
-              <w:rPr>
-                <w:rFonts w:ascii="Arial" w:hAnsi="Arial" w:cs="Arial"/>
-                <w:sz w:val="16"/>
-                <w:szCs w:val="16"/>
-              </w:rPr>
-              <w:t>:</w:t>
+              <w:t xml:space="preserve">по ст.ст. 58-10 УК РСФСР, 58-11 УК РСФСР. </w:t>
+            </w:r>
+            <w:r>
+              <w:rPr>
+                <w:rFonts w:ascii="Arial" w:hAnsi="Arial" w:cs="Arial"/>
+                <w:sz w:val="16"/>
+                <w:szCs w:val="16"/>
+              </w:rPr>
+              <w:t>Приговор:</w:t>
             </w:r>
             <w:r>
               <w:rPr>
@@ -4791,78 +4012,22 @@
                 <w:lang w:val="ru-RU"/>
               </w:rPr>
             </w:pPr>
-            <w:proofErr w:type="spellStart"/>
-            <w:r>
-              <w:rPr>
-                <w:rFonts w:ascii="Arial" w:hAnsi="Arial" w:cs="Arial"/>
-                <w:sz w:val="16"/>
-                <w:szCs w:val="16"/>
-              </w:rPr>
-              <w:t>Источник</w:t>
-            </w:r>
-            <w:proofErr w:type="spellEnd"/>
-            <w:r>
-              <w:rPr>
-                <w:rFonts w:ascii="Arial" w:hAnsi="Arial" w:cs="Arial"/>
-                <w:sz w:val="16"/>
-                <w:szCs w:val="16"/>
-              </w:rPr>
-              <w:t>:</w:t>
-            </w:r>
-            <w:r>
-              <w:rPr>
-                <w:rFonts w:ascii="Arial" w:hAnsi="Arial" w:cs="Arial"/>
-                <w:sz w:val="16"/>
-                <w:szCs w:val="16"/>
-              </w:rPr>
-              <w:t xml:space="preserve"> Книга </w:t>
-            </w:r>
-            <w:proofErr w:type="spellStart"/>
-            <w:r>
-              <w:rPr>
-                <w:rFonts w:ascii="Arial" w:hAnsi="Arial" w:cs="Arial"/>
-                <w:sz w:val="16"/>
-                <w:szCs w:val="16"/>
-              </w:rPr>
-              <w:t>памяти</w:t>
-            </w:r>
-            <w:proofErr w:type="spellEnd"/>
-            <w:r>
-              <w:rPr>
-                <w:rFonts w:ascii="Arial" w:hAnsi="Arial" w:cs="Arial"/>
-                <w:sz w:val="16"/>
-                <w:szCs w:val="16"/>
-              </w:rPr>
-              <w:t xml:space="preserve"> </w:t>
-            </w:r>
-            <w:proofErr w:type="spellStart"/>
-            <w:r>
-              <w:rPr>
-                <w:rFonts w:ascii="Arial" w:hAnsi="Arial" w:cs="Arial"/>
-                <w:sz w:val="16"/>
-                <w:szCs w:val="16"/>
-              </w:rPr>
-              <w:t>Республики</w:t>
-            </w:r>
-            <w:proofErr w:type="spellEnd"/>
-            <w:r>
-              <w:rPr>
-                <w:rFonts w:ascii="Arial" w:hAnsi="Arial" w:cs="Arial"/>
-                <w:sz w:val="16"/>
-                <w:szCs w:val="16"/>
-              </w:rPr>
-              <w:t xml:space="preserve"> </w:t>
-            </w:r>
-            <w:proofErr w:type="spellStart"/>
-            <w:r>
-              <w:rPr>
-                <w:rFonts w:ascii="Arial" w:hAnsi="Arial" w:cs="Arial"/>
-                <w:sz w:val="16"/>
-                <w:szCs w:val="16"/>
-              </w:rPr>
-              <w:t>Коми</w:t>
-            </w:r>
-            <w:proofErr w:type="spellEnd"/>
+            <w:r>
+              <w:rPr>
+                <w:rFonts w:ascii="Arial" w:hAnsi="Arial" w:cs="Arial"/>
+                <w:sz w:val="16"/>
+                <w:szCs w:val="16"/>
+              </w:rPr>
+              <w:t>Источник:</w:t>
+            </w:r>
+            <w:r>
+              <w:rPr>
+                <w:rFonts w:ascii="Arial" w:hAnsi="Arial" w:cs="Arial"/>
+                <w:sz w:val="16"/>
+                <w:szCs w:val="16"/>
+              </w:rPr>
+              <w:t xml:space="preserve"> Книга памяти Республики Коми</w:t>
+            </w:r>
             <w:r>
               <w:rPr>
                 <w:rFonts w:ascii="Arial" w:hAnsi="Arial" w:cs="Arial"/>
@@ -5014,47 +4179,16 @@
                 <w:szCs w:val="16"/>
                 <w:lang w:val="ru-RU"/>
               </w:rPr>
-              <w:t xml:space="preserve">в 1883 г., д. </w:t>
-            </w:r>
-            <w:proofErr w:type="spellStart"/>
-            <w:r>
-              <w:rPr>
-                <w:rFonts w:ascii="Arial" w:hAnsi="Arial" w:cs="Arial"/>
-                <w:sz w:val="16"/>
-                <w:szCs w:val="16"/>
-                <w:lang w:val="ru-RU"/>
-              </w:rPr>
-              <w:t>Чикули</w:t>
-            </w:r>
-            <w:proofErr w:type="spellEnd"/>
-            <w:r>
-              <w:rPr>
-                <w:rFonts w:ascii="Arial" w:hAnsi="Arial" w:cs="Arial"/>
-                <w:sz w:val="16"/>
-                <w:szCs w:val="16"/>
-                <w:lang w:val="ru-RU"/>
-              </w:rPr>
-              <w:t xml:space="preserve">, Кудымкарский р-н, Пермская обл.; коми-пермячка; </w:t>
-            </w:r>
-            <w:proofErr w:type="spellStart"/>
-            <w:r>
-              <w:rPr>
-                <w:rFonts w:ascii="Arial" w:hAnsi="Arial" w:cs="Arial"/>
-                <w:sz w:val="16"/>
-                <w:szCs w:val="16"/>
-                <w:lang w:val="ru-RU"/>
-              </w:rPr>
-              <w:t>Прож</w:t>
-            </w:r>
-            <w:proofErr w:type="spellEnd"/>
-            <w:r>
-              <w:rPr>
-                <w:rFonts w:ascii="Arial" w:hAnsi="Arial" w:cs="Arial"/>
-                <w:sz w:val="16"/>
-                <w:szCs w:val="16"/>
-                <w:lang w:val="ru-RU"/>
-              </w:rPr>
-              <w:t>.:</w:t>
+              <w:t xml:space="preserve">в 1883 г., д. Чикули, Кудымкарский р-н, Пермская обл.; коми-пермячка; </w:t>
+            </w:r>
+            <w:r>
+              <w:rPr>
+                <w:rFonts w:ascii="Arial" w:hAnsi="Arial" w:cs="Arial"/>
+                <w:sz w:val="16"/>
+                <w:szCs w:val="16"/>
+                <w:lang w:val="ru-RU"/>
+              </w:rPr>
+              <w:t>Прож.:</w:t>
             </w:r>
             <w:r>
               <w:rPr>
@@ -5071,27 +4205,7 @@
                 <w:szCs w:val="16"/>
                 <w:lang w:val="ru-RU"/>
               </w:rPr>
-              <w:t xml:space="preserve">д. </w:t>
-            </w:r>
-            <w:proofErr w:type="spellStart"/>
-            <w:r>
-              <w:rPr>
-                <w:rFonts w:ascii="Arial" w:hAnsi="Arial" w:cs="Arial"/>
-                <w:sz w:val="16"/>
-                <w:szCs w:val="16"/>
-                <w:lang w:val="ru-RU"/>
-              </w:rPr>
-              <w:t>Чикули</w:t>
-            </w:r>
-            <w:proofErr w:type="spellEnd"/>
-            <w:r>
-              <w:rPr>
-                <w:rFonts w:ascii="Arial" w:hAnsi="Arial" w:cs="Arial"/>
-                <w:sz w:val="16"/>
-                <w:szCs w:val="16"/>
-                <w:lang w:val="ru-RU"/>
-              </w:rPr>
-              <w:t>, Кудымкарский р-н, Пермская обл..</w:t>
+              <w:t>д. Чикули, Кудымкарский р-н, Пермская обл..</w:t>
             </w:r>
             <w:r>
               <w:rPr>
@@ -5119,27 +4233,7 @@
                 <w:szCs w:val="16"/>
                 <w:lang w:val="ru-RU"/>
               </w:rPr>
-              <w:t xml:space="preserve">Приговорена: 23 августа 1937 г., </w:t>
-            </w:r>
-            <w:proofErr w:type="spellStart"/>
-            <w:r>
-              <w:rPr>
-                <w:rFonts w:ascii="Arial" w:hAnsi="Arial" w:cs="Arial"/>
-                <w:sz w:val="16"/>
-                <w:szCs w:val="16"/>
-                <w:lang w:val="ru-RU"/>
-              </w:rPr>
-              <w:t>обв</w:t>
-            </w:r>
-            <w:proofErr w:type="spellEnd"/>
-            <w:r>
-              <w:rPr>
-                <w:rFonts w:ascii="Arial" w:hAnsi="Arial" w:cs="Arial"/>
-                <w:sz w:val="16"/>
-                <w:szCs w:val="16"/>
-                <w:lang w:val="ru-RU"/>
-              </w:rPr>
-              <w:t>.:</w:t>
+              <w:t>Приговорена: 23 августа 1937 г., обв.:</w:t>
             </w:r>
             <w:r>
               <w:rPr>
@@ -5433,27 +4527,7 @@
                 <w:szCs w:val="16"/>
                 <w:lang w:val="ru-RU"/>
               </w:rPr>
-              <w:t xml:space="preserve">г. Верховным судом Коми АССР по ст. </w:t>
-            </w:r>
-            <w:proofErr w:type="gramStart"/>
-            <w:r>
-              <w:rPr>
-                <w:rFonts w:ascii="Arial" w:hAnsi="Arial" w:cs="Arial"/>
-                <w:sz w:val="16"/>
-                <w:szCs w:val="16"/>
-                <w:lang w:val="ru-RU"/>
-              </w:rPr>
-              <w:t>58-10</w:t>
-            </w:r>
-            <w:proofErr w:type="gramEnd"/>
-            <w:r>
-              <w:rPr>
-                <w:rFonts w:ascii="Arial" w:hAnsi="Arial" w:cs="Arial"/>
-                <w:sz w:val="16"/>
-                <w:szCs w:val="16"/>
-                <w:lang w:val="ru-RU"/>
-              </w:rPr>
-              <w:t xml:space="preserve"> ч.2 УК РСФСР к </w:t>
+              <w:t xml:space="preserve">г. Верховным судом Коми АССР по ст. 58-10 ч.2 УК РСФСР к </w:t>
             </w:r>
             <w:r>
               <w:rPr>
@@ -5662,67 +4736,16 @@
                 <w:szCs w:val="16"/>
                 <w:lang w:val="ru-RU"/>
               </w:rPr>
-              <w:t xml:space="preserve">в 1886 г., Коми </w:t>
-            </w:r>
-            <w:proofErr w:type="spellStart"/>
-            <w:r>
-              <w:rPr>
-                <w:rFonts w:ascii="Arial" w:hAnsi="Arial" w:cs="Arial"/>
-                <w:sz w:val="16"/>
-                <w:szCs w:val="16"/>
-                <w:lang w:val="ru-RU"/>
-              </w:rPr>
-              <w:t>Респ</w:t>
-            </w:r>
-            <w:proofErr w:type="spellEnd"/>
-            <w:r>
-              <w:rPr>
-                <w:rFonts w:ascii="Arial" w:hAnsi="Arial" w:cs="Arial"/>
-                <w:sz w:val="16"/>
-                <w:szCs w:val="16"/>
-                <w:lang w:val="ru-RU"/>
-              </w:rPr>
-              <w:t xml:space="preserve">., Удорский р-н, д. </w:t>
-            </w:r>
-            <w:proofErr w:type="spellStart"/>
-            <w:r>
-              <w:rPr>
-                <w:rFonts w:ascii="Arial" w:hAnsi="Arial" w:cs="Arial"/>
-                <w:sz w:val="16"/>
-                <w:szCs w:val="16"/>
-                <w:lang w:val="ru-RU"/>
-              </w:rPr>
-              <w:t>Верхозерье</w:t>
-            </w:r>
-            <w:proofErr w:type="spellEnd"/>
-            <w:r>
-              <w:rPr>
-                <w:rFonts w:ascii="Arial" w:hAnsi="Arial" w:cs="Arial"/>
-                <w:sz w:val="16"/>
-                <w:szCs w:val="16"/>
-                <w:lang w:val="ru-RU"/>
-              </w:rPr>
-              <w:t xml:space="preserve">; коми; скрытница. </w:t>
-            </w:r>
-            <w:proofErr w:type="spellStart"/>
-            <w:r>
-              <w:rPr>
-                <w:rFonts w:ascii="Arial" w:hAnsi="Arial" w:cs="Arial"/>
-                <w:sz w:val="16"/>
-                <w:szCs w:val="16"/>
-                <w:lang w:val="ru-RU"/>
-              </w:rPr>
-              <w:t>Прож</w:t>
-            </w:r>
-            <w:proofErr w:type="spellEnd"/>
-            <w:r>
-              <w:rPr>
-                <w:rFonts w:ascii="Arial" w:hAnsi="Arial" w:cs="Arial"/>
-                <w:sz w:val="16"/>
-                <w:szCs w:val="16"/>
-                <w:lang w:val="ru-RU"/>
-              </w:rPr>
-              <w:t>.:</w:t>
+              <w:t xml:space="preserve">в 1886 г., Коми Респ., Удорский р-н, д. Верхозерье; коми; скрытница. </w:t>
+            </w:r>
+            <w:r>
+              <w:rPr>
+                <w:rFonts w:ascii="Arial" w:hAnsi="Arial" w:cs="Arial"/>
+                <w:sz w:val="16"/>
+                <w:szCs w:val="16"/>
+                <w:lang w:val="ru-RU"/>
+              </w:rPr>
+              <w:t>Прож.:</w:t>
             </w:r>
             <w:r>
               <w:rPr>
@@ -5767,27 +4790,7 @@
                 <w:lang w:val="ru-RU"/>
               </w:rPr>
               <w:br/>
-              <w:t xml:space="preserve">Приговорена: тройка при УНКВД Коми АССР 16 сентября 1937 г., </w:t>
-            </w:r>
-            <w:proofErr w:type="spellStart"/>
-            <w:r>
-              <w:rPr>
-                <w:rFonts w:ascii="Arial" w:hAnsi="Arial" w:cs="Arial"/>
-                <w:sz w:val="16"/>
-                <w:szCs w:val="16"/>
-                <w:lang w:val="ru-RU"/>
-              </w:rPr>
-              <w:t>обв</w:t>
-            </w:r>
-            <w:proofErr w:type="spellEnd"/>
-            <w:r>
-              <w:rPr>
-                <w:rFonts w:ascii="Arial" w:hAnsi="Arial" w:cs="Arial"/>
-                <w:sz w:val="16"/>
-                <w:szCs w:val="16"/>
-                <w:lang w:val="ru-RU"/>
-              </w:rPr>
-              <w:t>.:</w:t>
+              <w:t>Приговорена: тройка при УНКВД Коми АССР 16 сентября 1937 г., обв.:</w:t>
             </w:r>
             <w:r>
               <w:rPr>
@@ -5804,27 +4807,7 @@
                 <w:szCs w:val="16"/>
                 <w:lang w:val="ru-RU"/>
               </w:rPr>
-              <w:t xml:space="preserve">по </w:t>
-            </w:r>
-            <w:proofErr w:type="spellStart"/>
-            <w:r>
-              <w:rPr>
-                <w:rFonts w:ascii="Arial" w:hAnsi="Arial" w:cs="Arial"/>
-                <w:sz w:val="16"/>
-                <w:szCs w:val="16"/>
-                <w:lang w:val="ru-RU"/>
-              </w:rPr>
-              <w:t>ст.ст</w:t>
-            </w:r>
-            <w:proofErr w:type="spellEnd"/>
-            <w:r>
-              <w:rPr>
-                <w:rFonts w:ascii="Arial" w:hAnsi="Arial" w:cs="Arial"/>
-                <w:sz w:val="16"/>
-                <w:szCs w:val="16"/>
-                <w:lang w:val="ru-RU"/>
-              </w:rPr>
-              <w:t>. 58-10 УК РСФСР, 58-11 УК РСФСР.</w:t>
+              <w:t>по ст.ст. 58-10 УК РСФСР, 58-11 УК РСФСР.</w:t>
             </w:r>
             <w:r>
               <w:rPr>
@@ -6041,47 +5024,16 @@
                 <w:szCs w:val="16"/>
                 <w:lang w:val="ru-RU"/>
               </w:rPr>
-              <w:t xml:space="preserve">в 1897 г., Омская обл., Калачинский р-н, с. Кибер-Спасское; коми; </w:t>
-            </w:r>
-            <w:proofErr w:type="gramStart"/>
-            <w:r>
-              <w:rPr>
-                <w:rFonts w:ascii="Arial" w:hAnsi="Arial" w:cs="Arial"/>
-                <w:sz w:val="16"/>
-                <w:szCs w:val="16"/>
-                <w:lang w:val="ru-RU"/>
-              </w:rPr>
-              <w:t>колхозница..</w:t>
-            </w:r>
-            <w:proofErr w:type="gramEnd"/>
-            <w:r>
-              <w:rPr>
-                <w:rFonts w:ascii="Arial" w:hAnsi="Arial" w:cs="Arial"/>
-                <w:sz w:val="16"/>
-                <w:szCs w:val="16"/>
-                <w:lang w:val="ru-RU"/>
-              </w:rPr>
-              <w:t xml:space="preserve"> </w:t>
-            </w:r>
-            <w:proofErr w:type="spellStart"/>
-            <w:r>
-              <w:rPr>
-                <w:rFonts w:ascii="Arial" w:hAnsi="Arial" w:cs="Arial"/>
-                <w:sz w:val="16"/>
-                <w:szCs w:val="16"/>
-                <w:lang w:val="ru-RU"/>
-              </w:rPr>
-              <w:t>Прож</w:t>
-            </w:r>
-            <w:proofErr w:type="spellEnd"/>
-            <w:r>
-              <w:rPr>
-                <w:rFonts w:ascii="Arial" w:hAnsi="Arial" w:cs="Arial"/>
-                <w:sz w:val="16"/>
-                <w:szCs w:val="16"/>
-                <w:lang w:val="ru-RU"/>
-              </w:rPr>
-              <w:t>.:</w:t>
+              <w:t xml:space="preserve">в 1897 г., Омская обл., Калачинский р-н, с. Кибер-Спасское; коми; колхозница.. </w:t>
+            </w:r>
+            <w:r>
+              <w:rPr>
+                <w:rFonts w:ascii="Arial" w:hAnsi="Arial" w:cs="Arial"/>
+                <w:sz w:val="16"/>
+                <w:szCs w:val="16"/>
+                <w:lang w:val="ru-RU"/>
+              </w:rPr>
+              <w:t>Прож.:</w:t>
             </w:r>
             <w:r>
               <w:rPr>
@@ -6143,27 +5095,7 @@
                 <w:szCs w:val="16"/>
                 <w:lang w:val="ru-RU"/>
               </w:rPr>
-              <w:t xml:space="preserve">Приговорена: Тройка при УНКВД по Омской обл. 27 октября 1937 г., </w:t>
-            </w:r>
-            <w:proofErr w:type="spellStart"/>
-            <w:r>
-              <w:rPr>
-                <w:rFonts w:ascii="Arial" w:hAnsi="Arial" w:cs="Arial"/>
-                <w:sz w:val="16"/>
-                <w:szCs w:val="16"/>
-                <w:lang w:val="ru-RU"/>
-              </w:rPr>
-              <w:t>обв</w:t>
-            </w:r>
-            <w:proofErr w:type="spellEnd"/>
-            <w:r>
-              <w:rPr>
-                <w:rFonts w:ascii="Arial" w:hAnsi="Arial" w:cs="Arial"/>
-                <w:sz w:val="16"/>
-                <w:szCs w:val="16"/>
-                <w:lang w:val="ru-RU"/>
-              </w:rPr>
-              <w:t>.:</w:t>
+              <w:t>Приговорена: Тройка при УНКВД по Омской обл. 27 октября 1937 г., обв.:</w:t>
             </w:r>
             <w:r>
               <w:rPr>
@@ -6381,25 +5313,14 @@
               </w:rPr>
               <w:t xml:space="preserve">в 1898 г., д. Селище, Косинский р-н, Пермская обл.; коми-пермячка; </w:t>
             </w:r>
-            <w:proofErr w:type="spellStart"/>
-            <w:r>
-              <w:rPr>
-                <w:rFonts w:ascii="Arial" w:hAnsi="Arial" w:cs="Arial"/>
-                <w:sz w:val="16"/>
-                <w:szCs w:val="16"/>
-                <w:lang w:val="ru-RU"/>
-              </w:rPr>
-              <w:t>Прож</w:t>
-            </w:r>
-            <w:proofErr w:type="spellEnd"/>
-            <w:r>
-              <w:rPr>
-                <w:rFonts w:ascii="Arial" w:hAnsi="Arial" w:cs="Arial"/>
-                <w:sz w:val="16"/>
-                <w:szCs w:val="16"/>
-                <w:lang w:val="ru-RU"/>
-              </w:rPr>
-              <w:t>.:</w:t>
+            <w:r>
+              <w:rPr>
+                <w:rFonts w:ascii="Arial" w:hAnsi="Arial" w:cs="Arial"/>
+                <w:sz w:val="16"/>
+                <w:szCs w:val="16"/>
+                <w:lang w:val="ru-RU"/>
+              </w:rPr>
+              <w:t>Прож.:</w:t>
             </w:r>
             <w:r>
               <w:rPr>
@@ -6444,27 +5365,7 @@
                 <w:szCs w:val="16"/>
                 <w:lang w:val="ru-RU"/>
               </w:rPr>
-              <w:t xml:space="preserve">Приговорена: 25 сентября 1937 г., </w:t>
-            </w:r>
-            <w:proofErr w:type="spellStart"/>
-            <w:r>
-              <w:rPr>
-                <w:rFonts w:ascii="Arial" w:hAnsi="Arial" w:cs="Arial"/>
-                <w:sz w:val="16"/>
-                <w:szCs w:val="16"/>
-                <w:lang w:val="ru-RU"/>
-              </w:rPr>
-              <w:t>обв</w:t>
-            </w:r>
-            <w:proofErr w:type="spellEnd"/>
-            <w:r>
-              <w:rPr>
-                <w:rFonts w:ascii="Arial" w:hAnsi="Arial" w:cs="Arial"/>
-                <w:sz w:val="16"/>
-                <w:szCs w:val="16"/>
-                <w:lang w:val="ru-RU"/>
-              </w:rPr>
-              <w:t>.:</w:t>
+              <w:t>Приговорена: 25 сентября 1937 г., обв.:</w:t>
             </w:r>
             <w:r>
               <w:rPr>
@@ -6698,47 +5599,16 @@
                 <w:szCs w:val="16"/>
                 <w:lang w:val="ru-RU"/>
               </w:rPr>
-              <w:t xml:space="preserve">в 1912 г., д. </w:t>
-            </w:r>
-            <w:proofErr w:type="spellStart"/>
-            <w:r>
-              <w:rPr>
-                <w:rFonts w:ascii="Arial" w:hAnsi="Arial" w:cs="Arial"/>
-                <w:sz w:val="16"/>
-                <w:szCs w:val="16"/>
-                <w:lang w:val="ru-RU"/>
-              </w:rPr>
-              <w:t>Тарабаево</w:t>
-            </w:r>
-            <w:proofErr w:type="spellEnd"/>
-            <w:r>
-              <w:rPr>
-                <w:rFonts w:ascii="Arial" w:hAnsi="Arial" w:cs="Arial"/>
-                <w:sz w:val="16"/>
-                <w:szCs w:val="16"/>
-                <w:lang w:val="ru-RU"/>
-              </w:rPr>
-              <w:t xml:space="preserve">, Юсьвинский р-н, Пермская обл.; коми-пермячка; </w:t>
-            </w:r>
-            <w:proofErr w:type="spellStart"/>
-            <w:r>
-              <w:rPr>
-                <w:rFonts w:ascii="Arial" w:hAnsi="Arial" w:cs="Arial"/>
-                <w:sz w:val="16"/>
-                <w:szCs w:val="16"/>
-                <w:lang w:val="ru-RU"/>
-              </w:rPr>
-              <w:t>Прож</w:t>
-            </w:r>
-            <w:proofErr w:type="spellEnd"/>
-            <w:r>
-              <w:rPr>
-                <w:rFonts w:ascii="Arial" w:hAnsi="Arial" w:cs="Arial"/>
-                <w:sz w:val="16"/>
-                <w:szCs w:val="16"/>
-                <w:lang w:val="ru-RU"/>
-              </w:rPr>
-              <w:t>.:</w:t>
+              <w:t xml:space="preserve">в 1912 г., д. Тарабаево, Юсьвинский р-н, Пермская обл.; коми-пермячка; </w:t>
+            </w:r>
+            <w:r>
+              <w:rPr>
+                <w:rFonts w:ascii="Arial" w:hAnsi="Arial" w:cs="Arial"/>
+                <w:sz w:val="16"/>
+                <w:szCs w:val="16"/>
+                <w:lang w:val="ru-RU"/>
+              </w:rPr>
+              <w:t>Прож.:</w:t>
             </w:r>
             <w:r>
               <w:rPr>
@@ -6755,27 +5625,7 @@
                 <w:szCs w:val="16"/>
                 <w:lang w:val="ru-RU"/>
               </w:rPr>
-              <w:t xml:space="preserve">д. </w:t>
-            </w:r>
-            <w:proofErr w:type="spellStart"/>
-            <w:r>
-              <w:rPr>
-                <w:rFonts w:ascii="Arial" w:hAnsi="Arial" w:cs="Arial"/>
-                <w:sz w:val="16"/>
-                <w:szCs w:val="16"/>
-                <w:lang w:val="ru-RU"/>
-              </w:rPr>
-              <w:t>Тарабаево</w:t>
-            </w:r>
-            <w:proofErr w:type="spellEnd"/>
-            <w:r>
-              <w:rPr>
-                <w:rFonts w:ascii="Arial" w:hAnsi="Arial" w:cs="Arial"/>
-                <w:sz w:val="16"/>
-                <w:szCs w:val="16"/>
-                <w:lang w:val="ru-RU"/>
-              </w:rPr>
-              <w:t>, Юсьвинский р-н, Пермская обл..</w:t>
+              <w:t>д. Тарабаево, Юсьвинский р-н, Пермская обл..</w:t>
             </w:r>
             <w:r>
               <w:rPr>
@@ -6803,27 +5653,7 @@
                 <w:szCs w:val="16"/>
                 <w:lang w:val="ru-RU"/>
               </w:rPr>
-              <w:t xml:space="preserve">Приговорена: 5 декабря 1937 г., </w:t>
-            </w:r>
-            <w:proofErr w:type="spellStart"/>
-            <w:r>
-              <w:rPr>
-                <w:rFonts w:ascii="Arial" w:hAnsi="Arial" w:cs="Arial"/>
-                <w:sz w:val="16"/>
-                <w:szCs w:val="16"/>
-                <w:lang w:val="ru-RU"/>
-              </w:rPr>
-              <w:t>обв</w:t>
-            </w:r>
-            <w:proofErr w:type="spellEnd"/>
-            <w:r>
-              <w:rPr>
-                <w:rFonts w:ascii="Arial" w:hAnsi="Arial" w:cs="Arial"/>
-                <w:sz w:val="16"/>
-                <w:szCs w:val="16"/>
-                <w:lang w:val="ru-RU"/>
-              </w:rPr>
-              <w:t>.:</w:t>
+              <w:t>Приговорена: 5 декабря 1937 г., обв.:</w:t>
             </w:r>
             <w:r>
               <w:rPr>
@@ -7036,27 +5866,7 @@
                 <w:szCs w:val="16"/>
                 <w:lang w:val="ru-RU"/>
               </w:rPr>
-              <w:t xml:space="preserve">1879 г. р., коми, место рождения: д. Тойма, Удорский район, Коми АССР; место проживания: д. Тойма, Удорский район, Коми АССР, крестьянка. Арестована 09.08.1937 г. Осуждена 10.09.1937 г. "тройкой" при УНКВД Коми АССР по ст. </w:t>
-            </w:r>
-            <w:proofErr w:type="gramStart"/>
-            <w:r>
-              <w:rPr>
-                <w:rFonts w:ascii="Arial" w:hAnsi="Arial" w:cs="Arial"/>
-                <w:sz w:val="16"/>
-                <w:szCs w:val="16"/>
-                <w:lang w:val="ru-RU"/>
-              </w:rPr>
-              <w:t>58-10</w:t>
-            </w:r>
-            <w:proofErr w:type="gramEnd"/>
-            <w:r>
-              <w:rPr>
-                <w:rFonts w:ascii="Arial" w:hAnsi="Arial" w:cs="Arial"/>
-                <w:sz w:val="16"/>
-                <w:szCs w:val="16"/>
-                <w:lang w:val="ru-RU"/>
-              </w:rPr>
-              <w:t xml:space="preserve"> УК РСФСР к </w:t>
+              <w:t xml:space="preserve">1879 г. р., коми, место рождения: д. Тойма, Удорский район, Коми АССР; место проживания: д. Тойма, Удорский район, Коми АССР, крестьянка. Арестована 09.08.1937 г. Осуждена 10.09.1937 г. "тройкой" при УНКВД Коми АССР по ст. 58-10 УК РСФСР к </w:t>
             </w:r>
             <w:r>
               <w:rPr>
@@ -7256,25 +6066,14 @@
               </w:rPr>
               <w:t xml:space="preserve">в 1885 г., с. Коса, Косинский р-н, Пермская обл.; коми-пермячка; </w:t>
             </w:r>
-            <w:proofErr w:type="spellStart"/>
-            <w:r>
-              <w:rPr>
-                <w:rFonts w:ascii="Arial" w:hAnsi="Arial" w:cs="Arial"/>
-                <w:sz w:val="16"/>
-                <w:szCs w:val="16"/>
-                <w:lang w:val="ru-RU"/>
-              </w:rPr>
-              <w:t>Прож</w:t>
-            </w:r>
-            <w:proofErr w:type="spellEnd"/>
-            <w:r>
-              <w:rPr>
-                <w:rFonts w:ascii="Arial" w:hAnsi="Arial" w:cs="Arial"/>
-                <w:sz w:val="16"/>
-                <w:szCs w:val="16"/>
-                <w:lang w:val="ru-RU"/>
-              </w:rPr>
-              <w:t>.:</w:t>
+            <w:r>
+              <w:rPr>
+                <w:rFonts w:ascii="Arial" w:hAnsi="Arial" w:cs="Arial"/>
+                <w:sz w:val="16"/>
+                <w:szCs w:val="16"/>
+                <w:lang w:val="ru-RU"/>
+              </w:rPr>
+              <w:t>Прож.:</w:t>
             </w:r>
             <w:r>
               <w:rPr>
@@ -7291,27 +6090,7 @@
                 <w:szCs w:val="16"/>
                 <w:lang w:val="ru-RU"/>
               </w:rPr>
-              <w:t xml:space="preserve">д. Гущино, Косинский р-н, Пермская </w:t>
-            </w:r>
-            <w:proofErr w:type="spellStart"/>
-            <w:r>
-              <w:rPr>
-                <w:rFonts w:ascii="Arial" w:hAnsi="Arial" w:cs="Arial"/>
-                <w:sz w:val="16"/>
-                <w:szCs w:val="16"/>
-                <w:lang w:val="ru-RU"/>
-              </w:rPr>
-              <w:t>обл..Арестована</w:t>
-            </w:r>
-            <w:proofErr w:type="spellEnd"/>
-            <w:r>
-              <w:rPr>
-                <w:rFonts w:ascii="Arial" w:hAnsi="Arial" w:cs="Arial"/>
-                <w:sz w:val="16"/>
-                <w:szCs w:val="16"/>
-                <w:lang w:val="ru-RU"/>
-              </w:rPr>
-              <w:t xml:space="preserve"> 9 сентября 1937 г.</w:t>
+              <w:t>д. Гущино, Косинский р-н, Пермская обл..Арестована 9 сентября 1937 г.</w:t>
             </w:r>
             <w:r>
               <w:rPr>
@@ -7329,27 +6108,7 @@
                 <w:szCs w:val="16"/>
                 <w:lang w:val="ru-RU"/>
               </w:rPr>
-              <w:t xml:space="preserve">Приговорена: 25 сентября 1937 г., </w:t>
-            </w:r>
-            <w:proofErr w:type="spellStart"/>
-            <w:r>
-              <w:rPr>
-                <w:rFonts w:ascii="Arial" w:hAnsi="Arial" w:cs="Arial"/>
-                <w:sz w:val="16"/>
-                <w:szCs w:val="16"/>
-                <w:lang w:val="ru-RU"/>
-              </w:rPr>
-              <w:t>обв</w:t>
-            </w:r>
-            <w:proofErr w:type="spellEnd"/>
-            <w:r>
-              <w:rPr>
-                <w:rFonts w:ascii="Arial" w:hAnsi="Arial" w:cs="Arial"/>
-                <w:sz w:val="16"/>
-                <w:szCs w:val="16"/>
-                <w:lang w:val="ru-RU"/>
-              </w:rPr>
-              <w:t>.:</w:t>
+              <w:t>Приговорена: 25 сентября 1937 г., обв.:</w:t>
             </w:r>
             <w:r>
               <w:rPr>
@@ -7599,27 +6358,7 @@
                 <w:szCs w:val="16"/>
                 <w:lang w:val="ru-RU"/>
               </w:rPr>
-              <w:t xml:space="preserve">р., коми, место рождения: </w:t>
-            </w:r>
-            <w:proofErr w:type="spellStart"/>
-            <w:r>
-              <w:rPr>
-                <w:rFonts w:ascii="Arial" w:hAnsi="Arial" w:cs="Arial"/>
-                <w:sz w:val="16"/>
-                <w:szCs w:val="16"/>
-                <w:lang w:val="ru-RU"/>
-              </w:rPr>
-              <w:t>д.Курьядор</w:t>
-            </w:r>
-            <w:proofErr w:type="spellEnd"/>
-            <w:r>
-              <w:rPr>
-                <w:rFonts w:ascii="Arial" w:hAnsi="Arial" w:cs="Arial"/>
-                <w:sz w:val="16"/>
-                <w:szCs w:val="16"/>
-                <w:lang w:val="ru-RU"/>
-              </w:rPr>
-              <w:t>, Усть-Куломский р-н, Коми АССР, место проживания: по месту рождения, крестьянка, работала в своем хозяйстве. Арестована 24.08.1937</w:t>
+              <w:t>р., коми, место рождения: д.Курьядор, Усть-Куломский р-н, Коми АССР, место проживания: по месту рождения, крестьянка, работала в своем хозяйстве. Арестована 24.08.1937</w:t>
             </w:r>
             <w:r>
               <w:rPr>
@@ -7653,47 +6392,7 @@
                 <w:szCs w:val="16"/>
                 <w:lang w:val="ru-RU"/>
               </w:rPr>
-              <w:t xml:space="preserve">г. «тройкой» при УНКВД Коми АССР по ст. </w:t>
-            </w:r>
-            <w:proofErr w:type="gramStart"/>
-            <w:r>
-              <w:rPr>
-                <w:rFonts w:ascii="Arial" w:hAnsi="Arial" w:cs="Arial"/>
-                <w:sz w:val="16"/>
-                <w:szCs w:val="16"/>
-                <w:lang w:val="ru-RU"/>
-              </w:rPr>
-              <w:t>58-10</w:t>
-            </w:r>
-            <w:proofErr w:type="gramEnd"/>
-            <w:r>
-              <w:rPr>
-                <w:rFonts w:ascii="Arial" w:hAnsi="Arial" w:cs="Arial"/>
-                <w:sz w:val="16"/>
-                <w:szCs w:val="16"/>
-                <w:lang w:val="ru-RU"/>
-              </w:rPr>
-              <w:t xml:space="preserve"> ч.2, </w:t>
-            </w:r>
-            <w:proofErr w:type="gramStart"/>
-            <w:r>
-              <w:rPr>
-                <w:rFonts w:ascii="Arial" w:hAnsi="Arial" w:cs="Arial"/>
-                <w:sz w:val="16"/>
-                <w:szCs w:val="16"/>
-                <w:lang w:val="ru-RU"/>
-              </w:rPr>
-              <w:t>58-11</w:t>
-            </w:r>
-            <w:proofErr w:type="gramEnd"/>
-            <w:r>
-              <w:rPr>
-                <w:rFonts w:ascii="Arial" w:hAnsi="Arial" w:cs="Arial"/>
-                <w:sz w:val="16"/>
-                <w:szCs w:val="16"/>
-                <w:lang w:val="ru-RU"/>
-              </w:rPr>
-              <w:t xml:space="preserve"> УК РСФСР к </w:t>
+              <w:t xml:space="preserve">г. «тройкой» при УНКВД Коми АССР по ст. 58-10 ч.2, 58-11 УК РСФСР к </w:t>
             </w:r>
             <w:r>
               <w:rPr>
@@ -7891,85 +6590,25 @@
                 <w:szCs w:val="16"/>
                 <w:lang w:val="ru-RU"/>
               </w:rPr>
-              <w:t xml:space="preserve">1887 г.р., Коми, Корткеросский р., с. </w:t>
-            </w:r>
-            <w:proofErr w:type="spellStart"/>
-            <w:r>
-              <w:rPr>
-                <w:rFonts w:ascii="Arial" w:hAnsi="Arial" w:cs="Arial"/>
-                <w:sz w:val="16"/>
-                <w:szCs w:val="16"/>
-                <w:lang w:val="ru-RU"/>
-              </w:rPr>
-              <w:t>Додзь</w:t>
-            </w:r>
-            <w:proofErr w:type="spellEnd"/>
-            <w:r>
-              <w:rPr>
-                <w:rFonts w:ascii="Arial" w:hAnsi="Arial" w:cs="Arial"/>
-                <w:sz w:val="16"/>
-                <w:szCs w:val="16"/>
-                <w:lang w:val="ru-RU"/>
-              </w:rPr>
-              <w:t>. Заключенная. Арестована 26 июня 1941 г. Где и кем арестован: Коми АССР, Верхне-</w:t>
-            </w:r>
-            <w:proofErr w:type="spellStart"/>
-            <w:r>
-              <w:rPr>
-                <w:rFonts w:ascii="Arial" w:hAnsi="Arial" w:cs="Arial"/>
-                <w:sz w:val="16"/>
-                <w:szCs w:val="16"/>
-                <w:lang w:val="ru-RU"/>
-              </w:rPr>
-              <w:t>Човская</w:t>
-            </w:r>
-            <w:proofErr w:type="spellEnd"/>
-            <w:r>
-              <w:rPr>
-                <w:rFonts w:ascii="Arial" w:hAnsi="Arial" w:cs="Arial"/>
-                <w:sz w:val="16"/>
-                <w:szCs w:val="16"/>
-                <w:lang w:val="ru-RU"/>
-              </w:rPr>
-              <w:t xml:space="preserve"> ИТК. Дата расстрела: 18 марта 1942 г.</w:t>
-            </w:r>
-            <w:r>
-              <w:rPr>
-                <w:rFonts w:ascii="Arial" w:hAnsi="Arial" w:cs="Arial"/>
-                <w:sz w:val="16"/>
-                <w:szCs w:val="16"/>
-                <w:lang w:val="ru-RU"/>
-              </w:rPr>
-              <w:t xml:space="preserve"> </w:t>
-            </w:r>
-            <w:r>
-              <w:rPr>
-                <w:rFonts w:ascii="Arial" w:hAnsi="Arial" w:cs="Arial"/>
-                <w:sz w:val="16"/>
-                <w:szCs w:val="16"/>
-                <w:lang w:val="ru-RU"/>
-              </w:rPr>
-              <w:t>Место смерти: Коми АССР, Верхне-</w:t>
-            </w:r>
-            <w:proofErr w:type="spellStart"/>
-            <w:r>
-              <w:rPr>
-                <w:rFonts w:ascii="Arial" w:hAnsi="Arial" w:cs="Arial"/>
-                <w:sz w:val="16"/>
-                <w:szCs w:val="16"/>
-                <w:lang w:val="ru-RU"/>
-              </w:rPr>
-              <w:t>Човская</w:t>
-            </w:r>
-            <w:proofErr w:type="spellEnd"/>
-            <w:r>
-              <w:rPr>
-                <w:rFonts w:ascii="Arial" w:hAnsi="Arial" w:cs="Arial"/>
-                <w:sz w:val="16"/>
-                <w:szCs w:val="16"/>
-                <w:lang w:val="ru-RU"/>
-              </w:rPr>
-              <w:t xml:space="preserve"> ИТК. </w:t>
+              <w:t>1887 г.р., Коми, Корткеросский р., с. Додзь. Заключенная. Арестована 26 июня 1941 г. Где и кем арестован: Коми АССР, Верхне-Човская ИТК. Дата расстрела: 18 марта 1942 г.</w:t>
+            </w:r>
+            <w:r>
+              <w:rPr>
+                <w:rFonts w:ascii="Arial" w:hAnsi="Arial" w:cs="Arial"/>
+                <w:sz w:val="16"/>
+                <w:szCs w:val="16"/>
+                <w:lang w:val="ru-RU"/>
+              </w:rPr>
+              <w:t xml:space="preserve"> </w:t>
+            </w:r>
+            <w:r>
+              <w:rPr>
+                <w:rFonts w:ascii="Arial" w:hAnsi="Arial" w:cs="Arial"/>
+                <w:sz w:val="16"/>
+                <w:szCs w:val="16"/>
+                <w:lang w:val="ru-RU"/>
+              </w:rPr>
+              <w:t xml:space="preserve">Место смерти: Коми АССР, Верхне-Човская ИТК. </w:t>
             </w:r>
             <w:r>
               <w:rPr>
@@ -8137,29 +6776,16 @@
                 <w:lang w:val="ru-RU"/>
               </w:rPr>
             </w:pPr>
-            <w:proofErr w:type="spellStart"/>
-            <w:r>
-              <w:rPr>
-                <w:rFonts w:ascii="Arial" w:hAnsi="Arial" w:cs="Arial"/>
-                <w:b/>
-                <w:bCs/>
-                <w:sz w:val="16"/>
-                <w:szCs w:val="16"/>
-                <w:lang w:val="ru-RU"/>
-              </w:rPr>
-              <w:t>Ракина</w:t>
-            </w:r>
-            <w:proofErr w:type="spellEnd"/>
-            <w:r>
-              <w:rPr>
-                <w:rFonts w:ascii="Arial" w:hAnsi="Arial" w:cs="Arial"/>
-                <w:b/>
-                <w:bCs/>
-                <w:sz w:val="16"/>
-                <w:szCs w:val="16"/>
-                <w:lang w:val="ru-RU"/>
-              </w:rPr>
-              <w:t xml:space="preserve"> Евдокия Алексеевна</w:t>
+            <w:r>
+              <w:rPr>
+                <w:rFonts w:ascii="Arial" w:hAnsi="Arial" w:cs="Arial"/>
+                <w:b/>
+                <w:bCs/>
+                <w:sz w:val="16"/>
+                <w:szCs w:val="16"/>
+                <w:lang w:val="ru-RU"/>
+              </w:rPr>
+              <w:t>Ракина Евдокия Алексеевна</w:t>
             </w:r>
             <w:r>
               <w:rPr>
@@ -8221,67 +6847,7 @@
                 <w:szCs w:val="16"/>
                 <w:lang w:val="ru-RU"/>
               </w:rPr>
-              <w:t xml:space="preserve">1880 г.р., </w:t>
-            </w:r>
-            <w:proofErr w:type="spellStart"/>
-            <w:r>
-              <w:rPr>
-                <w:rFonts w:ascii="Arial" w:hAnsi="Arial" w:cs="Arial"/>
-                <w:sz w:val="16"/>
-                <w:szCs w:val="16"/>
-                <w:lang w:val="ru-RU"/>
-              </w:rPr>
-              <w:t>м.р</w:t>
-            </w:r>
-            <w:proofErr w:type="spellEnd"/>
-            <w:r>
-              <w:rPr>
-                <w:rFonts w:ascii="Arial" w:hAnsi="Arial" w:cs="Arial"/>
-                <w:sz w:val="16"/>
-                <w:szCs w:val="16"/>
-                <w:lang w:val="ru-RU"/>
-              </w:rPr>
-              <w:t xml:space="preserve">.: Пермская обл., Косинский р-н, с. </w:t>
-            </w:r>
-            <w:proofErr w:type="spellStart"/>
-            <w:r>
-              <w:rPr>
-                <w:rFonts w:ascii="Arial" w:hAnsi="Arial" w:cs="Arial"/>
-                <w:sz w:val="16"/>
-                <w:szCs w:val="16"/>
-                <w:lang w:val="ru-RU"/>
-              </w:rPr>
-              <w:t>Пуксиб</w:t>
-            </w:r>
-            <w:proofErr w:type="spellEnd"/>
-            <w:r>
-              <w:rPr>
-                <w:rFonts w:ascii="Arial" w:hAnsi="Arial" w:cs="Arial"/>
-                <w:sz w:val="16"/>
-                <w:szCs w:val="16"/>
-                <w:lang w:val="ru-RU"/>
-              </w:rPr>
-              <w:t xml:space="preserve">, коми-пермячка, образование: без образования, колхозница </w:t>
-            </w:r>
-            <w:proofErr w:type="spellStart"/>
-            <w:r>
-              <w:rPr>
-                <w:rFonts w:ascii="Arial" w:hAnsi="Arial" w:cs="Arial"/>
-                <w:sz w:val="16"/>
-                <w:szCs w:val="16"/>
-                <w:lang w:val="ru-RU"/>
-              </w:rPr>
-              <w:t>малокочинского</w:t>
-            </w:r>
-            <w:proofErr w:type="spellEnd"/>
-            <w:r>
-              <w:rPr>
-                <w:rFonts w:ascii="Arial" w:hAnsi="Arial" w:cs="Arial"/>
-                <w:sz w:val="16"/>
-                <w:szCs w:val="16"/>
-                <w:lang w:val="ru-RU"/>
-              </w:rPr>
-              <w:t xml:space="preserve"> колхоза</w:t>
+              <w:t>1880 г.р., м.р.: Пермская обл., Косинский р-н, с. Пуксиб, коми-пермячка, образование: без образования, колхозница малокочинского колхоза</w:t>
             </w:r>
           </w:p>
           <w:p>
@@ -8301,25 +6867,14 @@
                 <w:lang w:val="ru-RU"/>
               </w:rPr>
             </w:pPr>
-            <w:proofErr w:type="spellStart"/>
-            <w:r>
-              <w:rPr>
-                <w:rFonts w:ascii="Arial" w:hAnsi="Arial" w:cs="Arial"/>
-                <w:sz w:val="16"/>
-                <w:szCs w:val="16"/>
-                <w:lang w:val="ru-RU"/>
-              </w:rPr>
-              <w:t>прож</w:t>
-            </w:r>
-            <w:proofErr w:type="spellEnd"/>
-            <w:r>
-              <w:rPr>
-                <w:rFonts w:ascii="Arial" w:hAnsi="Arial" w:cs="Arial"/>
-                <w:sz w:val="16"/>
-                <w:szCs w:val="16"/>
-                <w:lang w:val="ru-RU"/>
-              </w:rPr>
-              <w:t>.: д. Малая Коча,</w:t>
+            <w:r>
+              <w:rPr>
+                <w:rFonts w:ascii="Arial" w:hAnsi="Arial" w:cs="Arial"/>
+                <w:sz w:val="16"/>
+                <w:szCs w:val="16"/>
+                <w:lang w:val="ru-RU"/>
+              </w:rPr>
+              <w:t>прож.: д. Малая Коча,</w:t>
             </w:r>
             <w:r>
               <w:rPr>
@@ -8337,27 +6892,7 @@
                 <w:szCs w:val="16"/>
                 <w:lang w:val="ru-RU"/>
               </w:rPr>
-              <w:t xml:space="preserve">арестована 06.09.1937. Обвинение: КР, </w:t>
-            </w:r>
-            <w:proofErr w:type="spellStart"/>
-            <w:r>
-              <w:rPr>
-                <w:rFonts w:ascii="Arial" w:hAnsi="Arial" w:cs="Arial"/>
-                <w:sz w:val="16"/>
-                <w:szCs w:val="16"/>
-                <w:lang w:val="ru-RU"/>
-              </w:rPr>
-              <w:t>повст</w:t>
-            </w:r>
-            <w:proofErr w:type="spellEnd"/>
-            <w:r>
-              <w:rPr>
-                <w:rFonts w:ascii="Arial" w:hAnsi="Arial" w:cs="Arial"/>
-                <w:sz w:val="16"/>
-                <w:szCs w:val="16"/>
-                <w:lang w:val="ru-RU"/>
-              </w:rPr>
-              <w:t>., Приговор: 21.09.1937</w:t>
+              <w:t>арестована 06.09.1937. Обвинение: КР, повст., Приговор: 21.09.1937</w:t>
             </w:r>
             <w:r>
               <w:rPr>
@@ -8375,47 +6910,7 @@
                 <w:szCs w:val="16"/>
                 <w:lang w:val="ru-RU"/>
               </w:rPr>
-              <w:t xml:space="preserve">ВМН, конфискация имущества. Расстреляна 29.09.1937. Реабилитация: Президиум Пермского областного суда. </w:t>
-            </w:r>
-            <w:proofErr w:type="spellStart"/>
-            <w:r>
-              <w:rPr>
-                <w:rFonts w:ascii="Arial" w:hAnsi="Arial" w:cs="Arial"/>
-                <w:sz w:val="16"/>
-                <w:szCs w:val="16"/>
-                <w:lang w:val="ru-RU"/>
-              </w:rPr>
-              <w:t>Арх.дело</w:t>
-            </w:r>
-            <w:proofErr w:type="spellEnd"/>
-            <w:r>
-              <w:rPr>
-                <w:rFonts w:ascii="Arial" w:hAnsi="Arial" w:cs="Arial"/>
-                <w:sz w:val="16"/>
-                <w:szCs w:val="16"/>
-                <w:lang w:val="ru-RU"/>
-              </w:rPr>
-              <w:t xml:space="preserve">: </w:t>
-            </w:r>
-            <w:proofErr w:type="spellStart"/>
-            <w:r>
-              <w:rPr>
-                <w:rFonts w:ascii="Arial" w:hAnsi="Arial" w:cs="Arial"/>
-                <w:sz w:val="16"/>
-                <w:szCs w:val="16"/>
-                <w:lang w:val="ru-RU"/>
-              </w:rPr>
-              <w:t>ПермГАСПИ</w:t>
-            </w:r>
-            <w:proofErr w:type="spellEnd"/>
-            <w:r>
-              <w:rPr>
-                <w:rFonts w:ascii="Arial" w:hAnsi="Arial" w:cs="Arial"/>
-                <w:sz w:val="16"/>
-                <w:szCs w:val="16"/>
-                <w:lang w:val="ru-RU"/>
-              </w:rPr>
-              <w:t>. Ф.641/1. Оп.1. Д.12871.</w:t>
+              <w:t>ВМН, конфискация имущества. Расстреляна 29.09.1937. Реабилитация: Президиум Пермского областного суда. Арх.дело: ПермГАСПИ. Ф.641/1. Оп.1. Д.12871.</w:t>
             </w:r>
           </w:p>
           <w:p>
@@ -8521,29 +7016,16 @@
                 <w:lang w:val="ru-RU"/>
               </w:rPr>
             </w:pPr>
-            <w:proofErr w:type="spellStart"/>
-            <w:r>
-              <w:rPr>
-                <w:rFonts w:ascii="Arial" w:hAnsi="Arial" w:cs="Arial"/>
-                <w:b/>
-                <w:bCs/>
-                <w:sz w:val="16"/>
-                <w:szCs w:val="16"/>
-                <w:lang w:val="ru-RU"/>
-              </w:rPr>
-              <w:t>Ракина</w:t>
-            </w:r>
-            <w:proofErr w:type="spellEnd"/>
-            <w:r>
-              <w:rPr>
-                <w:rFonts w:ascii="Arial" w:hAnsi="Arial" w:cs="Arial"/>
-                <w:b/>
-                <w:bCs/>
-                <w:sz w:val="16"/>
-                <w:szCs w:val="16"/>
-                <w:lang w:val="ru-RU"/>
-              </w:rPr>
-              <w:t xml:space="preserve"> Татьяна Степановна</w:t>
+            <w:r>
+              <w:rPr>
+                <w:rFonts w:ascii="Arial" w:hAnsi="Arial" w:cs="Arial"/>
+                <w:b/>
+                <w:bCs/>
+                <w:sz w:val="16"/>
+                <w:szCs w:val="16"/>
+                <w:lang w:val="ru-RU"/>
+              </w:rPr>
+              <w:t>Ракина Татьяна Степановна</w:t>
             </w:r>
             <w:r>
               <w:rPr>
@@ -8605,67 +7087,7 @@
                 <w:szCs w:val="16"/>
                 <w:lang w:val="ru-RU"/>
               </w:rPr>
-              <w:t xml:space="preserve">1897 г.р., </w:t>
-            </w:r>
-            <w:proofErr w:type="spellStart"/>
-            <w:r>
-              <w:rPr>
-                <w:rFonts w:ascii="Arial" w:hAnsi="Arial" w:cs="Arial"/>
-                <w:sz w:val="16"/>
-                <w:szCs w:val="16"/>
-                <w:lang w:val="ru-RU"/>
-              </w:rPr>
-              <w:t>м.р</w:t>
-            </w:r>
-            <w:proofErr w:type="spellEnd"/>
-            <w:r>
-              <w:rPr>
-                <w:rFonts w:ascii="Arial" w:hAnsi="Arial" w:cs="Arial"/>
-                <w:sz w:val="16"/>
-                <w:szCs w:val="16"/>
-                <w:lang w:val="ru-RU"/>
-              </w:rPr>
-              <w:t xml:space="preserve">.: Пермская обл., Кочевский р-н, д. Малая Коча, коми-пермячка, образование: начальное, 1 </w:t>
-            </w:r>
-            <w:proofErr w:type="spellStart"/>
-            <w:r>
-              <w:rPr>
-                <w:rFonts w:ascii="Arial" w:hAnsi="Arial" w:cs="Arial"/>
-                <w:sz w:val="16"/>
-                <w:szCs w:val="16"/>
-                <w:lang w:val="ru-RU"/>
-              </w:rPr>
-              <w:t>кл</w:t>
-            </w:r>
-            <w:proofErr w:type="spellEnd"/>
-            <w:r>
-              <w:rPr>
-                <w:rFonts w:ascii="Arial" w:hAnsi="Arial" w:cs="Arial"/>
-                <w:sz w:val="16"/>
-                <w:szCs w:val="16"/>
-                <w:lang w:val="ru-RU"/>
-              </w:rPr>
-              <w:t xml:space="preserve">., член </w:t>
-            </w:r>
-            <w:proofErr w:type="spellStart"/>
-            <w:r>
-              <w:rPr>
-                <w:rFonts w:ascii="Arial" w:hAnsi="Arial" w:cs="Arial"/>
-                <w:sz w:val="16"/>
-                <w:szCs w:val="16"/>
-                <w:lang w:val="ru-RU"/>
-              </w:rPr>
-              <w:t>малокочинского</w:t>
-            </w:r>
-            <w:proofErr w:type="spellEnd"/>
-            <w:r>
-              <w:rPr>
-                <w:rFonts w:ascii="Arial" w:hAnsi="Arial" w:cs="Arial"/>
-                <w:sz w:val="16"/>
-                <w:szCs w:val="16"/>
-                <w:lang w:val="ru-RU"/>
-              </w:rPr>
-              <w:t xml:space="preserve"> колхоза</w:t>
+              <w:t>1897 г.р., м.р.: Пермская обл., Кочевский р-н, д. Малая Коча, коми-пермячка, образование: начальное, 1 кл., член малокочинского колхоза</w:t>
             </w:r>
           </w:p>
           <w:p>
@@ -8685,25 +7107,14 @@
                 <w:lang w:val="ru-RU"/>
               </w:rPr>
             </w:pPr>
-            <w:proofErr w:type="spellStart"/>
-            <w:r>
-              <w:rPr>
-                <w:rFonts w:ascii="Arial" w:hAnsi="Arial" w:cs="Arial"/>
-                <w:sz w:val="16"/>
-                <w:szCs w:val="16"/>
-                <w:lang w:val="ru-RU"/>
-              </w:rPr>
-              <w:t>прож</w:t>
-            </w:r>
-            <w:proofErr w:type="spellEnd"/>
-            <w:r>
-              <w:rPr>
-                <w:rFonts w:ascii="Arial" w:hAnsi="Arial" w:cs="Arial"/>
-                <w:sz w:val="16"/>
-                <w:szCs w:val="16"/>
-                <w:lang w:val="ru-RU"/>
-              </w:rPr>
-              <w:t>.: д. Малая Коча,</w:t>
+            <w:r>
+              <w:rPr>
+                <w:rFonts w:ascii="Arial" w:hAnsi="Arial" w:cs="Arial"/>
+                <w:sz w:val="16"/>
+                <w:szCs w:val="16"/>
+                <w:lang w:val="ru-RU"/>
+              </w:rPr>
+              <w:t>прож.: д. Малая Коча,</w:t>
             </w:r>
             <w:r>
               <w:rPr>
@@ -8721,27 +7132,7 @@
                 <w:szCs w:val="16"/>
                 <w:lang w:val="ru-RU"/>
               </w:rPr>
-              <w:t xml:space="preserve"> арестована 06.09.1937. Обвинение: КР, </w:t>
-            </w:r>
-            <w:proofErr w:type="spellStart"/>
-            <w:r>
-              <w:rPr>
-                <w:rFonts w:ascii="Arial" w:hAnsi="Arial" w:cs="Arial"/>
-                <w:sz w:val="16"/>
-                <w:szCs w:val="16"/>
-                <w:lang w:val="ru-RU"/>
-              </w:rPr>
-              <w:t>повст</w:t>
-            </w:r>
-            <w:proofErr w:type="spellEnd"/>
-            <w:r>
-              <w:rPr>
-                <w:rFonts w:ascii="Arial" w:hAnsi="Arial" w:cs="Arial"/>
-                <w:sz w:val="16"/>
-                <w:szCs w:val="16"/>
-                <w:lang w:val="ru-RU"/>
-              </w:rPr>
-              <w:t>., Приговор: 21.09.1937</w:t>
+              <w:t xml:space="preserve"> арестована 06.09.1937. Обвинение: КР, повст., Приговор: 21.09.1937</w:t>
             </w:r>
             <w:r>
               <w:rPr>
@@ -8759,47 +7150,7 @@
                 <w:szCs w:val="16"/>
                 <w:lang w:val="ru-RU"/>
               </w:rPr>
-              <w:t xml:space="preserve">ВМН, конфискация имущества. Расстреляна 29.09.1937. Реабилитация: Президиум Пермского областного суда. </w:t>
-            </w:r>
-            <w:proofErr w:type="spellStart"/>
-            <w:r>
-              <w:rPr>
-                <w:rFonts w:ascii="Arial" w:hAnsi="Arial" w:cs="Arial"/>
-                <w:sz w:val="16"/>
-                <w:szCs w:val="16"/>
-                <w:lang w:val="ru-RU"/>
-              </w:rPr>
-              <w:t>Арх.дело</w:t>
-            </w:r>
-            <w:proofErr w:type="spellEnd"/>
-            <w:r>
-              <w:rPr>
-                <w:rFonts w:ascii="Arial" w:hAnsi="Arial" w:cs="Arial"/>
-                <w:sz w:val="16"/>
-                <w:szCs w:val="16"/>
-                <w:lang w:val="ru-RU"/>
-              </w:rPr>
-              <w:t xml:space="preserve">: </w:t>
-            </w:r>
-            <w:proofErr w:type="spellStart"/>
-            <w:r>
-              <w:rPr>
-                <w:rFonts w:ascii="Arial" w:hAnsi="Arial" w:cs="Arial"/>
-                <w:sz w:val="16"/>
-                <w:szCs w:val="16"/>
-                <w:lang w:val="ru-RU"/>
-              </w:rPr>
-              <w:t>ПермГАСПИ</w:t>
-            </w:r>
-            <w:proofErr w:type="spellEnd"/>
-            <w:r>
-              <w:rPr>
-                <w:rFonts w:ascii="Arial" w:hAnsi="Arial" w:cs="Arial"/>
-                <w:sz w:val="16"/>
-                <w:szCs w:val="16"/>
-                <w:lang w:val="ru-RU"/>
-              </w:rPr>
-              <w:t>. Ф.641/1. Оп.1. Д.12871.</w:t>
+              <w:t>ВМН, конфискация имущества. Расстреляна 29.09.1937. Реабилитация: Президиум Пермского областного суда. Арх.дело: ПермГАСПИ. Ф.641/1. Оп.1. Д.12871.</w:t>
             </w:r>
           </w:p>
           <w:p>
@@ -8900,29 +7251,16 @@
                 <w:lang w:val="ru-RU"/>
               </w:rPr>
             </w:pPr>
-            <w:proofErr w:type="spellStart"/>
-            <w:r>
-              <w:rPr>
-                <w:rFonts w:ascii="Arial" w:hAnsi="Arial" w:cs="Arial"/>
-                <w:b/>
-                <w:bCs/>
-                <w:sz w:val="16"/>
-                <w:szCs w:val="16"/>
-                <w:lang w:val="ru-RU"/>
-              </w:rPr>
-              <w:t>Растворова</w:t>
-            </w:r>
-            <w:proofErr w:type="spellEnd"/>
-            <w:r>
-              <w:rPr>
-                <w:rFonts w:ascii="Arial" w:hAnsi="Arial" w:cs="Arial"/>
-                <w:b/>
-                <w:bCs/>
-                <w:sz w:val="16"/>
-                <w:szCs w:val="16"/>
-                <w:lang w:val="ru-RU"/>
-              </w:rPr>
-              <w:t xml:space="preserve"> Александра Сергеевна</w:t>
+            <w:r>
+              <w:rPr>
+                <w:rFonts w:ascii="Arial" w:hAnsi="Arial" w:cs="Arial"/>
+                <w:b/>
+                <w:bCs/>
+                <w:sz w:val="16"/>
+                <w:szCs w:val="16"/>
+                <w:lang w:val="ru-RU"/>
+              </w:rPr>
+              <w:t>Растворова Александра Сергеевна</w:t>
             </w:r>
             <w:r>
               <w:rPr>
@@ -9000,67 +7338,16 @@
                 <w:szCs w:val="16"/>
                 <w:lang w:val="ru-RU"/>
               </w:rPr>
-              <w:t xml:space="preserve">в 1890 г., Коми </w:t>
-            </w:r>
-            <w:proofErr w:type="spellStart"/>
-            <w:r>
-              <w:rPr>
-                <w:rFonts w:ascii="Arial" w:hAnsi="Arial" w:cs="Arial"/>
-                <w:sz w:val="16"/>
-                <w:szCs w:val="16"/>
-                <w:lang w:val="ru-RU"/>
-              </w:rPr>
-              <w:t>Респ</w:t>
-            </w:r>
-            <w:proofErr w:type="spellEnd"/>
-            <w:r>
-              <w:rPr>
-                <w:rFonts w:ascii="Arial" w:hAnsi="Arial" w:cs="Arial"/>
-                <w:sz w:val="16"/>
-                <w:szCs w:val="16"/>
-                <w:lang w:val="ru-RU"/>
-              </w:rPr>
-              <w:t xml:space="preserve">., Троицко-Печорский р-н, с. </w:t>
-            </w:r>
-            <w:proofErr w:type="spellStart"/>
-            <w:r>
-              <w:rPr>
-                <w:rFonts w:ascii="Arial" w:hAnsi="Arial" w:cs="Arial"/>
-                <w:sz w:val="16"/>
-                <w:szCs w:val="16"/>
-                <w:lang w:val="ru-RU"/>
-              </w:rPr>
-              <w:t>Покча</w:t>
-            </w:r>
-            <w:proofErr w:type="spellEnd"/>
-            <w:r>
-              <w:rPr>
-                <w:rFonts w:ascii="Arial" w:hAnsi="Arial" w:cs="Arial"/>
-                <w:sz w:val="16"/>
-                <w:szCs w:val="16"/>
-                <w:lang w:val="ru-RU"/>
-              </w:rPr>
-              <w:t xml:space="preserve">; коми; крестьянка. </w:t>
-            </w:r>
-            <w:proofErr w:type="spellStart"/>
-            <w:r>
-              <w:rPr>
-                <w:rFonts w:ascii="Arial" w:hAnsi="Arial" w:cs="Arial"/>
-                <w:sz w:val="16"/>
-                <w:szCs w:val="16"/>
-                <w:lang w:val="ru-RU"/>
-              </w:rPr>
-              <w:t>Прож</w:t>
-            </w:r>
-            <w:proofErr w:type="spellEnd"/>
-            <w:r>
-              <w:rPr>
-                <w:rFonts w:ascii="Arial" w:hAnsi="Arial" w:cs="Arial"/>
-                <w:sz w:val="16"/>
-                <w:szCs w:val="16"/>
-                <w:lang w:val="ru-RU"/>
-              </w:rPr>
-              <w:t>.:</w:t>
+              <w:t xml:space="preserve">в 1890 г., Коми Респ., Троицко-Печорский р-н, с. Покча; коми; крестьянка. </w:t>
+            </w:r>
+            <w:r>
+              <w:rPr>
+                <w:rFonts w:ascii="Arial" w:hAnsi="Arial" w:cs="Arial"/>
+                <w:sz w:val="16"/>
+                <w:szCs w:val="16"/>
+                <w:lang w:val="ru-RU"/>
+              </w:rPr>
+              <w:t>Прож.:</w:t>
             </w:r>
             <w:r>
               <w:rPr>
@@ -9077,47 +7364,16 @@
                 <w:szCs w:val="16"/>
                 <w:lang w:val="ru-RU"/>
               </w:rPr>
-              <w:t xml:space="preserve">с. </w:t>
-            </w:r>
-            <w:proofErr w:type="spellStart"/>
-            <w:r>
-              <w:rPr>
-                <w:rFonts w:ascii="Arial" w:hAnsi="Arial" w:cs="Arial"/>
-                <w:sz w:val="16"/>
-                <w:szCs w:val="16"/>
-                <w:lang w:val="ru-RU"/>
-              </w:rPr>
-              <w:t>Покча</w:t>
-            </w:r>
-            <w:proofErr w:type="spellEnd"/>
-            <w:r>
-              <w:rPr>
-                <w:rFonts w:ascii="Arial" w:hAnsi="Arial" w:cs="Arial"/>
-                <w:sz w:val="16"/>
-                <w:szCs w:val="16"/>
-                <w:lang w:val="ru-RU"/>
-              </w:rPr>
-              <w:t xml:space="preserve">, Коми </w:t>
-            </w:r>
-            <w:proofErr w:type="spellStart"/>
-            <w:r>
-              <w:rPr>
-                <w:rFonts w:ascii="Arial" w:hAnsi="Arial" w:cs="Arial"/>
-                <w:sz w:val="16"/>
-                <w:szCs w:val="16"/>
-                <w:lang w:val="ru-RU"/>
-              </w:rPr>
-              <w:t>Респ</w:t>
-            </w:r>
-            <w:proofErr w:type="spellEnd"/>
-            <w:r>
-              <w:rPr>
-                <w:rFonts w:ascii="Arial" w:hAnsi="Arial" w:cs="Arial"/>
-                <w:sz w:val="16"/>
-                <w:szCs w:val="16"/>
-                <w:lang w:val="ru-RU"/>
-              </w:rPr>
-              <w:t>., Троицко-Печорский р-н,</w:t>
+              <w:t>с. Покча</w:t>
+            </w:r>
+            <w:r>
+              <w:rPr>
+                <w:rFonts w:ascii="Arial" w:hAnsi="Arial" w:cs="Arial"/>
+                <w:sz w:val="16"/>
+                <w:szCs w:val="16"/>
+                <w:lang w:val="ru-RU"/>
+              </w:rPr>
+              <w:t>, Коми Респ., Троицко-Печорский р-н,</w:t>
             </w:r>
             <w:r>
               <w:rPr>
@@ -9127,27 +7383,7 @@
                 <w:lang w:val="ru-RU"/>
               </w:rPr>
               <w:br/>
-              <w:t xml:space="preserve">Арестована 1 апреля 1930 г., Приговорена: Тройка при ПП ОГПУ Северного края 27 мая 1931 г., </w:t>
-            </w:r>
-            <w:proofErr w:type="spellStart"/>
-            <w:r>
-              <w:rPr>
-                <w:rFonts w:ascii="Arial" w:hAnsi="Arial" w:cs="Arial"/>
-                <w:sz w:val="16"/>
-                <w:szCs w:val="16"/>
-                <w:lang w:val="ru-RU"/>
-              </w:rPr>
-              <w:t>обв</w:t>
-            </w:r>
-            <w:proofErr w:type="spellEnd"/>
-            <w:r>
-              <w:rPr>
-                <w:rFonts w:ascii="Arial" w:hAnsi="Arial" w:cs="Arial"/>
-                <w:sz w:val="16"/>
-                <w:szCs w:val="16"/>
-                <w:lang w:val="ru-RU"/>
-              </w:rPr>
-              <w:t>.:</w:t>
+              <w:t>Арестована 1 апреля 1930 г., Приговорена: Тройка при ПП ОГПУ Северного края 27 мая 1931 г., обв.:</w:t>
             </w:r>
             <w:r>
               <w:rPr>
@@ -9164,27 +7400,7 @@
                 <w:szCs w:val="16"/>
                 <w:lang w:val="ru-RU"/>
               </w:rPr>
-              <w:t xml:space="preserve">по </w:t>
-            </w:r>
-            <w:proofErr w:type="spellStart"/>
-            <w:r>
-              <w:rPr>
-                <w:rFonts w:ascii="Arial" w:hAnsi="Arial" w:cs="Arial"/>
-                <w:sz w:val="16"/>
-                <w:szCs w:val="16"/>
-                <w:lang w:val="ru-RU"/>
-              </w:rPr>
-              <w:t>ст.ст</w:t>
-            </w:r>
-            <w:proofErr w:type="spellEnd"/>
-            <w:r>
-              <w:rPr>
-                <w:rFonts w:ascii="Arial" w:hAnsi="Arial" w:cs="Arial"/>
-                <w:sz w:val="16"/>
-                <w:szCs w:val="16"/>
-                <w:lang w:val="ru-RU"/>
-              </w:rPr>
-              <w:t>. 58-10, 58-11 УК РСФСР, 58-13 УК РСФСР.</w:t>
+              <w:t>по ст.ст. 58-10, 58-11 УК РСФСР, 58-13 УК РСФСР.</w:t>
             </w:r>
             <w:r>
               <w:rPr>
@@ -9325,29 +7541,7 @@
                 <w:szCs w:val="16"/>
                 <w:lang w:val="ru-RU"/>
               </w:rPr>
-              <w:t xml:space="preserve">Сажина </w:t>
-            </w:r>
-            <w:proofErr w:type="spellStart"/>
-            <w:r>
-              <w:rPr>
-                <w:rFonts w:ascii="Arial" w:hAnsi="Arial" w:cs="Arial"/>
-                <w:b/>
-                <w:sz w:val="16"/>
-                <w:szCs w:val="16"/>
-                <w:lang w:val="ru-RU"/>
-              </w:rPr>
-              <w:t>Парасковья</w:t>
-            </w:r>
-            <w:proofErr w:type="spellEnd"/>
-            <w:r>
-              <w:rPr>
-                <w:rFonts w:ascii="Arial" w:hAnsi="Arial" w:cs="Arial"/>
-                <w:b/>
-                <w:sz w:val="16"/>
-                <w:szCs w:val="16"/>
-                <w:lang w:val="ru-RU"/>
-              </w:rPr>
-              <w:t xml:space="preserve"> Егоровна</w:t>
+              <w:t>Сажина Парасковья Егоровна</w:t>
             </w:r>
             <w:r>
               <w:rPr>
@@ -9421,67 +7615,16 @@
                 <w:szCs w:val="16"/>
                 <w:lang w:val="ru-RU"/>
               </w:rPr>
-              <w:t xml:space="preserve">в 1876 г., Коми </w:t>
-            </w:r>
-            <w:proofErr w:type="spellStart"/>
-            <w:r>
-              <w:rPr>
-                <w:rFonts w:ascii="Arial" w:hAnsi="Arial" w:cs="Arial"/>
-                <w:sz w:val="16"/>
-                <w:szCs w:val="16"/>
-                <w:lang w:val="ru-RU"/>
-              </w:rPr>
-              <w:t>Респ</w:t>
-            </w:r>
-            <w:proofErr w:type="spellEnd"/>
-            <w:r>
-              <w:rPr>
-                <w:rFonts w:ascii="Arial" w:hAnsi="Arial" w:cs="Arial"/>
-                <w:sz w:val="16"/>
-                <w:szCs w:val="16"/>
-                <w:lang w:val="ru-RU"/>
-              </w:rPr>
-              <w:t xml:space="preserve">., Сысольский р-н, д. </w:t>
-            </w:r>
-            <w:proofErr w:type="spellStart"/>
-            <w:r>
-              <w:rPr>
-                <w:rFonts w:ascii="Arial" w:hAnsi="Arial" w:cs="Arial"/>
-                <w:sz w:val="16"/>
-                <w:szCs w:val="16"/>
-                <w:lang w:val="ru-RU"/>
-              </w:rPr>
-              <w:t>Керос</w:t>
-            </w:r>
-            <w:proofErr w:type="spellEnd"/>
-            <w:r>
-              <w:rPr>
-                <w:rFonts w:ascii="Arial" w:hAnsi="Arial" w:cs="Arial"/>
-                <w:sz w:val="16"/>
-                <w:szCs w:val="16"/>
-                <w:lang w:val="ru-RU"/>
-              </w:rPr>
-              <w:t xml:space="preserve">; коми; крестьянка-единоличница. </w:t>
-            </w:r>
-            <w:proofErr w:type="spellStart"/>
-            <w:r>
-              <w:rPr>
-                <w:rFonts w:ascii="Arial" w:hAnsi="Arial" w:cs="Arial"/>
-                <w:sz w:val="16"/>
-                <w:szCs w:val="16"/>
-                <w:lang w:val="ru-RU"/>
-              </w:rPr>
-              <w:t>Прож</w:t>
-            </w:r>
-            <w:proofErr w:type="spellEnd"/>
-            <w:r>
-              <w:rPr>
-                <w:rFonts w:ascii="Arial" w:hAnsi="Arial" w:cs="Arial"/>
-                <w:sz w:val="16"/>
-                <w:szCs w:val="16"/>
-                <w:lang w:val="ru-RU"/>
-              </w:rPr>
-              <w:t>.:</w:t>
+              <w:t xml:space="preserve">в 1876 г., Коми Респ., Сысольский р-н, д. Керос; коми; крестьянка-единоличница. </w:t>
+            </w:r>
+            <w:r>
+              <w:rPr>
+                <w:rFonts w:ascii="Arial" w:hAnsi="Arial" w:cs="Arial"/>
+                <w:sz w:val="16"/>
+                <w:szCs w:val="16"/>
+                <w:lang w:val="ru-RU"/>
+              </w:rPr>
+              <w:t>Прож.:</w:t>
             </w:r>
             <w:r>
               <w:rPr>
@@ -9498,47 +7641,16 @@
                 <w:szCs w:val="16"/>
                 <w:lang w:val="ru-RU"/>
               </w:rPr>
-              <w:t xml:space="preserve">д. </w:t>
-            </w:r>
-            <w:proofErr w:type="spellStart"/>
-            <w:r>
-              <w:rPr>
-                <w:rFonts w:ascii="Arial" w:hAnsi="Arial" w:cs="Arial"/>
-                <w:sz w:val="16"/>
-                <w:szCs w:val="16"/>
-                <w:lang w:val="ru-RU"/>
-              </w:rPr>
-              <w:t>Керос</w:t>
-            </w:r>
-            <w:proofErr w:type="spellEnd"/>
-            <w:r>
-              <w:rPr>
-                <w:rFonts w:ascii="Arial" w:hAnsi="Arial" w:cs="Arial"/>
-                <w:sz w:val="16"/>
-                <w:szCs w:val="16"/>
-                <w:lang w:val="ru-RU"/>
-              </w:rPr>
-              <w:t xml:space="preserve">, Коми </w:t>
-            </w:r>
-            <w:proofErr w:type="spellStart"/>
-            <w:r>
-              <w:rPr>
-                <w:rFonts w:ascii="Arial" w:hAnsi="Arial" w:cs="Arial"/>
-                <w:sz w:val="16"/>
-                <w:szCs w:val="16"/>
-                <w:lang w:val="ru-RU"/>
-              </w:rPr>
-              <w:t>Респ</w:t>
-            </w:r>
-            <w:proofErr w:type="spellEnd"/>
-            <w:r>
-              <w:rPr>
-                <w:rFonts w:ascii="Arial" w:hAnsi="Arial" w:cs="Arial"/>
-                <w:sz w:val="16"/>
-                <w:szCs w:val="16"/>
-                <w:lang w:val="ru-RU"/>
-              </w:rPr>
-              <w:t>., Сысольский р-н,</w:t>
+              <w:t>д. Керос</w:t>
+            </w:r>
+            <w:r>
+              <w:rPr>
+                <w:rFonts w:ascii="Arial" w:hAnsi="Arial" w:cs="Arial"/>
+                <w:sz w:val="16"/>
+                <w:szCs w:val="16"/>
+                <w:lang w:val="ru-RU"/>
+              </w:rPr>
+              <w:t>, Коми Респ., Сысольский р-н,</w:t>
             </w:r>
             <w:r>
               <w:rPr>
@@ -9548,27 +7660,7 @@
                 <w:lang w:val="ru-RU"/>
               </w:rPr>
               <w:br/>
-              <w:t xml:space="preserve">Арестована 12 августа 1937 г., Приговорена: тройка при УНКВД Коми АССР 10 сентября 1937 г., </w:t>
-            </w:r>
-            <w:proofErr w:type="spellStart"/>
-            <w:r>
-              <w:rPr>
-                <w:rFonts w:ascii="Arial" w:hAnsi="Arial" w:cs="Arial"/>
-                <w:sz w:val="16"/>
-                <w:szCs w:val="16"/>
-                <w:lang w:val="ru-RU"/>
-              </w:rPr>
-              <w:t>обв</w:t>
-            </w:r>
-            <w:proofErr w:type="spellEnd"/>
-            <w:r>
-              <w:rPr>
-                <w:rFonts w:ascii="Arial" w:hAnsi="Arial" w:cs="Arial"/>
-                <w:sz w:val="16"/>
-                <w:szCs w:val="16"/>
-                <w:lang w:val="ru-RU"/>
-              </w:rPr>
-              <w:t>.:</w:t>
+              <w:t>Арестована 12 августа 1937 г., Приговорена: тройка при УНКВД Коми АССР 10 сентября 1937 г., обв.:</w:t>
             </w:r>
             <w:r>
               <w:rPr>
@@ -9804,47 +7896,7 @@
                 <w:szCs w:val="16"/>
                 <w:lang w:val="ru-RU"/>
               </w:rPr>
-              <w:t xml:space="preserve">р., коми, место рождения: </w:t>
-            </w:r>
-            <w:proofErr w:type="spellStart"/>
-            <w:r>
-              <w:rPr>
-                <w:rFonts w:ascii="Arial" w:hAnsi="Arial" w:cs="Arial"/>
-                <w:sz w:val="16"/>
-                <w:szCs w:val="16"/>
-                <w:lang w:val="ru-RU"/>
-              </w:rPr>
-              <w:t>д.Немцовская</w:t>
-            </w:r>
-            <w:proofErr w:type="spellEnd"/>
-            <w:r>
-              <w:rPr>
-                <w:rFonts w:ascii="Arial" w:hAnsi="Arial" w:cs="Arial"/>
-                <w:sz w:val="16"/>
-                <w:szCs w:val="16"/>
-                <w:lang w:val="ru-RU"/>
-              </w:rPr>
-              <w:t xml:space="preserve">, Прилузский р-н, Коми АССР, место проживания: </w:t>
-            </w:r>
-            <w:proofErr w:type="spellStart"/>
-            <w:r>
-              <w:rPr>
-                <w:rFonts w:ascii="Arial" w:hAnsi="Arial" w:cs="Arial"/>
-                <w:sz w:val="16"/>
-                <w:szCs w:val="16"/>
-                <w:lang w:val="ru-RU"/>
-              </w:rPr>
-              <w:t>с.Спаспоруб</w:t>
-            </w:r>
-            <w:proofErr w:type="spellEnd"/>
-            <w:r>
-              <w:rPr>
-                <w:rFonts w:ascii="Arial" w:hAnsi="Arial" w:cs="Arial"/>
-                <w:sz w:val="16"/>
-                <w:szCs w:val="16"/>
-                <w:lang w:val="ru-RU"/>
-              </w:rPr>
-              <w:t>, Прилузский р-н, Коми АССР, домохозяйка. Арестована 07.05.1942</w:t>
+              <w:t>р., коми, место рождения: д.Немцовская, Прилузский р-н, Коми АССР, место проживания: с.Спаспоруб, Прилузский р-н, Коми АССР, домохозяйка. Арестована 07.05.1942</w:t>
             </w:r>
             <w:r>
               <w:rPr>
@@ -9878,27 +7930,7 @@
                 <w:szCs w:val="16"/>
                 <w:lang w:val="ru-RU"/>
               </w:rPr>
-              <w:t xml:space="preserve">г. ОСО при НКВД СССР по ст. </w:t>
-            </w:r>
-            <w:proofErr w:type="gramStart"/>
-            <w:r>
-              <w:rPr>
-                <w:rFonts w:ascii="Arial" w:hAnsi="Arial" w:cs="Arial"/>
-                <w:sz w:val="16"/>
-                <w:szCs w:val="16"/>
-                <w:lang w:val="ru-RU"/>
-              </w:rPr>
-              <w:t>58-3</w:t>
-            </w:r>
-            <w:proofErr w:type="gramEnd"/>
-            <w:r>
-              <w:rPr>
-                <w:rFonts w:ascii="Arial" w:hAnsi="Arial" w:cs="Arial"/>
-                <w:sz w:val="16"/>
-                <w:szCs w:val="16"/>
-                <w:lang w:val="ru-RU"/>
-              </w:rPr>
-              <w:t xml:space="preserve"> УК РСФСР к </w:t>
+              <w:t xml:space="preserve">г. ОСО при НКВД СССР по ст. 58-3 УК РСФСР к </w:t>
             </w:r>
             <w:r>
               <w:rPr>
@@ -10031,29 +8063,16 @@
                 <w:lang w:val="ru-RU"/>
               </w:rPr>
             </w:pPr>
-            <w:proofErr w:type="spellStart"/>
-            <w:r>
-              <w:rPr>
-                <w:rFonts w:ascii="Arial" w:hAnsi="Arial" w:cs="Arial"/>
-                <w:b/>
-                <w:bCs/>
-                <w:sz w:val="16"/>
-                <w:szCs w:val="16"/>
-                <w:lang w:val="ru-RU"/>
-              </w:rPr>
-              <w:t>Тюрнина</w:t>
-            </w:r>
-            <w:proofErr w:type="spellEnd"/>
-            <w:r>
-              <w:rPr>
-                <w:rFonts w:ascii="Arial" w:hAnsi="Arial" w:cs="Arial"/>
-                <w:b/>
-                <w:bCs/>
-                <w:sz w:val="16"/>
-                <w:szCs w:val="16"/>
-                <w:lang w:val="ru-RU"/>
-              </w:rPr>
-              <w:t xml:space="preserve"> Екатерина Васильевна</w:t>
+            <w:r>
+              <w:rPr>
+                <w:rFonts w:ascii="Arial" w:hAnsi="Arial" w:cs="Arial"/>
+                <w:b/>
+                <w:bCs/>
+                <w:sz w:val="16"/>
+                <w:szCs w:val="16"/>
+                <w:lang w:val="ru-RU"/>
+              </w:rPr>
+              <w:t>Тюрнина Екатерина Васильевна</w:t>
             </w:r>
             <w:r>
               <w:rPr>
@@ -10114,87 +8133,7 @@
                 <w:szCs w:val="16"/>
                 <w:lang w:val="ru-RU"/>
               </w:rPr>
-              <w:t xml:space="preserve">1916 г.р., </w:t>
-            </w:r>
-            <w:proofErr w:type="spellStart"/>
-            <w:r>
-              <w:rPr>
-                <w:rFonts w:ascii="Arial" w:hAnsi="Arial" w:cs="Arial"/>
-                <w:sz w:val="16"/>
-                <w:szCs w:val="16"/>
-                <w:lang w:val="ru-RU"/>
-              </w:rPr>
-              <w:t>м.р</w:t>
-            </w:r>
-            <w:proofErr w:type="spellEnd"/>
-            <w:r>
-              <w:rPr>
-                <w:rFonts w:ascii="Arial" w:hAnsi="Arial" w:cs="Arial"/>
-                <w:sz w:val="16"/>
-                <w:szCs w:val="16"/>
-                <w:lang w:val="ru-RU"/>
-              </w:rPr>
-              <w:t xml:space="preserve">.: Коми АССР, г. Сыктывкар, коми, заключенная </w:t>
-            </w:r>
-            <w:proofErr w:type="spellStart"/>
-            <w:r>
-              <w:rPr>
-                <w:rFonts w:ascii="Arial" w:hAnsi="Arial" w:cs="Arial"/>
-                <w:sz w:val="16"/>
-                <w:szCs w:val="16"/>
-                <w:lang w:val="ru-RU"/>
-              </w:rPr>
-              <w:t>Ухтпечлага</w:t>
-            </w:r>
-            <w:proofErr w:type="spellEnd"/>
-            <w:r>
-              <w:rPr>
-                <w:rFonts w:ascii="Arial" w:hAnsi="Arial" w:cs="Arial"/>
-                <w:sz w:val="16"/>
-                <w:szCs w:val="16"/>
-                <w:lang w:val="ru-RU"/>
-              </w:rPr>
-              <w:t xml:space="preserve">, арестована 31.10.1937. Обвинение: ст. </w:t>
-            </w:r>
-            <w:proofErr w:type="gramStart"/>
-            <w:r>
-              <w:rPr>
-                <w:rFonts w:ascii="Arial" w:hAnsi="Arial" w:cs="Arial"/>
-                <w:sz w:val="16"/>
-                <w:szCs w:val="16"/>
-                <w:lang w:val="ru-RU"/>
-              </w:rPr>
-              <w:t>58-8</w:t>
-            </w:r>
-            <w:proofErr w:type="gramEnd"/>
-            <w:r>
-              <w:rPr>
-                <w:rFonts w:ascii="Arial" w:hAnsi="Arial" w:cs="Arial"/>
-                <w:sz w:val="16"/>
-                <w:szCs w:val="16"/>
-                <w:lang w:val="ru-RU"/>
-              </w:rPr>
-              <w:t xml:space="preserve">, </w:t>
-            </w:r>
-            <w:proofErr w:type="gramStart"/>
-            <w:r>
-              <w:rPr>
-                <w:rFonts w:ascii="Arial" w:hAnsi="Arial" w:cs="Arial"/>
-                <w:sz w:val="16"/>
-                <w:szCs w:val="16"/>
-                <w:lang w:val="ru-RU"/>
-              </w:rPr>
-              <w:t>58-10</w:t>
-            </w:r>
-            <w:proofErr w:type="gramEnd"/>
-            <w:r>
-              <w:rPr>
-                <w:rFonts w:ascii="Arial" w:hAnsi="Arial" w:cs="Arial"/>
-                <w:sz w:val="16"/>
-                <w:szCs w:val="16"/>
-                <w:lang w:val="ru-RU"/>
-              </w:rPr>
-              <w:t xml:space="preserve"> УК РСФСР. Приговор: "тройка" при УНКВД Архангельской области, 16.12.1937</w:t>
+              <w:t>1916 г.р., м.р.: Коми АССР, г. Сыктывкар, коми, заключенная Ухтпечлага, арестована 31.10.1937. Обвинение: ст. 58-8, 58-10 УК РСФСР. Приговор: "тройка" при УНКВД Архангельской области, 16.12.1937</w:t>
             </w:r>
             <w:r>
               <w:rPr>
@@ -10212,19 +8151,8 @@
                 <w:szCs w:val="16"/>
                 <w:lang w:val="ru-RU"/>
               </w:rPr>
-              <w:t xml:space="preserve">ВМН. Расстреляна 19.01.1938, Новая </w:t>
-            </w:r>
-            <w:proofErr w:type="spellStart"/>
-            <w:r>
-              <w:rPr>
-                <w:rFonts w:ascii="Arial" w:hAnsi="Arial" w:cs="Arial"/>
-                <w:sz w:val="16"/>
-                <w:szCs w:val="16"/>
-                <w:lang w:val="ru-RU"/>
-              </w:rPr>
-              <w:t>Ухтарка</w:t>
-            </w:r>
-            <w:proofErr w:type="spellEnd"/>
+              <w:t>ВМН. Расстреляна 19.01.1938, Новая Ухтарка</w:t>
+            </w:r>
           </w:p>
           <w:p>
             <w:pPr>
@@ -10416,67 +8344,16 @@
                 <w:szCs w:val="16"/>
                 <w:lang w:val="ru-RU"/>
               </w:rPr>
-              <w:t xml:space="preserve">Родилась в 1882 г., Коми </w:t>
-            </w:r>
-            <w:proofErr w:type="spellStart"/>
-            <w:r>
-              <w:rPr>
-                <w:rFonts w:ascii="Arial" w:hAnsi="Arial" w:cs="Arial"/>
-                <w:sz w:val="16"/>
-                <w:szCs w:val="16"/>
-                <w:lang w:val="ru-RU"/>
-              </w:rPr>
-              <w:t>Респ</w:t>
-            </w:r>
-            <w:proofErr w:type="spellEnd"/>
-            <w:r>
-              <w:rPr>
-                <w:rFonts w:ascii="Arial" w:hAnsi="Arial" w:cs="Arial"/>
-                <w:sz w:val="16"/>
-                <w:szCs w:val="16"/>
-                <w:lang w:val="ru-RU"/>
-              </w:rPr>
-              <w:t xml:space="preserve">., Сыктывдинский р-н, с. </w:t>
-            </w:r>
-            <w:proofErr w:type="spellStart"/>
-            <w:r>
-              <w:rPr>
-                <w:rFonts w:ascii="Arial" w:hAnsi="Arial" w:cs="Arial"/>
-                <w:sz w:val="16"/>
-                <w:szCs w:val="16"/>
-                <w:lang w:val="ru-RU"/>
-              </w:rPr>
-              <w:t>Иб</w:t>
-            </w:r>
-            <w:proofErr w:type="spellEnd"/>
-            <w:r>
-              <w:rPr>
-                <w:rFonts w:ascii="Arial" w:hAnsi="Arial" w:cs="Arial"/>
-                <w:sz w:val="16"/>
-                <w:szCs w:val="16"/>
-                <w:lang w:val="ru-RU"/>
-              </w:rPr>
-              <w:t xml:space="preserve">; коми; Иждивенка. </w:t>
-            </w:r>
-            <w:proofErr w:type="spellStart"/>
-            <w:r>
-              <w:rPr>
-                <w:rFonts w:ascii="Arial" w:hAnsi="Arial" w:cs="Arial"/>
-                <w:sz w:val="16"/>
-                <w:szCs w:val="16"/>
-                <w:lang w:val="ru-RU"/>
-              </w:rPr>
-              <w:t>Прож</w:t>
-            </w:r>
-            <w:proofErr w:type="spellEnd"/>
-            <w:r>
-              <w:rPr>
-                <w:rFonts w:ascii="Arial" w:hAnsi="Arial" w:cs="Arial"/>
-                <w:sz w:val="16"/>
-                <w:szCs w:val="16"/>
-                <w:lang w:val="ru-RU"/>
-              </w:rPr>
-              <w:t>.:</w:t>
+              <w:t xml:space="preserve">Родилась в 1882 г., Коми Респ., Сыктывдинский р-н, с. Иб; коми; Иждивенка. </w:t>
+            </w:r>
+            <w:r>
+              <w:rPr>
+                <w:rFonts w:ascii="Arial" w:hAnsi="Arial" w:cs="Arial"/>
+                <w:sz w:val="16"/>
+                <w:szCs w:val="16"/>
+                <w:lang w:val="ru-RU"/>
+              </w:rPr>
+              <w:t>Прож.:</w:t>
             </w:r>
             <w:r>
               <w:rPr>
@@ -10520,27 +8397,7 @@
                 <w:szCs w:val="16"/>
                 <w:lang w:val="ru-RU"/>
               </w:rPr>
-              <w:t xml:space="preserve">Приговорена: тройка при УНКВД Коми АССР 13 сентября 1937 г., </w:t>
-            </w:r>
-            <w:proofErr w:type="spellStart"/>
-            <w:r>
-              <w:rPr>
-                <w:rFonts w:ascii="Arial" w:hAnsi="Arial" w:cs="Arial"/>
-                <w:sz w:val="16"/>
-                <w:szCs w:val="16"/>
-                <w:lang w:val="ru-RU"/>
-              </w:rPr>
-              <w:t>обв</w:t>
-            </w:r>
-            <w:proofErr w:type="spellEnd"/>
-            <w:r>
-              <w:rPr>
-                <w:rFonts w:ascii="Arial" w:hAnsi="Arial" w:cs="Arial"/>
-                <w:sz w:val="16"/>
-                <w:szCs w:val="16"/>
-                <w:lang w:val="ru-RU"/>
-              </w:rPr>
-              <w:t>.:</w:t>
+              <w:t>Приговорена: тройка при УНКВД Коми АССР 13 сентября 1937 г., обв.:</w:t>
             </w:r>
             <w:r>
               <w:rPr>
@@ -10557,27 +8414,7 @@
                 <w:szCs w:val="16"/>
                 <w:lang w:val="ru-RU"/>
               </w:rPr>
-              <w:t xml:space="preserve">по </w:t>
-            </w:r>
-            <w:proofErr w:type="spellStart"/>
-            <w:r>
-              <w:rPr>
-                <w:rFonts w:ascii="Arial" w:hAnsi="Arial" w:cs="Arial"/>
-                <w:sz w:val="16"/>
-                <w:szCs w:val="16"/>
-                <w:lang w:val="ru-RU"/>
-              </w:rPr>
-              <w:t>ст.ст</w:t>
-            </w:r>
-            <w:proofErr w:type="spellEnd"/>
-            <w:r>
-              <w:rPr>
-                <w:rFonts w:ascii="Arial" w:hAnsi="Arial" w:cs="Arial"/>
-                <w:sz w:val="16"/>
-                <w:szCs w:val="16"/>
-                <w:lang w:val="ru-RU"/>
-              </w:rPr>
-              <w:t>. 58-10 УК РСФСР, 58-11 УК РСФСР.</w:t>
+              <w:t>по ст.ст. 58-10 УК РСФСР, 58-11 УК РСФСР.</w:t>
             </w:r>
             <w:r>
               <w:rPr>
@@ -10710,29 +8547,7 @@
                 <w:szCs w:val="16"/>
                 <w:lang w:val="ru-RU"/>
               </w:rPr>
-              <w:t xml:space="preserve">Ширяева </w:t>
-            </w:r>
-            <w:proofErr w:type="spellStart"/>
-            <w:r>
-              <w:rPr>
-                <w:rFonts w:ascii="Arial" w:hAnsi="Arial" w:cs="Arial"/>
-                <w:b/>
-                <w:sz w:val="16"/>
-                <w:szCs w:val="16"/>
-                <w:lang w:val="ru-RU"/>
-              </w:rPr>
-              <w:t>Парасковья</w:t>
-            </w:r>
-            <w:proofErr w:type="spellEnd"/>
-            <w:r>
-              <w:rPr>
-                <w:rFonts w:ascii="Arial" w:hAnsi="Arial" w:cs="Arial"/>
-                <w:b/>
-                <w:sz w:val="16"/>
-                <w:szCs w:val="16"/>
-                <w:lang w:val="ru-RU"/>
-              </w:rPr>
-              <w:t xml:space="preserve"> Петровна</w:t>
+              <w:t>Ширяева Парасковья Петровна</w:t>
             </w:r>
             <w:r>
               <w:rPr>
@@ -10782,67 +8597,16 @@
                 <w:szCs w:val="16"/>
                 <w:lang w:val="ru-RU"/>
               </w:rPr>
-              <w:t xml:space="preserve">Родилась в 1882 г., Коми </w:t>
-            </w:r>
-            <w:proofErr w:type="spellStart"/>
-            <w:r>
-              <w:rPr>
-                <w:rFonts w:ascii="Arial" w:hAnsi="Arial" w:cs="Arial"/>
-                <w:sz w:val="16"/>
-                <w:szCs w:val="16"/>
-                <w:lang w:val="ru-RU"/>
-              </w:rPr>
-              <w:t>Респ</w:t>
-            </w:r>
-            <w:proofErr w:type="spellEnd"/>
-            <w:r>
-              <w:rPr>
-                <w:rFonts w:ascii="Arial" w:hAnsi="Arial" w:cs="Arial"/>
-                <w:sz w:val="16"/>
-                <w:szCs w:val="16"/>
-                <w:lang w:val="ru-RU"/>
-              </w:rPr>
-              <w:t xml:space="preserve">., Удорский р-н, д. </w:t>
-            </w:r>
-            <w:proofErr w:type="spellStart"/>
-            <w:r>
-              <w:rPr>
-                <w:rFonts w:ascii="Arial" w:hAnsi="Arial" w:cs="Arial"/>
-                <w:sz w:val="16"/>
-                <w:szCs w:val="16"/>
-                <w:lang w:val="ru-RU"/>
-              </w:rPr>
-              <w:t>Острово</w:t>
-            </w:r>
-            <w:proofErr w:type="spellEnd"/>
-            <w:r>
-              <w:rPr>
-                <w:rFonts w:ascii="Arial" w:hAnsi="Arial" w:cs="Arial"/>
-                <w:sz w:val="16"/>
-                <w:szCs w:val="16"/>
-                <w:lang w:val="ru-RU"/>
-              </w:rPr>
-              <w:t xml:space="preserve">; коми; Не Работала. </w:t>
-            </w:r>
-            <w:proofErr w:type="spellStart"/>
-            <w:r>
-              <w:rPr>
-                <w:rFonts w:ascii="Arial" w:hAnsi="Arial" w:cs="Arial"/>
-                <w:sz w:val="16"/>
-                <w:szCs w:val="16"/>
-                <w:lang w:val="ru-RU"/>
-              </w:rPr>
-              <w:t>Прож</w:t>
-            </w:r>
-            <w:proofErr w:type="spellEnd"/>
-            <w:r>
-              <w:rPr>
-                <w:rFonts w:ascii="Arial" w:hAnsi="Arial" w:cs="Arial"/>
-                <w:sz w:val="16"/>
-                <w:szCs w:val="16"/>
-                <w:lang w:val="ru-RU"/>
-              </w:rPr>
-              <w:t>.:</w:t>
+              <w:t xml:space="preserve">Родилась в 1882 г., Коми Респ., Удорский р-н, д. Острово; коми; Не Работала. </w:t>
+            </w:r>
+            <w:r>
+              <w:rPr>
+                <w:rFonts w:ascii="Arial" w:hAnsi="Arial" w:cs="Arial"/>
+                <w:sz w:val="16"/>
+                <w:szCs w:val="16"/>
+                <w:lang w:val="ru-RU"/>
+              </w:rPr>
+              <w:t>Прож.:</w:t>
             </w:r>
             <w:r>
               <w:rPr>
@@ -10859,47 +8623,7 @@
                 <w:szCs w:val="16"/>
                 <w:lang w:val="ru-RU"/>
               </w:rPr>
-              <w:t xml:space="preserve">Коми </w:t>
-            </w:r>
-            <w:proofErr w:type="spellStart"/>
-            <w:r>
-              <w:rPr>
-                <w:rFonts w:ascii="Arial" w:hAnsi="Arial" w:cs="Arial"/>
-                <w:sz w:val="16"/>
-                <w:szCs w:val="16"/>
-                <w:lang w:val="ru-RU"/>
-              </w:rPr>
-              <w:t>Респ</w:t>
-            </w:r>
-            <w:proofErr w:type="spellEnd"/>
-            <w:r>
-              <w:rPr>
-                <w:rFonts w:ascii="Arial" w:hAnsi="Arial" w:cs="Arial"/>
-                <w:sz w:val="16"/>
-                <w:szCs w:val="16"/>
-                <w:lang w:val="ru-RU"/>
-              </w:rPr>
-              <w:t xml:space="preserve">., Удорский р-н, д. </w:t>
-            </w:r>
-            <w:proofErr w:type="spellStart"/>
-            <w:r>
-              <w:rPr>
-                <w:rFonts w:ascii="Arial" w:hAnsi="Arial" w:cs="Arial"/>
-                <w:sz w:val="16"/>
-                <w:szCs w:val="16"/>
-                <w:lang w:val="ru-RU"/>
-              </w:rPr>
-              <w:t>Острово</w:t>
-            </w:r>
-            <w:proofErr w:type="spellEnd"/>
-            <w:r>
-              <w:rPr>
-                <w:rFonts w:ascii="Arial" w:hAnsi="Arial" w:cs="Arial"/>
-                <w:sz w:val="16"/>
-                <w:szCs w:val="16"/>
-                <w:lang w:val="ru-RU"/>
-              </w:rPr>
-              <w:t>.</w:t>
+              <w:t>Коми Респ., Удорский р-н, д. Острово.</w:t>
             </w:r>
             <w:r>
               <w:rPr>
@@ -10935,27 +8659,7 @@
                 <w:szCs w:val="16"/>
                 <w:lang w:val="ru-RU"/>
               </w:rPr>
-              <w:t xml:space="preserve">Приговорена: тройка при УНКВД Коми АССР 10 сентября 1937 г., </w:t>
-            </w:r>
-            <w:proofErr w:type="spellStart"/>
-            <w:r>
-              <w:rPr>
-                <w:rFonts w:ascii="Arial" w:hAnsi="Arial" w:cs="Arial"/>
-                <w:sz w:val="16"/>
-                <w:szCs w:val="16"/>
-                <w:lang w:val="ru-RU"/>
-              </w:rPr>
-              <w:t>обв</w:t>
-            </w:r>
-            <w:proofErr w:type="spellEnd"/>
-            <w:r>
-              <w:rPr>
-                <w:rFonts w:ascii="Arial" w:hAnsi="Arial" w:cs="Arial"/>
-                <w:sz w:val="16"/>
-                <w:szCs w:val="16"/>
-                <w:lang w:val="ru-RU"/>
-              </w:rPr>
-              <w:t>.:</w:t>
+              <w:t>Приговорена: тройка при УНКВД Коми АССР 10 сентября 1937 г., обв.:</w:t>
             </w:r>
             <w:r>
               <w:rPr>
@@ -10983,23 +8687,13 @@
               </w:rPr>
               <w:t xml:space="preserve"> </w:t>
             </w:r>
-            <w:proofErr w:type="spellStart"/>
-            <w:r>
-              <w:rPr>
-                <w:rFonts w:ascii="Arial" w:hAnsi="Arial" w:cs="Arial"/>
-                <w:sz w:val="16"/>
-                <w:szCs w:val="16"/>
-              </w:rPr>
-              <w:t>Приговор</w:t>
-            </w:r>
-            <w:proofErr w:type="spellEnd"/>
-            <w:r>
-              <w:rPr>
-                <w:rFonts w:ascii="Arial" w:hAnsi="Arial" w:cs="Arial"/>
-                <w:sz w:val="16"/>
-                <w:szCs w:val="16"/>
-              </w:rPr>
-              <w:t xml:space="preserve">: </w:t>
+            <w:r>
+              <w:rPr>
+                <w:rFonts w:ascii="Arial" w:hAnsi="Arial" w:cs="Arial"/>
+                <w:sz w:val="16"/>
+                <w:szCs w:val="16"/>
+              </w:rPr>
+              <w:t xml:space="preserve">Приговор: </w:t>
             </w:r>
             <w:r>
               <w:rPr>
@@ -11029,78 +8723,22 @@
                 <w:lang w:val="ru-RU"/>
               </w:rPr>
             </w:pPr>
-            <w:proofErr w:type="spellStart"/>
-            <w:r>
-              <w:rPr>
-                <w:rFonts w:ascii="Arial" w:hAnsi="Arial" w:cs="Arial"/>
-                <w:sz w:val="16"/>
-                <w:szCs w:val="16"/>
-              </w:rPr>
-              <w:t>Источник</w:t>
-            </w:r>
-            <w:proofErr w:type="spellEnd"/>
-            <w:r>
-              <w:rPr>
-                <w:rFonts w:ascii="Arial" w:hAnsi="Arial" w:cs="Arial"/>
-                <w:sz w:val="16"/>
-                <w:szCs w:val="16"/>
-              </w:rPr>
-              <w:t>:</w:t>
-            </w:r>
-            <w:r>
-              <w:rPr>
-                <w:rFonts w:ascii="Arial" w:hAnsi="Arial" w:cs="Arial"/>
-                <w:sz w:val="16"/>
-                <w:szCs w:val="16"/>
-              </w:rPr>
-              <w:t xml:space="preserve"> Книга </w:t>
-            </w:r>
-            <w:proofErr w:type="spellStart"/>
-            <w:r>
-              <w:rPr>
-                <w:rFonts w:ascii="Arial" w:hAnsi="Arial" w:cs="Arial"/>
-                <w:sz w:val="16"/>
-                <w:szCs w:val="16"/>
-              </w:rPr>
-              <w:t>памяти</w:t>
-            </w:r>
-            <w:proofErr w:type="spellEnd"/>
-            <w:r>
-              <w:rPr>
-                <w:rFonts w:ascii="Arial" w:hAnsi="Arial" w:cs="Arial"/>
-                <w:sz w:val="16"/>
-                <w:szCs w:val="16"/>
-              </w:rPr>
-              <w:t xml:space="preserve"> </w:t>
-            </w:r>
-            <w:proofErr w:type="spellStart"/>
-            <w:r>
-              <w:rPr>
-                <w:rFonts w:ascii="Arial" w:hAnsi="Arial" w:cs="Arial"/>
-                <w:sz w:val="16"/>
-                <w:szCs w:val="16"/>
-              </w:rPr>
-              <w:t>Республики</w:t>
-            </w:r>
-            <w:proofErr w:type="spellEnd"/>
-            <w:r>
-              <w:rPr>
-                <w:rFonts w:ascii="Arial" w:hAnsi="Arial" w:cs="Arial"/>
-                <w:sz w:val="16"/>
-                <w:szCs w:val="16"/>
-              </w:rPr>
-              <w:t xml:space="preserve"> </w:t>
-            </w:r>
-            <w:proofErr w:type="spellStart"/>
-            <w:r>
-              <w:rPr>
-                <w:rFonts w:ascii="Arial" w:hAnsi="Arial" w:cs="Arial"/>
-                <w:sz w:val="16"/>
-                <w:szCs w:val="16"/>
-              </w:rPr>
-              <w:t>Коми</w:t>
-            </w:r>
-            <w:proofErr w:type="spellEnd"/>
+            <w:r>
+              <w:rPr>
+                <w:rFonts w:ascii="Arial" w:hAnsi="Arial" w:cs="Arial"/>
+                <w:sz w:val="16"/>
+                <w:szCs w:val="16"/>
+              </w:rPr>
+              <w:t>Источник:</w:t>
+            </w:r>
+            <w:r>
+              <w:rPr>
+                <w:rFonts w:ascii="Arial" w:hAnsi="Arial" w:cs="Arial"/>
+                <w:sz w:val="16"/>
+                <w:szCs w:val="16"/>
+              </w:rPr>
+              <w:t xml:space="preserve"> Книга памяти Республики Коми</w:t>
+            </w:r>
             <w:r>
               <w:rPr>
                 <w:rFonts w:ascii="Arial" w:hAnsi="Arial" w:cs="Arial"/>
@@ -11328,65 +8966,25 @@
                 <w:szCs w:val="16"/>
                 <w:lang w:val="ru-RU"/>
               </w:rPr>
-              <w:t xml:space="preserve">в 1892 г., </w:t>
-            </w:r>
-            <w:proofErr w:type="spellStart"/>
-            <w:r>
-              <w:rPr>
-                <w:rFonts w:ascii="Arial" w:hAnsi="Arial" w:cs="Arial"/>
-                <w:sz w:val="16"/>
-                <w:szCs w:val="16"/>
-                <w:lang w:val="ru-RU"/>
-              </w:rPr>
-              <w:t>г.Вильгород</w:t>
-            </w:r>
-            <w:proofErr w:type="spellEnd"/>
-            <w:r>
-              <w:rPr>
-                <w:rFonts w:ascii="Arial" w:hAnsi="Arial" w:cs="Arial"/>
-                <w:sz w:val="16"/>
-                <w:szCs w:val="16"/>
-                <w:lang w:val="ru-RU"/>
-              </w:rPr>
-              <w:t xml:space="preserve"> Вологодской губ.; коми;</w:t>
-            </w:r>
-            <w:r>
-              <w:rPr>
-                <w:rFonts w:ascii="Arial" w:hAnsi="Arial" w:cs="Arial"/>
-                <w:sz w:val="16"/>
-                <w:szCs w:val="16"/>
-                <w:lang w:val="ru-RU"/>
-              </w:rPr>
-              <w:t xml:space="preserve"> </w:t>
-            </w:r>
-            <w:r>
-              <w:rPr>
-                <w:rFonts w:ascii="Arial" w:hAnsi="Arial" w:cs="Arial"/>
-                <w:sz w:val="16"/>
-                <w:szCs w:val="16"/>
-                <w:lang w:val="ru-RU"/>
-              </w:rPr>
-              <w:t xml:space="preserve">Приговорена: ОСО при НКВД СССР 29 мая 1938 г., </w:t>
-            </w:r>
-            <w:proofErr w:type="spellStart"/>
-            <w:r>
-              <w:rPr>
-                <w:rFonts w:ascii="Arial" w:hAnsi="Arial" w:cs="Arial"/>
-                <w:sz w:val="16"/>
-                <w:szCs w:val="16"/>
-                <w:lang w:val="ru-RU"/>
-              </w:rPr>
-              <w:t>обв</w:t>
-            </w:r>
-            <w:proofErr w:type="spellEnd"/>
-            <w:r>
-              <w:rPr>
-                <w:rFonts w:ascii="Arial" w:hAnsi="Arial" w:cs="Arial"/>
-                <w:sz w:val="16"/>
-                <w:szCs w:val="16"/>
-                <w:lang w:val="ru-RU"/>
-              </w:rPr>
-              <w:t>.:</w:t>
+              <w:t>в 1892 г., г.Вильгород Вологодской губ.; коми;</w:t>
+            </w:r>
+            <w:r>
+              <w:rPr>
+                <w:rFonts w:ascii="Arial" w:hAnsi="Arial" w:cs="Arial"/>
+                <w:sz w:val="16"/>
+                <w:szCs w:val="16"/>
+                <w:lang w:val="ru-RU"/>
+              </w:rPr>
+              <w:t xml:space="preserve"> </w:t>
+            </w:r>
+            <w:r>
+              <w:rPr>
+                <w:rFonts w:ascii="Arial" w:hAnsi="Arial" w:cs="Arial"/>
+                <w:sz w:val="16"/>
+                <w:szCs w:val="16"/>
+                <w:lang w:val="ru-RU"/>
+              </w:rPr>
+              <w:t>Приговорена: ОСО при НКВД СССР 29 мая 1938 г., обв.:</w:t>
             </w:r>
             <w:r>
               <w:rPr>
@@ -11421,47 +9019,7 @@
                 <w:szCs w:val="16"/>
                 <w:lang w:val="ru-RU"/>
               </w:rPr>
-              <w:t xml:space="preserve">Приговор: к 8 годам ИТЛ. Прибыла в Акмолинское ЛО 14.08.1938 из Володарской тюрьмы Горьковской </w:t>
-            </w:r>
-            <w:proofErr w:type="gramStart"/>
-            <w:r>
-              <w:rPr>
-                <w:rFonts w:ascii="Arial" w:hAnsi="Arial" w:cs="Arial"/>
-                <w:sz w:val="16"/>
-                <w:szCs w:val="16"/>
-                <w:lang w:val="ru-RU"/>
-              </w:rPr>
-              <w:t>обл..</w:t>
-            </w:r>
-            <w:proofErr w:type="gramEnd"/>
-            <w:r>
-              <w:rPr>
-                <w:rFonts w:ascii="Arial" w:hAnsi="Arial" w:cs="Arial"/>
-                <w:sz w:val="16"/>
-                <w:szCs w:val="16"/>
-                <w:lang w:val="ru-RU"/>
-              </w:rPr>
-              <w:t xml:space="preserve"> В </w:t>
-            </w:r>
-            <w:proofErr w:type="spellStart"/>
-            <w:r>
-              <w:rPr>
-                <w:rFonts w:ascii="Arial" w:hAnsi="Arial" w:cs="Arial"/>
-                <w:sz w:val="16"/>
-                <w:szCs w:val="16"/>
-                <w:lang w:val="ru-RU"/>
-              </w:rPr>
-              <w:t>АЛЖИРе</w:t>
-            </w:r>
-            <w:proofErr w:type="spellEnd"/>
-            <w:r>
-              <w:rPr>
-                <w:rFonts w:ascii="Arial" w:hAnsi="Arial" w:cs="Arial"/>
-                <w:sz w:val="16"/>
-                <w:szCs w:val="16"/>
-                <w:lang w:val="ru-RU"/>
-              </w:rPr>
-              <w:t xml:space="preserve"> находилась до 09.08.1939. Умерла 9.08.1939.</w:t>
+              <w:t>Приговор: к 8 годам ИТЛ. Прибыла в Акмолинское ЛО 14.08.1938 из Володарской тюрьмы Горьковской обл.. В АЛЖИРе находилась до 09.08.1939. Умерла 9.08.1939.</w:t>
             </w:r>
           </w:p>
           <w:p>
@@ -11492,27 +9050,7 @@
                 <w:szCs w:val="16"/>
                 <w:lang w:val="ru-RU"/>
               </w:rPr>
-              <w:t xml:space="preserve"> Книга памяти "Узницы </w:t>
-            </w:r>
-            <w:proofErr w:type="spellStart"/>
-            <w:r>
-              <w:rPr>
-                <w:rFonts w:ascii="Arial" w:hAnsi="Arial" w:cs="Arial"/>
-                <w:sz w:val="16"/>
-                <w:szCs w:val="16"/>
-                <w:lang w:val="ru-RU"/>
-              </w:rPr>
-              <w:t>АЛЖИРа</w:t>
-            </w:r>
-            <w:proofErr w:type="spellEnd"/>
-            <w:r>
-              <w:rPr>
-                <w:rFonts w:ascii="Arial" w:hAnsi="Arial" w:cs="Arial"/>
-                <w:sz w:val="16"/>
-                <w:szCs w:val="16"/>
-                <w:lang w:val="ru-RU"/>
-              </w:rPr>
-              <w:t>"</w:t>
+              <w:t xml:space="preserve"> Книга памяти "Узницы АЛЖИРа"</w:t>
             </w:r>
             <w:r>
               <w:rPr>
@@ -11662,47 +9200,16 @@
                 <w:szCs w:val="16"/>
                 <w:lang w:val="ru-RU"/>
               </w:rPr>
-              <w:t xml:space="preserve">1888 г.р., </w:t>
-            </w:r>
-            <w:proofErr w:type="spellStart"/>
-            <w:r>
-              <w:rPr>
-                <w:rFonts w:ascii="Arial" w:hAnsi="Arial" w:cs="Arial"/>
-                <w:sz w:val="16"/>
-                <w:szCs w:val="16"/>
-                <w:lang w:val="ru-RU"/>
-              </w:rPr>
-              <w:t>м.р</w:t>
-            </w:r>
-            <w:proofErr w:type="spellEnd"/>
-            <w:r>
-              <w:rPr>
-                <w:rFonts w:ascii="Arial" w:hAnsi="Arial" w:cs="Arial"/>
-                <w:sz w:val="16"/>
-                <w:szCs w:val="16"/>
-                <w:lang w:val="ru-RU"/>
-              </w:rPr>
-              <w:t xml:space="preserve">.: Коми АССР, г. Сыктывкар, коми, </w:t>
-            </w:r>
-            <w:proofErr w:type="spellStart"/>
-            <w:r>
-              <w:rPr>
-                <w:rFonts w:ascii="Arial" w:hAnsi="Arial" w:cs="Arial"/>
-                <w:sz w:val="16"/>
-                <w:szCs w:val="16"/>
-                <w:lang w:val="ru-RU"/>
-              </w:rPr>
-              <w:t>прож</w:t>
-            </w:r>
-            <w:proofErr w:type="spellEnd"/>
-            <w:r>
-              <w:rPr>
-                <w:rFonts w:ascii="Arial" w:hAnsi="Arial" w:cs="Arial"/>
-                <w:sz w:val="16"/>
-                <w:szCs w:val="16"/>
-                <w:lang w:val="ru-RU"/>
-              </w:rPr>
-              <w:t>.: г. Сыктывкар. Коми АССР.</w:t>
+              <w:t xml:space="preserve">1888 г.р., м.р.: Коми АССР, г. Сыктывкар, коми, </w:t>
+            </w:r>
+            <w:r>
+              <w:rPr>
+                <w:rFonts w:ascii="Arial" w:hAnsi="Arial" w:cs="Arial"/>
+                <w:sz w:val="16"/>
+                <w:szCs w:val="16"/>
+                <w:lang w:val="ru-RU"/>
+              </w:rPr>
+              <w:t>прож.: г. Сыктывкар. Коми АССР.</w:t>
             </w:r>
             <w:r>
               <w:rPr>
@@ -11752,79 +9259,8 @@
                 <w:szCs w:val="16"/>
                 <w:lang w:val="ru-RU"/>
               </w:rPr>
-              <w:t xml:space="preserve">8 лет лишения свободы. Прибыла в </w:t>
-            </w:r>
-            <w:proofErr w:type="spellStart"/>
-            <w:r>
-              <w:rPr>
-                <w:rFonts w:ascii="Arial" w:hAnsi="Arial" w:cs="Arial"/>
-                <w:sz w:val="16"/>
-                <w:szCs w:val="16"/>
-                <w:lang w:val="ru-RU"/>
-              </w:rPr>
-              <w:t>Ухтпечлаг</w:t>
-            </w:r>
-            <w:proofErr w:type="spellEnd"/>
-            <w:r>
-              <w:rPr>
-                <w:rFonts w:ascii="Arial" w:hAnsi="Arial" w:cs="Arial"/>
-                <w:sz w:val="16"/>
-                <w:szCs w:val="16"/>
-                <w:lang w:val="ru-RU"/>
-              </w:rPr>
-              <w:t xml:space="preserve"> _16.10.1937_ из Верхне-</w:t>
-            </w:r>
-            <w:proofErr w:type="spellStart"/>
-            <w:r>
-              <w:rPr>
-                <w:rFonts w:ascii="Arial" w:hAnsi="Arial" w:cs="Arial"/>
-                <w:sz w:val="16"/>
-                <w:szCs w:val="16"/>
-                <w:lang w:val="ru-RU"/>
-              </w:rPr>
-              <w:t>Човской</w:t>
-            </w:r>
-            <w:proofErr w:type="spellEnd"/>
-            <w:r>
-              <w:rPr>
-                <w:rFonts w:ascii="Arial" w:hAnsi="Arial" w:cs="Arial"/>
-                <w:sz w:val="16"/>
-                <w:szCs w:val="16"/>
-                <w:lang w:val="ru-RU"/>
-              </w:rPr>
-              <w:t xml:space="preserve"> ИТК.</w:t>
-            </w:r>
-            <w:proofErr w:type="gramStart"/>
-            <w:r>
-              <w:rPr>
-                <w:rFonts w:ascii="Arial" w:hAnsi="Arial" w:cs="Arial"/>
-                <w:sz w:val="16"/>
-                <w:szCs w:val="16"/>
-                <w:lang w:val="ru-RU"/>
-              </w:rPr>
-              <w:t>, Умерла</w:t>
-            </w:r>
-            <w:proofErr w:type="gramEnd"/>
-            <w:r>
-              <w:rPr>
-                <w:rFonts w:ascii="Arial" w:hAnsi="Arial" w:cs="Arial"/>
-                <w:sz w:val="16"/>
-                <w:szCs w:val="16"/>
-                <w:lang w:val="ru-RU"/>
-              </w:rPr>
-              <w:t xml:space="preserve"> _27.01.</w:t>
-            </w:r>
-            <w:proofErr w:type="gramStart"/>
-            <w:r>
-              <w:rPr>
-                <w:rFonts w:ascii="Arial" w:hAnsi="Arial" w:cs="Arial"/>
-                <w:sz w:val="16"/>
-                <w:szCs w:val="16"/>
-                <w:lang w:val="ru-RU"/>
-              </w:rPr>
-              <w:t>1941._</w:t>
-            </w:r>
-            <w:proofErr w:type="gramEnd"/>
+              <w:t>8 лет лишения свободы. Прибыла в Ухтпечлаг _16.10.1937_ из Верхне-Човской ИТК., Умерла _27.01.1941._</w:t>
+            </w:r>
           </w:p>
           <w:p>
             <w:pPr>
@@ -11965,21 +9401,8 @@
                 <w:szCs w:val="16"/>
                 <w:lang w:val="ru-RU"/>
               </w:rPr>
-              <w:t xml:space="preserve">Лодыгина Мария </w:t>
-            </w:r>
-            <w:proofErr w:type="spellStart"/>
-            <w:r>
-              <w:rPr>
-                <w:rFonts w:ascii="Arial" w:hAnsi="Arial" w:cs="Arial"/>
-                <w:b/>
-                <w:bCs/>
-                <w:sz w:val="16"/>
-                <w:szCs w:val="16"/>
-                <w:lang w:val="ru-RU"/>
-              </w:rPr>
-              <w:t>Климовна</w:t>
-            </w:r>
-            <w:proofErr w:type="spellEnd"/>
+              <w:t>Лодыгина Мария Климовна</w:t>
+            </w:r>
             <w:r>
               <w:rPr>
                 <w:rFonts w:ascii="Arial" w:hAnsi="Arial" w:cs="Arial"/>
@@ -12076,47 +9499,7 @@
                 <w:szCs w:val="16"/>
                 <w:lang w:val="ru-RU"/>
               </w:rPr>
-              <w:t xml:space="preserve">в 1856 г., </w:t>
-            </w:r>
-            <w:proofErr w:type="spellStart"/>
-            <w:r>
-              <w:rPr>
-                <w:rFonts w:ascii="Arial" w:hAnsi="Arial" w:cs="Arial"/>
-                <w:sz w:val="16"/>
-                <w:szCs w:val="16"/>
-                <w:lang w:val="ru-RU"/>
-              </w:rPr>
-              <w:t>с.Керчомъя</w:t>
-            </w:r>
-            <w:proofErr w:type="spellEnd"/>
-            <w:r>
-              <w:rPr>
-                <w:rFonts w:ascii="Arial" w:hAnsi="Arial" w:cs="Arial"/>
-                <w:sz w:val="16"/>
-                <w:szCs w:val="16"/>
-                <w:lang w:val="ru-RU"/>
-              </w:rPr>
-              <w:t>, Усть-Куломский у., Коми АО; коми; крестьянка-</w:t>
-            </w:r>
-            <w:proofErr w:type="gramStart"/>
-            <w:r>
-              <w:rPr>
-                <w:rFonts w:ascii="Arial" w:hAnsi="Arial" w:cs="Arial"/>
-                <w:sz w:val="16"/>
-                <w:szCs w:val="16"/>
-                <w:lang w:val="ru-RU"/>
-              </w:rPr>
-              <w:t>беднячка..</w:t>
-            </w:r>
-            <w:proofErr w:type="gramEnd"/>
-            <w:r>
-              <w:rPr>
-                <w:rFonts w:ascii="Arial" w:hAnsi="Arial" w:cs="Arial"/>
-                <w:sz w:val="16"/>
-                <w:szCs w:val="16"/>
-                <w:lang w:val="ru-RU"/>
-              </w:rPr>
-              <w:t xml:space="preserve"> Прожив.:</w:t>
+              <w:t>в 1856 г., с.Керчомъя, Усть-Куломский у., Коми АО; коми; крестьянка-беднячка.. Прожив.:</w:t>
             </w:r>
             <w:r>
               <w:rPr>
@@ -12126,25 +9509,14 @@
               </w:rPr>
               <w:t> </w:t>
             </w:r>
-            <w:proofErr w:type="spellStart"/>
-            <w:r>
-              <w:rPr>
-                <w:rFonts w:ascii="Arial" w:hAnsi="Arial" w:cs="Arial"/>
-                <w:sz w:val="16"/>
-                <w:szCs w:val="16"/>
-                <w:lang w:val="ru-RU"/>
-              </w:rPr>
-              <w:t>с.Керчомъя</w:t>
-            </w:r>
-            <w:proofErr w:type="spellEnd"/>
-            <w:r>
-              <w:rPr>
-                <w:rFonts w:ascii="Arial" w:hAnsi="Arial" w:cs="Arial"/>
-                <w:sz w:val="16"/>
-                <w:szCs w:val="16"/>
-                <w:lang w:val="ru-RU"/>
-              </w:rPr>
-              <w:t>, Усть-Куломский у., Коми АО.</w:t>
+            <w:r>
+              <w:rPr>
+                <w:rFonts w:ascii="Arial" w:hAnsi="Arial" w:cs="Arial"/>
+                <w:sz w:val="16"/>
+                <w:szCs w:val="16"/>
+                <w:lang w:val="ru-RU"/>
+              </w:rPr>
+              <w:t>с.Керчомъя, Усть-Куломский у., Коми АО.</w:t>
             </w:r>
             <w:r>
               <w:rPr>
@@ -12172,27 +9544,7 @@
                 <w:szCs w:val="16"/>
                 <w:lang w:val="ru-RU"/>
               </w:rPr>
-              <w:t xml:space="preserve">Приговорена: ревтрибуналом Коми АО 27 ноября 1921 г., </w:t>
-            </w:r>
-            <w:proofErr w:type="spellStart"/>
-            <w:r>
-              <w:rPr>
-                <w:rFonts w:ascii="Arial" w:hAnsi="Arial" w:cs="Arial"/>
-                <w:sz w:val="16"/>
-                <w:szCs w:val="16"/>
-                <w:lang w:val="ru-RU"/>
-              </w:rPr>
-              <w:t>обв</w:t>
-            </w:r>
-            <w:proofErr w:type="spellEnd"/>
-            <w:r>
-              <w:rPr>
-                <w:rFonts w:ascii="Arial" w:hAnsi="Arial" w:cs="Arial"/>
-                <w:sz w:val="16"/>
-                <w:szCs w:val="16"/>
-                <w:lang w:val="ru-RU"/>
-              </w:rPr>
-              <w:t>.:</w:t>
+              <w:t>Приговорена: ревтрибуналом Коми АО 27 ноября 1921 г., обв.:</w:t>
             </w:r>
             <w:r>
               <w:rPr>
@@ -12209,19 +9561,8 @@
                 <w:szCs w:val="16"/>
                 <w:lang w:val="ru-RU"/>
               </w:rPr>
-              <w:t>"к/р деятельность</w:t>
-            </w:r>
-            <w:proofErr w:type="gramStart"/>
-            <w:r>
-              <w:rPr>
-                <w:rFonts w:ascii="Arial" w:hAnsi="Arial" w:cs="Arial"/>
-                <w:sz w:val="16"/>
-                <w:szCs w:val="16"/>
-                <w:lang w:val="ru-RU"/>
-              </w:rPr>
-              <w:t>"..</w:t>
-            </w:r>
-            <w:proofErr w:type="gramEnd"/>
+              <w:t>"к/р деятельность"..</w:t>
+            </w:r>
             <w:r>
               <w:rPr>
                 <w:rFonts w:ascii="Arial" w:hAnsi="Arial" w:cs="Arial"/>
@@ -12338,7 +9679,6 @@
                 <w:lang w:val="ru-RU"/>
               </w:rPr>
             </w:pPr>
-            <w:proofErr w:type="spellStart"/>
             <w:r>
               <w:rPr>
                 <w:rFonts w:ascii="Arial" w:hAnsi="Arial" w:cs="Arial"/>
@@ -12349,19 +9689,7 @@
                 <w:lang w:val="ru-RU"/>
               </w:rPr>
               <w:lastRenderedPageBreak/>
-              <w:t>Оплеснина</w:t>
-            </w:r>
-            <w:proofErr w:type="spellEnd"/>
-            <w:r>
-              <w:rPr>
-                <w:rFonts w:ascii="Arial" w:hAnsi="Arial" w:cs="Arial"/>
-                <w:b/>
-                <w:bCs/>
-                <w:sz w:val="16"/>
-                <w:szCs w:val="16"/>
-                <w:lang w:val="ru-RU"/>
-              </w:rPr>
-              <w:t xml:space="preserve"> Агния Тихоновна</w:t>
+              <w:t>Оплеснина Агния Тихоновна</w:t>
             </w:r>
             <w:r>
               <w:rPr>
@@ -12458,47 +9786,7 @@
                 <w:szCs w:val="16"/>
                 <w:lang w:val="ru-RU"/>
               </w:rPr>
-              <w:t xml:space="preserve">в 1873 г., Коми </w:t>
-            </w:r>
-            <w:proofErr w:type="spellStart"/>
-            <w:r>
-              <w:rPr>
-                <w:rFonts w:ascii="Arial" w:hAnsi="Arial" w:cs="Arial"/>
-                <w:sz w:val="16"/>
-                <w:szCs w:val="16"/>
-                <w:lang w:val="ru-RU"/>
-              </w:rPr>
-              <w:t>Респ</w:t>
-            </w:r>
-            <w:proofErr w:type="spellEnd"/>
-            <w:r>
-              <w:rPr>
-                <w:rFonts w:ascii="Arial" w:hAnsi="Arial" w:cs="Arial"/>
-                <w:sz w:val="16"/>
-                <w:szCs w:val="16"/>
-                <w:lang w:val="ru-RU"/>
-              </w:rPr>
-              <w:t xml:space="preserve">., Сыктывдинский р-н, с. </w:t>
-            </w:r>
-            <w:proofErr w:type="spellStart"/>
-            <w:r>
-              <w:rPr>
-                <w:rFonts w:ascii="Arial" w:hAnsi="Arial" w:cs="Arial"/>
-                <w:sz w:val="16"/>
-                <w:szCs w:val="16"/>
-                <w:lang w:val="ru-RU"/>
-              </w:rPr>
-              <w:t>Выльгорт</w:t>
-            </w:r>
-            <w:proofErr w:type="spellEnd"/>
-            <w:r>
-              <w:rPr>
-                <w:rFonts w:ascii="Arial" w:hAnsi="Arial" w:cs="Arial"/>
-                <w:sz w:val="16"/>
-                <w:szCs w:val="16"/>
-                <w:lang w:val="ru-RU"/>
-              </w:rPr>
-              <w:t>; коми; БОЗ. Прожив.:</w:t>
+              <w:t>в 1873 г., Коми Респ., Сыктывдинский р-н, с. Выльгорт; коми; БОЗ. Прожив.:</w:t>
             </w:r>
             <w:r>
               <w:rPr>
@@ -12515,67 +9803,7 @@
                 <w:szCs w:val="16"/>
                 <w:lang w:val="ru-RU"/>
               </w:rPr>
-              <w:t xml:space="preserve">Коми </w:t>
-            </w:r>
-            <w:proofErr w:type="spellStart"/>
-            <w:r>
-              <w:rPr>
-                <w:rFonts w:ascii="Arial" w:hAnsi="Arial" w:cs="Arial"/>
-                <w:sz w:val="16"/>
-                <w:szCs w:val="16"/>
-                <w:lang w:val="ru-RU"/>
-              </w:rPr>
-              <w:t>Респ</w:t>
-            </w:r>
-            <w:proofErr w:type="spellEnd"/>
-            <w:r>
-              <w:rPr>
-                <w:rFonts w:ascii="Arial" w:hAnsi="Arial" w:cs="Arial"/>
-                <w:sz w:val="16"/>
-                <w:szCs w:val="16"/>
-                <w:lang w:val="ru-RU"/>
-              </w:rPr>
-              <w:t xml:space="preserve">., Сыктывдинский р-н, с. </w:t>
-            </w:r>
-            <w:proofErr w:type="spellStart"/>
-            <w:r>
-              <w:rPr>
-                <w:rFonts w:ascii="Arial" w:hAnsi="Arial" w:cs="Arial"/>
-                <w:sz w:val="16"/>
-                <w:szCs w:val="16"/>
-                <w:lang w:val="ru-RU"/>
-              </w:rPr>
-              <w:t>Выльгорт</w:t>
-            </w:r>
-            <w:proofErr w:type="spellEnd"/>
-            <w:r>
-              <w:rPr>
-                <w:rFonts w:ascii="Arial" w:hAnsi="Arial" w:cs="Arial"/>
-                <w:sz w:val="16"/>
-                <w:szCs w:val="16"/>
-                <w:lang w:val="ru-RU"/>
-              </w:rPr>
-              <w:t xml:space="preserve">. Арестована 13 сентября 1937 г. Приговорена: тройка при УНКВД Коми АССР 29 сентября 1937 г., </w:t>
-            </w:r>
-            <w:proofErr w:type="spellStart"/>
-            <w:r>
-              <w:rPr>
-                <w:rFonts w:ascii="Arial" w:hAnsi="Arial" w:cs="Arial"/>
-                <w:sz w:val="16"/>
-                <w:szCs w:val="16"/>
-                <w:lang w:val="ru-RU"/>
-              </w:rPr>
-              <w:t>обв</w:t>
-            </w:r>
-            <w:proofErr w:type="spellEnd"/>
-            <w:r>
-              <w:rPr>
-                <w:rFonts w:ascii="Arial" w:hAnsi="Arial" w:cs="Arial"/>
-                <w:sz w:val="16"/>
-                <w:szCs w:val="16"/>
-                <w:lang w:val="ru-RU"/>
-              </w:rPr>
-              <w:t>.:</w:t>
+              <w:t>Коми Респ., Сыктывдинский р-н, с. Выльгорт. Арестована 13 сентября 1937 г. Приговорена: тройка при УНКВД Коми АССР 29 сентября 1937 г., обв.:</w:t>
             </w:r>
             <w:r>
               <w:rPr>
@@ -12620,70 +9848,8 @@
                 <w:szCs w:val="16"/>
                 <w:lang w:val="ru-RU"/>
               </w:rPr>
-              <w:t xml:space="preserve">Прибыла в </w:t>
-            </w:r>
-            <w:proofErr w:type="spellStart"/>
-            <w:r>
-              <w:rPr>
-                <w:rFonts w:ascii="Arial" w:hAnsi="Arial" w:cs="Arial"/>
-                <w:sz w:val="16"/>
-                <w:szCs w:val="16"/>
-                <w:lang w:val="ru-RU"/>
-              </w:rPr>
-              <w:t>Ухтпечлаг</w:t>
-            </w:r>
-            <w:proofErr w:type="spellEnd"/>
-            <w:r>
-              <w:rPr>
-                <w:rFonts w:ascii="Arial" w:hAnsi="Arial" w:cs="Arial"/>
-                <w:sz w:val="16"/>
-                <w:szCs w:val="16"/>
-                <w:lang w:val="ru-RU"/>
-              </w:rPr>
-              <w:t xml:space="preserve"> _16.10.1937_ из тюрьмы </w:t>
-            </w:r>
-            <w:proofErr w:type="spellStart"/>
-            <w:r>
-              <w:rPr>
-                <w:rFonts w:ascii="Arial" w:hAnsi="Arial" w:cs="Arial"/>
-                <w:sz w:val="16"/>
-                <w:szCs w:val="16"/>
-                <w:lang w:val="ru-RU"/>
-              </w:rPr>
-              <w:t>г.Сыктывкара</w:t>
-            </w:r>
-            <w:proofErr w:type="spellEnd"/>
-            <w:proofErr w:type="gramStart"/>
-            <w:r>
-              <w:rPr>
-                <w:rFonts w:ascii="Arial" w:hAnsi="Arial" w:cs="Arial"/>
-                <w:sz w:val="16"/>
-                <w:szCs w:val="16"/>
-                <w:lang w:val="ru-RU"/>
-              </w:rPr>
-              <w:t>, Умерла</w:t>
-            </w:r>
-            <w:proofErr w:type="gramEnd"/>
-            <w:r>
-              <w:rPr>
-                <w:rFonts w:ascii="Arial" w:hAnsi="Arial" w:cs="Arial"/>
-                <w:sz w:val="16"/>
-                <w:szCs w:val="16"/>
-                <w:lang w:val="ru-RU"/>
-              </w:rPr>
-              <w:t xml:space="preserve"> _10.01.</w:t>
-            </w:r>
-            <w:proofErr w:type="gramStart"/>
-            <w:r>
-              <w:rPr>
-                <w:rFonts w:ascii="Arial" w:hAnsi="Arial" w:cs="Arial"/>
-                <w:sz w:val="16"/>
-                <w:szCs w:val="16"/>
-                <w:lang w:val="ru-RU"/>
-              </w:rPr>
-              <w:t>1942._</w:t>
-            </w:r>
-            <w:proofErr w:type="gramEnd"/>
+              <w:t>Прибыла в Ухтпечлаг _16.10.1937_ из тюрьмы г.Сыктывкара, Умерла _10.01.1942._</w:t>
+            </w:r>
           </w:p>
           <w:p>
             <w:pPr>
@@ -12801,7 +9967,6 @@
               </w:rPr>
             </w:pPr>
             <w:hyperlink r:id="rId38" w:history="1">
-              <w:proofErr w:type="spellStart"/>
               <w:r>
                 <w:rPr>
                   <w:rStyle w:val="Hyperlink"/>
@@ -12815,23 +9980,7 @@
                   <w:shd w:val="clear" w:color="auto" w:fill="FFFFFF"/>
                   <w:lang w:val="ru-RU"/>
                 </w:rPr>
-                <w:t>Сорвачева</w:t>
-              </w:r>
-              <w:proofErr w:type="spellEnd"/>
-              <w:r>
-                <w:rPr>
-                  <w:rStyle w:val="Hyperlink"/>
-                  <w:rFonts w:ascii="Arial" w:hAnsi="Arial" w:cs="Arial"/>
-                  <w:b/>
-                  <w:bCs/>
-                  <w:color w:val="auto"/>
-                  <w:sz w:val="16"/>
-                  <w:szCs w:val="16"/>
-                  <w:bdr w:val="none" w:sz="0" w:space="0" w:color="auto" w:frame="1"/>
-                  <w:shd w:val="clear" w:color="auto" w:fill="FFFFFF"/>
-                  <w:lang w:val="ru-RU"/>
-                </w:rPr>
-                <w:t xml:space="preserve"> Евдокия Павловна</w:t>
+                <w:t>Сорвачева Евдокия Павловна</w:t>
               </w:r>
             </w:hyperlink>
             <w:r>
@@ -12908,47 +10057,7 @@
                 <w:szCs w:val="16"/>
                 <w:lang w:val="ru-RU"/>
               </w:rPr>
-              <w:t xml:space="preserve">1872 г.р., </w:t>
-            </w:r>
-            <w:proofErr w:type="spellStart"/>
-            <w:r>
-              <w:rPr>
-                <w:rFonts w:ascii="Arial" w:hAnsi="Arial" w:cs="Arial"/>
-                <w:sz w:val="16"/>
-                <w:szCs w:val="16"/>
-                <w:lang w:val="ru-RU"/>
-              </w:rPr>
-              <w:t>м.р</w:t>
-            </w:r>
-            <w:proofErr w:type="spellEnd"/>
-            <w:r>
-              <w:rPr>
-                <w:rFonts w:ascii="Arial" w:hAnsi="Arial" w:cs="Arial"/>
-                <w:sz w:val="16"/>
-                <w:szCs w:val="16"/>
-                <w:lang w:val="ru-RU"/>
-              </w:rPr>
-              <w:t xml:space="preserve">.: Коми АССР, Сыктывкарский р-н, с. </w:t>
-            </w:r>
-            <w:proofErr w:type="spellStart"/>
-            <w:r>
-              <w:rPr>
-                <w:rFonts w:ascii="Arial" w:hAnsi="Arial" w:cs="Arial"/>
-                <w:sz w:val="16"/>
-                <w:szCs w:val="16"/>
-                <w:lang w:val="ru-RU"/>
-              </w:rPr>
-              <w:t>Тентюково</w:t>
-            </w:r>
-            <w:proofErr w:type="spellEnd"/>
-            <w:r>
-              <w:rPr>
-                <w:rFonts w:ascii="Arial" w:hAnsi="Arial" w:cs="Arial"/>
-                <w:sz w:val="16"/>
-                <w:szCs w:val="16"/>
-                <w:lang w:val="ru-RU"/>
-              </w:rPr>
-              <w:t>, коми</w:t>
+              <w:t>1872 г.р., м.р.: Коми АССР, Сыктывкарский р-н, с. Тентюково, коми</w:t>
             </w:r>
             <w:r>
               <w:rPr>
@@ -12977,25 +10086,14 @@
               </w:rPr>
               <w:t xml:space="preserve">, </w:t>
             </w:r>
-            <w:proofErr w:type="spellStart"/>
-            <w:r>
-              <w:rPr>
-                <w:rFonts w:ascii="Arial" w:hAnsi="Arial" w:cs="Arial"/>
-                <w:sz w:val="16"/>
-                <w:szCs w:val="16"/>
-                <w:lang w:val="ru-RU"/>
-              </w:rPr>
-              <w:t>прож</w:t>
-            </w:r>
-            <w:proofErr w:type="spellEnd"/>
-            <w:r>
-              <w:rPr>
-                <w:rFonts w:ascii="Arial" w:hAnsi="Arial" w:cs="Arial"/>
-                <w:sz w:val="16"/>
-                <w:szCs w:val="16"/>
-                <w:lang w:val="ru-RU"/>
-              </w:rPr>
-              <w:t>.: г. Сыктывкар. Коми АССР.</w:t>
+            <w:r>
+              <w:rPr>
+                <w:rFonts w:ascii="Arial" w:hAnsi="Arial" w:cs="Arial"/>
+                <w:sz w:val="16"/>
+                <w:szCs w:val="16"/>
+                <w:lang w:val="ru-RU"/>
+              </w:rPr>
+              <w:t>прож.: г. Сыктывкар. Коми АССР.</w:t>
             </w:r>
             <w:r>
               <w:rPr>
@@ -13036,27 +10134,7 @@
                 <w:szCs w:val="16"/>
                 <w:lang w:val="ru-RU"/>
               </w:rPr>
-              <w:t xml:space="preserve">Обвинение: ст. </w:t>
-            </w:r>
-            <w:proofErr w:type="gramStart"/>
-            <w:r>
-              <w:rPr>
-                <w:rFonts w:ascii="Arial" w:hAnsi="Arial" w:cs="Arial"/>
-                <w:sz w:val="16"/>
-                <w:szCs w:val="16"/>
-                <w:lang w:val="ru-RU"/>
-              </w:rPr>
-              <w:t>58-10</w:t>
-            </w:r>
-            <w:proofErr w:type="gramEnd"/>
-            <w:r>
-              <w:rPr>
-                <w:rFonts w:ascii="Arial" w:hAnsi="Arial" w:cs="Arial"/>
-                <w:sz w:val="16"/>
-                <w:szCs w:val="16"/>
-                <w:lang w:val="ru-RU"/>
-              </w:rPr>
-              <w:t xml:space="preserve"> УК РСФСР</w:t>
+              <w:t>Обвинение: ст. 58-10 УК РСФСР</w:t>
             </w:r>
             <w:r>
               <w:rPr>
@@ -13092,70 +10170,8 @@
                 <w:szCs w:val="16"/>
                 <w:lang w:val="ru-RU"/>
               </w:rPr>
-              <w:t xml:space="preserve">10 лет лишения свободы. Прибыла в </w:t>
-            </w:r>
-            <w:proofErr w:type="spellStart"/>
-            <w:r>
-              <w:rPr>
-                <w:rFonts w:ascii="Arial" w:hAnsi="Arial" w:cs="Arial"/>
-                <w:sz w:val="16"/>
-                <w:szCs w:val="16"/>
-                <w:lang w:val="ru-RU"/>
-              </w:rPr>
-              <w:t>Ухтпечлаг</w:t>
-            </w:r>
-            <w:proofErr w:type="spellEnd"/>
-            <w:r>
-              <w:rPr>
-                <w:rFonts w:ascii="Arial" w:hAnsi="Arial" w:cs="Arial"/>
-                <w:sz w:val="16"/>
-                <w:szCs w:val="16"/>
-                <w:lang w:val="ru-RU"/>
-              </w:rPr>
-              <w:t xml:space="preserve"> _05.10.1937_ из тюрьмы </w:t>
-            </w:r>
-            <w:proofErr w:type="spellStart"/>
-            <w:r>
-              <w:rPr>
-                <w:rFonts w:ascii="Arial" w:hAnsi="Arial" w:cs="Arial"/>
-                <w:sz w:val="16"/>
-                <w:szCs w:val="16"/>
-                <w:lang w:val="ru-RU"/>
-              </w:rPr>
-              <w:t>г.Сыктывкара</w:t>
-            </w:r>
-            <w:proofErr w:type="spellEnd"/>
-            <w:proofErr w:type="gramStart"/>
-            <w:r>
-              <w:rPr>
-                <w:rFonts w:ascii="Arial" w:hAnsi="Arial" w:cs="Arial"/>
-                <w:sz w:val="16"/>
-                <w:szCs w:val="16"/>
-                <w:lang w:val="ru-RU"/>
-              </w:rPr>
-              <w:t>, Умерла</w:t>
-            </w:r>
-            <w:proofErr w:type="gramEnd"/>
-            <w:r>
-              <w:rPr>
-                <w:rFonts w:ascii="Arial" w:hAnsi="Arial" w:cs="Arial"/>
-                <w:sz w:val="16"/>
-                <w:szCs w:val="16"/>
-                <w:lang w:val="ru-RU"/>
-              </w:rPr>
-              <w:t xml:space="preserve"> _26.01.</w:t>
-            </w:r>
-            <w:proofErr w:type="gramStart"/>
-            <w:r>
-              <w:rPr>
-                <w:rFonts w:ascii="Arial" w:hAnsi="Arial" w:cs="Arial"/>
-                <w:sz w:val="16"/>
-                <w:szCs w:val="16"/>
-                <w:lang w:val="ru-RU"/>
-              </w:rPr>
-              <w:t>1938._</w:t>
-            </w:r>
-            <w:proofErr w:type="gramEnd"/>
+              <w:t>10 лет лишения свободы. Прибыла в Ухтпечлаг _05.10.1937_ из тюрьмы г.Сыктывкара, Умерла _26.01.1938._</w:t>
+            </w:r>
           </w:p>
           <w:p>
             <w:pPr>
@@ -13367,79 +10383,8 @@
                 <w:szCs w:val="16"/>
                 <w:lang w:val="ru-RU"/>
               </w:rPr>
-              <w:t xml:space="preserve">1881 г.р., </w:t>
-            </w:r>
-            <w:proofErr w:type="spellStart"/>
-            <w:r>
-              <w:rPr>
-                <w:rFonts w:ascii="Arial" w:hAnsi="Arial" w:cs="Arial"/>
-                <w:sz w:val="16"/>
-                <w:szCs w:val="16"/>
-                <w:lang w:val="ru-RU"/>
-              </w:rPr>
-              <w:t>м.р</w:t>
-            </w:r>
-            <w:proofErr w:type="spellEnd"/>
-            <w:r>
-              <w:rPr>
-                <w:rFonts w:ascii="Arial" w:hAnsi="Arial" w:cs="Arial"/>
-                <w:sz w:val="16"/>
-                <w:szCs w:val="16"/>
-                <w:lang w:val="ru-RU"/>
-              </w:rPr>
-              <w:t xml:space="preserve">.: Коми АССР, Ижемский р-н, с. </w:t>
-            </w:r>
-            <w:proofErr w:type="spellStart"/>
-            <w:r>
-              <w:rPr>
-                <w:rFonts w:ascii="Arial" w:hAnsi="Arial" w:cs="Arial"/>
-                <w:sz w:val="16"/>
-                <w:szCs w:val="16"/>
-                <w:lang w:val="ru-RU"/>
-              </w:rPr>
-              <w:t>Сизябск</w:t>
-            </w:r>
-            <w:proofErr w:type="spellEnd"/>
-            <w:r>
-              <w:rPr>
-                <w:rFonts w:ascii="Arial" w:hAnsi="Arial" w:cs="Arial"/>
-                <w:sz w:val="16"/>
-                <w:szCs w:val="16"/>
-                <w:lang w:val="ru-RU"/>
-              </w:rPr>
-              <w:t xml:space="preserve">, коми, крестьянка-единоличница, </w:t>
-            </w:r>
-            <w:proofErr w:type="spellStart"/>
-            <w:r>
-              <w:rPr>
-                <w:rFonts w:ascii="Arial" w:hAnsi="Arial" w:cs="Arial"/>
-                <w:sz w:val="16"/>
-                <w:szCs w:val="16"/>
-                <w:lang w:val="ru-RU"/>
-              </w:rPr>
-              <w:t>прож</w:t>
-            </w:r>
-            <w:proofErr w:type="spellEnd"/>
-            <w:r>
-              <w:rPr>
-                <w:rFonts w:ascii="Arial" w:hAnsi="Arial" w:cs="Arial"/>
-                <w:sz w:val="16"/>
-                <w:szCs w:val="16"/>
-                <w:lang w:val="ru-RU"/>
-              </w:rPr>
-              <w:t xml:space="preserve">.: с. </w:t>
-            </w:r>
-            <w:proofErr w:type="spellStart"/>
-            <w:r>
-              <w:rPr>
-                <w:rFonts w:ascii="Arial" w:hAnsi="Arial" w:cs="Arial"/>
-                <w:sz w:val="16"/>
-                <w:szCs w:val="16"/>
-                <w:lang w:val="ru-RU"/>
-              </w:rPr>
-              <w:t>Сизябск</w:t>
-            </w:r>
-            <w:proofErr w:type="spellEnd"/>
+              <w:t>1881 г.р., м.р.: Коми АССР, Ижемский р-н, с. Сизябск, коми, крестьянка-единоличница, прож.: с. Сизябск</w:t>
+            </w:r>
             <w:r>
               <w:rPr>
                 <w:rFonts w:ascii="Arial" w:hAnsi="Arial" w:cs="Arial"/>
@@ -13470,27 +10415,7 @@
                 <w:szCs w:val="16"/>
                 <w:lang w:val="ru-RU"/>
               </w:rPr>
-              <w:t xml:space="preserve">арестована 28.11.1941. Обвинение: ст. </w:t>
-            </w:r>
-            <w:proofErr w:type="gramStart"/>
-            <w:r>
-              <w:rPr>
-                <w:rFonts w:ascii="Arial" w:hAnsi="Arial" w:cs="Arial"/>
-                <w:sz w:val="16"/>
-                <w:szCs w:val="16"/>
-                <w:lang w:val="ru-RU"/>
-              </w:rPr>
-              <w:t>58-10</w:t>
-            </w:r>
-            <w:proofErr w:type="gramEnd"/>
-            <w:r>
-              <w:rPr>
-                <w:rFonts w:ascii="Arial" w:hAnsi="Arial" w:cs="Arial"/>
-                <w:sz w:val="16"/>
-                <w:szCs w:val="16"/>
-                <w:lang w:val="ru-RU"/>
-              </w:rPr>
-              <w:t xml:space="preserve"> ч.2 УК РСФСР. Приговор: Верховным судом Коми АССР, 24.02.1943</w:t>
+              <w:t>арестована 28.11.1941. Обвинение: ст. 58-10 ч.2 УК РСФСР. Приговор: Верховным судом Коми АССР, 24.02.1943</w:t>
             </w:r>
             <w:r>
               <w:rPr>
@@ -13508,99 +10433,8 @@
                 <w:szCs w:val="16"/>
                 <w:lang w:val="ru-RU"/>
               </w:rPr>
-              <w:t xml:space="preserve">10 лет лишения свободы и 5 лет поражения в </w:t>
-            </w:r>
-            <w:proofErr w:type="gramStart"/>
-            <w:r>
-              <w:rPr>
-                <w:rFonts w:ascii="Arial" w:hAnsi="Arial" w:cs="Arial"/>
-                <w:sz w:val="16"/>
-                <w:szCs w:val="16"/>
-                <w:lang w:val="ru-RU"/>
-              </w:rPr>
-              <w:t>правах..</w:t>
-            </w:r>
-            <w:proofErr w:type="gramEnd"/>
-            <w:r>
-              <w:rPr>
-                <w:rFonts w:ascii="Arial" w:hAnsi="Arial" w:cs="Arial"/>
-                <w:sz w:val="16"/>
-                <w:szCs w:val="16"/>
-                <w:lang w:val="ru-RU"/>
-              </w:rPr>
-              <w:t xml:space="preserve"> Прибыла в </w:t>
-            </w:r>
-            <w:proofErr w:type="spellStart"/>
-            <w:r>
-              <w:rPr>
-                <w:rFonts w:ascii="Arial" w:hAnsi="Arial" w:cs="Arial"/>
-                <w:sz w:val="16"/>
-                <w:szCs w:val="16"/>
-                <w:lang w:val="ru-RU"/>
-              </w:rPr>
-              <w:t>Ухтижемлаг</w:t>
-            </w:r>
-            <w:proofErr w:type="spellEnd"/>
-            <w:r>
-              <w:rPr>
-                <w:rFonts w:ascii="Arial" w:hAnsi="Arial" w:cs="Arial"/>
-                <w:sz w:val="16"/>
-                <w:szCs w:val="16"/>
-                <w:lang w:val="ru-RU"/>
-              </w:rPr>
-              <w:t xml:space="preserve"> _06.03.1943_ из тюрьмы №2 </w:t>
-            </w:r>
-            <w:proofErr w:type="spellStart"/>
-            <w:r>
-              <w:rPr>
-                <w:rFonts w:ascii="Arial" w:hAnsi="Arial" w:cs="Arial"/>
-                <w:sz w:val="16"/>
-                <w:szCs w:val="16"/>
-                <w:lang w:val="ru-RU"/>
-              </w:rPr>
-              <w:t>г.Ухты</w:t>
-            </w:r>
-            <w:proofErr w:type="spellEnd"/>
-            <w:r>
-              <w:rPr>
-                <w:rFonts w:ascii="Arial" w:hAnsi="Arial" w:cs="Arial"/>
-                <w:sz w:val="16"/>
-                <w:szCs w:val="16"/>
-                <w:lang w:val="ru-RU"/>
-              </w:rPr>
-              <w:t>.</w:t>
-            </w:r>
-            <w:proofErr w:type="gramStart"/>
-            <w:r>
-              <w:rPr>
-                <w:rFonts w:ascii="Arial" w:hAnsi="Arial" w:cs="Arial"/>
-                <w:sz w:val="16"/>
-                <w:szCs w:val="16"/>
-                <w:lang w:val="ru-RU"/>
-              </w:rPr>
-              <w:t>, Умерла</w:t>
-            </w:r>
-            <w:proofErr w:type="gramEnd"/>
-            <w:r>
-              <w:rPr>
-                <w:rFonts w:ascii="Arial" w:hAnsi="Arial" w:cs="Arial"/>
-                <w:sz w:val="16"/>
-                <w:szCs w:val="16"/>
-                <w:lang w:val="ru-RU"/>
-              </w:rPr>
-              <w:t xml:space="preserve"> _23.08.</w:t>
-            </w:r>
-            <w:proofErr w:type="gramStart"/>
-            <w:r>
-              <w:rPr>
-                <w:rFonts w:ascii="Arial" w:hAnsi="Arial" w:cs="Arial"/>
-                <w:sz w:val="16"/>
-                <w:szCs w:val="16"/>
-                <w:lang w:val="ru-RU"/>
-              </w:rPr>
-              <w:t>1943._</w:t>
-            </w:r>
-            <w:proofErr w:type="gramEnd"/>
+              <w:t>10 лет лишения свободы и 5 лет поражения в правах.. Прибыла в Ухтижемлаг _06.03.1943_ из тюрьмы №2 г.Ухты., Умерла _23.08.1943._</w:t>
+            </w:r>
           </w:p>
           <w:p>
             <w:pPr>
@@ -14692,875 +11526,6 @@
 </w:styles>
 </file>
 
-<file path=word/charts/chart1.xml><?xml version="1.0" encoding="utf-8"?>
-<c:chartSpace xmlns:c="http://schemas.openxmlformats.org/drawingml/2006/chart" xmlns:a="http://schemas.openxmlformats.org/drawingml/2006/main" xmlns:r="http://schemas.openxmlformats.org/officeDocument/2006/relationships" xmlns:c16r2="http://schemas.microsoft.com/office/drawing/2015/06/chart">
-  <c:date1904 val="0"/>
-  <c:lang val="en-US"/>
-  <c:roundedCorners val="0"/>
-  <mc:AlternateContent xmlns:mc="http://schemas.openxmlformats.org/markup-compatibility/2006">
-    <mc:Choice xmlns:c14="http://schemas.microsoft.com/office/drawing/2007/8/2/chart" Requires="c14">
-      <c14:style val="102"/>
-    </mc:Choice>
-    <mc:Fallback>
-      <c:style val="2"/>
-    </mc:Fallback>
-  </mc:AlternateContent>
-  <c:chart>
-    <c:autoTitleDeleted val="1"/>
-    <c:view3D>
-      <c:rotX val="0"/>
-      <c:hPercent val="100"/>
-      <c:rotY val="0"/>
-      <c:depthPercent val="70"/>
-      <c:rAngAx val="0"/>
-      <c:perspective val="10"/>
-    </c:view3D>
-    <c:floor>
-      <c:thickness val="0"/>
-      <c:spPr>
-        <a:noFill/>
-        <a:ln>
-          <a:noFill/>
-        </a:ln>
-        <a:effectLst/>
-        <a:sp3d/>
-      </c:spPr>
-    </c:floor>
-    <c:sideWall>
-      <c:thickness val="0"/>
-      <c:spPr>
-        <a:noFill/>
-        <a:ln>
-          <a:noFill/>
-        </a:ln>
-        <a:effectLst/>
-        <a:sp3d/>
-      </c:spPr>
-    </c:sideWall>
-    <c:backWall>
-      <c:thickness val="0"/>
-      <c:spPr>
-        <a:noFill/>
-        <a:ln>
-          <a:noFill/>
-        </a:ln>
-        <a:effectLst/>
-        <a:sp3d/>
-      </c:spPr>
-    </c:backWall>
-    <c:plotArea>
-      <c:layout>
-        <c:manualLayout>
-          <c:layoutTarget val="inner"/>
-          <c:xMode val="edge"/>
-          <c:yMode val="edge"/>
-          <c:x val="8.2595013123359581E-2"/>
-          <c:y val="6.1187525760170974E-2"/>
-          <c:w val="0.88129396325459319"/>
-          <c:h val="0.82715261826895792"/>
-        </c:manualLayout>
-      </c:layout>
-      <c:bar3DChart>
-        <c:barDir val="col"/>
-        <c:grouping val="clustered"/>
-        <c:varyColors val="0"/>
-        <c:ser>
-          <c:idx val="0"/>
-          <c:order val="0"/>
-          <c:spPr>
-            <a:solidFill>
-              <a:schemeClr val="accent1"/>
-            </a:solidFill>
-            <a:ln>
-              <a:noFill/>
-            </a:ln>
-            <a:effectLst/>
-            <a:sp3d/>
-          </c:spPr>
-          <c:invertIfNegative val="0"/>
-          <c:dLbls>
-            <c:spPr>
-              <a:noFill/>
-              <a:ln>
-                <a:noFill/>
-              </a:ln>
-              <a:effectLst/>
-            </c:spPr>
-            <c:txPr>
-              <a:bodyPr rot="0" spcFirstLastPara="1" vertOverflow="ellipsis" vert="horz" wrap="square" anchor="ctr" anchorCtr="1"/>
-              <a:lstStyle/>
-              <a:p>
-                <a:pPr>
-                  <a:defRPr sz="800" b="1" i="0" u="none" strike="noStrike" kern="1200" baseline="0">
-                    <a:solidFill>
-                      <a:sysClr val="windowText" lastClr="000000"/>
-                    </a:solidFill>
-                    <a:latin typeface="Arial" panose="020B0604020202020204" pitchFamily="34" charset="0"/>
-                    <a:ea typeface="+mn-ea"/>
-                    <a:cs typeface="Arial" panose="020B0604020202020204" pitchFamily="34" charset="0"/>
-                  </a:defRPr>
-                </a:pPr>
-                <a:endParaRPr lang="en-US"/>
-              </a:p>
-            </c:txPr>
-            <c:showLegendKey val="0"/>
-            <c:showVal val="1"/>
-            <c:showCatName val="0"/>
-            <c:showSerName val="0"/>
-            <c:showPercent val="0"/>
-            <c:showBubbleSize val="0"/>
-            <c:showLeaderLines val="0"/>
-            <c:extLst>
-              <c:ext xmlns:c15="http://schemas.microsoft.com/office/drawing/2012/chart" uri="{CE6537A1-D6FC-4f65-9D91-7224C49458BB}">
-                <c15:showLeaderLines val="1"/>
-                <c15:leaderLines>
-                  <c:spPr>
-                    <a:ln w="9525" cap="flat" cmpd="sng" algn="ctr">
-                      <a:solidFill>
-                        <a:schemeClr val="tx1">
-                          <a:lumMod val="35000"/>
-                          <a:lumOff val="65000"/>
-                        </a:schemeClr>
-                      </a:solidFill>
-                      <a:round/>
-                    </a:ln>
-                    <a:effectLst/>
-                  </c:spPr>
-                </c15:leaderLines>
-              </c:ext>
-            </c:extLst>
-          </c:dLbls>
-          <c:cat>
-            <c:numRef>
-              <c:f>'Коми-пермяки'!$A$4:$A$8</c:f>
-              <c:numCache>
-                <c:formatCode>General</c:formatCode>
-                <c:ptCount val="5"/>
-                <c:pt idx="0">
-                  <c:v>1931</c:v>
-                </c:pt>
-                <c:pt idx="1">
-                  <c:v>1937</c:v>
-                </c:pt>
-                <c:pt idx="2">
-                  <c:v>1938</c:v>
-                </c:pt>
-                <c:pt idx="3">
-                  <c:v>1941</c:v>
-                </c:pt>
-                <c:pt idx="4">
-                  <c:v>1942</c:v>
-                </c:pt>
-              </c:numCache>
-            </c:numRef>
-          </c:cat>
-          <c:val>
-            <c:numRef>
-              <c:f>'Коми-пермяки'!$B$4:$B$8</c:f>
-              <c:numCache>
-                <c:formatCode>General</c:formatCode>
-                <c:ptCount val="5"/>
-                <c:pt idx="0">
-                  <c:v>1</c:v>
-                </c:pt>
-                <c:pt idx="1">
-                  <c:v>20</c:v>
-                </c:pt>
-                <c:pt idx="2">
-                  <c:v>2</c:v>
-                </c:pt>
-                <c:pt idx="3">
-                  <c:v>1</c:v>
-                </c:pt>
-                <c:pt idx="4">
-                  <c:v>2</c:v>
-                </c:pt>
-              </c:numCache>
-            </c:numRef>
-          </c:val>
-          <c:extLst>
-            <c:ext xmlns:c16="http://schemas.microsoft.com/office/drawing/2014/chart" uri="{C3380CC4-5D6E-409C-BE32-E72D297353CC}">
-              <c16:uniqueId val="{00000000-923A-4F4A-B88A-6E3BE3361D69}"/>
-            </c:ext>
-          </c:extLst>
-        </c:ser>
-        <c:dLbls>
-          <c:showLegendKey val="0"/>
-          <c:showVal val="0"/>
-          <c:showCatName val="0"/>
-          <c:showSerName val="0"/>
-          <c:showPercent val="0"/>
-          <c:showBubbleSize val="0"/>
-        </c:dLbls>
-        <c:gapWidth val="150"/>
-        <c:shape val="box"/>
-        <c:axId val="904673775"/>
-        <c:axId val="904655055"/>
-        <c:axId val="0"/>
-      </c:bar3DChart>
-      <c:catAx>
-        <c:axId val="904673775"/>
-        <c:scaling>
-          <c:orientation val="minMax"/>
-        </c:scaling>
-        <c:delete val="0"/>
-        <c:axPos val="b"/>
-        <c:numFmt formatCode="General" sourceLinked="1"/>
-        <c:majorTickMark val="out"/>
-        <c:minorTickMark val="none"/>
-        <c:tickLblPos val="nextTo"/>
-        <c:spPr>
-          <a:noFill/>
-          <a:ln w="9525" cap="flat" cmpd="sng" algn="ctr">
-            <a:solidFill>
-              <a:schemeClr val="tx1">
-                <a:lumMod val="15000"/>
-                <a:lumOff val="85000"/>
-              </a:schemeClr>
-            </a:solidFill>
-            <a:round/>
-          </a:ln>
-          <a:effectLst/>
-        </c:spPr>
-        <c:txPr>
-          <a:bodyPr rot="-60000000" spcFirstLastPara="1" vertOverflow="ellipsis" vert="horz" wrap="square" anchor="ctr" anchorCtr="1"/>
-          <a:lstStyle/>
-          <a:p>
-            <a:pPr>
-              <a:defRPr sz="900" b="1" i="0" u="none" strike="noStrike" kern="1200" baseline="0">
-                <a:solidFill>
-                  <a:sysClr val="windowText" lastClr="000000"/>
-                </a:solidFill>
-                <a:latin typeface="Arial" panose="020B0604020202020204" pitchFamily="34" charset="0"/>
-                <a:ea typeface="+mn-ea"/>
-                <a:cs typeface="Arial" panose="020B0604020202020204" pitchFamily="34" charset="0"/>
-              </a:defRPr>
-            </a:pPr>
-            <a:endParaRPr lang="en-US"/>
-          </a:p>
-        </c:txPr>
-        <c:crossAx val="904655055"/>
-        <c:crosses val="autoZero"/>
-        <c:auto val="0"/>
-        <c:lblAlgn val="ctr"/>
-        <c:lblOffset val="100"/>
-        <c:noMultiLvlLbl val="0"/>
-      </c:catAx>
-      <c:valAx>
-        <c:axId val="904655055"/>
-        <c:scaling>
-          <c:orientation val="minMax"/>
-          <c:max val="20"/>
-          <c:min val="0"/>
-        </c:scaling>
-        <c:delete val="1"/>
-        <c:axPos val="l"/>
-        <c:numFmt formatCode="General" sourceLinked="1"/>
-        <c:majorTickMark val="out"/>
-        <c:minorTickMark val="none"/>
-        <c:tickLblPos val="nextTo"/>
-        <c:crossAx val="904673775"/>
-        <c:crosses val="autoZero"/>
-        <c:crossBetween val="between"/>
-        <c:majorUnit val="5"/>
-        <c:minorUnit val="1"/>
-      </c:valAx>
-      <c:spPr>
-        <a:noFill/>
-        <a:ln>
-          <a:noFill/>
-        </a:ln>
-        <a:effectLst/>
-      </c:spPr>
-    </c:plotArea>
-    <c:plotVisOnly val="1"/>
-    <c:dispBlanksAs val="gap"/>
-    <c:extLst>
-      <c:ext xmlns:c16r3="http://schemas.microsoft.com/office/drawing/2017/03/chart" uri="{56B9EC1D-385E-4148-901F-78D8002777C0}">
-        <c16r3:dataDisplayOptions16>
-          <c16r3:dispNaAsBlank val="1"/>
-        </c16r3:dataDisplayOptions16>
-      </c:ext>
-    </c:extLst>
-    <c:showDLblsOverMax val="0"/>
-  </c:chart>
-  <c:spPr>
-    <a:solidFill>
-      <a:schemeClr val="bg1"/>
-    </a:solidFill>
-    <a:ln w="9525" cap="flat" cmpd="sng" algn="ctr">
-      <a:solidFill>
-        <a:schemeClr val="tx1">
-          <a:lumMod val="15000"/>
-          <a:lumOff val="85000"/>
-        </a:schemeClr>
-      </a:solidFill>
-      <a:round/>
-    </a:ln>
-    <a:effectLst/>
-  </c:spPr>
-  <c:txPr>
-    <a:bodyPr/>
-    <a:lstStyle/>
-    <a:p>
-      <a:pPr>
-        <a:defRPr sz="900">
-          <a:latin typeface="Arial" panose="020B0604020202020204" pitchFamily="34" charset="0"/>
-          <a:cs typeface="Arial" panose="020B0604020202020204" pitchFamily="34" charset="0"/>
-        </a:defRPr>
-      </a:pPr>
-      <a:endParaRPr lang="en-US"/>
-    </a:p>
-  </c:txPr>
-  <c:externalData r:id="rId3">
-    <c:autoUpdate val="0"/>
-  </c:externalData>
-</c:chartSpace>
-</file>
-
-<file path=word/charts/colors1.xml><?xml version="1.0" encoding="utf-8"?>
-<cs:colorStyle xmlns:cs="http://schemas.microsoft.com/office/drawing/2012/chartStyle" xmlns:a="http://schemas.openxmlformats.org/drawingml/2006/main" meth="cycle" id="10">
-  <a:schemeClr val="accent1"/>
-  <a:schemeClr val="accent2"/>
-  <a:schemeClr val="accent3"/>
-  <a:schemeClr val="accent4"/>
-  <a:schemeClr val="accent5"/>
-  <a:schemeClr val="accent6"/>
-  <cs:variation/>
-  <cs:variation>
-    <a:lumMod val="60000"/>
-  </cs:variation>
-  <cs:variation>
-    <a:lumMod val="80000"/>
-    <a:lumOff val="20000"/>
-  </cs:variation>
-  <cs:variation>
-    <a:lumMod val="80000"/>
-  </cs:variation>
-  <cs:variation>
-    <a:lumMod val="60000"/>
-    <a:lumOff val="40000"/>
-  </cs:variation>
-  <cs:variation>
-    <a:lumMod val="50000"/>
-  </cs:variation>
-  <cs:variation>
-    <a:lumMod val="70000"/>
-    <a:lumOff val="30000"/>
-  </cs:variation>
-  <cs:variation>
-    <a:lumMod val="70000"/>
-  </cs:variation>
-  <cs:variation>
-    <a:lumMod val="50000"/>
-    <a:lumOff val="50000"/>
-  </cs:variation>
-</cs:colorStyle>
-</file>
-
-<file path=word/charts/style1.xml><?xml version="1.0" encoding="utf-8"?>
-<cs:chartStyle xmlns:cs="http://schemas.microsoft.com/office/drawing/2012/chartStyle" xmlns:a="http://schemas.openxmlformats.org/drawingml/2006/main" id="332">
-  <cs:axisTitle>
-    <cs:lnRef idx="0"/>
-    <cs:fillRef idx="0"/>
-    <cs:effectRef idx="0"/>
-    <cs:fontRef idx="minor">
-      <a:schemeClr val="tx1">
-        <a:lumMod val="65000"/>
-        <a:lumOff val="35000"/>
-      </a:schemeClr>
-    </cs:fontRef>
-    <cs:defRPr sz="1000" kern="1200"/>
-  </cs:axisTitle>
-  <cs:categoryAxis>
-    <cs:lnRef idx="0"/>
-    <cs:fillRef idx="0"/>
-    <cs:effectRef idx="0"/>
-    <cs:fontRef idx="minor">
-      <a:schemeClr val="tx1">
-        <a:lumMod val="65000"/>
-        <a:lumOff val="35000"/>
-      </a:schemeClr>
-    </cs:fontRef>
-    <cs:spPr>
-      <a:ln w="9525" cap="flat" cmpd="sng" algn="ctr">
-        <a:solidFill>
-          <a:schemeClr val="tx1">
-            <a:lumMod val="15000"/>
-            <a:lumOff val="85000"/>
-          </a:schemeClr>
-        </a:solidFill>
-        <a:round/>
-      </a:ln>
-    </cs:spPr>
-    <cs:defRPr sz="900" kern="1200"/>
-  </cs:categoryAxis>
-  <cs:chartArea mods="allowNoFillOverride allowNoLineOverride">
-    <cs:lnRef idx="0"/>
-    <cs:fillRef idx="0"/>
-    <cs:effectRef idx="0"/>
-    <cs:fontRef idx="minor">
-      <a:schemeClr val="tx1"/>
-    </cs:fontRef>
-    <cs:spPr>
-      <a:solidFill>
-        <a:schemeClr val="bg1"/>
-      </a:solidFill>
-      <a:ln w="9525" cap="flat" cmpd="sng" algn="ctr">
-        <a:solidFill>
-          <a:schemeClr val="tx1">
-            <a:lumMod val="15000"/>
-            <a:lumOff val="85000"/>
-          </a:schemeClr>
-        </a:solidFill>
-        <a:round/>
-      </a:ln>
-    </cs:spPr>
-    <cs:defRPr sz="1000" kern="1200"/>
-  </cs:chartArea>
-  <cs:dataLabel>
-    <cs:lnRef idx="0"/>
-    <cs:fillRef idx="0"/>
-    <cs:effectRef idx="0"/>
-    <cs:fontRef idx="minor">
-      <a:schemeClr val="tx1">
-        <a:lumMod val="75000"/>
-        <a:lumOff val="25000"/>
-      </a:schemeClr>
-    </cs:fontRef>
-    <cs:defRPr sz="900" kern="1200"/>
-  </cs:dataLabel>
-  <cs:dataLabelCallout>
-    <cs:lnRef idx="0"/>
-    <cs:fillRef idx="0"/>
-    <cs:effectRef idx="0"/>
-    <cs:fontRef idx="minor">
-      <a:schemeClr val="dk1">
-        <a:lumMod val="65000"/>
-        <a:lumOff val="35000"/>
-      </a:schemeClr>
-    </cs:fontRef>
-    <cs:spPr>
-      <a:solidFill>
-        <a:schemeClr val="lt1"/>
-      </a:solidFill>
-      <a:ln>
-        <a:solidFill>
-          <a:schemeClr val="dk1">
-            <a:lumMod val="25000"/>
-            <a:lumOff val="75000"/>
-          </a:schemeClr>
-        </a:solidFill>
-      </a:ln>
-    </cs:spPr>
-    <cs:defRPr sz="900" kern="1200"/>
-    <cs:bodyPr rot="0" spcFirstLastPara="1" vertOverflow="clip" horzOverflow="clip" vert="horz" wrap="square" lIns="36576" tIns="18288" rIns="36576" bIns="18288" anchor="ctr" anchorCtr="1">
-      <a:spAutoFit/>
-    </cs:bodyPr>
-  </cs:dataLabelCallout>
-  <cs:dataPoint>
-    <cs:lnRef idx="0"/>
-    <cs:fillRef idx="1">
-      <cs:styleClr val="auto"/>
-    </cs:fillRef>
-    <cs:effectRef idx="0"/>
-    <cs:fontRef idx="minor">
-      <a:schemeClr val="tx1"/>
-    </cs:fontRef>
-  </cs:dataPoint>
-  <cs:dataPoint3D>
-    <cs:lnRef idx="0"/>
-    <cs:fillRef idx="1">
-      <cs:styleClr val="auto"/>
-    </cs:fillRef>
-    <cs:effectRef idx="0"/>
-    <cs:fontRef idx="minor">
-      <a:schemeClr val="tx1"/>
-    </cs:fontRef>
-  </cs:dataPoint3D>
-  <cs:dataPointLine>
-    <cs:lnRef idx="0">
-      <cs:styleClr val="auto"/>
-    </cs:lnRef>
-    <cs:fillRef idx="1"/>
-    <cs:effectRef idx="0"/>
-    <cs:fontRef idx="minor">
-      <a:schemeClr val="tx1"/>
-    </cs:fontRef>
-    <cs:spPr>
-      <a:ln w="28575" cap="rnd">
-        <a:solidFill>
-          <a:schemeClr val="phClr"/>
-        </a:solidFill>
-        <a:round/>
-      </a:ln>
-    </cs:spPr>
-  </cs:dataPointLine>
-  <cs:dataPointMarker>
-    <cs:lnRef idx="0">
-      <cs:styleClr val="auto"/>
-    </cs:lnRef>
-    <cs:fillRef idx="1">
-      <cs:styleClr val="auto"/>
-    </cs:fillRef>
-    <cs:effectRef idx="0"/>
-    <cs:fontRef idx="minor">
-      <a:schemeClr val="tx1"/>
-    </cs:fontRef>
-    <cs:spPr>
-      <a:ln w="9525">
-        <a:solidFill>
-          <a:schemeClr val="phClr"/>
-        </a:solidFill>
-      </a:ln>
-    </cs:spPr>
-  </cs:dataPointMarker>
-  <cs:dataPointMarkerLayout symbol="circle" size="5"/>
-  <cs:dataPointWireframe>
-    <cs:lnRef idx="0">
-      <cs:styleClr val="auto"/>
-    </cs:lnRef>
-    <cs:fillRef idx="1"/>
-    <cs:effectRef idx="0"/>
-    <cs:fontRef idx="minor">
-      <a:schemeClr val="tx1"/>
-    </cs:fontRef>
-    <cs:spPr>
-      <a:ln w="9525" cap="rnd">
-        <a:solidFill>
-          <a:schemeClr val="phClr"/>
-        </a:solidFill>
-        <a:round/>
-      </a:ln>
-    </cs:spPr>
-  </cs:dataPointWireframe>
-  <cs:dataTable>
-    <cs:lnRef idx="0"/>
-    <cs:fillRef idx="0"/>
-    <cs:effectRef idx="0"/>
-    <cs:fontRef idx="minor">
-      <a:schemeClr val="tx1">
-        <a:lumMod val="65000"/>
-        <a:lumOff val="35000"/>
-      </a:schemeClr>
-    </cs:fontRef>
-    <cs:spPr>
-      <a:noFill/>
-      <a:ln w="9525" cap="flat" cmpd="sng" algn="ctr">
-        <a:solidFill>
-          <a:schemeClr val="tx1">
-            <a:lumMod val="15000"/>
-            <a:lumOff val="85000"/>
-          </a:schemeClr>
-        </a:solidFill>
-        <a:round/>
-      </a:ln>
-    </cs:spPr>
-    <cs:defRPr sz="900" kern="1200"/>
-  </cs:dataTable>
-  <cs:downBar>
-    <cs:lnRef idx="0"/>
-    <cs:fillRef idx="0"/>
-    <cs:effectRef idx="0"/>
-    <cs:fontRef idx="minor">
-      <a:schemeClr val="dk1"/>
-    </cs:fontRef>
-    <cs:spPr>
-      <a:solidFill>
-        <a:schemeClr val="dk1">
-          <a:lumMod val="65000"/>
-          <a:lumOff val="35000"/>
-        </a:schemeClr>
-      </a:solidFill>
-      <a:ln w="9525">
-        <a:solidFill>
-          <a:schemeClr val="tx1">
-            <a:lumMod val="65000"/>
-            <a:lumOff val="35000"/>
-          </a:schemeClr>
-        </a:solidFill>
-      </a:ln>
-    </cs:spPr>
-  </cs:downBar>
-  <cs:dropLine>
-    <cs:lnRef idx="0"/>
-    <cs:fillRef idx="0"/>
-    <cs:effectRef idx="0"/>
-    <cs:fontRef idx="minor">
-      <a:schemeClr val="tx1"/>
-    </cs:fontRef>
-    <cs:spPr>
-      <a:ln w="9525" cap="flat" cmpd="sng" algn="ctr">
-        <a:solidFill>
-          <a:schemeClr val="tx1">
-            <a:lumMod val="35000"/>
-            <a:lumOff val="65000"/>
-          </a:schemeClr>
-        </a:solidFill>
-        <a:round/>
-      </a:ln>
-    </cs:spPr>
-  </cs:dropLine>
-  <cs:errorBar>
-    <cs:lnRef idx="0"/>
-    <cs:fillRef idx="0"/>
-    <cs:effectRef idx="0"/>
-    <cs:fontRef idx="minor">
-      <a:schemeClr val="tx1"/>
-    </cs:fontRef>
-    <cs:spPr>
-      <a:ln w="9525" cap="flat" cmpd="sng" algn="ctr">
-        <a:solidFill>
-          <a:schemeClr val="tx1">
-            <a:lumMod val="65000"/>
-            <a:lumOff val="35000"/>
-          </a:schemeClr>
-        </a:solidFill>
-        <a:round/>
-      </a:ln>
-    </cs:spPr>
-  </cs:errorBar>
-  <cs:floor>
-    <cs:lnRef idx="0"/>
-    <cs:fillRef idx="0"/>
-    <cs:effectRef idx="0"/>
-    <cs:fontRef idx="minor">
-      <a:schemeClr val="tx1"/>
-    </cs:fontRef>
-    <cs:spPr>
-      <a:noFill/>
-      <a:ln>
-        <a:noFill/>
-      </a:ln>
-    </cs:spPr>
-  </cs:floor>
-  <cs:gridlineMajor>
-    <cs:lnRef idx="0"/>
-    <cs:fillRef idx="0"/>
-    <cs:effectRef idx="0"/>
-    <cs:fontRef idx="minor">
-      <a:schemeClr val="tx1"/>
-    </cs:fontRef>
-    <cs:spPr>
-      <a:ln w="9525" cap="flat" cmpd="sng" algn="ctr">
-        <a:solidFill>
-          <a:schemeClr val="tx1">
-            <a:lumMod val="15000"/>
-            <a:lumOff val="85000"/>
-          </a:schemeClr>
-        </a:solidFill>
-        <a:round/>
-      </a:ln>
-    </cs:spPr>
-  </cs:gridlineMajor>
-  <cs:gridlineMinor>
-    <cs:lnRef idx="0"/>
-    <cs:fillRef idx="0"/>
-    <cs:effectRef idx="0"/>
-    <cs:fontRef idx="minor">
-      <a:schemeClr val="tx1"/>
-    </cs:fontRef>
-    <cs:spPr>
-      <a:ln w="9525" cap="flat" cmpd="sng" algn="ctr">
-        <a:solidFill>
-          <a:schemeClr val="tx1">
-            <a:lumMod val="5000"/>
-            <a:lumOff val="95000"/>
-          </a:schemeClr>
-        </a:solidFill>
-        <a:round/>
-      </a:ln>
-    </cs:spPr>
-  </cs:gridlineMinor>
-  <cs:hiLoLine>
-    <cs:lnRef idx="0"/>
-    <cs:fillRef idx="0"/>
-    <cs:effectRef idx="0"/>
-    <cs:fontRef idx="minor">
-      <a:schemeClr val="tx1"/>
-    </cs:fontRef>
-    <cs:spPr>
-      <a:ln w="9525" cap="flat" cmpd="sng" algn="ctr">
-        <a:solidFill>
-          <a:schemeClr val="tx1">
-            <a:lumMod val="75000"/>
-            <a:lumOff val="25000"/>
-          </a:schemeClr>
-        </a:solidFill>
-        <a:round/>
-      </a:ln>
-    </cs:spPr>
-  </cs:hiLoLine>
-  <cs:leaderLine>
-    <cs:lnRef idx="0"/>
-    <cs:fillRef idx="0"/>
-    <cs:effectRef idx="0"/>
-    <cs:fontRef idx="minor">
-      <a:schemeClr val="tx1"/>
-    </cs:fontRef>
-    <cs:spPr>
-      <a:ln w="9525" cap="flat" cmpd="sng" algn="ctr">
-        <a:solidFill>
-          <a:schemeClr val="tx1">
-            <a:lumMod val="35000"/>
-            <a:lumOff val="65000"/>
-          </a:schemeClr>
-        </a:solidFill>
-        <a:round/>
-      </a:ln>
-    </cs:spPr>
-  </cs:leaderLine>
-  <cs:legend>
-    <cs:lnRef idx="0"/>
-    <cs:fillRef idx="0"/>
-    <cs:effectRef idx="0"/>
-    <cs:fontRef idx="minor">
-      <a:schemeClr val="tx1">
-        <a:lumMod val="65000"/>
-        <a:lumOff val="35000"/>
-      </a:schemeClr>
-    </cs:fontRef>
-    <cs:defRPr sz="900" kern="1200"/>
-  </cs:legend>
-  <cs:plotArea mods="allowNoFillOverride allowNoLineOverride">
-    <cs:lnRef idx="0"/>
-    <cs:fillRef idx="0"/>
-    <cs:effectRef idx="0"/>
-    <cs:fontRef idx="minor">
-      <a:schemeClr val="tx1"/>
-    </cs:fontRef>
-  </cs:plotArea>
-  <cs:plotArea3D mods="allowNoFillOverride allowNoLineOverride">
-    <cs:lnRef idx="0"/>
-    <cs:fillRef idx="0"/>
-    <cs:effectRef idx="0"/>
-    <cs:fontRef idx="minor">
-      <a:schemeClr val="tx1"/>
-    </cs:fontRef>
-  </cs:plotArea3D>
-  <cs:seriesAxis>
-    <cs:lnRef idx="0"/>
-    <cs:fillRef idx="0"/>
-    <cs:effectRef idx="0"/>
-    <cs:fontRef idx="minor">
-      <a:schemeClr val="tx1">
-        <a:lumMod val="65000"/>
-        <a:lumOff val="35000"/>
-      </a:schemeClr>
-    </cs:fontRef>
-    <cs:defRPr sz="900" kern="1200"/>
-  </cs:seriesAxis>
-  <cs:seriesLine>
-    <cs:lnRef idx="0"/>
-    <cs:fillRef idx="0"/>
-    <cs:effectRef idx="0"/>
-    <cs:fontRef idx="minor">
-      <a:schemeClr val="tx1"/>
-    </cs:fontRef>
-    <cs:spPr>
-      <a:ln w="9525" cap="flat" cmpd="sng" algn="ctr">
-        <a:solidFill>
-          <a:schemeClr val="tx1">
-            <a:lumMod val="35000"/>
-            <a:lumOff val="65000"/>
-          </a:schemeClr>
-        </a:solidFill>
-        <a:round/>
-      </a:ln>
-    </cs:spPr>
-  </cs:seriesLine>
-  <cs:title>
-    <cs:lnRef idx="0"/>
-    <cs:fillRef idx="0"/>
-    <cs:effectRef idx="0"/>
-    <cs:fontRef idx="minor">
-      <a:schemeClr val="tx1">
-        <a:lumMod val="65000"/>
-        <a:lumOff val="35000"/>
-      </a:schemeClr>
-    </cs:fontRef>
-    <cs:defRPr sz="1400" b="0" kern="1200" spc="0" baseline="0"/>
-  </cs:title>
-  <cs:trendline>
-    <cs:lnRef idx="0">
-      <cs:styleClr val="auto"/>
-    </cs:lnRef>
-    <cs:fillRef idx="0"/>
-    <cs:effectRef idx="0"/>
-    <cs:fontRef idx="minor">
-      <a:schemeClr val="tx1"/>
-    </cs:fontRef>
-    <cs:spPr>
-      <a:ln w="19050" cap="rnd">
-        <a:solidFill>
-          <a:schemeClr val="phClr"/>
-        </a:solidFill>
-        <a:prstDash val="sysDot"/>
-      </a:ln>
-    </cs:spPr>
-  </cs:trendline>
-  <cs:trendlineLabel>
-    <cs:lnRef idx="0"/>
-    <cs:fillRef idx="0"/>
-    <cs:effectRef idx="0"/>
-    <cs:fontRef idx="minor">
-      <a:schemeClr val="tx1">
-        <a:lumMod val="65000"/>
-        <a:lumOff val="35000"/>
-      </a:schemeClr>
-    </cs:fontRef>
-    <cs:defRPr sz="900" kern="1200"/>
-  </cs:trendlineLabel>
-  <cs:upBar>
-    <cs:lnRef idx="0"/>
-    <cs:fillRef idx="0"/>
-    <cs:effectRef idx="0"/>
-    <cs:fontRef idx="minor">
-      <a:schemeClr val="dk1"/>
-    </cs:fontRef>
-    <cs:spPr>
-      <a:solidFill>
-        <a:schemeClr val="lt1"/>
-      </a:solidFill>
-      <a:ln w="9525">
-        <a:solidFill>
-          <a:schemeClr val="tx1">
-            <a:lumMod val="15000"/>
-            <a:lumOff val="85000"/>
-          </a:schemeClr>
-        </a:solidFill>
-      </a:ln>
-    </cs:spPr>
-  </cs:upBar>
-  <cs:valueAxis>
-    <cs:lnRef idx="0"/>
-    <cs:fillRef idx="0"/>
-    <cs:effectRef idx="0"/>
-    <cs:fontRef idx="minor">
-      <a:schemeClr val="tx1">
-        <a:lumMod val="65000"/>
-        <a:lumOff val="35000"/>
-      </a:schemeClr>
-    </cs:fontRef>
-    <cs:defRPr sz="900" kern="1200"/>
-  </cs:valueAxis>
-  <cs:wall>
-    <cs:lnRef idx="0"/>
-    <cs:fillRef idx="0"/>
-    <cs:effectRef idx="0"/>
-    <cs:fontRef idx="minor">
-      <a:schemeClr val="tx1"/>
-    </cs:fontRef>
-    <cs:spPr>
-      <a:noFill/>
-      <a:ln>
-        <a:noFill/>
-      </a:ln>
-    </cs:spPr>
-  </cs:wall>
-</cs:chartStyle>
-</file>
-
 <file path=word/theme/theme1.xml><?xml version="1.0" encoding="utf-8"?>
 <a:theme xmlns:a="http://schemas.openxmlformats.org/drawingml/2006/main" name="Office Theme">
   <a:themeElements>

--- a/docs/BYNATIONALITY/Коми.docx
+++ b/docs/BYNATIONALITY/Коми.docx
@@ -196,7 +196,25 @@
                 <w:szCs w:val="16"/>
                 <w:lang w:val="ru-RU"/>
               </w:rPr>
-              <w:t>с 1921 по 1943 гг. Погибли 32 женщины-коми.</w:t>
+              <w:t xml:space="preserve">с 1921 по 1943 гг. </w:t>
+            </w:r>
+            <w:r>
+              <w:rPr>
+                <w:rFonts w:ascii="Arial" w:hAnsi="Arial" w:cs="Arial"/>
+                <w:sz w:val="16"/>
+                <w:szCs w:val="16"/>
+                <w:lang w:val="ru-RU"/>
+              </w:rPr>
+              <w:t>п</w:t>
+            </w:r>
+            <w:r>
+              <w:rPr>
+                <w:rFonts w:ascii="Arial" w:hAnsi="Arial" w:cs="Arial"/>
+                <w:sz w:val="16"/>
+                <w:szCs w:val="16"/>
+                <w:lang w:val="ru-RU"/>
+              </w:rPr>
+              <w:t>огибли 32 женщины-коми.</w:t>
             </w:r>
           </w:p>
           <w:p>
@@ -252,7 +270,25 @@
                 <w:szCs w:val="16"/>
                 <w:lang w:val="ru-RU"/>
               </w:rPr>
-              <w:t xml:space="preserve">Данный список составлен на основе открытых и доступных на </w:t>
+              <w:t xml:space="preserve">Данный список составлен на основе открытых и доступных </w:t>
+            </w:r>
+            <w:r>
+              <w:rPr>
+                <w:rFonts w:ascii="Arial" w:hAnsi="Arial" w:cs="Arial"/>
+                <w:sz w:val="16"/>
+                <w:szCs w:val="16"/>
+                <w:lang w:val="ru-RU"/>
+              </w:rPr>
+              <w:t>в</w:t>
+            </w:r>
+            <w:r>
+              <w:rPr>
+                <w:rFonts w:ascii="Arial" w:hAnsi="Arial" w:cs="Arial"/>
+                <w:sz w:val="16"/>
+                <w:szCs w:val="16"/>
+                <w:lang w:val="ru-RU"/>
+              </w:rPr>
+              <w:t xml:space="preserve"> </w:t>
             </w:r>
             <w:r>
               <w:rPr>
@@ -316,25 +352,137 @@
                 <w:szCs w:val="16"/>
                 <w:lang w:val="ru-RU"/>
               </w:rPr>
-              <w:t xml:space="preserve"> общая численность коми-пермяков и коми-зырян проживавших в СССР в 1937 году составляла 384</w:t>
-            </w:r>
-            <w:r>
-              <w:rPr>
-                <w:rFonts w:ascii="Arial" w:hAnsi="Arial" w:cs="Arial"/>
-                <w:sz w:val="16"/>
-                <w:szCs w:val="16"/>
-                <w:lang w:val="ru-RU"/>
-              </w:rPr>
-              <w:t xml:space="preserve"> </w:t>
-            </w:r>
-            <w:r>
-              <w:rPr>
-                <w:rFonts w:ascii="Arial" w:hAnsi="Arial" w:cs="Arial"/>
-                <w:sz w:val="16"/>
-                <w:szCs w:val="16"/>
-                <w:lang w:val="ru-RU"/>
-              </w:rPr>
-              <w:t>508 человек, таким образом 32 погибших женщин-коми это безвозвратные потери нации которые составляют 0,008% от общего числа коми-пермяков проживавших на тот момент в СССР.</w:t>
+              <w:t xml:space="preserve"> общая численность коми-пермяков и коми-зырян</w:t>
+            </w:r>
+            <w:r>
+              <w:rPr>
+                <w:rFonts w:ascii="Arial" w:hAnsi="Arial" w:cs="Arial"/>
+                <w:sz w:val="16"/>
+                <w:szCs w:val="16"/>
+                <w:lang w:val="ru-RU"/>
+              </w:rPr>
+              <w:t>,</w:t>
+            </w:r>
+            <w:r>
+              <w:rPr>
+                <w:rFonts w:ascii="Arial" w:hAnsi="Arial" w:cs="Arial"/>
+                <w:sz w:val="16"/>
+                <w:szCs w:val="16"/>
+                <w:lang w:val="ru-RU"/>
+              </w:rPr>
+              <w:t xml:space="preserve"> проживавших в СССР </w:t>
+            </w:r>
+            <w:proofErr w:type="gramStart"/>
+            <w:r>
+              <w:rPr>
+                <w:rFonts w:ascii="Arial" w:hAnsi="Arial" w:cs="Arial"/>
+                <w:sz w:val="16"/>
+                <w:szCs w:val="16"/>
+                <w:lang w:val="ru-RU"/>
+              </w:rPr>
+              <w:t>в 1937 году</w:t>
+            </w:r>
+            <w:proofErr w:type="gramEnd"/>
+            <w:r>
+              <w:rPr>
+                <w:rFonts w:ascii="Arial" w:hAnsi="Arial" w:cs="Arial"/>
+                <w:sz w:val="16"/>
+                <w:szCs w:val="16"/>
+                <w:lang w:val="ru-RU"/>
+              </w:rPr>
+              <w:t xml:space="preserve"> составляла 384</w:t>
+            </w:r>
+            <w:r>
+              <w:rPr>
+                <w:rFonts w:ascii="Arial" w:hAnsi="Arial" w:cs="Arial"/>
+                <w:sz w:val="16"/>
+                <w:szCs w:val="16"/>
+                <w:lang w:val="ru-RU"/>
+              </w:rPr>
+              <w:t xml:space="preserve"> </w:t>
+            </w:r>
+            <w:r>
+              <w:rPr>
+                <w:rFonts w:ascii="Arial" w:hAnsi="Arial" w:cs="Arial"/>
+                <w:sz w:val="16"/>
+                <w:szCs w:val="16"/>
+                <w:lang w:val="ru-RU"/>
+              </w:rPr>
+              <w:t xml:space="preserve">508 человек, таким образом </w:t>
+            </w:r>
+            <w:r>
+              <w:rPr>
+                <w:rFonts w:ascii="Arial" w:hAnsi="Arial" w:cs="Arial"/>
+                <w:sz w:val="16"/>
+                <w:szCs w:val="16"/>
+                <w:lang w:val="ru-RU"/>
+              </w:rPr>
+              <w:t xml:space="preserve">32 погибших женщин-коми </w:t>
+            </w:r>
+            <w:r>
+              <w:rPr>
+                <w:rFonts w:ascii="Arial" w:hAnsi="Arial" w:cs="Arial"/>
+                <w:sz w:val="16"/>
+                <w:szCs w:val="16"/>
+                <w:lang w:val="ru-RU"/>
+              </w:rPr>
+              <w:t xml:space="preserve">– </w:t>
+            </w:r>
+            <w:r>
+              <w:rPr>
+                <w:rFonts w:ascii="Arial" w:hAnsi="Arial" w:cs="Arial"/>
+                <w:sz w:val="16"/>
+                <w:szCs w:val="16"/>
+                <w:lang w:val="ru-RU"/>
+              </w:rPr>
+              <w:t>это</w:t>
+            </w:r>
+            <w:r>
+              <w:rPr>
+                <w:rFonts w:ascii="Arial" w:hAnsi="Arial" w:cs="Arial"/>
+                <w:sz w:val="16"/>
+                <w:szCs w:val="16"/>
+                <w:lang w:val="ru-RU"/>
+              </w:rPr>
+              <w:t xml:space="preserve"> безвозвратные потери нации</w:t>
+            </w:r>
+            <w:r>
+              <w:rPr>
+                <w:rFonts w:ascii="Arial" w:hAnsi="Arial" w:cs="Arial"/>
+                <w:sz w:val="16"/>
+                <w:szCs w:val="16"/>
+                <w:lang w:val="ru-RU"/>
+              </w:rPr>
+              <w:t>,</w:t>
+            </w:r>
+            <w:r>
+              <w:rPr>
+                <w:rFonts w:ascii="Arial" w:hAnsi="Arial" w:cs="Arial"/>
+                <w:sz w:val="16"/>
+                <w:szCs w:val="16"/>
+                <w:lang w:val="ru-RU"/>
+              </w:rPr>
+              <w:t xml:space="preserve"> которые составляют 0,008% от общего числа </w:t>
+            </w:r>
+            <w:proofErr w:type="gramStart"/>
+            <w:r>
+              <w:rPr>
+                <w:rFonts w:ascii="Arial" w:hAnsi="Arial" w:cs="Arial"/>
+                <w:sz w:val="16"/>
+                <w:szCs w:val="16"/>
+                <w:lang w:val="ru-RU"/>
+              </w:rPr>
+              <w:t>коми-пермяков</w:t>
+            </w:r>
+            <w:proofErr w:type="gramEnd"/>
+            <w:r>
+              <w:rPr>
+                <w:rFonts w:ascii="Arial" w:hAnsi="Arial" w:cs="Arial"/>
+                <w:sz w:val="16"/>
+                <w:szCs w:val="16"/>
+                <w:lang w:val="ru-RU"/>
+              </w:rPr>
+              <w:t xml:space="preserve"> проживавших на тот момент в СССР.</w:t>
             </w:r>
           </w:p>
           <w:p>
@@ -572,8 +720,19 @@
                 <w:szCs w:val="16"/>
                 <w:lang w:val="ru-RU"/>
               </w:rPr>
-              <w:t>расстреляны в возрастной группе: 51-56</w:t>
-            </w:r>
+              <w:t xml:space="preserve">расстреляны в возрастной группе: </w:t>
+            </w:r>
+            <w:proofErr w:type="gramStart"/>
+            <w:r>
+              <w:rPr>
+                <w:rFonts w:ascii="Arial" w:hAnsi="Arial" w:cs="Arial"/>
+                <w:sz w:val="16"/>
+                <w:szCs w:val="16"/>
+                <w:lang w:val="ru-RU"/>
+              </w:rPr>
+              <w:t>51-56</w:t>
+            </w:r>
+            <w:proofErr w:type="gramEnd"/>
             <w:r>
               <w:rPr>
                 <w:rFonts w:ascii="Arial" w:hAnsi="Arial" w:cs="Arial"/>
@@ -665,7 +824,6 @@
                 <w:bCs/>
                 <w:sz w:val="16"/>
                 <w:szCs w:val="16"/>
-                <w:u w:val="single"/>
                 <w:lang w:val="ru-RU"/>
               </w:rPr>
               <w:t>Социальная страта/Профессия</w:t>
@@ -677,7 +835,16 @@
                 <w:szCs w:val="16"/>
                 <w:lang w:val="ru-RU"/>
               </w:rPr>
-              <w:t xml:space="preserve">: </w:t>
+              <w:t>:</w:t>
+            </w:r>
+            <w:r>
+              <w:rPr>
+                <w:rFonts w:ascii="Arial" w:hAnsi="Arial" w:cs="Arial"/>
+                <w:sz w:val="16"/>
+                <w:szCs w:val="16"/>
+                <w:lang w:val="ru-RU"/>
+              </w:rPr>
+              <w:t xml:space="preserve"> </w:t>
             </w:r>
             <w:r>
               <w:rPr>
@@ -802,6 +969,7 @@
         </w:rPr>
         <w:t xml:space="preserve">, </w:t>
       </w:r>
+      <w:proofErr w:type="gramStart"/>
       <w:r>
         <w:rPr>
           <w:rFonts w:ascii="Arial" w:hAnsi="Arial" w:cs="Arial"/>
@@ -833,7 +1001,19 @@
           <w:szCs w:val="16"/>
           <w:lang w:val="ru-RU"/>
         </w:rPr>
-        <w:t>1942 гг</w:t>
+        <w:t>1942</w:t>
+      </w:r>
+      <w:proofErr w:type="gramEnd"/>
+      <w:r>
+        <w:rPr>
+          <w:rFonts w:ascii="Arial" w:hAnsi="Arial" w:cs="Arial"/>
+          <w:b/>
+          <w:bCs/>
+          <w:sz w:val="16"/>
+          <w:szCs w:val="16"/>
+          <w:lang w:val="ru-RU"/>
+        </w:rPr>
+        <w:t xml:space="preserve"> гг</w:t>
       </w:r>
       <w:r>
         <w:rPr>
@@ -966,6 +1146,7 @@
         </w:rPr>
         <w:t xml:space="preserve">ВОЗРАСТАМ, </w:t>
       </w:r>
+      <w:proofErr w:type="gramStart"/>
       <w:r>
         <w:rPr>
           <w:rFonts w:ascii="Arial" w:hAnsi="Arial" w:cs="Arial"/>
@@ -997,8 +1178,33 @@
           <w:szCs w:val="16"/>
           <w:lang w:val="ru-RU"/>
         </w:rPr>
-        <w:t>1942 гг</w:t>
+        <w:t>1942</w:t>
       </w:r>
+      <w:proofErr w:type="gramEnd"/>
+      <w:r>
+        <w:rPr>
+          <w:rFonts w:ascii="Arial" w:hAnsi="Arial" w:cs="Arial"/>
+          <w:b/>
+          <w:bCs/>
+          <w:sz w:val="16"/>
+          <w:szCs w:val="16"/>
+          <w:lang w:val="ru-RU"/>
+        </w:rPr>
+        <w:t xml:space="preserve"> </w:t>
+      </w:r>
+      <w:proofErr w:type="spellStart"/>
+      <w:r>
+        <w:rPr>
+          <w:rFonts w:ascii="Arial" w:hAnsi="Arial" w:cs="Arial"/>
+          <w:b/>
+          <w:bCs/>
+          <w:sz w:val="16"/>
+          <w:szCs w:val="16"/>
+          <w:lang w:val="ru-RU"/>
+        </w:rPr>
+        <w:t>гг</w:t>
+      </w:r>
+      <w:proofErr w:type="spellEnd"/>
     </w:p>
     <w:p>
       <w:pPr>
@@ -1313,6 +1519,7 @@
               </w:rPr>
               <w:t xml:space="preserve"> </w:t>
             </w:r>
+            <w:proofErr w:type="gramStart"/>
             <w:r>
               <w:rPr>
                 <w:rFonts w:ascii="Arial" w:hAnsi="Arial" w:cs="Arial"/>
@@ -1335,6 +1542,7 @@
               </w:rPr>
               <w:t>66</w:t>
             </w:r>
+            <w:proofErr w:type="gramEnd"/>
             <w:r>
               <w:rPr>
                 <w:rFonts w:ascii="Arial" w:hAnsi="Arial" w:cs="Arial"/>
@@ -2070,14 +2278,25 @@
               </w:rPr>
               <w:t xml:space="preserve">в 1906 г., д. Дурова, Кочевский р-н, Пермская обл.; коми-пермячка; </w:t>
             </w:r>
-            <w:r>
-              <w:rPr>
-                <w:rFonts w:ascii="Arial" w:hAnsi="Arial" w:cs="Arial"/>
-                <w:sz w:val="16"/>
-                <w:szCs w:val="16"/>
-                <w:lang w:val="ru-RU"/>
-              </w:rPr>
-              <w:t>Прож.:</w:t>
+            <w:proofErr w:type="spellStart"/>
+            <w:r>
+              <w:rPr>
+                <w:rFonts w:ascii="Arial" w:hAnsi="Arial" w:cs="Arial"/>
+                <w:sz w:val="16"/>
+                <w:szCs w:val="16"/>
+                <w:lang w:val="ru-RU"/>
+              </w:rPr>
+              <w:t>Прож</w:t>
+            </w:r>
+            <w:proofErr w:type="spellEnd"/>
+            <w:r>
+              <w:rPr>
+                <w:rFonts w:ascii="Arial" w:hAnsi="Arial" w:cs="Arial"/>
+                <w:sz w:val="16"/>
+                <w:szCs w:val="16"/>
+                <w:lang w:val="ru-RU"/>
+              </w:rPr>
+              <w:t>.:</w:t>
             </w:r>
             <w:r>
               <w:rPr>
@@ -2094,7 +2313,27 @@
                 <w:szCs w:val="16"/>
                 <w:lang w:val="ru-RU"/>
               </w:rPr>
-              <w:t>д. Гаинцева, Кочевский р-н, Пермская обл..</w:t>
+              <w:t xml:space="preserve">д. </w:t>
+            </w:r>
+            <w:proofErr w:type="spellStart"/>
+            <w:r>
+              <w:rPr>
+                <w:rFonts w:ascii="Arial" w:hAnsi="Arial" w:cs="Arial"/>
+                <w:sz w:val="16"/>
+                <w:szCs w:val="16"/>
+                <w:lang w:val="ru-RU"/>
+              </w:rPr>
+              <w:t>Гаинцева</w:t>
+            </w:r>
+            <w:proofErr w:type="spellEnd"/>
+            <w:r>
+              <w:rPr>
+                <w:rFonts w:ascii="Arial" w:hAnsi="Arial" w:cs="Arial"/>
+                <w:sz w:val="16"/>
+                <w:szCs w:val="16"/>
+                <w:lang w:val="ru-RU"/>
+              </w:rPr>
+              <w:t>, Кочевский р-н, Пермская обл..</w:t>
             </w:r>
             <w:r>
               <w:rPr>
@@ -2104,7 +2343,27 @@
                 <w:lang w:val="ru-RU"/>
               </w:rPr>
               <w:br/>
-              <w:t>Арестована 5 декабря 1937 г. Приговорена: 9 декабря 1937 г., обв.:</w:t>
+              <w:t xml:space="preserve">Арестована 5 декабря 1937 г. Приговорена: 9 декабря 1937 г., </w:t>
+            </w:r>
+            <w:proofErr w:type="spellStart"/>
+            <w:r>
+              <w:rPr>
+                <w:rFonts w:ascii="Arial" w:hAnsi="Arial" w:cs="Arial"/>
+                <w:sz w:val="16"/>
+                <w:szCs w:val="16"/>
+                <w:lang w:val="ru-RU"/>
+              </w:rPr>
+              <w:t>обв</w:t>
+            </w:r>
+            <w:proofErr w:type="spellEnd"/>
+            <w:r>
+              <w:rPr>
+                <w:rFonts w:ascii="Arial" w:hAnsi="Arial" w:cs="Arial"/>
+                <w:sz w:val="16"/>
+                <w:szCs w:val="16"/>
+                <w:lang w:val="ru-RU"/>
+              </w:rPr>
+              <w:t>.:</w:t>
             </w:r>
             <w:r>
               <w:rPr>
@@ -2278,16 +2537,47 @@
                 <w:szCs w:val="16"/>
                 <w:lang w:val="ru-RU"/>
               </w:rPr>
-              <w:t xml:space="preserve">в 1887 г., д. Чазево, Косинский р-н, Пермская обл.; коми-пермячка; </w:t>
-            </w:r>
-            <w:r>
-              <w:rPr>
-                <w:rFonts w:ascii="Arial" w:hAnsi="Arial" w:cs="Arial"/>
-                <w:sz w:val="16"/>
-                <w:szCs w:val="16"/>
-                <w:lang w:val="ru-RU"/>
-              </w:rPr>
-              <w:t>Прож.:</w:t>
+              <w:t xml:space="preserve">в 1887 г., д. </w:t>
+            </w:r>
+            <w:proofErr w:type="spellStart"/>
+            <w:r>
+              <w:rPr>
+                <w:rFonts w:ascii="Arial" w:hAnsi="Arial" w:cs="Arial"/>
+                <w:sz w:val="16"/>
+                <w:szCs w:val="16"/>
+                <w:lang w:val="ru-RU"/>
+              </w:rPr>
+              <w:t>Чазево</w:t>
+            </w:r>
+            <w:proofErr w:type="spellEnd"/>
+            <w:r>
+              <w:rPr>
+                <w:rFonts w:ascii="Arial" w:hAnsi="Arial" w:cs="Arial"/>
+                <w:sz w:val="16"/>
+                <w:szCs w:val="16"/>
+                <w:lang w:val="ru-RU"/>
+              </w:rPr>
+              <w:t xml:space="preserve">, Косинский р-н, Пермская обл.; коми-пермячка; </w:t>
+            </w:r>
+            <w:proofErr w:type="spellStart"/>
+            <w:r>
+              <w:rPr>
+                <w:rFonts w:ascii="Arial" w:hAnsi="Arial" w:cs="Arial"/>
+                <w:sz w:val="16"/>
+                <w:szCs w:val="16"/>
+                <w:lang w:val="ru-RU"/>
+              </w:rPr>
+              <w:t>Прож</w:t>
+            </w:r>
+            <w:proofErr w:type="spellEnd"/>
+            <w:r>
+              <w:rPr>
+                <w:rFonts w:ascii="Arial" w:hAnsi="Arial" w:cs="Arial"/>
+                <w:sz w:val="16"/>
+                <w:szCs w:val="16"/>
+                <w:lang w:val="ru-RU"/>
+              </w:rPr>
+              <w:t>.:</w:t>
             </w:r>
             <w:r>
               <w:rPr>
@@ -2304,8 +2594,39 @@
                 <w:szCs w:val="16"/>
                 <w:lang w:val="ru-RU"/>
               </w:rPr>
-              <w:t>д. Чазево, Косинский р-н, Пермская обл..</w:t>
-            </w:r>
+              <w:t xml:space="preserve">д. </w:t>
+            </w:r>
+            <w:proofErr w:type="spellStart"/>
+            <w:r>
+              <w:rPr>
+                <w:rFonts w:ascii="Arial" w:hAnsi="Arial" w:cs="Arial"/>
+                <w:sz w:val="16"/>
+                <w:szCs w:val="16"/>
+                <w:lang w:val="ru-RU"/>
+              </w:rPr>
+              <w:t>Чазево</w:t>
+            </w:r>
+            <w:proofErr w:type="spellEnd"/>
+            <w:r>
+              <w:rPr>
+                <w:rFonts w:ascii="Arial" w:hAnsi="Arial" w:cs="Arial"/>
+                <w:sz w:val="16"/>
+                <w:szCs w:val="16"/>
+                <w:lang w:val="ru-RU"/>
+              </w:rPr>
+              <w:t xml:space="preserve">, Косинский р-н, Пермская </w:t>
+            </w:r>
+            <w:proofErr w:type="gramStart"/>
+            <w:r>
+              <w:rPr>
+                <w:rFonts w:ascii="Arial" w:hAnsi="Arial" w:cs="Arial"/>
+                <w:sz w:val="16"/>
+                <w:szCs w:val="16"/>
+                <w:lang w:val="ru-RU"/>
+              </w:rPr>
+              <w:t>обл..</w:t>
+            </w:r>
+            <w:proofErr w:type="gramEnd"/>
             <w:r>
               <w:rPr>
                 <w:rFonts w:ascii="Arial" w:hAnsi="Arial" w:cs="Arial"/>
@@ -2340,7 +2661,27 @@
                 <w:szCs w:val="16"/>
                 <w:lang w:val="ru-RU"/>
               </w:rPr>
-              <w:t>Приговорена: 25 сентября 1937 г., обв.:</w:t>
+              <w:t xml:space="preserve">Приговорена: 25 сентября 1937 г., </w:t>
+            </w:r>
+            <w:proofErr w:type="spellStart"/>
+            <w:r>
+              <w:rPr>
+                <w:rFonts w:ascii="Arial" w:hAnsi="Arial" w:cs="Arial"/>
+                <w:sz w:val="16"/>
+                <w:szCs w:val="16"/>
+                <w:lang w:val="ru-RU"/>
+              </w:rPr>
+              <w:t>обв</w:t>
+            </w:r>
+            <w:proofErr w:type="spellEnd"/>
+            <w:r>
+              <w:rPr>
+                <w:rFonts w:ascii="Arial" w:hAnsi="Arial" w:cs="Arial"/>
+                <w:sz w:val="16"/>
+                <w:szCs w:val="16"/>
+                <w:lang w:val="ru-RU"/>
+              </w:rPr>
+              <w:t>.:</w:t>
             </w:r>
             <w:r>
               <w:rPr>
@@ -2545,16 +2886,47 @@
                 <w:szCs w:val="16"/>
                 <w:lang w:val="ru-RU"/>
               </w:rPr>
-              <w:t xml:space="preserve">в 1883 г., д. Абрамово, Косинский р-н, Пермская обл.; коми-пермячка; </w:t>
-            </w:r>
-            <w:r>
-              <w:rPr>
-                <w:rFonts w:ascii="Arial" w:hAnsi="Arial" w:cs="Arial"/>
-                <w:sz w:val="16"/>
-                <w:szCs w:val="16"/>
-                <w:lang w:val="ru-RU"/>
-              </w:rPr>
-              <w:t>Прож.:</w:t>
+              <w:t xml:space="preserve">в 1883 г., д. </w:t>
+            </w:r>
+            <w:proofErr w:type="spellStart"/>
+            <w:r>
+              <w:rPr>
+                <w:rFonts w:ascii="Arial" w:hAnsi="Arial" w:cs="Arial"/>
+                <w:sz w:val="16"/>
+                <w:szCs w:val="16"/>
+                <w:lang w:val="ru-RU"/>
+              </w:rPr>
+              <w:t>Абрамово</w:t>
+            </w:r>
+            <w:proofErr w:type="spellEnd"/>
+            <w:r>
+              <w:rPr>
+                <w:rFonts w:ascii="Arial" w:hAnsi="Arial" w:cs="Arial"/>
+                <w:sz w:val="16"/>
+                <w:szCs w:val="16"/>
+                <w:lang w:val="ru-RU"/>
+              </w:rPr>
+              <w:t xml:space="preserve">, Косинский р-н, Пермская обл.; коми-пермячка; </w:t>
+            </w:r>
+            <w:proofErr w:type="spellStart"/>
+            <w:r>
+              <w:rPr>
+                <w:rFonts w:ascii="Arial" w:hAnsi="Arial" w:cs="Arial"/>
+                <w:sz w:val="16"/>
+                <w:szCs w:val="16"/>
+                <w:lang w:val="ru-RU"/>
+              </w:rPr>
+              <w:t>Прож</w:t>
+            </w:r>
+            <w:proofErr w:type="spellEnd"/>
+            <w:r>
+              <w:rPr>
+                <w:rFonts w:ascii="Arial" w:hAnsi="Arial" w:cs="Arial"/>
+                <w:sz w:val="16"/>
+                <w:szCs w:val="16"/>
+                <w:lang w:val="ru-RU"/>
+              </w:rPr>
+              <w:t>.:</w:t>
             </w:r>
             <w:r>
               <w:rPr>
@@ -2599,7 +2971,27 @@
                 <w:szCs w:val="16"/>
                 <w:lang w:val="ru-RU"/>
               </w:rPr>
-              <w:t>Приговорена: 25 сентября 1937 г., обв.:</w:t>
+              <w:t xml:space="preserve">Приговорена: 25 сентября 1937 г., </w:t>
+            </w:r>
+            <w:proofErr w:type="spellStart"/>
+            <w:r>
+              <w:rPr>
+                <w:rFonts w:ascii="Arial" w:hAnsi="Arial" w:cs="Arial"/>
+                <w:sz w:val="16"/>
+                <w:szCs w:val="16"/>
+                <w:lang w:val="ru-RU"/>
+              </w:rPr>
+              <w:t>обв</w:t>
+            </w:r>
+            <w:proofErr w:type="spellEnd"/>
+            <w:r>
+              <w:rPr>
+                <w:rFonts w:ascii="Arial" w:hAnsi="Arial" w:cs="Arial"/>
+                <w:sz w:val="16"/>
+                <w:szCs w:val="16"/>
+                <w:lang w:val="ru-RU"/>
+              </w:rPr>
+              <w:t>.:</w:t>
             </w:r>
             <w:r>
               <w:rPr>
@@ -2761,6 +3153,7 @@
                 <w:lang w:val="ru-RU"/>
               </w:rPr>
             </w:pPr>
+            <w:proofErr w:type="spellStart"/>
             <w:r>
               <w:rPr>
                 <w:rFonts w:ascii="Arial" w:hAnsi="Arial" w:cs="Arial"/>
@@ -2770,7 +3163,19 @@
                 <w:szCs w:val="16"/>
                 <w:lang w:val="ru-RU"/>
               </w:rPr>
-              <w:t>Вилесова Александра Трофимовна</w:t>
+              <w:t>Вилесова</w:t>
+            </w:r>
+            <w:proofErr w:type="spellEnd"/>
+            <w:r>
+              <w:rPr>
+                <w:rFonts w:ascii="Arial" w:hAnsi="Arial" w:cs="Arial"/>
+                <w:b/>
+                <w:bCs/>
+                <w:sz w:val="16"/>
+                <w:szCs w:val="16"/>
+                <w:lang w:val="ru-RU"/>
+              </w:rPr>
+              <w:t xml:space="preserve"> Александра Трофимовна</w:t>
             </w:r>
             <w:r>
               <w:rPr>
@@ -2848,16 +3253,87 @@
                 <w:szCs w:val="16"/>
                 <w:lang w:val="ru-RU"/>
               </w:rPr>
-              <w:t xml:space="preserve">в 1899 г., Свердловская обл, Коми-пермяцкий р-н, Юсьево с.; коми; образование незаконченное высшее; заведующий учебной частью, горком партии.. </w:t>
-            </w:r>
-            <w:r>
-              <w:rPr>
-                <w:rFonts w:ascii="Arial" w:hAnsi="Arial" w:cs="Arial"/>
-                <w:sz w:val="16"/>
-                <w:szCs w:val="16"/>
-                <w:lang w:val="ru-RU"/>
-              </w:rPr>
-              <w:t>Прож.:</w:t>
+              <w:t xml:space="preserve">в 1899 г., Свердловская </w:t>
+            </w:r>
+            <w:proofErr w:type="spellStart"/>
+            <w:r>
+              <w:rPr>
+                <w:rFonts w:ascii="Arial" w:hAnsi="Arial" w:cs="Arial"/>
+                <w:sz w:val="16"/>
+                <w:szCs w:val="16"/>
+                <w:lang w:val="ru-RU"/>
+              </w:rPr>
+              <w:t>обл</w:t>
+            </w:r>
+            <w:proofErr w:type="spellEnd"/>
+            <w:r>
+              <w:rPr>
+                <w:rFonts w:ascii="Arial" w:hAnsi="Arial" w:cs="Arial"/>
+                <w:sz w:val="16"/>
+                <w:szCs w:val="16"/>
+                <w:lang w:val="ru-RU"/>
+              </w:rPr>
+              <w:t xml:space="preserve">, Коми-пермяцкий р-н, </w:t>
+            </w:r>
+            <w:proofErr w:type="spellStart"/>
+            <w:r>
+              <w:rPr>
+                <w:rFonts w:ascii="Arial" w:hAnsi="Arial" w:cs="Arial"/>
+                <w:sz w:val="16"/>
+                <w:szCs w:val="16"/>
+                <w:lang w:val="ru-RU"/>
+              </w:rPr>
+              <w:t>Юсьево</w:t>
+            </w:r>
+            <w:proofErr w:type="spellEnd"/>
+            <w:r>
+              <w:rPr>
+                <w:rFonts w:ascii="Arial" w:hAnsi="Arial" w:cs="Arial"/>
+                <w:sz w:val="16"/>
+                <w:szCs w:val="16"/>
+                <w:lang w:val="ru-RU"/>
+              </w:rPr>
+              <w:t xml:space="preserve"> с.; коми; образование незаконченное высшее; заведующий учебной частью, горком </w:t>
+            </w:r>
+            <w:proofErr w:type="gramStart"/>
+            <w:r>
+              <w:rPr>
+                <w:rFonts w:ascii="Arial" w:hAnsi="Arial" w:cs="Arial"/>
+                <w:sz w:val="16"/>
+                <w:szCs w:val="16"/>
+                <w:lang w:val="ru-RU"/>
+              </w:rPr>
+              <w:t>партии..</w:t>
+            </w:r>
+            <w:proofErr w:type="gramEnd"/>
+            <w:r>
+              <w:rPr>
+                <w:rFonts w:ascii="Arial" w:hAnsi="Arial" w:cs="Arial"/>
+                <w:sz w:val="16"/>
+                <w:szCs w:val="16"/>
+                <w:lang w:val="ru-RU"/>
+              </w:rPr>
+              <w:t xml:space="preserve"> </w:t>
+            </w:r>
+            <w:proofErr w:type="spellStart"/>
+            <w:r>
+              <w:rPr>
+                <w:rFonts w:ascii="Arial" w:hAnsi="Arial" w:cs="Arial"/>
+                <w:sz w:val="16"/>
+                <w:szCs w:val="16"/>
+                <w:lang w:val="ru-RU"/>
+              </w:rPr>
+              <w:t>Прож</w:t>
+            </w:r>
+            <w:proofErr w:type="spellEnd"/>
+            <w:r>
+              <w:rPr>
+                <w:rFonts w:ascii="Arial" w:hAnsi="Arial" w:cs="Arial"/>
+                <w:sz w:val="16"/>
+                <w:szCs w:val="16"/>
+                <w:lang w:val="ru-RU"/>
+              </w:rPr>
+              <w:t>.:</w:t>
             </w:r>
             <w:r>
               <w:rPr>
@@ -2901,7 +3377,27 @@
                 <w:szCs w:val="16"/>
                 <w:lang w:val="ru-RU"/>
               </w:rPr>
-              <w:t>Арестована 1 июня 1938 г. УГБ СКОУ. Приговорена: тройка УНКВД 3 октября 1938 г., обв.:</w:t>
+              <w:t xml:space="preserve">Арестована 1 июня 1938 г. УГБ СКОУ. Приговорена: тройка УНКВД 3 октября 1938 г., </w:t>
+            </w:r>
+            <w:proofErr w:type="spellStart"/>
+            <w:r>
+              <w:rPr>
+                <w:rFonts w:ascii="Arial" w:hAnsi="Arial" w:cs="Arial"/>
+                <w:sz w:val="16"/>
+                <w:szCs w:val="16"/>
+                <w:lang w:val="ru-RU"/>
+              </w:rPr>
+              <w:t>обв</w:t>
+            </w:r>
+            <w:proofErr w:type="spellEnd"/>
+            <w:r>
+              <w:rPr>
+                <w:rFonts w:ascii="Arial" w:hAnsi="Arial" w:cs="Arial"/>
+                <w:sz w:val="16"/>
+                <w:szCs w:val="16"/>
+                <w:lang w:val="ru-RU"/>
+              </w:rPr>
+              <w:t>.:</w:t>
             </w:r>
             <w:r>
               <w:rPr>
@@ -2918,7 +3414,87 @@
                 <w:szCs w:val="16"/>
                 <w:lang w:val="ru-RU"/>
               </w:rPr>
-              <w:t xml:space="preserve">58-1а, 58-7, 58-8, 58-11 УК РСФСР.. Приговор: ВМН Реабилитирована 17 августа 1956 г. </w:t>
+              <w:t xml:space="preserve">58-1а, </w:t>
+            </w:r>
+            <w:proofErr w:type="gramStart"/>
+            <w:r>
+              <w:rPr>
+                <w:rFonts w:ascii="Arial" w:hAnsi="Arial" w:cs="Arial"/>
+                <w:sz w:val="16"/>
+                <w:szCs w:val="16"/>
+                <w:lang w:val="ru-RU"/>
+              </w:rPr>
+              <w:t>58-7</w:t>
+            </w:r>
+            <w:proofErr w:type="gramEnd"/>
+            <w:r>
+              <w:rPr>
+                <w:rFonts w:ascii="Arial" w:hAnsi="Arial" w:cs="Arial"/>
+                <w:sz w:val="16"/>
+                <w:szCs w:val="16"/>
+                <w:lang w:val="ru-RU"/>
+              </w:rPr>
+              <w:t xml:space="preserve">, </w:t>
+            </w:r>
+            <w:proofErr w:type="gramStart"/>
+            <w:r>
+              <w:rPr>
+                <w:rFonts w:ascii="Arial" w:hAnsi="Arial" w:cs="Arial"/>
+                <w:sz w:val="16"/>
+                <w:szCs w:val="16"/>
+                <w:lang w:val="ru-RU"/>
+              </w:rPr>
+              <w:t>58-8</w:t>
+            </w:r>
+            <w:proofErr w:type="gramEnd"/>
+            <w:r>
+              <w:rPr>
+                <w:rFonts w:ascii="Arial" w:hAnsi="Arial" w:cs="Arial"/>
+                <w:sz w:val="16"/>
+                <w:szCs w:val="16"/>
+                <w:lang w:val="ru-RU"/>
+              </w:rPr>
+              <w:t xml:space="preserve">, </w:t>
+            </w:r>
+            <w:proofErr w:type="gramStart"/>
+            <w:r>
+              <w:rPr>
+                <w:rFonts w:ascii="Arial" w:hAnsi="Arial" w:cs="Arial"/>
+                <w:sz w:val="16"/>
+                <w:szCs w:val="16"/>
+                <w:lang w:val="ru-RU"/>
+              </w:rPr>
+              <w:t>58-11</w:t>
+            </w:r>
+            <w:proofErr w:type="gramEnd"/>
+            <w:r>
+              <w:rPr>
+                <w:rFonts w:ascii="Arial" w:hAnsi="Arial" w:cs="Arial"/>
+                <w:sz w:val="16"/>
+                <w:szCs w:val="16"/>
+                <w:lang w:val="ru-RU"/>
+              </w:rPr>
+              <w:t xml:space="preserve"> УК </w:t>
+            </w:r>
+            <w:proofErr w:type="gramStart"/>
+            <w:r>
+              <w:rPr>
+                <w:rFonts w:ascii="Arial" w:hAnsi="Arial" w:cs="Arial"/>
+                <w:sz w:val="16"/>
+                <w:szCs w:val="16"/>
+                <w:lang w:val="ru-RU"/>
+              </w:rPr>
+              <w:t>РСФСР..</w:t>
+            </w:r>
+            <w:proofErr w:type="gramEnd"/>
+            <w:r>
+              <w:rPr>
+                <w:rFonts w:ascii="Arial" w:hAnsi="Arial" w:cs="Arial"/>
+                <w:sz w:val="16"/>
+                <w:szCs w:val="16"/>
+                <w:lang w:val="ru-RU"/>
+              </w:rPr>
+              <w:t xml:space="preserve"> Приговор: ВМН Реабилитирована 17 августа 1956 г. </w:t>
             </w:r>
             <w:r>
               <w:rPr>
@@ -3132,7 +3708,27 @@
                 <w:szCs w:val="16"/>
                 <w:lang w:val="ru-RU"/>
               </w:rPr>
-              <w:t>р., коми, место рождения: д.Курьядор, Усть-Куломский р-н, Коми АССР, место проживания: по месту рождения, крестьянка. Арестована 24.08.1937</w:t>
+              <w:t xml:space="preserve">р., коми, место рождения: </w:t>
+            </w:r>
+            <w:proofErr w:type="spellStart"/>
+            <w:r>
+              <w:rPr>
+                <w:rFonts w:ascii="Arial" w:hAnsi="Arial" w:cs="Arial"/>
+                <w:sz w:val="16"/>
+                <w:szCs w:val="16"/>
+                <w:lang w:val="ru-RU"/>
+              </w:rPr>
+              <w:t>д.Курьядор</w:t>
+            </w:r>
+            <w:proofErr w:type="spellEnd"/>
+            <w:r>
+              <w:rPr>
+                <w:rFonts w:ascii="Arial" w:hAnsi="Arial" w:cs="Arial"/>
+                <w:sz w:val="16"/>
+                <w:szCs w:val="16"/>
+                <w:lang w:val="ru-RU"/>
+              </w:rPr>
+              <w:t>, Усть-Куломский р-н, Коми АССР, место проживания: по месту рождения, крестьянка. Арестована 24.08.1937</w:t>
             </w:r>
             <w:r>
               <w:rPr>
@@ -3166,7 +3762,47 @@
                 <w:szCs w:val="16"/>
                 <w:lang w:val="ru-RU"/>
               </w:rPr>
-              <w:t xml:space="preserve">г. «тройкой» при УНКВД Коми АССР по ст. 58-10 ч.2, 58-11 УК РСФСР к </w:t>
+              <w:t xml:space="preserve">г. «тройкой» при УНКВД Коми АССР по ст. </w:t>
+            </w:r>
+            <w:proofErr w:type="gramStart"/>
+            <w:r>
+              <w:rPr>
+                <w:rFonts w:ascii="Arial" w:hAnsi="Arial" w:cs="Arial"/>
+                <w:sz w:val="16"/>
+                <w:szCs w:val="16"/>
+                <w:lang w:val="ru-RU"/>
+              </w:rPr>
+              <w:t>58-10</w:t>
+            </w:r>
+            <w:proofErr w:type="gramEnd"/>
+            <w:r>
+              <w:rPr>
+                <w:rFonts w:ascii="Arial" w:hAnsi="Arial" w:cs="Arial"/>
+                <w:sz w:val="16"/>
+                <w:szCs w:val="16"/>
+                <w:lang w:val="ru-RU"/>
+              </w:rPr>
+              <w:t xml:space="preserve"> ч.2, </w:t>
+            </w:r>
+            <w:proofErr w:type="gramStart"/>
+            <w:r>
+              <w:rPr>
+                <w:rFonts w:ascii="Arial" w:hAnsi="Arial" w:cs="Arial"/>
+                <w:sz w:val="16"/>
+                <w:szCs w:val="16"/>
+                <w:lang w:val="ru-RU"/>
+              </w:rPr>
+              <w:t>58-11</w:t>
+            </w:r>
+            <w:proofErr w:type="gramEnd"/>
+            <w:r>
+              <w:rPr>
+                <w:rFonts w:ascii="Arial" w:hAnsi="Arial" w:cs="Arial"/>
+                <w:sz w:val="16"/>
+                <w:szCs w:val="16"/>
+                <w:lang w:val="ru-RU"/>
+              </w:rPr>
+              <w:t xml:space="preserve"> УК РСФСР к </w:t>
             </w:r>
             <w:r>
               <w:rPr>
@@ -3373,16 +4009,47 @@
                 <w:szCs w:val="16"/>
                 <w:lang w:val="ru-RU"/>
               </w:rPr>
-              <w:t xml:space="preserve">Родилась в 1879 г., Коми Респ., Удорский р-н, д. Вильгорт; коми; скрытница-сектантка. </w:t>
-            </w:r>
-            <w:r>
-              <w:rPr>
-                <w:rFonts w:ascii="Arial" w:hAnsi="Arial" w:cs="Arial"/>
-                <w:sz w:val="16"/>
-                <w:szCs w:val="16"/>
-                <w:lang w:val="ru-RU"/>
-              </w:rPr>
-              <w:t>Прож.:</w:t>
+              <w:t xml:space="preserve">Родилась в 1879 г., Коми </w:t>
+            </w:r>
+            <w:proofErr w:type="spellStart"/>
+            <w:r>
+              <w:rPr>
+                <w:rFonts w:ascii="Arial" w:hAnsi="Arial" w:cs="Arial"/>
+                <w:sz w:val="16"/>
+                <w:szCs w:val="16"/>
+                <w:lang w:val="ru-RU"/>
+              </w:rPr>
+              <w:t>Респ</w:t>
+            </w:r>
+            <w:proofErr w:type="spellEnd"/>
+            <w:r>
+              <w:rPr>
+                <w:rFonts w:ascii="Arial" w:hAnsi="Arial" w:cs="Arial"/>
+                <w:sz w:val="16"/>
+                <w:szCs w:val="16"/>
+                <w:lang w:val="ru-RU"/>
+              </w:rPr>
+              <w:t xml:space="preserve">., Удорский р-н, д. Вильгорт; коми; скрытница-сектантка. </w:t>
+            </w:r>
+            <w:proofErr w:type="spellStart"/>
+            <w:r>
+              <w:rPr>
+                <w:rFonts w:ascii="Arial" w:hAnsi="Arial" w:cs="Arial"/>
+                <w:sz w:val="16"/>
+                <w:szCs w:val="16"/>
+                <w:lang w:val="ru-RU"/>
+              </w:rPr>
+              <w:t>Прож</w:t>
+            </w:r>
+            <w:proofErr w:type="spellEnd"/>
+            <w:r>
+              <w:rPr>
+                <w:rFonts w:ascii="Arial" w:hAnsi="Arial" w:cs="Arial"/>
+                <w:sz w:val="16"/>
+                <w:szCs w:val="16"/>
+                <w:lang w:val="ru-RU"/>
+              </w:rPr>
+              <w:t>.:</w:t>
             </w:r>
             <w:r>
               <w:rPr>
@@ -3444,7 +4111,27 @@
                 <w:szCs w:val="16"/>
                 <w:lang w:val="ru-RU"/>
               </w:rPr>
-              <w:t>Приговорена: тройка при УНКВД Коми АССР 16 сентября 1937 г., обв.:</w:t>
+              <w:t xml:space="preserve">Приговорена: тройка при УНКВД Коми АССР 16 сентября 1937 г., </w:t>
+            </w:r>
+            <w:proofErr w:type="spellStart"/>
+            <w:r>
+              <w:rPr>
+                <w:rFonts w:ascii="Arial" w:hAnsi="Arial" w:cs="Arial"/>
+                <w:sz w:val="16"/>
+                <w:szCs w:val="16"/>
+                <w:lang w:val="ru-RU"/>
+              </w:rPr>
+              <w:t>обв</w:t>
+            </w:r>
+            <w:proofErr w:type="spellEnd"/>
+            <w:r>
+              <w:rPr>
+                <w:rFonts w:ascii="Arial" w:hAnsi="Arial" w:cs="Arial"/>
+                <w:sz w:val="16"/>
+                <w:szCs w:val="16"/>
+                <w:lang w:val="ru-RU"/>
+              </w:rPr>
+              <w:t>.:</w:t>
             </w:r>
             <w:r>
               <w:rPr>
@@ -3461,24 +4148,54 @@
                 <w:szCs w:val="16"/>
                 <w:lang w:val="ru-RU"/>
               </w:rPr>
-              <w:t>по ст.ст. 58-10 УК РСФСР, 58-11 УК РСФСР.</w:t>
-            </w:r>
-            <w:r>
-              <w:rPr>
-                <w:rFonts w:ascii="Arial" w:hAnsi="Arial" w:cs="Arial"/>
-                <w:sz w:val="16"/>
-                <w:szCs w:val="16"/>
-                <w:lang w:val="ru-RU"/>
-              </w:rPr>
-              <w:t xml:space="preserve"> </w:t>
-            </w:r>
-            <w:r>
-              <w:rPr>
-                <w:rFonts w:ascii="Arial" w:hAnsi="Arial" w:cs="Arial"/>
-                <w:sz w:val="16"/>
-                <w:szCs w:val="16"/>
-              </w:rPr>
-              <w:t xml:space="preserve">Приговор: </w:t>
+              <w:t xml:space="preserve">по </w:t>
+            </w:r>
+            <w:proofErr w:type="spellStart"/>
+            <w:r>
+              <w:rPr>
+                <w:rFonts w:ascii="Arial" w:hAnsi="Arial" w:cs="Arial"/>
+                <w:sz w:val="16"/>
+                <w:szCs w:val="16"/>
+                <w:lang w:val="ru-RU"/>
+              </w:rPr>
+              <w:t>ст.ст</w:t>
+            </w:r>
+            <w:proofErr w:type="spellEnd"/>
+            <w:r>
+              <w:rPr>
+                <w:rFonts w:ascii="Arial" w:hAnsi="Arial" w:cs="Arial"/>
+                <w:sz w:val="16"/>
+                <w:szCs w:val="16"/>
+                <w:lang w:val="ru-RU"/>
+              </w:rPr>
+              <w:t>. 58-10 УК РСФСР, 58-11 УК РСФСР.</w:t>
+            </w:r>
+            <w:r>
+              <w:rPr>
+                <w:rFonts w:ascii="Arial" w:hAnsi="Arial" w:cs="Arial"/>
+                <w:sz w:val="16"/>
+                <w:szCs w:val="16"/>
+                <w:lang w:val="ru-RU"/>
+              </w:rPr>
+              <w:t xml:space="preserve"> </w:t>
+            </w:r>
+            <w:proofErr w:type="spellStart"/>
+            <w:r>
+              <w:rPr>
+                <w:rFonts w:ascii="Arial" w:hAnsi="Arial" w:cs="Arial"/>
+                <w:sz w:val="16"/>
+                <w:szCs w:val="16"/>
+              </w:rPr>
+              <w:t>Приговор</w:t>
+            </w:r>
+            <w:proofErr w:type="spellEnd"/>
+            <w:r>
+              <w:rPr>
+                <w:rFonts w:ascii="Arial" w:hAnsi="Arial" w:cs="Arial"/>
+                <w:sz w:val="16"/>
+                <w:szCs w:val="16"/>
+              </w:rPr>
+              <w:t xml:space="preserve">: </w:t>
             </w:r>
             <w:r>
               <w:rPr>
@@ -3503,22 +4220,78 @@
                 <w:lang w:val="ru-RU"/>
               </w:rPr>
             </w:pPr>
-            <w:r>
-              <w:rPr>
-                <w:rFonts w:ascii="Arial" w:hAnsi="Arial" w:cs="Arial"/>
-                <w:sz w:val="16"/>
-                <w:szCs w:val="16"/>
-              </w:rPr>
-              <w:t>Источник:</w:t>
-            </w:r>
-            <w:r>
-              <w:rPr>
-                <w:rFonts w:ascii="Arial" w:hAnsi="Arial" w:cs="Arial"/>
-                <w:sz w:val="16"/>
-                <w:szCs w:val="16"/>
-              </w:rPr>
-              <w:t xml:space="preserve"> Книга памяти Республики Коми</w:t>
-            </w:r>
+            <w:proofErr w:type="spellStart"/>
+            <w:r>
+              <w:rPr>
+                <w:rFonts w:ascii="Arial" w:hAnsi="Arial" w:cs="Arial"/>
+                <w:sz w:val="16"/>
+                <w:szCs w:val="16"/>
+              </w:rPr>
+              <w:t>Источник</w:t>
+            </w:r>
+            <w:proofErr w:type="spellEnd"/>
+            <w:r>
+              <w:rPr>
+                <w:rFonts w:ascii="Arial" w:hAnsi="Arial" w:cs="Arial"/>
+                <w:sz w:val="16"/>
+                <w:szCs w:val="16"/>
+              </w:rPr>
+              <w:t>:</w:t>
+            </w:r>
+            <w:r>
+              <w:rPr>
+                <w:rFonts w:ascii="Arial" w:hAnsi="Arial" w:cs="Arial"/>
+                <w:sz w:val="16"/>
+                <w:szCs w:val="16"/>
+              </w:rPr>
+              <w:t xml:space="preserve"> Книга </w:t>
+            </w:r>
+            <w:proofErr w:type="spellStart"/>
+            <w:r>
+              <w:rPr>
+                <w:rFonts w:ascii="Arial" w:hAnsi="Arial" w:cs="Arial"/>
+                <w:sz w:val="16"/>
+                <w:szCs w:val="16"/>
+              </w:rPr>
+              <w:t>памяти</w:t>
+            </w:r>
+            <w:proofErr w:type="spellEnd"/>
+            <w:r>
+              <w:rPr>
+                <w:rFonts w:ascii="Arial" w:hAnsi="Arial" w:cs="Arial"/>
+                <w:sz w:val="16"/>
+                <w:szCs w:val="16"/>
+              </w:rPr>
+              <w:t xml:space="preserve"> </w:t>
+            </w:r>
+            <w:proofErr w:type="spellStart"/>
+            <w:r>
+              <w:rPr>
+                <w:rFonts w:ascii="Arial" w:hAnsi="Arial" w:cs="Arial"/>
+                <w:sz w:val="16"/>
+                <w:szCs w:val="16"/>
+              </w:rPr>
+              <w:t>Республики</w:t>
+            </w:r>
+            <w:proofErr w:type="spellEnd"/>
+            <w:r>
+              <w:rPr>
+                <w:rFonts w:ascii="Arial" w:hAnsi="Arial" w:cs="Arial"/>
+                <w:sz w:val="16"/>
+                <w:szCs w:val="16"/>
+              </w:rPr>
+              <w:t xml:space="preserve"> </w:t>
+            </w:r>
+            <w:proofErr w:type="spellStart"/>
+            <w:r>
+              <w:rPr>
+                <w:rFonts w:ascii="Arial" w:hAnsi="Arial" w:cs="Arial"/>
+                <w:sz w:val="16"/>
+                <w:szCs w:val="16"/>
+              </w:rPr>
+              <w:t>Коми</w:t>
+            </w:r>
+            <w:proofErr w:type="spellEnd"/>
             <w:r>
               <w:rPr>
                 <w:rFonts w:ascii="Arial" w:hAnsi="Arial" w:cs="Arial"/>
@@ -3654,14 +4427,25 @@
               </w:rPr>
               <w:t xml:space="preserve">Родилась в 1902 г., с. Кочево, Кочевский р-н, Пермская обл.; коми-пермячка; </w:t>
             </w:r>
-            <w:r>
-              <w:rPr>
-                <w:rFonts w:ascii="Arial" w:hAnsi="Arial" w:cs="Arial"/>
-                <w:sz w:val="16"/>
-                <w:szCs w:val="16"/>
-                <w:lang w:val="ru-RU"/>
-              </w:rPr>
-              <w:t>Прож.:</w:t>
+            <w:proofErr w:type="spellStart"/>
+            <w:r>
+              <w:rPr>
+                <w:rFonts w:ascii="Arial" w:hAnsi="Arial" w:cs="Arial"/>
+                <w:sz w:val="16"/>
+                <w:szCs w:val="16"/>
+                <w:lang w:val="ru-RU"/>
+              </w:rPr>
+              <w:t>Прож</w:t>
+            </w:r>
+            <w:proofErr w:type="spellEnd"/>
+            <w:r>
+              <w:rPr>
+                <w:rFonts w:ascii="Arial" w:hAnsi="Arial" w:cs="Arial"/>
+                <w:sz w:val="16"/>
+                <w:szCs w:val="16"/>
+                <w:lang w:val="ru-RU"/>
+              </w:rPr>
+              <w:t>.:</w:t>
             </w:r>
             <w:r>
               <w:rPr>
@@ -3706,7 +4490,27 @@
                 <w:szCs w:val="16"/>
                 <w:lang w:val="ru-RU"/>
               </w:rPr>
-              <w:t>Приговорена: 4 августа 1937 г., обв.:</w:t>
+              <w:t xml:space="preserve">Приговорена: 4 августа 1937 г., </w:t>
+            </w:r>
+            <w:proofErr w:type="spellStart"/>
+            <w:r>
+              <w:rPr>
+                <w:rFonts w:ascii="Arial" w:hAnsi="Arial" w:cs="Arial"/>
+                <w:sz w:val="16"/>
+                <w:szCs w:val="16"/>
+                <w:lang w:val="ru-RU"/>
+              </w:rPr>
+              <w:t>обв</w:t>
+            </w:r>
+            <w:proofErr w:type="spellEnd"/>
+            <w:r>
+              <w:rPr>
+                <w:rFonts w:ascii="Arial" w:hAnsi="Arial" w:cs="Arial"/>
+                <w:sz w:val="16"/>
+                <w:szCs w:val="16"/>
+                <w:lang w:val="ru-RU"/>
+              </w:rPr>
+              <w:t>.:</w:t>
             </w:r>
             <w:r>
               <w:rPr>
@@ -3904,16 +4708,47 @@
                 <w:szCs w:val="16"/>
                 <w:lang w:val="ru-RU"/>
               </w:rPr>
-              <w:t xml:space="preserve">Родилась в 1879 г., Коми Респ., Удорский р-н, д. Вильгорт; коми; скрытница-сектантка. </w:t>
-            </w:r>
-            <w:r>
-              <w:rPr>
-                <w:rFonts w:ascii="Arial" w:hAnsi="Arial" w:cs="Arial"/>
-                <w:sz w:val="16"/>
-                <w:szCs w:val="16"/>
-                <w:lang w:val="ru-RU"/>
-              </w:rPr>
-              <w:t>Прож.:</w:t>
+              <w:t xml:space="preserve">Родилась в 1879 г., Коми </w:t>
+            </w:r>
+            <w:proofErr w:type="spellStart"/>
+            <w:r>
+              <w:rPr>
+                <w:rFonts w:ascii="Arial" w:hAnsi="Arial" w:cs="Arial"/>
+                <w:sz w:val="16"/>
+                <w:szCs w:val="16"/>
+                <w:lang w:val="ru-RU"/>
+              </w:rPr>
+              <w:t>Респ</w:t>
+            </w:r>
+            <w:proofErr w:type="spellEnd"/>
+            <w:r>
+              <w:rPr>
+                <w:rFonts w:ascii="Arial" w:hAnsi="Arial" w:cs="Arial"/>
+                <w:sz w:val="16"/>
+                <w:szCs w:val="16"/>
+                <w:lang w:val="ru-RU"/>
+              </w:rPr>
+              <w:t xml:space="preserve">., Удорский р-н, д. Вильгорт; коми; скрытница-сектантка. </w:t>
+            </w:r>
+            <w:proofErr w:type="spellStart"/>
+            <w:r>
+              <w:rPr>
+                <w:rFonts w:ascii="Arial" w:hAnsi="Arial" w:cs="Arial"/>
+                <w:sz w:val="16"/>
+                <w:szCs w:val="16"/>
+                <w:lang w:val="ru-RU"/>
+              </w:rPr>
+              <w:t>Прож</w:t>
+            </w:r>
+            <w:proofErr w:type="spellEnd"/>
+            <w:r>
+              <w:rPr>
+                <w:rFonts w:ascii="Arial" w:hAnsi="Arial" w:cs="Arial"/>
+                <w:sz w:val="16"/>
+                <w:szCs w:val="16"/>
+                <w:lang w:val="ru-RU"/>
+              </w:rPr>
+              <w:t>.:</w:t>
             </w:r>
             <w:r>
               <w:rPr>
@@ -3957,7 +4792,27 @@
                 <w:szCs w:val="16"/>
                 <w:lang w:val="ru-RU"/>
               </w:rPr>
-              <w:t>Приговорена: тройка при УНКВД Коми АССР 16 сентября 1937 г., обв.:</w:t>
+              <w:t xml:space="preserve">Приговорена: тройка при УНКВД Коми АССР 16 сентября 1937 г., </w:t>
+            </w:r>
+            <w:proofErr w:type="spellStart"/>
+            <w:r>
+              <w:rPr>
+                <w:rFonts w:ascii="Arial" w:hAnsi="Arial" w:cs="Arial"/>
+                <w:sz w:val="16"/>
+                <w:szCs w:val="16"/>
+                <w:lang w:val="ru-RU"/>
+              </w:rPr>
+              <w:t>обв</w:t>
+            </w:r>
+            <w:proofErr w:type="spellEnd"/>
+            <w:r>
+              <w:rPr>
+                <w:rFonts w:ascii="Arial" w:hAnsi="Arial" w:cs="Arial"/>
+                <w:sz w:val="16"/>
+                <w:szCs w:val="16"/>
+                <w:lang w:val="ru-RU"/>
+              </w:rPr>
+              <w:t>.:</w:t>
             </w:r>
             <w:r>
               <w:rPr>
@@ -3974,15 +4829,45 @@
                 <w:szCs w:val="16"/>
                 <w:lang w:val="ru-RU"/>
               </w:rPr>
-              <w:t xml:space="preserve">по ст.ст. 58-10 УК РСФСР, 58-11 УК РСФСР. </w:t>
-            </w:r>
-            <w:r>
-              <w:rPr>
-                <w:rFonts w:ascii="Arial" w:hAnsi="Arial" w:cs="Arial"/>
-                <w:sz w:val="16"/>
-                <w:szCs w:val="16"/>
-              </w:rPr>
-              <w:t>Приговор:</w:t>
+              <w:t xml:space="preserve">по </w:t>
+            </w:r>
+            <w:proofErr w:type="spellStart"/>
+            <w:r>
+              <w:rPr>
+                <w:rFonts w:ascii="Arial" w:hAnsi="Arial" w:cs="Arial"/>
+                <w:sz w:val="16"/>
+                <w:szCs w:val="16"/>
+                <w:lang w:val="ru-RU"/>
+              </w:rPr>
+              <w:t>ст.ст</w:t>
+            </w:r>
+            <w:proofErr w:type="spellEnd"/>
+            <w:r>
+              <w:rPr>
+                <w:rFonts w:ascii="Arial" w:hAnsi="Arial" w:cs="Arial"/>
+                <w:sz w:val="16"/>
+                <w:szCs w:val="16"/>
+                <w:lang w:val="ru-RU"/>
+              </w:rPr>
+              <w:t xml:space="preserve">. 58-10 УК РСФСР, 58-11 УК РСФСР. </w:t>
+            </w:r>
+            <w:proofErr w:type="spellStart"/>
+            <w:r>
+              <w:rPr>
+                <w:rFonts w:ascii="Arial" w:hAnsi="Arial" w:cs="Arial"/>
+                <w:sz w:val="16"/>
+                <w:szCs w:val="16"/>
+              </w:rPr>
+              <w:t>Приговор</w:t>
+            </w:r>
+            <w:proofErr w:type="spellEnd"/>
+            <w:r>
+              <w:rPr>
+                <w:rFonts w:ascii="Arial" w:hAnsi="Arial" w:cs="Arial"/>
+                <w:sz w:val="16"/>
+                <w:szCs w:val="16"/>
+              </w:rPr>
+              <w:t>:</w:t>
             </w:r>
             <w:r>
               <w:rPr>
@@ -4012,22 +4897,78 @@
                 <w:lang w:val="ru-RU"/>
               </w:rPr>
             </w:pPr>
-            <w:r>
-              <w:rPr>
-                <w:rFonts w:ascii="Arial" w:hAnsi="Arial" w:cs="Arial"/>
-                <w:sz w:val="16"/>
-                <w:szCs w:val="16"/>
-              </w:rPr>
-              <w:t>Источник:</w:t>
-            </w:r>
-            <w:r>
-              <w:rPr>
-                <w:rFonts w:ascii="Arial" w:hAnsi="Arial" w:cs="Arial"/>
-                <w:sz w:val="16"/>
-                <w:szCs w:val="16"/>
-              </w:rPr>
-              <w:t xml:space="preserve"> Книга памяти Республики Коми</w:t>
-            </w:r>
+            <w:proofErr w:type="spellStart"/>
+            <w:r>
+              <w:rPr>
+                <w:rFonts w:ascii="Arial" w:hAnsi="Arial" w:cs="Arial"/>
+                <w:sz w:val="16"/>
+                <w:szCs w:val="16"/>
+              </w:rPr>
+              <w:t>Источник</w:t>
+            </w:r>
+            <w:proofErr w:type="spellEnd"/>
+            <w:r>
+              <w:rPr>
+                <w:rFonts w:ascii="Arial" w:hAnsi="Arial" w:cs="Arial"/>
+                <w:sz w:val="16"/>
+                <w:szCs w:val="16"/>
+              </w:rPr>
+              <w:t>:</w:t>
+            </w:r>
+            <w:r>
+              <w:rPr>
+                <w:rFonts w:ascii="Arial" w:hAnsi="Arial" w:cs="Arial"/>
+                <w:sz w:val="16"/>
+                <w:szCs w:val="16"/>
+              </w:rPr>
+              <w:t xml:space="preserve"> Книга </w:t>
+            </w:r>
+            <w:proofErr w:type="spellStart"/>
+            <w:r>
+              <w:rPr>
+                <w:rFonts w:ascii="Arial" w:hAnsi="Arial" w:cs="Arial"/>
+                <w:sz w:val="16"/>
+                <w:szCs w:val="16"/>
+              </w:rPr>
+              <w:t>памяти</w:t>
+            </w:r>
+            <w:proofErr w:type="spellEnd"/>
+            <w:r>
+              <w:rPr>
+                <w:rFonts w:ascii="Arial" w:hAnsi="Arial" w:cs="Arial"/>
+                <w:sz w:val="16"/>
+                <w:szCs w:val="16"/>
+              </w:rPr>
+              <w:t xml:space="preserve"> </w:t>
+            </w:r>
+            <w:proofErr w:type="spellStart"/>
+            <w:r>
+              <w:rPr>
+                <w:rFonts w:ascii="Arial" w:hAnsi="Arial" w:cs="Arial"/>
+                <w:sz w:val="16"/>
+                <w:szCs w:val="16"/>
+              </w:rPr>
+              <w:t>Республики</w:t>
+            </w:r>
+            <w:proofErr w:type="spellEnd"/>
+            <w:r>
+              <w:rPr>
+                <w:rFonts w:ascii="Arial" w:hAnsi="Arial" w:cs="Arial"/>
+                <w:sz w:val="16"/>
+                <w:szCs w:val="16"/>
+              </w:rPr>
+              <w:t xml:space="preserve"> </w:t>
+            </w:r>
+            <w:proofErr w:type="spellStart"/>
+            <w:r>
+              <w:rPr>
+                <w:rFonts w:ascii="Arial" w:hAnsi="Arial" w:cs="Arial"/>
+                <w:sz w:val="16"/>
+                <w:szCs w:val="16"/>
+              </w:rPr>
+              <w:t>Коми</w:t>
+            </w:r>
+            <w:proofErr w:type="spellEnd"/>
             <w:r>
               <w:rPr>
                 <w:rFonts w:ascii="Arial" w:hAnsi="Arial" w:cs="Arial"/>
@@ -4179,16 +5120,47 @@
                 <w:szCs w:val="16"/>
                 <w:lang w:val="ru-RU"/>
               </w:rPr>
-              <w:t xml:space="preserve">в 1883 г., д. Чикули, Кудымкарский р-н, Пермская обл.; коми-пермячка; </w:t>
-            </w:r>
-            <w:r>
-              <w:rPr>
-                <w:rFonts w:ascii="Arial" w:hAnsi="Arial" w:cs="Arial"/>
-                <w:sz w:val="16"/>
-                <w:szCs w:val="16"/>
-                <w:lang w:val="ru-RU"/>
-              </w:rPr>
-              <w:t>Прож.:</w:t>
+              <w:t xml:space="preserve">в 1883 г., д. </w:t>
+            </w:r>
+            <w:proofErr w:type="spellStart"/>
+            <w:r>
+              <w:rPr>
+                <w:rFonts w:ascii="Arial" w:hAnsi="Arial" w:cs="Arial"/>
+                <w:sz w:val="16"/>
+                <w:szCs w:val="16"/>
+                <w:lang w:val="ru-RU"/>
+              </w:rPr>
+              <w:t>Чикули</w:t>
+            </w:r>
+            <w:proofErr w:type="spellEnd"/>
+            <w:r>
+              <w:rPr>
+                <w:rFonts w:ascii="Arial" w:hAnsi="Arial" w:cs="Arial"/>
+                <w:sz w:val="16"/>
+                <w:szCs w:val="16"/>
+                <w:lang w:val="ru-RU"/>
+              </w:rPr>
+              <w:t xml:space="preserve">, Кудымкарский р-н, Пермская обл.; коми-пермячка; </w:t>
+            </w:r>
+            <w:proofErr w:type="spellStart"/>
+            <w:r>
+              <w:rPr>
+                <w:rFonts w:ascii="Arial" w:hAnsi="Arial" w:cs="Arial"/>
+                <w:sz w:val="16"/>
+                <w:szCs w:val="16"/>
+                <w:lang w:val="ru-RU"/>
+              </w:rPr>
+              <w:t>Прож</w:t>
+            </w:r>
+            <w:proofErr w:type="spellEnd"/>
+            <w:r>
+              <w:rPr>
+                <w:rFonts w:ascii="Arial" w:hAnsi="Arial" w:cs="Arial"/>
+                <w:sz w:val="16"/>
+                <w:szCs w:val="16"/>
+                <w:lang w:val="ru-RU"/>
+              </w:rPr>
+              <w:t>.:</w:t>
             </w:r>
             <w:r>
               <w:rPr>
@@ -4205,7 +5177,27 @@
                 <w:szCs w:val="16"/>
                 <w:lang w:val="ru-RU"/>
               </w:rPr>
-              <w:t>д. Чикули, Кудымкарский р-н, Пермская обл..</w:t>
+              <w:t xml:space="preserve">д. </w:t>
+            </w:r>
+            <w:proofErr w:type="spellStart"/>
+            <w:r>
+              <w:rPr>
+                <w:rFonts w:ascii="Arial" w:hAnsi="Arial" w:cs="Arial"/>
+                <w:sz w:val="16"/>
+                <w:szCs w:val="16"/>
+                <w:lang w:val="ru-RU"/>
+              </w:rPr>
+              <w:t>Чикули</w:t>
+            </w:r>
+            <w:proofErr w:type="spellEnd"/>
+            <w:r>
+              <w:rPr>
+                <w:rFonts w:ascii="Arial" w:hAnsi="Arial" w:cs="Arial"/>
+                <w:sz w:val="16"/>
+                <w:szCs w:val="16"/>
+                <w:lang w:val="ru-RU"/>
+              </w:rPr>
+              <w:t>, Кудымкарский р-н, Пермская обл..</w:t>
             </w:r>
             <w:r>
               <w:rPr>
@@ -4233,7 +5225,27 @@
                 <w:szCs w:val="16"/>
                 <w:lang w:val="ru-RU"/>
               </w:rPr>
-              <w:t>Приговорена: 23 августа 1937 г., обв.:</w:t>
+              <w:t xml:space="preserve">Приговорена: 23 августа 1937 г., </w:t>
+            </w:r>
+            <w:proofErr w:type="spellStart"/>
+            <w:r>
+              <w:rPr>
+                <w:rFonts w:ascii="Arial" w:hAnsi="Arial" w:cs="Arial"/>
+                <w:sz w:val="16"/>
+                <w:szCs w:val="16"/>
+                <w:lang w:val="ru-RU"/>
+              </w:rPr>
+              <w:t>обв</w:t>
+            </w:r>
+            <w:proofErr w:type="spellEnd"/>
+            <w:r>
+              <w:rPr>
+                <w:rFonts w:ascii="Arial" w:hAnsi="Arial" w:cs="Arial"/>
+                <w:sz w:val="16"/>
+                <w:szCs w:val="16"/>
+                <w:lang w:val="ru-RU"/>
+              </w:rPr>
+              <w:t>.:</w:t>
             </w:r>
             <w:r>
               <w:rPr>
@@ -4527,7 +5539,27 @@
                 <w:szCs w:val="16"/>
                 <w:lang w:val="ru-RU"/>
               </w:rPr>
-              <w:t xml:space="preserve">г. Верховным судом Коми АССР по ст. 58-10 ч.2 УК РСФСР к </w:t>
+              <w:t xml:space="preserve">г. Верховным судом Коми АССР по ст. </w:t>
+            </w:r>
+            <w:proofErr w:type="gramStart"/>
+            <w:r>
+              <w:rPr>
+                <w:rFonts w:ascii="Arial" w:hAnsi="Arial" w:cs="Arial"/>
+                <w:sz w:val="16"/>
+                <w:szCs w:val="16"/>
+                <w:lang w:val="ru-RU"/>
+              </w:rPr>
+              <w:t>58-10</w:t>
+            </w:r>
+            <w:proofErr w:type="gramEnd"/>
+            <w:r>
+              <w:rPr>
+                <w:rFonts w:ascii="Arial" w:hAnsi="Arial" w:cs="Arial"/>
+                <w:sz w:val="16"/>
+                <w:szCs w:val="16"/>
+                <w:lang w:val="ru-RU"/>
+              </w:rPr>
+              <w:t xml:space="preserve"> ч.2 УК РСФСР к </w:t>
             </w:r>
             <w:r>
               <w:rPr>
@@ -4736,16 +5768,67 @@
                 <w:szCs w:val="16"/>
                 <w:lang w:val="ru-RU"/>
               </w:rPr>
-              <w:t xml:space="preserve">в 1886 г., Коми Респ., Удорский р-н, д. Верхозерье; коми; скрытница. </w:t>
-            </w:r>
-            <w:r>
-              <w:rPr>
-                <w:rFonts w:ascii="Arial" w:hAnsi="Arial" w:cs="Arial"/>
-                <w:sz w:val="16"/>
-                <w:szCs w:val="16"/>
-                <w:lang w:val="ru-RU"/>
-              </w:rPr>
-              <w:t>Прож.:</w:t>
+              <w:t xml:space="preserve">в 1886 г., Коми </w:t>
+            </w:r>
+            <w:proofErr w:type="spellStart"/>
+            <w:r>
+              <w:rPr>
+                <w:rFonts w:ascii="Arial" w:hAnsi="Arial" w:cs="Arial"/>
+                <w:sz w:val="16"/>
+                <w:szCs w:val="16"/>
+                <w:lang w:val="ru-RU"/>
+              </w:rPr>
+              <w:t>Респ</w:t>
+            </w:r>
+            <w:proofErr w:type="spellEnd"/>
+            <w:r>
+              <w:rPr>
+                <w:rFonts w:ascii="Arial" w:hAnsi="Arial" w:cs="Arial"/>
+                <w:sz w:val="16"/>
+                <w:szCs w:val="16"/>
+                <w:lang w:val="ru-RU"/>
+              </w:rPr>
+              <w:t xml:space="preserve">., Удорский р-н, д. </w:t>
+            </w:r>
+            <w:proofErr w:type="spellStart"/>
+            <w:r>
+              <w:rPr>
+                <w:rFonts w:ascii="Arial" w:hAnsi="Arial" w:cs="Arial"/>
+                <w:sz w:val="16"/>
+                <w:szCs w:val="16"/>
+                <w:lang w:val="ru-RU"/>
+              </w:rPr>
+              <w:t>Верхозерье</w:t>
+            </w:r>
+            <w:proofErr w:type="spellEnd"/>
+            <w:r>
+              <w:rPr>
+                <w:rFonts w:ascii="Arial" w:hAnsi="Arial" w:cs="Arial"/>
+                <w:sz w:val="16"/>
+                <w:szCs w:val="16"/>
+                <w:lang w:val="ru-RU"/>
+              </w:rPr>
+              <w:t xml:space="preserve">; коми; скрытница. </w:t>
+            </w:r>
+            <w:proofErr w:type="spellStart"/>
+            <w:r>
+              <w:rPr>
+                <w:rFonts w:ascii="Arial" w:hAnsi="Arial" w:cs="Arial"/>
+                <w:sz w:val="16"/>
+                <w:szCs w:val="16"/>
+                <w:lang w:val="ru-RU"/>
+              </w:rPr>
+              <w:t>Прож</w:t>
+            </w:r>
+            <w:proofErr w:type="spellEnd"/>
+            <w:r>
+              <w:rPr>
+                <w:rFonts w:ascii="Arial" w:hAnsi="Arial" w:cs="Arial"/>
+                <w:sz w:val="16"/>
+                <w:szCs w:val="16"/>
+                <w:lang w:val="ru-RU"/>
+              </w:rPr>
+              <w:t>.:</w:t>
             </w:r>
             <w:r>
               <w:rPr>
@@ -4790,7 +5873,27 @@
                 <w:lang w:val="ru-RU"/>
               </w:rPr>
               <w:br/>
-              <w:t>Приговорена: тройка при УНКВД Коми АССР 16 сентября 1937 г., обв.:</w:t>
+              <w:t xml:space="preserve">Приговорена: тройка при УНКВД Коми АССР 16 сентября 1937 г., </w:t>
+            </w:r>
+            <w:proofErr w:type="spellStart"/>
+            <w:r>
+              <w:rPr>
+                <w:rFonts w:ascii="Arial" w:hAnsi="Arial" w:cs="Arial"/>
+                <w:sz w:val="16"/>
+                <w:szCs w:val="16"/>
+                <w:lang w:val="ru-RU"/>
+              </w:rPr>
+              <w:t>обв</w:t>
+            </w:r>
+            <w:proofErr w:type="spellEnd"/>
+            <w:r>
+              <w:rPr>
+                <w:rFonts w:ascii="Arial" w:hAnsi="Arial" w:cs="Arial"/>
+                <w:sz w:val="16"/>
+                <w:szCs w:val="16"/>
+                <w:lang w:val="ru-RU"/>
+              </w:rPr>
+              <w:t>.:</w:t>
             </w:r>
             <w:r>
               <w:rPr>
@@ -4807,7 +5910,27 @@
                 <w:szCs w:val="16"/>
                 <w:lang w:val="ru-RU"/>
               </w:rPr>
-              <w:t>по ст.ст. 58-10 УК РСФСР, 58-11 УК РСФСР.</w:t>
+              <w:t xml:space="preserve">по </w:t>
+            </w:r>
+            <w:proofErr w:type="spellStart"/>
+            <w:r>
+              <w:rPr>
+                <w:rFonts w:ascii="Arial" w:hAnsi="Arial" w:cs="Arial"/>
+                <w:sz w:val="16"/>
+                <w:szCs w:val="16"/>
+                <w:lang w:val="ru-RU"/>
+              </w:rPr>
+              <w:t>ст.ст</w:t>
+            </w:r>
+            <w:proofErr w:type="spellEnd"/>
+            <w:r>
+              <w:rPr>
+                <w:rFonts w:ascii="Arial" w:hAnsi="Arial" w:cs="Arial"/>
+                <w:sz w:val="16"/>
+                <w:szCs w:val="16"/>
+                <w:lang w:val="ru-RU"/>
+              </w:rPr>
+              <w:t>. 58-10 УК РСФСР, 58-11 УК РСФСР.</w:t>
             </w:r>
             <w:r>
               <w:rPr>
@@ -5024,16 +6147,47 @@
                 <w:szCs w:val="16"/>
                 <w:lang w:val="ru-RU"/>
               </w:rPr>
-              <w:t xml:space="preserve">в 1897 г., Омская обл., Калачинский р-н, с. Кибер-Спасское; коми; колхозница.. </w:t>
-            </w:r>
-            <w:r>
-              <w:rPr>
-                <w:rFonts w:ascii="Arial" w:hAnsi="Arial" w:cs="Arial"/>
-                <w:sz w:val="16"/>
-                <w:szCs w:val="16"/>
-                <w:lang w:val="ru-RU"/>
-              </w:rPr>
-              <w:t>Прож.:</w:t>
+              <w:t xml:space="preserve">в 1897 г., Омская обл., Калачинский р-н, с. Кибер-Спасское; коми; </w:t>
+            </w:r>
+            <w:proofErr w:type="gramStart"/>
+            <w:r>
+              <w:rPr>
+                <w:rFonts w:ascii="Arial" w:hAnsi="Arial" w:cs="Arial"/>
+                <w:sz w:val="16"/>
+                <w:szCs w:val="16"/>
+                <w:lang w:val="ru-RU"/>
+              </w:rPr>
+              <w:t>колхозница..</w:t>
+            </w:r>
+            <w:proofErr w:type="gramEnd"/>
+            <w:r>
+              <w:rPr>
+                <w:rFonts w:ascii="Arial" w:hAnsi="Arial" w:cs="Arial"/>
+                <w:sz w:val="16"/>
+                <w:szCs w:val="16"/>
+                <w:lang w:val="ru-RU"/>
+              </w:rPr>
+              <w:t xml:space="preserve"> </w:t>
+            </w:r>
+            <w:proofErr w:type="spellStart"/>
+            <w:r>
+              <w:rPr>
+                <w:rFonts w:ascii="Arial" w:hAnsi="Arial" w:cs="Arial"/>
+                <w:sz w:val="16"/>
+                <w:szCs w:val="16"/>
+                <w:lang w:val="ru-RU"/>
+              </w:rPr>
+              <w:t>Прож</w:t>
+            </w:r>
+            <w:proofErr w:type="spellEnd"/>
+            <w:r>
+              <w:rPr>
+                <w:rFonts w:ascii="Arial" w:hAnsi="Arial" w:cs="Arial"/>
+                <w:sz w:val="16"/>
+                <w:szCs w:val="16"/>
+                <w:lang w:val="ru-RU"/>
+              </w:rPr>
+              <w:t>.:</w:t>
             </w:r>
             <w:r>
               <w:rPr>
@@ -5095,7 +6249,27 @@
                 <w:szCs w:val="16"/>
                 <w:lang w:val="ru-RU"/>
               </w:rPr>
-              <w:t>Приговорена: Тройка при УНКВД по Омской обл. 27 октября 1937 г., обв.:</w:t>
+              <w:t xml:space="preserve">Приговорена: Тройка при УНКВД по Омской обл. 27 октября 1937 г., </w:t>
+            </w:r>
+            <w:proofErr w:type="spellStart"/>
+            <w:r>
+              <w:rPr>
+                <w:rFonts w:ascii="Arial" w:hAnsi="Arial" w:cs="Arial"/>
+                <w:sz w:val="16"/>
+                <w:szCs w:val="16"/>
+                <w:lang w:val="ru-RU"/>
+              </w:rPr>
+              <w:t>обв</w:t>
+            </w:r>
+            <w:proofErr w:type="spellEnd"/>
+            <w:r>
+              <w:rPr>
+                <w:rFonts w:ascii="Arial" w:hAnsi="Arial" w:cs="Arial"/>
+                <w:sz w:val="16"/>
+                <w:szCs w:val="16"/>
+                <w:lang w:val="ru-RU"/>
+              </w:rPr>
+              <w:t>.:</w:t>
             </w:r>
             <w:r>
               <w:rPr>
@@ -5313,14 +6487,25 @@
               </w:rPr>
               <w:t xml:space="preserve">в 1898 г., д. Селище, Косинский р-н, Пермская обл.; коми-пермячка; </w:t>
             </w:r>
-            <w:r>
-              <w:rPr>
-                <w:rFonts w:ascii="Arial" w:hAnsi="Arial" w:cs="Arial"/>
-                <w:sz w:val="16"/>
-                <w:szCs w:val="16"/>
-                <w:lang w:val="ru-RU"/>
-              </w:rPr>
-              <w:t>Прож.:</w:t>
+            <w:proofErr w:type="spellStart"/>
+            <w:r>
+              <w:rPr>
+                <w:rFonts w:ascii="Arial" w:hAnsi="Arial" w:cs="Arial"/>
+                <w:sz w:val="16"/>
+                <w:szCs w:val="16"/>
+                <w:lang w:val="ru-RU"/>
+              </w:rPr>
+              <w:t>Прож</w:t>
+            </w:r>
+            <w:proofErr w:type="spellEnd"/>
+            <w:r>
+              <w:rPr>
+                <w:rFonts w:ascii="Arial" w:hAnsi="Arial" w:cs="Arial"/>
+                <w:sz w:val="16"/>
+                <w:szCs w:val="16"/>
+                <w:lang w:val="ru-RU"/>
+              </w:rPr>
+              <w:t>.:</w:t>
             </w:r>
             <w:r>
               <w:rPr>
@@ -5365,7 +6550,27 @@
                 <w:szCs w:val="16"/>
                 <w:lang w:val="ru-RU"/>
               </w:rPr>
-              <w:t>Приговорена: 25 сентября 1937 г., обв.:</w:t>
+              <w:t xml:space="preserve">Приговорена: 25 сентября 1937 г., </w:t>
+            </w:r>
+            <w:proofErr w:type="spellStart"/>
+            <w:r>
+              <w:rPr>
+                <w:rFonts w:ascii="Arial" w:hAnsi="Arial" w:cs="Arial"/>
+                <w:sz w:val="16"/>
+                <w:szCs w:val="16"/>
+                <w:lang w:val="ru-RU"/>
+              </w:rPr>
+              <w:t>обв</w:t>
+            </w:r>
+            <w:proofErr w:type="spellEnd"/>
+            <w:r>
+              <w:rPr>
+                <w:rFonts w:ascii="Arial" w:hAnsi="Arial" w:cs="Arial"/>
+                <w:sz w:val="16"/>
+                <w:szCs w:val="16"/>
+                <w:lang w:val="ru-RU"/>
+              </w:rPr>
+              <w:t>.:</w:t>
             </w:r>
             <w:r>
               <w:rPr>
@@ -5599,16 +6804,47 @@
                 <w:szCs w:val="16"/>
                 <w:lang w:val="ru-RU"/>
               </w:rPr>
-              <w:t xml:space="preserve">в 1912 г., д. Тарабаево, Юсьвинский р-н, Пермская обл.; коми-пермячка; </w:t>
-            </w:r>
-            <w:r>
-              <w:rPr>
-                <w:rFonts w:ascii="Arial" w:hAnsi="Arial" w:cs="Arial"/>
-                <w:sz w:val="16"/>
-                <w:szCs w:val="16"/>
-                <w:lang w:val="ru-RU"/>
-              </w:rPr>
-              <w:t>Прож.:</w:t>
+              <w:t xml:space="preserve">в 1912 г., д. </w:t>
+            </w:r>
+            <w:proofErr w:type="spellStart"/>
+            <w:r>
+              <w:rPr>
+                <w:rFonts w:ascii="Arial" w:hAnsi="Arial" w:cs="Arial"/>
+                <w:sz w:val="16"/>
+                <w:szCs w:val="16"/>
+                <w:lang w:val="ru-RU"/>
+              </w:rPr>
+              <w:t>Тарабаево</w:t>
+            </w:r>
+            <w:proofErr w:type="spellEnd"/>
+            <w:r>
+              <w:rPr>
+                <w:rFonts w:ascii="Arial" w:hAnsi="Arial" w:cs="Arial"/>
+                <w:sz w:val="16"/>
+                <w:szCs w:val="16"/>
+                <w:lang w:val="ru-RU"/>
+              </w:rPr>
+              <w:t xml:space="preserve">, Юсьвинский р-н, Пермская обл.; коми-пермячка; </w:t>
+            </w:r>
+            <w:proofErr w:type="spellStart"/>
+            <w:r>
+              <w:rPr>
+                <w:rFonts w:ascii="Arial" w:hAnsi="Arial" w:cs="Arial"/>
+                <w:sz w:val="16"/>
+                <w:szCs w:val="16"/>
+                <w:lang w:val="ru-RU"/>
+              </w:rPr>
+              <w:t>Прож</w:t>
+            </w:r>
+            <w:proofErr w:type="spellEnd"/>
+            <w:r>
+              <w:rPr>
+                <w:rFonts w:ascii="Arial" w:hAnsi="Arial" w:cs="Arial"/>
+                <w:sz w:val="16"/>
+                <w:szCs w:val="16"/>
+                <w:lang w:val="ru-RU"/>
+              </w:rPr>
+              <w:t>.:</w:t>
             </w:r>
             <w:r>
               <w:rPr>
@@ -5625,7 +6861,27 @@
                 <w:szCs w:val="16"/>
                 <w:lang w:val="ru-RU"/>
               </w:rPr>
-              <w:t>д. Тарабаево, Юсьвинский р-н, Пермская обл..</w:t>
+              <w:t xml:space="preserve">д. </w:t>
+            </w:r>
+            <w:proofErr w:type="spellStart"/>
+            <w:r>
+              <w:rPr>
+                <w:rFonts w:ascii="Arial" w:hAnsi="Arial" w:cs="Arial"/>
+                <w:sz w:val="16"/>
+                <w:szCs w:val="16"/>
+                <w:lang w:val="ru-RU"/>
+              </w:rPr>
+              <w:t>Тарабаево</w:t>
+            </w:r>
+            <w:proofErr w:type="spellEnd"/>
+            <w:r>
+              <w:rPr>
+                <w:rFonts w:ascii="Arial" w:hAnsi="Arial" w:cs="Arial"/>
+                <w:sz w:val="16"/>
+                <w:szCs w:val="16"/>
+                <w:lang w:val="ru-RU"/>
+              </w:rPr>
+              <w:t>, Юсьвинский р-н, Пермская обл..</w:t>
             </w:r>
             <w:r>
               <w:rPr>
@@ -5653,7 +6909,27 @@
                 <w:szCs w:val="16"/>
                 <w:lang w:val="ru-RU"/>
               </w:rPr>
-              <w:t>Приговорена: 5 декабря 1937 г., обв.:</w:t>
+              <w:t xml:space="preserve">Приговорена: 5 декабря 1937 г., </w:t>
+            </w:r>
+            <w:proofErr w:type="spellStart"/>
+            <w:r>
+              <w:rPr>
+                <w:rFonts w:ascii="Arial" w:hAnsi="Arial" w:cs="Arial"/>
+                <w:sz w:val="16"/>
+                <w:szCs w:val="16"/>
+                <w:lang w:val="ru-RU"/>
+              </w:rPr>
+              <w:t>обв</w:t>
+            </w:r>
+            <w:proofErr w:type="spellEnd"/>
+            <w:r>
+              <w:rPr>
+                <w:rFonts w:ascii="Arial" w:hAnsi="Arial" w:cs="Arial"/>
+                <w:sz w:val="16"/>
+                <w:szCs w:val="16"/>
+                <w:lang w:val="ru-RU"/>
+              </w:rPr>
+              <w:t>.:</w:t>
             </w:r>
             <w:r>
               <w:rPr>
@@ -5866,7 +7142,27 @@
                 <w:szCs w:val="16"/>
                 <w:lang w:val="ru-RU"/>
               </w:rPr>
-              <w:t xml:space="preserve">1879 г. р., коми, место рождения: д. Тойма, Удорский район, Коми АССР; место проживания: д. Тойма, Удорский район, Коми АССР, крестьянка. Арестована 09.08.1937 г. Осуждена 10.09.1937 г. "тройкой" при УНКВД Коми АССР по ст. 58-10 УК РСФСР к </w:t>
+              <w:t xml:space="preserve">1879 г. р., коми, место рождения: д. Тойма, Удорский район, Коми АССР; место проживания: д. Тойма, Удорский район, Коми АССР, крестьянка. Арестована 09.08.1937 г. Осуждена 10.09.1937 г. "тройкой" при УНКВД Коми АССР по ст. </w:t>
+            </w:r>
+            <w:proofErr w:type="gramStart"/>
+            <w:r>
+              <w:rPr>
+                <w:rFonts w:ascii="Arial" w:hAnsi="Arial" w:cs="Arial"/>
+                <w:sz w:val="16"/>
+                <w:szCs w:val="16"/>
+                <w:lang w:val="ru-RU"/>
+              </w:rPr>
+              <w:t>58-10</w:t>
+            </w:r>
+            <w:proofErr w:type="gramEnd"/>
+            <w:r>
+              <w:rPr>
+                <w:rFonts w:ascii="Arial" w:hAnsi="Arial" w:cs="Arial"/>
+                <w:sz w:val="16"/>
+                <w:szCs w:val="16"/>
+                <w:lang w:val="ru-RU"/>
+              </w:rPr>
+              <w:t xml:space="preserve"> УК РСФСР к </w:t>
             </w:r>
             <w:r>
               <w:rPr>
@@ -6066,14 +7362,25 @@
               </w:rPr>
               <w:t xml:space="preserve">в 1885 г., с. Коса, Косинский р-н, Пермская обл.; коми-пермячка; </w:t>
             </w:r>
-            <w:r>
-              <w:rPr>
-                <w:rFonts w:ascii="Arial" w:hAnsi="Arial" w:cs="Arial"/>
-                <w:sz w:val="16"/>
-                <w:szCs w:val="16"/>
-                <w:lang w:val="ru-RU"/>
-              </w:rPr>
-              <w:t>Прож.:</w:t>
+            <w:proofErr w:type="spellStart"/>
+            <w:r>
+              <w:rPr>
+                <w:rFonts w:ascii="Arial" w:hAnsi="Arial" w:cs="Arial"/>
+                <w:sz w:val="16"/>
+                <w:szCs w:val="16"/>
+                <w:lang w:val="ru-RU"/>
+              </w:rPr>
+              <w:t>Прож</w:t>
+            </w:r>
+            <w:proofErr w:type="spellEnd"/>
+            <w:r>
+              <w:rPr>
+                <w:rFonts w:ascii="Arial" w:hAnsi="Arial" w:cs="Arial"/>
+                <w:sz w:val="16"/>
+                <w:szCs w:val="16"/>
+                <w:lang w:val="ru-RU"/>
+              </w:rPr>
+              <w:t>.:</w:t>
             </w:r>
             <w:r>
               <w:rPr>
@@ -6090,7 +7397,27 @@
                 <w:szCs w:val="16"/>
                 <w:lang w:val="ru-RU"/>
               </w:rPr>
-              <w:t>д. Гущино, Косинский р-н, Пермская обл..Арестована 9 сентября 1937 г.</w:t>
+              <w:t xml:space="preserve">д. Гущино, Косинский р-н, Пермская </w:t>
+            </w:r>
+            <w:proofErr w:type="spellStart"/>
+            <w:r>
+              <w:rPr>
+                <w:rFonts w:ascii="Arial" w:hAnsi="Arial" w:cs="Arial"/>
+                <w:sz w:val="16"/>
+                <w:szCs w:val="16"/>
+                <w:lang w:val="ru-RU"/>
+              </w:rPr>
+              <w:t>обл..Арестована</w:t>
+            </w:r>
+            <w:proofErr w:type="spellEnd"/>
+            <w:r>
+              <w:rPr>
+                <w:rFonts w:ascii="Arial" w:hAnsi="Arial" w:cs="Arial"/>
+                <w:sz w:val="16"/>
+                <w:szCs w:val="16"/>
+                <w:lang w:val="ru-RU"/>
+              </w:rPr>
+              <w:t xml:space="preserve"> 9 сентября 1937 г.</w:t>
             </w:r>
             <w:r>
               <w:rPr>
@@ -6108,7 +7435,27 @@
                 <w:szCs w:val="16"/>
                 <w:lang w:val="ru-RU"/>
               </w:rPr>
-              <w:t>Приговорена: 25 сентября 1937 г., обв.:</w:t>
+              <w:t xml:space="preserve">Приговорена: 25 сентября 1937 г., </w:t>
+            </w:r>
+            <w:proofErr w:type="spellStart"/>
+            <w:r>
+              <w:rPr>
+                <w:rFonts w:ascii="Arial" w:hAnsi="Arial" w:cs="Arial"/>
+                <w:sz w:val="16"/>
+                <w:szCs w:val="16"/>
+                <w:lang w:val="ru-RU"/>
+              </w:rPr>
+              <w:t>обв</w:t>
+            </w:r>
+            <w:proofErr w:type="spellEnd"/>
+            <w:r>
+              <w:rPr>
+                <w:rFonts w:ascii="Arial" w:hAnsi="Arial" w:cs="Arial"/>
+                <w:sz w:val="16"/>
+                <w:szCs w:val="16"/>
+                <w:lang w:val="ru-RU"/>
+              </w:rPr>
+              <w:t>.:</w:t>
             </w:r>
             <w:r>
               <w:rPr>
@@ -6358,7 +7705,27 @@
                 <w:szCs w:val="16"/>
                 <w:lang w:val="ru-RU"/>
               </w:rPr>
-              <w:t>р., коми, место рождения: д.Курьядор, Усть-Куломский р-н, Коми АССР, место проживания: по месту рождения, крестьянка, работала в своем хозяйстве. Арестована 24.08.1937</w:t>
+              <w:t xml:space="preserve">р., коми, место рождения: </w:t>
+            </w:r>
+            <w:proofErr w:type="spellStart"/>
+            <w:r>
+              <w:rPr>
+                <w:rFonts w:ascii="Arial" w:hAnsi="Arial" w:cs="Arial"/>
+                <w:sz w:val="16"/>
+                <w:szCs w:val="16"/>
+                <w:lang w:val="ru-RU"/>
+              </w:rPr>
+              <w:t>д.Курьядор</w:t>
+            </w:r>
+            <w:proofErr w:type="spellEnd"/>
+            <w:r>
+              <w:rPr>
+                <w:rFonts w:ascii="Arial" w:hAnsi="Arial" w:cs="Arial"/>
+                <w:sz w:val="16"/>
+                <w:szCs w:val="16"/>
+                <w:lang w:val="ru-RU"/>
+              </w:rPr>
+              <w:t>, Усть-Куломский р-н, Коми АССР, место проживания: по месту рождения, крестьянка, работала в своем хозяйстве. Арестована 24.08.1937</w:t>
             </w:r>
             <w:r>
               <w:rPr>
@@ -6392,7 +7759,47 @@
                 <w:szCs w:val="16"/>
                 <w:lang w:val="ru-RU"/>
               </w:rPr>
-              <w:t xml:space="preserve">г. «тройкой» при УНКВД Коми АССР по ст. 58-10 ч.2, 58-11 УК РСФСР к </w:t>
+              <w:t xml:space="preserve">г. «тройкой» при УНКВД Коми АССР по ст. </w:t>
+            </w:r>
+            <w:proofErr w:type="gramStart"/>
+            <w:r>
+              <w:rPr>
+                <w:rFonts w:ascii="Arial" w:hAnsi="Arial" w:cs="Arial"/>
+                <w:sz w:val="16"/>
+                <w:szCs w:val="16"/>
+                <w:lang w:val="ru-RU"/>
+              </w:rPr>
+              <w:t>58-10</w:t>
+            </w:r>
+            <w:proofErr w:type="gramEnd"/>
+            <w:r>
+              <w:rPr>
+                <w:rFonts w:ascii="Arial" w:hAnsi="Arial" w:cs="Arial"/>
+                <w:sz w:val="16"/>
+                <w:szCs w:val="16"/>
+                <w:lang w:val="ru-RU"/>
+              </w:rPr>
+              <w:t xml:space="preserve"> ч.2, </w:t>
+            </w:r>
+            <w:proofErr w:type="gramStart"/>
+            <w:r>
+              <w:rPr>
+                <w:rFonts w:ascii="Arial" w:hAnsi="Arial" w:cs="Arial"/>
+                <w:sz w:val="16"/>
+                <w:szCs w:val="16"/>
+                <w:lang w:val="ru-RU"/>
+              </w:rPr>
+              <w:t>58-11</w:t>
+            </w:r>
+            <w:proofErr w:type="gramEnd"/>
+            <w:r>
+              <w:rPr>
+                <w:rFonts w:ascii="Arial" w:hAnsi="Arial" w:cs="Arial"/>
+                <w:sz w:val="16"/>
+                <w:szCs w:val="16"/>
+                <w:lang w:val="ru-RU"/>
+              </w:rPr>
+              <w:t xml:space="preserve"> УК РСФСР к </w:t>
             </w:r>
             <w:r>
               <w:rPr>
@@ -6590,25 +7997,85 @@
                 <w:szCs w:val="16"/>
                 <w:lang w:val="ru-RU"/>
               </w:rPr>
-              <w:t>1887 г.р., Коми, Корткеросский р., с. Додзь. Заключенная. Арестована 26 июня 1941 г. Где и кем арестован: Коми АССР, Верхне-Човская ИТК. Дата расстрела: 18 марта 1942 г.</w:t>
-            </w:r>
-            <w:r>
-              <w:rPr>
-                <w:rFonts w:ascii="Arial" w:hAnsi="Arial" w:cs="Arial"/>
-                <w:sz w:val="16"/>
-                <w:szCs w:val="16"/>
-                <w:lang w:val="ru-RU"/>
-              </w:rPr>
-              <w:t xml:space="preserve"> </w:t>
-            </w:r>
-            <w:r>
-              <w:rPr>
-                <w:rFonts w:ascii="Arial" w:hAnsi="Arial" w:cs="Arial"/>
-                <w:sz w:val="16"/>
-                <w:szCs w:val="16"/>
-                <w:lang w:val="ru-RU"/>
-              </w:rPr>
-              <w:t xml:space="preserve">Место смерти: Коми АССР, Верхне-Човская ИТК. </w:t>
+              <w:t xml:space="preserve">1887 г.р., Коми, Корткеросский р., с. </w:t>
+            </w:r>
+            <w:proofErr w:type="spellStart"/>
+            <w:r>
+              <w:rPr>
+                <w:rFonts w:ascii="Arial" w:hAnsi="Arial" w:cs="Arial"/>
+                <w:sz w:val="16"/>
+                <w:szCs w:val="16"/>
+                <w:lang w:val="ru-RU"/>
+              </w:rPr>
+              <w:t>Додзь</w:t>
+            </w:r>
+            <w:proofErr w:type="spellEnd"/>
+            <w:r>
+              <w:rPr>
+                <w:rFonts w:ascii="Arial" w:hAnsi="Arial" w:cs="Arial"/>
+                <w:sz w:val="16"/>
+                <w:szCs w:val="16"/>
+                <w:lang w:val="ru-RU"/>
+              </w:rPr>
+              <w:t>. Заключенная. Арестована 26 июня 1941 г. Где и кем арестован: Коми АССР, Верхне-</w:t>
+            </w:r>
+            <w:proofErr w:type="spellStart"/>
+            <w:r>
+              <w:rPr>
+                <w:rFonts w:ascii="Arial" w:hAnsi="Arial" w:cs="Arial"/>
+                <w:sz w:val="16"/>
+                <w:szCs w:val="16"/>
+                <w:lang w:val="ru-RU"/>
+              </w:rPr>
+              <w:t>Човская</w:t>
+            </w:r>
+            <w:proofErr w:type="spellEnd"/>
+            <w:r>
+              <w:rPr>
+                <w:rFonts w:ascii="Arial" w:hAnsi="Arial" w:cs="Arial"/>
+                <w:sz w:val="16"/>
+                <w:szCs w:val="16"/>
+                <w:lang w:val="ru-RU"/>
+              </w:rPr>
+              <w:t xml:space="preserve"> ИТК. Дата расстрела: 18 марта 1942 г.</w:t>
+            </w:r>
+            <w:r>
+              <w:rPr>
+                <w:rFonts w:ascii="Arial" w:hAnsi="Arial" w:cs="Arial"/>
+                <w:sz w:val="16"/>
+                <w:szCs w:val="16"/>
+                <w:lang w:val="ru-RU"/>
+              </w:rPr>
+              <w:t xml:space="preserve"> </w:t>
+            </w:r>
+            <w:r>
+              <w:rPr>
+                <w:rFonts w:ascii="Arial" w:hAnsi="Arial" w:cs="Arial"/>
+                <w:sz w:val="16"/>
+                <w:szCs w:val="16"/>
+                <w:lang w:val="ru-RU"/>
+              </w:rPr>
+              <w:t>Место смерти: Коми АССР, Верхне-</w:t>
+            </w:r>
+            <w:proofErr w:type="spellStart"/>
+            <w:r>
+              <w:rPr>
+                <w:rFonts w:ascii="Arial" w:hAnsi="Arial" w:cs="Arial"/>
+                <w:sz w:val="16"/>
+                <w:szCs w:val="16"/>
+                <w:lang w:val="ru-RU"/>
+              </w:rPr>
+              <w:t>Човская</w:t>
+            </w:r>
+            <w:proofErr w:type="spellEnd"/>
+            <w:r>
+              <w:rPr>
+                <w:rFonts w:ascii="Arial" w:hAnsi="Arial" w:cs="Arial"/>
+                <w:sz w:val="16"/>
+                <w:szCs w:val="16"/>
+                <w:lang w:val="ru-RU"/>
+              </w:rPr>
+              <w:t xml:space="preserve"> ИТК. </w:t>
             </w:r>
             <w:r>
               <w:rPr>
@@ -6776,6 +8243,7 @@
                 <w:lang w:val="ru-RU"/>
               </w:rPr>
             </w:pPr>
+            <w:proofErr w:type="spellStart"/>
             <w:r>
               <w:rPr>
                 <w:rFonts w:ascii="Arial" w:hAnsi="Arial" w:cs="Arial"/>
@@ -6785,7 +8253,19 @@
                 <w:szCs w:val="16"/>
                 <w:lang w:val="ru-RU"/>
               </w:rPr>
-              <w:t>Ракина Евдокия Алексеевна</w:t>
+              <w:t>Ракина</w:t>
+            </w:r>
+            <w:proofErr w:type="spellEnd"/>
+            <w:r>
+              <w:rPr>
+                <w:rFonts w:ascii="Arial" w:hAnsi="Arial" w:cs="Arial"/>
+                <w:b/>
+                <w:bCs/>
+                <w:sz w:val="16"/>
+                <w:szCs w:val="16"/>
+                <w:lang w:val="ru-RU"/>
+              </w:rPr>
+              <w:t xml:space="preserve"> Евдокия Алексеевна</w:t>
             </w:r>
             <w:r>
               <w:rPr>
@@ -6847,7 +8327,67 @@
                 <w:szCs w:val="16"/>
                 <w:lang w:val="ru-RU"/>
               </w:rPr>
-              <w:t>1880 г.р., м.р.: Пермская обл., Косинский р-н, с. Пуксиб, коми-пермячка, образование: без образования, колхозница малокочинского колхоза</w:t>
+              <w:t xml:space="preserve">1880 г.р., </w:t>
+            </w:r>
+            <w:proofErr w:type="spellStart"/>
+            <w:r>
+              <w:rPr>
+                <w:rFonts w:ascii="Arial" w:hAnsi="Arial" w:cs="Arial"/>
+                <w:sz w:val="16"/>
+                <w:szCs w:val="16"/>
+                <w:lang w:val="ru-RU"/>
+              </w:rPr>
+              <w:t>м.р</w:t>
+            </w:r>
+            <w:proofErr w:type="spellEnd"/>
+            <w:r>
+              <w:rPr>
+                <w:rFonts w:ascii="Arial" w:hAnsi="Arial" w:cs="Arial"/>
+                <w:sz w:val="16"/>
+                <w:szCs w:val="16"/>
+                <w:lang w:val="ru-RU"/>
+              </w:rPr>
+              <w:t xml:space="preserve">.: Пермская обл., Косинский р-н, с. </w:t>
+            </w:r>
+            <w:proofErr w:type="spellStart"/>
+            <w:r>
+              <w:rPr>
+                <w:rFonts w:ascii="Arial" w:hAnsi="Arial" w:cs="Arial"/>
+                <w:sz w:val="16"/>
+                <w:szCs w:val="16"/>
+                <w:lang w:val="ru-RU"/>
+              </w:rPr>
+              <w:t>Пуксиб</w:t>
+            </w:r>
+            <w:proofErr w:type="spellEnd"/>
+            <w:r>
+              <w:rPr>
+                <w:rFonts w:ascii="Arial" w:hAnsi="Arial" w:cs="Arial"/>
+                <w:sz w:val="16"/>
+                <w:szCs w:val="16"/>
+                <w:lang w:val="ru-RU"/>
+              </w:rPr>
+              <w:t xml:space="preserve">, коми-пермячка, образование: без образования, колхозница </w:t>
+            </w:r>
+            <w:proofErr w:type="spellStart"/>
+            <w:r>
+              <w:rPr>
+                <w:rFonts w:ascii="Arial" w:hAnsi="Arial" w:cs="Arial"/>
+                <w:sz w:val="16"/>
+                <w:szCs w:val="16"/>
+                <w:lang w:val="ru-RU"/>
+              </w:rPr>
+              <w:t>малокочинского</w:t>
+            </w:r>
+            <w:proofErr w:type="spellEnd"/>
+            <w:r>
+              <w:rPr>
+                <w:rFonts w:ascii="Arial" w:hAnsi="Arial" w:cs="Arial"/>
+                <w:sz w:val="16"/>
+                <w:szCs w:val="16"/>
+                <w:lang w:val="ru-RU"/>
+              </w:rPr>
+              <w:t xml:space="preserve"> колхоза</w:t>
             </w:r>
           </w:p>
           <w:p>
@@ -6867,14 +8407,25 @@
                 <w:lang w:val="ru-RU"/>
               </w:rPr>
             </w:pPr>
-            <w:r>
-              <w:rPr>
-                <w:rFonts w:ascii="Arial" w:hAnsi="Arial" w:cs="Arial"/>
-                <w:sz w:val="16"/>
-                <w:szCs w:val="16"/>
-                <w:lang w:val="ru-RU"/>
-              </w:rPr>
-              <w:t>прож.: д. Малая Коча,</w:t>
+            <w:proofErr w:type="spellStart"/>
+            <w:r>
+              <w:rPr>
+                <w:rFonts w:ascii="Arial" w:hAnsi="Arial" w:cs="Arial"/>
+                <w:sz w:val="16"/>
+                <w:szCs w:val="16"/>
+                <w:lang w:val="ru-RU"/>
+              </w:rPr>
+              <w:t>прож</w:t>
+            </w:r>
+            <w:proofErr w:type="spellEnd"/>
+            <w:r>
+              <w:rPr>
+                <w:rFonts w:ascii="Arial" w:hAnsi="Arial" w:cs="Arial"/>
+                <w:sz w:val="16"/>
+                <w:szCs w:val="16"/>
+                <w:lang w:val="ru-RU"/>
+              </w:rPr>
+              <w:t>.: д. Малая Коча,</w:t>
             </w:r>
             <w:r>
               <w:rPr>
@@ -6892,7 +8443,27 @@
                 <w:szCs w:val="16"/>
                 <w:lang w:val="ru-RU"/>
               </w:rPr>
-              <w:t>арестована 06.09.1937. Обвинение: КР, повст., Приговор: 21.09.1937</w:t>
+              <w:t xml:space="preserve">арестована 06.09.1937. Обвинение: КР, </w:t>
+            </w:r>
+            <w:proofErr w:type="spellStart"/>
+            <w:r>
+              <w:rPr>
+                <w:rFonts w:ascii="Arial" w:hAnsi="Arial" w:cs="Arial"/>
+                <w:sz w:val="16"/>
+                <w:szCs w:val="16"/>
+                <w:lang w:val="ru-RU"/>
+              </w:rPr>
+              <w:t>повст</w:t>
+            </w:r>
+            <w:proofErr w:type="spellEnd"/>
+            <w:r>
+              <w:rPr>
+                <w:rFonts w:ascii="Arial" w:hAnsi="Arial" w:cs="Arial"/>
+                <w:sz w:val="16"/>
+                <w:szCs w:val="16"/>
+                <w:lang w:val="ru-RU"/>
+              </w:rPr>
+              <w:t>., Приговор: 21.09.1937</w:t>
             </w:r>
             <w:r>
               <w:rPr>
@@ -6910,7 +8481,47 @@
                 <w:szCs w:val="16"/>
                 <w:lang w:val="ru-RU"/>
               </w:rPr>
-              <w:t>ВМН, конфискация имущества. Расстреляна 29.09.1937. Реабилитация: Президиум Пермского областного суда. Арх.дело: ПермГАСПИ. Ф.641/1. Оп.1. Д.12871.</w:t>
+              <w:t xml:space="preserve">ВМН, конфискация имущества. Расстреляна 29.09.1937. Реабилитация: Президиум Пермского областного суда. </w:t>
+            </w:r>
+            <w:proofErr w:type="spellStart"/>
+            <w:r>
+              <w:rPr>
+                <w:rFonts w:ascii="Arial" w:hAnsi="Arial" w:cs="Arial"/>
+                <w:sz w:val="16"/>
+                <w:szCs w:val="16"/>
+                <w:lang w:val="ru-RU"/>
+              </w:rPr>
+              <w:t>Арх.дело</w:t>
+            </w:r>
+            <w:proofErr w:type="spellEnd"/>
+            <w:r>
+              <w:rPr>
+                <w:rFonts w:ascii="Arial" w:hAnsi="Arial" w:cs="Arial"/>
+                <w:sz w:val="16"/>
+                <w:szCs w:val="16"/>
+                <w:lang w:val="ru-RU"/>
+              </w:rPr>
+              <w:t xml:space="preserve">: </w:t>
+            </w:r>
+            <w:proofErr w:type="spellStart"/>
+            <w:r>
+              <w:rPr>
+                <w:rFonts w:ascii="Arial" w:hAnsi="Arial" w:cs="Arial"/>
+                <w:sz w:val="16"/>
+                <w:szCs w:val="16"/>
+                <w:lang w:val="ru-RU"/>
+              </w:rPr>
+              <w:t>ПермГАСПИ</w:t>
+            </w:r>
+            <w:proofErr w:type="spellEnd"/>
+            <w:r>
+              <w:rPr>
+                <w:rFonts w:ascii="Arial" w:hAnsi="Arial" w:cs="Arial"/>
+                <w:sz w:val="16"/>
+                <w:szCs w:val="16"/>
+                <w:lang w:val="ru-RU"/>
+              </w:rPr>
+              <w:t>. Ф.641/1. Оп.1. Д.12871.</w:t>
             </w:r>
           </w:p>
           <w:p>
@@ -7016,6 +8627,7 @@
                 <w:lang w:val="ru-RU"/>
               </w:rPr>
             </w:pPr>
+            <w:proofErr w:type="spellStart"/>
             <w:r>
               <w:rPr>
                 <w:rFonts w:ascii="Arial" w:hAnsi="Arial" w:cs="Arial"/>
@@ -7025,7 +8637,19 @@
                 <w:szCs w:val="16"/>
                 <w:lang w:val="ru-RU"/>
               </w:rPr>
-              <w:t>Ракина Татьяна Степановна</w:t>
+              <w:t>Ракина</w:t>
+            </w:r>
+            <w:proofErr w:type="spellEnd"/>
+            <w:r>
+              <w:rPr>
+                <w:rFonts w:ascii="Arial" w:hAnsi="Arial" w:cs="Arial"/>
+                <w:b/>
+                <w:bCs/>
+                <w:sz w:val="16"/>
+                <w:szCs w:val="16"/>
+                <w:lang w:val="ru-RU"/>
+              </w:rPr>
+              <w:t xml:space="preserve"> Татьяна Степановна</w:t>
             </w:r>
             <w:r>
               <w:rPr>
@@ -7087,7 +8711,67 @@
                 <w:szCs w:val="16"/>
                 <w:lang w:val="ru-RU"/>
               </w:rPr>
-              <w:t>1897 г.р., м.р.: Пермская обл., Кочевский р-н, д. Малая Коча, коми-пермячка, образование: начальное, 1 кл., член малокочинского колхоза</w:t>
+              <w:t xml:space="preserve">1897 г.р., </w:t>
+            </w:r>
+            <w:proofErr w:type="spellStart"/>
+            <w:r>
+              <w:rPr>
+                <w:rFonts w:ascii="Arial" w:hAnsi="Arial" w:cs="Arial"/>
+                <w:sz w:val="16"/>
+                <w:szCs w:val="16"/>
+                <w:lang w:val="ru-RU"/>
+              </w:rPr>
+              <w:t>м.р</w:t>
+            </w:r>
+            <w:proofErr w:type="spellEnd"/>
+            <w:r>
+              <w:rPr>
+                <w:rFonts w:ascii="Arial" w:hAnsi="Arial" w:cs="Arial"/>
+                <w:sz w:val="16"/>
+                <w:szCs w:val="16"/>
+                <w:lang w:val="ru-RU"/>
+              </w:rPr>
+              <w:t xml:space="preserve">.: Пермская обл., Кочевский р-н, д. Малая Коча, коми-пермячка, образование: начальное, 1 </w:t>
+            </w:r>
+            <w:proofErr w:type="spellStart"/>
+            <w:r>
+              <w:rPr>
+                <w:rFonts w:ascii="Arial" w:hAnsi="Arial" w:cs="Arial"/>
+                <w:sz w:val="16"/>
+                <w:szCs w:val="16"/>
+                <w:lang w:val="ru-RU"/>
+              </w:rPr>
+              <w:t>кл</w:t>
+            </w:r>
+            <w:proofErr w:type="spellEnd"/>
+            <w:r>
+              <w:rPr>
+                <w:rFonts w:ascii="Arial" w:hAnsi="Arial" w:cs="Arial"/>
+                <w:sz w:val="16"/>
+                <w:szCs w:val="16"/>
+                <w:lang w:val="ru-RU"/>
+              </w:rPr>
+              <w:t xml:space="preserve">., член </w:t>
+            </w:r>
+            <w:proofErr w:type="spellStart"/>
+            <w:r>
+              <w:rPr>
+                <w:rFonts w:ascii="Arial" w:hAnsi="Arial" w:cs="Arial"/>
+                <w:sz w:val="16"/>
+                <w:szCs w:val="16"/>
+                <w:lang w:val="ru-RU"/>
+              </w:rPr>
+              <w:t>малокочинского</w:t>
+            </w:r>
+            <w:proofErr w:type="spellEnd"/>
+            <w:r>
+              <w:rPr>
+                <w:rFonts w:ascii="Arial" w:hAnsi="Arial" w:cs="Arial"/>
+                <w:sz w:val="16"/>
+                <w:szCs w:val="16"/>
+                <w:lang w:val="ru-RU"/>
+              </w:rPr>
+              <w:t xml:space="preserve"> колхоза</w:t>
             </w:r>
           </w:p>
           <w:p>
@@ -7107,14 +8791,25 @@
                 <w:lang w:val="ru-RU"/>
               </w:rPr>
             </w:pPr>
-            <w:r>
-              <w:rPr>
-                <w:rFonts w:ascii="Arial" w:hAnsi="Arial" w:cs="Arial"/>
-                <w:sz w:val="16"/>
-                <w:szCs w:val="16"/>
-                <w:lang w:val="ru-RU"/>
-              </w:rPr>
-              <w:t>прож.: д. Малая Коча,</w:t>
+            <w:proofErr w:type="spellStart"/>
+            <w:r>
+              <w:rPr>
+                <w:rFonts w:ascii="Arial" w:hAnsi="Arial" w:cs="Arial"/>
+                <w:sz w:val="16"/>
+                <w:szCs w:val="16"/>
+                <w:lang w:val="ru-RU"/>
+              </w:rPr>
+              <w:t>прож</w:t>
+            </w:r>
+            <w:proofErr w:type="spellEnd"/>
+            <w:r>
+              <w:rPr>
+                <w:rFonts w:ascii="Arial" w:hAnsi="Arial" w:cs="Arial"/>
+                <w:sz w:val="16"/>
+                <w:szCs w:val="16"/>
+                <w:lang w:val="ru-RU"/>
+              </w:rPr>
+              <w:t>.: д. Малая Коча,</w:t>
             </w:r>
             <w:r>
               <w:rPr>
@@ -7132,7 +8827,27 @@
                 <w:szCs w:val="16"/>
                 <w:lang w:val="ru-RU"/>
               </w:rPr>
-              <w:t xml:space="preserve"> арестована 06.09.1937. Обвинение: КР, повст., Приговор: 21.09.1937</w:t>
+              <w:t xml:space="preserve"> арестована 06.09.1937. Обвинение: КР, </w:t>
+            </w:r>
+            <w:proofErr w:type="spellStart"/>
+            <w:r>
+              <w:rPr>
+                <w:rFonts w:ascii="Arial" w:hAnsi="Arial" w:cs="Arial"/>
+                <w:sz w:val="16"/>
+                <w:szCs w:val="16"/>
+                <w:lang w:val="ru-RU"/>
+              </w:rPr>
+              <w:t>повст</w:t>
+            </w:r>
+            <w:proofErr w:type="spellEnd"/>
+            <w:r>
+              <w:rPr>
+                <w:rFonts w:ascii="Arial" w:hAnsi="Arial" w:cs="Arial"/>
+                <w:sz w:val="16"/>
+                <w:szCs w:val="16"/>
+                <w:lang w:val="ru-RU"/>
+              </w:rPr>
+              <w:t>., Приговор: 21.09.1937</w:t>
             </w:r>
             <w:r>
               <w:rPr>
@@ -7150,7 +8865,47 @@
                 <w:szCs w:val="16"/>
                 <w:lang w:val="ru-RU"/>
               </w:rPr>
-              <w:t>ВМН, конфискация имущества. Расстреляна 29.09.1937. Реабилитация: Президиум Пермского областного суда. Арх.дело: ПермГАСПИ. Ф.641/1. Оп.1. Д.12871.</w:t>
+              <w:t xml:space="preserve">ВМН, конфискация имущества. Расстреляна 29.09.1937. Реабилитация: Президиум Пермского областного суда. </w:t>
+            </w:r>
+            <w:proofErr w:type="spellStart"/>
+            <w:r>
+              <w:rPr>
+                <w:rFonts w:ascii="Arial" w:hAnsi="Arial" w:cs="Arial"/>
+                <w:sz w:val="16"/>
+                <w:szCs w:val="16"/>
+                <w:lang w:val="ru-RU"/>
+              </w:rPr>
+              <w:t>Арх.дело</w:t>
+            </w:r>
+            <w:proofErr w:type="spellEnd"/>
+            <w:r>
+              <w:rPr>
+                <w:rFonts w:ascii="Arial" w:hAnsi="Arial" w:cs="Arial"/>
+                <w:sz w:val="16"/>
+                <w:szCs w:val="16"/>
+                <w:lang w:val="ru-RU"/>
+              </w:rPr>
+              <w:t xml:space="preserve">: </w:t>
+            </w:r>
+            <w:proofErr w:type="spellStart"/>
+            <w:r>
+              <w:rPr>
+                <w:rFonts w:ascii="Arial" w:hAnsi="Arial" w:cs="Arial"/>
+                <w:sz w:val="16"/>
+                <w:szCs w:val="16"/>
+                <w:lang w:val="ru-RU"/>
+              </w:rPr>
+              <w:t>ПермГАСПИ</w:t>
+            </w:r>
+            <w:proofErr w:type="spellEnd"/>
+            <w:r>
+              <w:rPr>
+                <w:rFonts w:ascii="Arial" w:hAnsi="Arial" w:cs="Arial"/>
+                <w:sz w:val="16"/>
+                <w:szCs w:val="16"/>
+                <w:lang w:val="ru-RU"/>
+              </w:rPr>
+              <w:t>. Ф.641/1. Оп.1. Д.12871.</w:t>
             </w:r>
           </w:p>
           <w:p>
@@ -7251,6 +9006,7 @@
                 <w:lang w:val="ru-RU"/>
               </w:rPr>
             </w:pPr>
+            <w:proofErr w:type="spellStart"/>
             <w:r>
               <w:rPr>
                 <w:rFonts w:ascii="Arial" w:hAnsi="Arial" w:cs="Arial"/>
@@ -7260,7 +9016,19 @@
                 <w:szCs w:val="16"/>
                 <w:lang w:val="ru-RU"/>
               </w:rPr>
-              <w:t>Растворова Александра Сергеевна</w:t>
+              <w:t>Растворова</w:t>
+            </w:r>
+            <w:proofErr w:type="spellEnd"/>
+            <w:r>
+              <w:rPr>
+                <w:rFonts w:ascii="Arial" w:hAnsi="Arial" w:cs="Arial"/>
+                <w:b/>
+                <w:bCs/>
+                <w:sz w:val="16"/>
+                <w:szCs w:val="16"/>
+                <w:lang w:val="ru-RU"/>
+              </w:rPr>
+              <w:t xml:space="preserve"> Александра Сергеевна</w:t>
             </w:r>
             <w:r>
               <w:rPr>
@@ -7338,16 +9106,67 @@
                 <w:szCs w:val="16"/>
                 <w:lang w:val="ru-RU"/>
               </w:rPr>
-              <w:t xml:space="preserve">в 1890 г., Коми Респ., Троицко-Печорский р-н, с. Покча; коми; крестьянка. </w:t>
-            </w:r>
-            <w:r>
-              <w:rPr>
-                <w:rFonts w:ascii="Arial" w:hAnsi="Arial" w:cs="Arial"/>
-                <w:sz w:val="16"/>
-                <w:szCs w:val="16"/>
-                <w:lang w:val="ru-RU"/>
-              </w:rPr>
-              <w:t>Прож.:</w:t>
+              <w:t xml:space="preserve">в 1890 г., Коми </w:t>
+            </w:r>
+            <w:proofErr w:type="spellStart"/>
+            <w:r>
+              <w:rPr>
+                <w:rFonts w:ascii="Arial" w:hAnsi="Arial" w:cs="Arial"/>
+                <w:sz w:val="16"/>
+                <w:szCs w:val="16"/>
+                <w:lang w:val="ru-RU"/>
+              </w:rPr>
+              <w:t>Респ</w:t>
+            </w:r>
+            <w:proofErr w:type="spellEnd"/>
+            <w:r>
+              <w:rPr>
+                <w:rFonts w:ascii="Arial" w:hAnsi="Arial" w:cs="Arial"/>
+                <w:sz w:val="16"/>
+                <w:szCs w:val="16"/>
+                <w:lang w:val="ru-RU"/>
+              </w:rPr>
+              <w:t xml:space="preserve">., Троицко-Печорский р-н, с. </w:t>
+            </w:r>
+            <w:proofErr w:type="spellStart"/>
+            <w:r>
+              <w:rPr>
+                <w:rFonts w:ascii="Arial" w:hAnsi="Arial" w:cs="Arial"/>
+                <w:sz w:val="16"/>
+                <w:szCs w:val="16"/>
+                <w:lang w:val="ru-RU"/>
+              </w:rPr>
+              <w:t>Покча</w:t>
+            </w:r>
+            <w:proofErr w:type="spellEnd"/>
+            <w:r>
+              <w:rPr>
+                <w:rFonts w:ascii="Arial" w:hAnsi="Arial" w:cs="Arial"/>
+                <w:sz w:val="16"/>
+                <w:szCs w:val="16"/>
+                <w:lang w:val="ru-RU"/>
+              </w:rPr>
+              <w:t xml:space="preserve">; коми; крестьянка. </w:t>
+            </w:r>
+            <w:proofErr w:type="spellStart"/>
+            <w:r>
+              <w:rPr>
+                <w:rFonts w:ascii="Arial" w:hAnsi="Arial" w:cs="Arial"/>
+                <w:sz w:val="16"/>
+                <w:szCs w:val="16"/>
+                <w:lang w:val="ru-RU"/>
+              </w:rPr>
+              <w:t>Прож</w:t>
+            </w:r>
+            <w:proofErr w:type="spellEnd"/>
+            <w:r>
+              <w:rPr>
+                <w:rFonts w:ascii="Arial" w:hAnsi="Arial" w:cs="Arial"/>
+                <w:sz w:val="16"/>
+                <w:szCs w:val="16"/>
+                <w:lang w:val="ru-RU"/>
+              </w:rPr>
+              <w:t>.:</w:t>
             </w:r>
             <w:r>
               <w:rPr>
@@ -7364,16 +9183,47 @@
                 <w:szCs w:val="16"/>
                 <w:lang w:val="ru-RU"/>
               </w:rPr>
-              <w:t>с. Покча</w:t>
-            </w:r>
-            <w:r>
-              <w:rPr>
-                <w:rFonts w:ascii="Arial" w:hAnsi="Arial" w:cs="Arial"/>
-                <w:sz w:val="16"/>
-                <w:szCs w:val="16"/>
-                <w:lang w:val="ru-RU"/>
-              </w:rPr>
-              <w:t>, Коми Респ., Троицко-Печорский р-н,</w:t>
+              <w:t xml:space="preserve">с. </w:t>
+            </w:r>
+            <w:proofErr w:type="spellStart"/>
+            <w:r>
+              <w:rPr>
+                <w:rFonts w:ascii="Arial" w:hAnsi="Arial" w:cs="Arial"/>
+                <w:sz w:val="16"/>
+                <w:szCs w:val="16"/>
+                <w:lang w:val="ru-RU"/>
+              </w:rPr>
+              <w:t>Покча</w:t>
+            </w:r>
+            <w:proofErr w:type="spellEnd"/>
+            <w:r>
+              <w:rPr>
+                <w:rFonts w:ascii="Arial" w:hAnsi="Arial" w:cs="Arial"/>
+                <w:sz w:val="16"/>
+                <w:szCs w:val="16"/>
+                <w:lang w:val="ru-RU"/>
+              </w:rPr>
+              <w:t xml:space="preserve">, Коми </w:t>
+            </w:r>
+            <w:proofErr w:type="spellStart"/>
+            <w:r>
+              <w:rPr>
+                <w:rFonts w:ascii="Arial" w:hAnsi="Arial" w:cs="Arial"/>
+                <w:sz w:val="16"/>
+                <w:szCs w:val="16"/>
+                <w:lang w:val="ru-RU"/>
+              </w:rPr>
+              <w:t>Респ</w:t>
+            </w:r>
+            <w:proofErr w:type="spellEnd"/>
+            <w:r>
+              <w:rPr>
+                <w:rFonts w:ascii="Arial" w:hAnsi="Arial" w:cs="Arial"/>
+                <w:sz w:val="16"/>
+                <w:szCs w:val="16"/>
+                <w:lang w:val="ru-RU"/>
+              </w:rPr>
+              <w:t>., Троицко-Печорский р-н,</w:t>
             </w:r>
             <w:r>
               <w:rPr>
@@ -7383,7 +9233,27 @@
                 <w:lang w:val="ru-RU"/>
               </w:rPr>
               <w:br/>
-              <w:t>Арестована 1 апреля 1930 г., Приговорена: Тройка при ПП ОГПУ Северного края 27 мая 1931 г., обв.:</w:t>
+              <w:t xml:space="preserve">Арестована 1 апреля 1930 г., Приговорена: Тройка при ПП ОГПУ Северного края 27 мая 1931 г., </w:t>
+            </w:r>
+            <w:proofErr w:type="spellStart"/>
+            <w:r>
+              <w:rPr>
+                <w:rFonts w:ascii="Arial" w:hAnsi="Arial" w:cs="Arial"/>
+                <w:sz w:val="16"/>
+                <w:szCs w:val="16"/>
+                <w:lang w:val="ru-RU"/>
+              </w:rPr>
+              <w:t>обв</w:t>
+            </w:r>
+            <w:proofErr w:type="spellEnd"/>
+            <w:r>
+              <w:rPr>
+                <w:rFonts w:ascii="Arial" w:hAnsi="Arial" w:cs="Arial"/>
+                <w:sz w:val="16"/>
+                <w:szCs w:val="16"/>
+                <w:lang w:val="ru-RU"/>
+              </w:rPr>
+              <w:t>.:</w:t>
             </w:r>
             <w:r>
               <w:rPr>
@@ -7400,7 +9270,27 @@
                 <w:szCs w:val="16"/>
                 <w:lang w:val="ru-RU"/>
               </w:rPr>
-              <w:t>по ст.ст. 58-10, 58-11 УК РСФСР, 58-13 УК РСФСР.</w:t>
+              <w:t xml:space="preserve">по </w:t>
+            </w:r>
+            <w:proofErr w:type="spellStart"/>
+            <w:r>
+              <w:rPr>
+                <w:rFonts w:ascii="Arial" w:hAnsi="Arial" w:cs="Arial"/>
+                <w:sz w:val="16"/>
+                <w:szCs w:val="16"/>
+                <w:lang w:val="ru-RU"/>
+              </w:rPr>
+              <w:t>ст.ст</w:t>
+            </w:r>
+            <w:proofErr w:type="spellEnd"/>
+            <w:r>
+              <w:rPr>
+                <w:rFonts w:ascii="Arial" w:hAnsi="Arial" w:cs="Arial"/>
+                <w:sz w:val="16"/>
+                <w:szCs w:val="16"/>
+                <w:lang w:val="ru-RU"/>
+              </w:rPr>
+              <w:t>. 58-10, 58-11 УК РСФСР, 58-13 УК РСФСР.</w:t>
             </w:r>
             <w:r>
               <w:rPr>
@@ -7541,7 +9431,29 @@
                 <w:szCs w:val="16"/>
                 <w:lang w:val="ru-RU"/>
               </w:rPr>
-              <w:t>Сажина Парасковья Егоровна</w:t>
+              <w:t xml:space="preserve">Сажина </w:t>
+            </w:r>
+            <w:proofErr w:type="spellStart"/>
+            <w:r>
+              <w:rPr>
+                <w:rFonts w:ascii="Arial" w:hAnsi="Arial" w:cs="Arial"/>
+                <w:b/>
+                <w:sz w:val="16"/>
+                <w:szCs w:val="16"/>
+                <w:lang w:val="ru-RU"/>
+              </w:rPr>
+              <w:t>Парасковья</w:t>
+            </w:r>
+            <w:proofErr w:type="spellEnd"/>
+            <w:r>
+              <w:rPr>
+                <w:rFonts w:ascii="Arial" w:hAnsi="Arial" w:cs="Arial"/>
+                <w:b/>
+                <w:sz w:val="16"/>
+                <w:szCs w:val="16"/>
+                <w:lang w:val="ru-RU"/>
+              </w:rPr>
+              <w:t xml:space="preserve"> Егоровна</w:t>
             </w:r>
             <w:r>
               <w:rPr>
@@ -7615,16 +9527,67 @@
                 <w:szCs w:val="16"/>
                 <w:lang w:val="ru-RU"/>
               </w:rPr>
-              <w:t xml:space="preserve">в 1876 г., Коми Респ., Сысольский р-н, д. Керос; коми; крестьянка-единоличница. </w:t>
-            </w:r>
-            <w:r>
-              <w:rPr>
-                <w:rFonts w:ascii="Arial" w:hAnsi="Arial" w:cs="Arial"/>
-                <w:sz w:val="16"/>
-                <w:szCs w:val="16"/>
-                <w:lang w:val="ru-RU"/>
-              </w:rPr>
-              <w:t>Прож.:</w:t>
+              <w:t xml:space="preserve">в 1876 г., Коми </w:t>
+            </w:r>
+            <w:proofErr w:type="spellStart"/>
+            <w:r>
+              <w:rPr>
+                <w:rFonts w:ascii="Arial" w:hAnsi="Arial" w:cs="Arial"/>
+                <w:sz w:val="16"/>
+                <w:szCs w:val="16"/>
+                <w:lang w:val="ru-RU"/>
+              </w:rPr>
+              <w:t>Респ</w:t>
+            </w:r>
+            <w:proofErr w:type="spellEnd"/>
+            <w:r>
+              <w:rPr>
+                <w:rFonts w:ascii="Arial" w:hAnsi="Arial" w:cs="Arial"/>
+                <w:sz w:val="16"/>
+                <w:szCs w:val="16"/>
+                <w:lang w:val="ru-RU"/>
+              </w:rPr>
+              <w:t xml:space="preserve">., Сысольский р-н, д. </w:t>
+            </w:r>
+            <w:proofErr w:type="spellStart"/>
+            <w:r>
+              <w:rPr>
+                <w:rFonts w:ascii="Arial" w:hAnsi="Arial" w:cs="Arial"/>
+                <w:sz w:val="16"/>
+                <w:szCs w:val="16"/>
+                <w:lang w:val="ru-RU"/>
+              </w:rPr>
+              <w:t>Керос</w:t>
+            </w:r>
+            <w:proofErr w:type="spellEnd"/>
+            <w:r>
+              <w:rPr>
+                <w:rFonts w:ascii="Arial" w:hAnsi="Arial" w:cs="Arial"/>
+                <w:sz w:val="16"/>
+                <w:szCs w:val="16"/>
+                <w:lang w:val="ru-RU"/>
+              </w:rPr>
+              <w:t xml:space="preserve">; коми; крестьянка-единоличница. </w:t>
+            </w:r>
+            <w:proofErr w:type="spellStart"/>
+            <w:r>
+              <w:rPr>
+                <w:rFonts w:ascii="Arial" w:hAnsi="Arial" w:cs="Arial"/>
+                <w:sz w:val="16"/>
+                <w:szCs w:val="16"/>
+                <w:lang w:val="ru-RU"/>
+              </w:rPr>
+              <w:t>Прож</w:t>
+            </w:r>
+            <w:proofErr w:type="spellEnd"/>
+            <w:r>
+              <w:rPr>
+                <w:rFonts w:ascii="Arial" w:hAnsi="Arial" w:cs="Arial"/>
+                <w:sz w:val="16"/>
+                <w:szCs w:val="16"/>
+                <w:lang w:val="ru-RU"/>
+              </w:rPr>
+              <w:t>.:</w:t>
             </w:r>
             <w:r>
               <w:rPr>
@@ -7641,16 +9604,47 @@
                 <w:szCs w:val="16"/>
                 <w:lang w:val="ru-RU"/>
               </w:rPr>
-              <w:t>д. Керос</w:t>
-            </w:r>
-            <w:r>
-              <w:rPr>
-                <w:rFonts w:ascii="Arial" w:hAnsi="Arial" w:cs="Arial"/>
-                <w:sz w:val="16"/>
-                <w:szCs w:val="16"/>
-                <w:lang w:val="ru-RU"/>
-              </w:rPr>
-              <w:t>, Коми Респ., Сысольский р-н,</w:t>
+              <w:t xml:space="preserve">д. </w:t>
+            </w:r>
+            <w:proofErr w:type="spellStart"/>
+            <w:r>
+              <w:rPr>
+                <w:rFonts w:ascii="Arial" w:hAnsi="Arial" w:cs="Arial"/>
+                <w:sz w:val="16"/>
+                <w:szCs w:val="16"/>
+                <w:lang w:val="ru-RU"/>
+              </w:rPr>
+              <w:t>Керос</w:t>
+            </w:r>
+            <w:proofErr w:type="spellEnd"/>
+            <w:r>
+              <w:rPr>
+                <w:rFonts w:ascii="Arial" w:hAnsi="Arial" w:cs="Arial"/>
+                <w:sz w:val="16"/>
+                <w:szCs w:val="16"/>
+                <w:lang w:val="ru-RU"/>
+              </w:rPr>
+              <w:t xml:space="preserve">, Коми </w:t>
+            </w:r>
+            <w:proofErr w:type="spellStart"/>
+            <w:r>
+              <w:rPr>
+                <w:rFonts w:ascii="Arial" w:hAnsi="Arial" w:cs="Arial"/>
+                <w:sz w:val="16"/>
+                <w:szCs w:val="16"/>
+                <w:lang w:val="ru-RU"/>
+              </w:rPr>
+              <w:t>Респ</w:t>
+            </w:r>
+            <w:proofErr w:type="spellEnd"/>
+            <w:r>
+              <w:rPr>
+                <w:rFonts w:ascii="Arial" w:hAnsi="Arial" w:cs="Arial"/>
+                <w:sz w:val="16"/>
+                <w:szCs w:val="16"/>
+                <w:lang w:val="ru-RU"/>
+              </w:rPr>
+              <w:t>., Сысольский р-н,</w:t>
             </w:r>
             <w:r>
               <w:rPr>
@@ -7660,7 +9654,27 @@
                 <w:lang w:val="ru-RU"/>
               </w:rPr>
               <w:br/>
-              <w:t>Арестована 12 августа 1937 г., Приговорена: тройка при УНКВД Коми АССР 10 сентября 1937 г., обв.:</w:t>
+              <w:t xml:space="preserve">Арестована 12 августа 1937 г., Приговорена: тройка при УНКВД Коми АССР 10 сентября 1937 г., </w:t>
+            </w:r>
+            <w:proofErr w:type="spellStart"/>
+            <w:r>
+              <w:rPr>
+                <w:rFonts w:ascii="Arial" w:hAnsi="Arial" w:cs="Arial"/>
+                <w:sz w:val="16"/>
+                <w:szCs w:val="16"/>
+                <w:lang w:val="ru-RU"/>
+              </w:rPr>
+              <w:t>обв</w:t>
+            </w:r>
+            <w:proofErr w:type="spellEnd"/>
+            <w:r>
+              <w:rPr>
+                <w:rFonts w:ascii="Arial" w:hAnsi="Arial" w:cs="Arial"/>
+                <w:sz w:val="16"/>
+                <w:szCs w:val="16"/>
+                <w:lang w:val="ru-RU"/>
+              </w:rPr>
+              <w:t>.:</w:t>
             </w:r>
             <w:r>
               <w:rPr>
@@ -7896,7 +9910,47 @@
                 <w:szCs w:val="16"/>
                 <w:lang w:val="ru-RU"/>
               </w:rPr>
-              <w:t>р., коми, место рождения: д.Немцовская, Прилузский р-н, Коми АССР, место проживания: с.Спаспоруб, Прилузский р-н, Коми АССР, домохозяйка. Арестована 07.05.1942</w:t>
+              <w:t xml:space="preserve">р., коми, место рождения: </w:t>
+            </w:r>
+            <w:proofErr w:type="spellStart"/>
+            <w:r>
+              <w:rPr>
+                <w:rFonts w:ascii="Arial" w:hAnsi="Arial" w:cs="Arial"/>
+                <w:sz w:val="16"/>
+                <w:szCs w:val="16"/>
+                <w:lang w:val="ru-RU"/>
+              </w:rPr>
+              <w:t>д.Немцовская</w:t>
+            </w:r>
+            <w:proofErr w:type="spellEnd"/>
+            <w:r>
+              <w:rPr>
+                <w:rFonts w:ascii="Arial" w:hAnsi="Arial" w:cs="Arial"/>
+                <w:sz w:val="16"/>
+                <w:szCs w:val="16"/>
+                <w:lang w:val="ru-RU"/>
+              </w:rPr>
+              <w:t xml:space="preserve">, Прилузский р-н, Коми АССР, место проживания: </w:t>
+            </w:r>
+            <w:proofErr w:type="spellStart"/>
+            <w:r>
+              <w:rPr>
+                <w:rFonts w:ascii="Arial" w:hAnsi="Arial" w:cs="Arial"/>
+                <w:sz w:val="16"/>
+                <w:szCs w:val="16"/>
+                <w:lang w:val="ru-RU"/>
+              </w:rPr>
+              <w:t>с.Спаспоруб</w:t>
+            </w:r>
+            <w:proofErr w:type="spellEnd"/>
+            <w:r>
+              <w:rPr>
+                <w:rFonts w:ascii="Arial" w:hAnsi="Arial" w:cs="Arial"/>
+                <w:sz w:val="16"/>
+                <w:szCs w:val="16"/>
+                <w:lang w:val="ru-RU"/>
+              </w:rPr>
+              <w:t>, Прилузский р-н, Коми АССР, домохозяйка. Арестована 07.05.1942</w:t>
             </w:r>
             <w:r>
               <w:rPr>
@@ -7930,7 +9984,27 @@
                 <w:szCs w:val="16"/>
                 <w:lang w:val="ru-RU"/>
               </w:rPr>
-              <w:t xml:space="preserve">г. ОСО при НКВД СССР по ст. 58-3 УК РСФСР к </w:t>
+              <w:t xml:space="preserve">г. ОСО при НКВД СССР по ст. </w:t>
+            </w:r>
+            <w:proofErr w:type="gramStart"/>
+            <w:r>
+              <w:rPr>
+                <w:rFonts w:ascii="Arial" w:hAnsi="Arial" w:cs="Arial"/>
+                <w:sz w:val="16"/>
+                <w:szCs w:val="16"/>
+                <w:lang w:val="ru-RU"/>
+              </w:rPr>
+              <w:t>58-3</w:t>
+            </w:r>
+            <w:proofErr w:type="gramEnd"/>
+            <w:r>
+              <w:rPr>
+                <w:rFonts w:ascii="Arial" w:hAnsi="Arial" w:cs="Arial"/>
+                <w:sz w:val="16"/>
+                <w:szCs w:val="16"/>
+                <w:lang w:val="ru-RU"/>
+              </w:rPr>
+              <w:t xml:space="preserve"> УК РСФСР к </w:t>
             </w:r>
             <w:r>
               <w:rPr>
@@ -8063,6 +10137,7 @@
                 <w:lang w:val="ru-RU"/>
               </w:rPr>
             </w:pPr>
+            <w:proofErr w:type="spellStart"/>
             <w:r>
               <w:rPr>
                 <w:rFonts w:ascii="Arial" w:hAnsi="Arial" w:cs="Arial"/>
@@ -8072,7 +10147,19 @@
                 <w:szCs w:val="16"/>
                 <w:lang w:val="ru-RU"/>
               </w:rPr>
-              <w:t>Тюрнина Екатерина Васильевна</w:t>
+              <w:t>Тюрнина</w:t>
+            </w:r>
+            <w:proofErr w:type="spellEnd"/>
+            <w:r>
+              <w:rPr>
+                <w:rFonts w:ascii="Arial" w:hAnsi="Arial" w:cs="Arial"/>
+                <w:b/>
+                <w:bCs/>
+                <w:sz w:val="16"/>
+                <w:szCs w:val="16"/>
+                <w:lang w:val="ru-RU"/>
+              </w:rPr>
+              <w:t xml:space="preserve"> Екатерина Васильевна</w:t>
             </w:r>
             <w:r>
               <w:rPr>
@@ -8133,7 +10220,87 @@
                 <w:szCs w:val="16"/>
                 <w:lang w:val="ru-RU"/>
               </w:rPr>
-              <w:t>1916 г.р., м.р.: Коми АССР, г. Сыктывкар, коми, заключенная Ухтпечлага, арестована 31.10.1937. Обвинение: ст. 58-8, 58-10 УК РСФСР. Приговор: "тройка" при УНКВД Архангельской области, 16.12.1937</w:t>
+              <w:t xml:space="preserve">1916 г.р., </w:t>
+            </w:r>
+            <w:proofErr w:type="spellStart"/>
+            <w:r>
+              <w:rPr>
+                <w:rFonts w:ascii="Arial" w:hAnsi="Arial" w:cs="Arial"/>
+                <w:sz w:val="16"/>
+                <w:szCs w:val="16"/>
+                <w:lang w:val="ru-RU"/>
+              </w:rPr>
+              <w:t>м.р</w:t>
+            </w:r>
+            <w:proofErr w:type="spellEnd"/>
+            <w:r>
+              <w:rPr>
+                <w:rFonts w:ascii="Arial" w:hAnsi="Arial" w:cs="Arial"/>
+                <w:sz w:val="16"/>
+                <w:szCs w:val="16"/>
+                <w:lang w:val="ru-RU"/>
+              </w:rPr>
+              <w:t xml:space="preserve">.: Коми АССР, г. Сыктывкар, коми, заключенная </w:t>
+            </w:r>
+            <w:proofErr w:type="spellStart"/>
+            <w:r>
+              <w:rPr>
+                <w:rFonts w:ascii="Arial" w:hAnsi="Arial" w:cs="Arial"/>
+                <w:sz w:val="16"/>
+                <w:szCs w:val="16"/>
+                <w:lang w:val="ru-RU"/>
+              </w:rPr>
+              <w:t>Ухтпечлага</w:t>
+            </w:r>
+            <w:proofErr w:type="spellEnd"/>
+            <w:r>
+              <w:rPr>
+                <w:rFonts w:ascii="Arial" w:hAnsi="Arial" w:cs="Arial"/>
+                <w:sz w:val="16"/>
+                <w:szCs w:val="16"/>
+                <w:lang w:val="ru-RU"/>
+              </w:rPr>
+              <w:t xml:space="preserve">, арестована 31.10.1937. Обвинение: ст. </w:t>
+            </w:r>
+            <w:proofErr w:type="gramStart"/>
+            <w:r>
+              <w:rPr>
+                <w:rFonts w:ascii="Arial" w:hAnsi="Arial" w:cs="Arial"/>
+                <w:sz w:val="16"/>
+                <w:szCs w:val="16"/>
+                <w:lang w:val="ru-RU"/>
+              </w:rPr>
+              <w:t>58-8</w:t>
+            </w:r>
+            <w:proofErr w:type="gramEnd"/>
+            <w:r>
+              <w:rPr>
+                <w:rFonts w:ascii="Arial" w:hAnsi="Arial" w:cs="Arial"/>
+                <w:sz w:val="16"/>
+                <w:szCs w:val="16"/>
+                <w:lang w:val="ru-RU"/>
+              </w:rPr>
+              <w:t xml:space="preserve">, </w:t>
+            </w:r>
+            <w:proofErr w:type="gramStart"/>
+            <w:r>
+              <w:rPr>
+                <w:rFonts w:ascii="Arial" w:hAnsi="Arial" w:cs="Arial"/>
+                <w:sz w:val="16"/>
+                <w:szCs w:val="16"/>
+                <w:lang w:val="ru-RU"/>
+              </w:rPr>
+              <w:t>58-10</w:t>
+            </w:r>
+            <w:proofErr w:type="gramEnd"/>
+            <w:r>
+              <w:rPr>
+                <w:rFonts w:ascii="Arial" w:hAnsi="Arial" w:cs="Arial"/>
+                <w:sz w:val="16"/>
+                <w:szCs w:val="16"/>
+                <w:lang w:val="ru-RU"/>
+              </w:rPr>
+              <w:t xml:space="preserve"> УК РСФСР. Приговор: "тройка" при УНКВД Архангельской области, 16.12.1937</w:t>
             </w:r>
             <w:r>
               <w:rPr>
@@ -8151,8 +10318,19 @@
                 <w:szCs w:val="16"/>
                 <w:lang w:val="ru-RU"/>
               </w:rPr>
-              <w:t>ВМН. Расстреляна 19.01.1938, Новая Ухтарка</w:t>
-            </w:r>
+              <w:t xml:space="preserve">ВМН. Расстреляна 19.01.1938, Новая </w:t>
+            </w:r>
+            <w:proofErr w:type="spellStart"/>
+            <w:r>
+              <w:rPr>
+                <w:rFonts w:ascii="Arial" w:hAnsi="Arial" w:cs="Arial"/>
+                <w:sz w:val="16"/>
+                <w:szCs w:val="16"/>
+                <w:lang w:val="ru-RU"/>
+              </w:rPr>
+              <w:t>Ухтарка</w:t>
+            </w:r>
+            <w:proofErr w:type="spellEnd"/>
           </w:p>
           <w:p>
             <w:pPr>
@@ -8344,16 +10522,67 @@
                 <w:szCs w:val="16"/>
                 <w:lang w:val="ru-RU"/>
               </w:rPr>
-              <w:t xml:space="preserve">Родилась в 1882 г., Коми Респ., Сыктывдинский р-н, с. Иб; коми; Иждивенка. </w:t>
-            </w:r>
-            <w:r>
-              <w:rPr>
-                <w:rFonts w:ascii="Arial" w:hAnsi="Arial" w:cs="Arial"/>
-                <w:sz w:val="16"/>
-                <w:szCs w:val="16"/>
-                <w:lang w:val="ru-RU"/>
-              </w:rPr>
-              <w:t>Прож.:</w:t>
+              <w:t xml:space="preserve">Родилась в 1882 г., Коми </w:t>
+            </w:r>
+            <w:proofErr w:type="spellStart"/>
+            <w:r>
+              <w:rPr>
+                <w:rFonts w:ascii="Arial" w:hAnsi="Arial" w:cs="Arial"/>
+                <w:sz w:val="16"/>
+                <w:szCs w:val="16"/>
+                <w:lang w:val="ru-RU"/>
+              </w:rPr>
+              <w:t>Респ</w:t>
+            </w:r>
+            <w:proofErr w:type="spellEnd"/>
+            <w:r>
+              <w:rPr>
+                <w:rFonts w:ascii="Arial" w:hAnsi="Arial" w:cs="Arial"/>
+                <w:sz w:val="16"/>
+                <w:szCs w:val="16"/>
+                <w:lang w:val="ru-RU"/>
+              </w:rPr>
+              <w:t xml:space="preserve">., Сыктывдинский р-н, с. </w:t>
+            </w:r>
+            <w:proofErr w:type="spellStart"/>
+            <w:r>
+              <w:rPr>
+                <w:rFonts w:ascii="Arial" w:hAnsi="Arial" w:cs="Arial"/>
+                <w:sz w:val="16"/>
+                <w:szCs w:val="16"/>
+                <w:lang w:val="ru-RU"/>
+              </w:rPr>
+              <w:t>Иб</w:t>
+            </w:r>
+            <w:proofErr w:type="spellEnd"/>
+            <w:r>
+              <w:rPr>
+                <w:rFonts w:ascii="Arial" w:hAnsi="Arial" w:cs="Arial"/>
+                <w:sz w:val="16"/>
+                <w:szCs w:val="16"/>
+                <w:lang w:val="ru-RU"/>
+              </w:rPr>
+              <w:t xml:space="preserve">; коми; Иждивенка. </w:t>
+            </w:r>
+            <w:proofErr w:type="spellStart"/>
+            <w:r>
+              <w:rPr>
+                <w:rFonts w:ascii="Arial" w:hAnsi="Arial" w:cs="Arial"/>
+                <w:sz w:val="16"/>
+                <w:szCs w:val="16"/>
+                <w:lang w:val="ru-RU"/>
+              </w:rPr>
+              <w:t>Прож</w:t>
+            </w:r>
+            <w:proofErr w:type="spellEnd"/>
+            <w:r>
+              <w:rPr>
+                <w:rFonts w:ascii="Arial" w:hAnsi="Arial" w:cs="Arial"/>
+                <w:sz w:val="16"/>
+                <w:szCs w:val="16"/>
+                <w:lang w:val="ru-RU"/>
+              </w:rPr>
+              <w:t>.:</w:t>
             </w:r>
             <w:r>
               <w:rPr>
@@ -8397,7 +10626,27 @@
                 <w:szCs w:val="16"/>
                 <w:lang w:val="ru-RU"/>
               </w:rPr>
-              <w:t>Приговорена: тройка при УНКВД Коми АССР 13 сентября 1937 г., обв.:</w:t>
+              <w:t xml:space="preserve">Приговорена: тройка при УНКВД Коми АССР 13 сентября 1937 г., </w:t>
+            </w:r>
+            <w:proofErr w:type="spellStart"/>
+            <w:r>
+              <w:rPr>
+                <w:rFonts w:ascii="Arial" w:hAnsi="Arial" w:cs="Arial"/>
+                <w:sz w:val="16"/>
+                <w:szCs w:val="16"/>
+                <w:lang w:val="ru-RU"/>
+              </w:rPr>
+              <w:t>обв</w:t>
+            </w:r>
+            <w:proofErr w:type="spellEnd"/>
+            <w:r>
+              <w:rPr>
+                <w:rFonts w:ascii="Arial" w:hAnsi="Arial" w:cs="Arial"/>
+                <w:sz w:val="16"/>
+                <w:szCs w:val="16"/>
+                <w:lang w:val="ru-RU"/>
+              </w:rPr>
+              <w:t>.:</w:t>
             </w:r>
             <w:r>
               <w:rPr>
@@ -8414,7 +10663,27 @@
                 <w:szCs w:val="16"/>
                 <w:lang w:val="ru-RU"/>
               </w:rPr>
-              <w:t>по ст.ст. 58-10 УК РСФСР, 58-11 УК РСФСР.</w:t>
+              <w:t xml:space="preserve">по </w:t>
+            </w:r>
+            <w:proofErr w:type="spellStart"/>
+            <w:r>
+              <w:rPr>
+                <w:rFonts w:ascii="Arial" w:hAnsi="Arial" w:cs="Arial"/>
+                <w:sz w:val="16"/>
+                <w:szCs w:val="16"/>
+                <w:lang w:val="ru-RU"/>
+              </w:rPr>
+              <w:t>ст.ст</w:t>
+            </w:r>
+            <w:proofErr w:type="spellEnd"/>
+            <w:r>
+              <w:rPr>
+                <w:rFonts w:ascii="Arial" w:hAnsi="Arial" w:cs="Arial"/>
+                <w:sz w:val="16"/>
+                <w:szCs w:val="16"/>
+                <w:lang w:val="ru-RU"/>
+              </w:rPr>
+              <w:t>. 58-10 УК РСФСР, 58-11 УК РСФСР.</w:t>
             </w:r>
             <w:r>
               <w:rPr>
@@ -8547,7 +10816,29 @@
                 <w:szCs w:val="16"/>
                 <w:lang w:val="ru-RU"/>
               </w:rPr>
-              <w:t>Ширяева Парасковья Петровна</w:t>
+              <w:t xml:space="preserve">Ширяева </w:t>
+            </w:r>
+            <w:proofErr w:type="spellStart"/>
+            <w:r>
+              <w:rPr>
+                <w:rFonts w:ascii="Arial" w:hAnsi="Arial" w:cs="Arial"/>
+                <w:b/>
+                <w:sz w:val="16"/>
+                <w:szCs w:val="16"/>
+                <w:lang w:val="ru-RU"/>
+              </w:rPr>
+              <w:t>Парасковья</w:t>
+            </w:r>
+            <w:proofErr w:type="spellEnd"/>
+            <w:r>
+              <w:rPr>
+                <w:rFonts w:ascii="Arial" w:hAnsi="Arial" w:cs="Arial"/>
+                <w:b/>
+                <w:sz w:val="16"/>
+                <w:szCs w:val="16"/>
+                <w:lang w:val="ru-RU"/>
+              </w:rPr>
+              <w:t xml:space="preserve"> Петровна</w:t>
             </w:r>
             <w:r>
               <w:rPr>
@@ -8597,16 +10888,67 @@
                 <w:szCs w:val="16"/>
                 <w:lang w:val="ru-RU"/>
               </w:rPr>
-              <w:t xml:space="preserve">Родилась в 1882 г., Коми Респ., Удорский р-н, д. Острово; коми; Не Работала. </w:t>
-            </w:r>
-            <w:r>
-              <w:rPr>
-                <w:rFonts w:ascii="Arial" w:hAnsi="Arial" w:cs="Arial"/>
-                <w:sz w:val="16"/>
-                <w:szCs w:val="16"/>
-                <w:lang w:val="ru-RU"/>
-              </w:rPr>
-              <w:t>Прож.:</w:t>
+              <w:t xml:space="preserve">Родилась в 1882 г., Коми </w:t>
+            </w:r>
+            <w:proofErr w:type="spellStart"/>
+            <w:r>
+              <w:rPr>
+                <w:rFonts w:ascii="Arial" w:hAnsi="Arial" w:cs="Arial"/>
+                <w:sz w:val="16"/>
+                <w:szCs w:val="16"/>
+                <w:lang w:val="ru-RU"/>
+              </w:rPr>
+              <w:t>Респ</w:t>
+            </w:r>
+            <w:proofErr w:type="spellEnd"/>
+            <w:r>
+              <w:rPr>
+                <w:rFonts w:ascii="Arial" w:hAnsi="Arial" w:cs="Arial"/>
+                <w:sz w:val="16"/>
+                <w:szCs w:val="16"/>
+                <w:lang w:val="ru-RU"/>
+              </w:rPr>
+              <w:t xml:space="preserve">., Удорский р-н, д. </w:t>
+            </w:r>
+            <w:proofErr w:type="spellStart"/>
+            <w:r>
+              <w:rPr>
+                <w:rFonts w:ascii="Arial" w:hAnsi="Arial" w:cs="Arial"/>
+                <w:sz w:val="16"/>
+                <w:szCs w:val="16"/>
+                <w:lang w:val="ru-RU"/>
+              </w:rPr>
+              <w:t>Острово</w:t>
+            </w:r>
+            <w:proofErr w:type="spellEnd"/>
+            <w:r>
+              <w:rPr>
+                <w:rFonts w:ascii="Arial" w:hAnsi="Arial" w:cs="Arial"/>
+                <w:sz w:val="16"/>
+                <w:szCs w:val="16"/>
+                <w:lang w:val="ru-RU"/>
+              </w:rPr>
+              <w:t xml:space="preserve">; коми; Не Работала. </w:t>
+            </w:r>
+            <w:proofErr w:type="spellStart"/>
+            <w:r>
+              <w:rPr>
+                <w:rFonts w:ascii="Arial" w:hAnsi="Arial" w:cs="Arial"/>
+                <w:sz w:val="16"/>
+                <w:szCs w:val="16"/>
+                <w:lang w:val="ru-RU"/>
+              </w:rPr>
+              <w:t>Прож</w:t>
+            </w:r>
+            <w:proofErr w:type="spellEnd"/>
+            <w:r>
+              <w:rPr>
+                <w:rFonts w:ascii="Arial" w:hAnsi="Arial" w:cs="Arial"/>
+                <w:sz w:val="16"/>
+                <w:szCs w:val="16"/>
+                <w:lang w:val="ru-RU"/>
+              </w:rPr>
+              <w:t>.:</w:t>
             </w:r>
             <w:r>
               <w:rPr>
@@ -8623,7 +10965,47 @@
                 <w:szCs w:val="16"/>
                 <w:lang w:val="ru-RU"/>
               </w:rPr>
-              <w:t>Коми Респ., Удорский р-н, д. Острово.</w:t>
+              <w:t xml:space="preserve">Коми </w:t>
+            </w:r>
+            <w:proofErr w:type="spellStart"/>
+            <w:r>
+              <w:rPr>
+                <w:rFonts w:ascii="Arial" w:hAnsi="Arial" w:cs="Arial"/>
+                <w:sz w:val="16"/>
+                <w:szCs w:val="16"/>
+                <w:lang w:val="ru-RU"/>
+              </w:rPr>
+              <w:t>Респ</w:t>
+            </w:r>
+            <w:proofErr w:type="spellEnd"/>
+            <w:r>
+              <w:rPr>
+                <w:rFonts w:ascii="Arial" w:hAnsi="Arial" w:cs="Arial"/>
+                <w:sz w:val="16"/>
+                <w:szCs w:val="16"/>
+                <w:lang w:val="ru-RU"/>
+              </w:rPr>
+              <w:t xml:space="preserve">., Удорский р-н, д. </w:t>
+            </w:r>
+            <w:proofErr w:type="spellStart"/>
+            <w:r>
+              <w:rPr>
+                <w:rFonts w:ascii="Arial" w:hAnsi="Arial" w:cs="Arial"/>
+                <w:sz w:val="16"/>
+                <w:szCs w:val="16"/>
+                <w:lang w:val="ru-RU"/>
+              </w:rPr>
+              <w:t>Острово</w:t>
+            </w:r>
+            <w:proofErr w:type="spellEnd"/>
+            <w:r>
+              <w:rPr>
+                <w:rFonts w:ascii="Arial" w:hAnsi="Arial" w:cs="Arial"/>
+                <w:sz w:val="16"/>
+                <w:szCs w:val="16"/>
+                <w:lang w:val="ru-RU"/>
+              </w:rPr>
+              <w:t>.</w:t>
             </w:r>
             <w:r>
               <w:rPr>
@@ -8659,7 +11041,27 @@
                 <w:szCs w:val="16"/>
                 <w:lang w:val="ru-RU"/>
               </w:rPr>
-              <w:t>Приговорена: тройка при УНКВД Коми АССР 10 сентября 1937 г., обв.:</w:t>
+              <w:t xml:space="preserve">Приговорена: тройка при УНКВД Коми АССР 10 сентября 1937 г., </w:t>
+            </w:r>
+            <w:proofErr w:type="spellStart"/>
+            <w:r>
+              <w:rPr>
+                <w:rFonts w:ascii="Arial" w:hAnsi="Arial" w:cs="Arial"/>
+                <w:sz w:val="16"/>
+                <w:szCs w:val="16"/>
+                <w:lang w:val="ru-RU"/>
+              </w:rPr>
+              <w:t>обв</w:t>
+            </w:r>
+            <w:proofErr w:type="spellEnd"/>
+            <w:r>
+              <w:rPr>
+                <w:rFonts w:ascii="Arial" w:hAnsi="Arial" w:cs="Arial"/>
+                <w:sz w:val="16"/>
+                <w:szCs w:val="16"/>
+                <w:lang w:val="ru-RU"/>
+              </w:rPr>
+              <w:t>.:</w:t>
             </w:r>
             <w:r>
               <w:rPr>
@@ -8687,13 +11089,23 @@
               </w:rPr>
               <w:t xml:space="preserve"> </w:t>
             </w:r>
-            <w:r>
-              <w:rPr>
-                <w:rFonts w:ascii="Arial" w:hAnsi="Arial" w:cs="Arial"/>
-                <w:sz w:val="16"/>
-                <w:szCs w:val="16"/>
-              </w:rPr>
-              <w:t xml:space="preserve">Приговор: </w:t>
+            <w:proofErr w:type="spellStart"/>
+            <w:r>
+              <w:rPr>
+                <w:rFonts w:ascii="Arial" w:hAnsi="Arial" w:cs="Arial"/>
+                <w:sz w:val="16"/>
+                <w:szCs w:val="16"/>
+              </w:rPr>
+              <w:t>Приговор</w:t>
+            </w:r>
+            <w:proofErr w:type="spellEnd"/>
+            <w:r>
+              <w:rPr>
+                <w:rFonts w:ascii="Arial" w:hAnsi="Arial" w:cs="Arial"/>
+                <w:sz w:val="16"/>
+                <w:szCs w:val="16"/>
+              </w:rPr>
+              <w:t xml:space="preserve">: </w:t>
             </w:r>
             <w:r>
               <w:rPr>
@@ -8723,22 +11135,78 @@
                 <w:lang w:val="ru-RU"/>
               </w:rPr>
             </w:pPr>
-            <w:r>
-              <w:rPr>
-                <w:rFonts w:ascii="Arial" w:hAnsi="Arial" w:cs="Arial"/>
-                <w:sz w:val="16"/>
-                <w:szCs w:val="16"/>
-              </w:rPr>
-              <w:t>Источник:</w:t>
-            </w:r>
-            <w:r>
-              <w:rPr>
-                <w:rFonts w:ascii="Arial" w:hAnsi="Arial" w:cs="Arial"/>
-                <w:sz w:val="16"/>
-                <w:szCs w:val="16"/>
-              </w:rPr>
-              <w:t xml:space="preserve"> Книга памяти Республики Коми</w:t>
-            </w:r>
+            <w:proofErr w:type="spellStart"/>
+            <w:r>
+              <w:rPr>
+                <w:rFonts w:ascii="Arial" w:hAnsi="Arial" w:cs="Arial"/>
+                <w:sz w:val="16"/>
+                <w:szCs w:val="16"/>
+              </w:rPr>
+              <w:t>Источник</w:t>
+            </w:r>
+            <w:proofErr w:type="spellEnd"/>
+            <w:r>
+              <w:rPr>
+                <w:rFonts w:ascii="Arial" w:hAnsi="Arial" w:cs="Arial"/>
+                <w:sz w:val="16"/>
+                <w:szCs w:val="16"/>
+              </w:rPr>
+              <w:t>:</w:t>
+            </w:r>
+            <w:r>
+              <w:rPr>
+                <w:rFonts w:ascii="Arial" w:hAnsi="Arial" w:cs="Arial"/>
+                <w:sz w:val="16"/>
+                <w:szCs w:val="16"/>
+              </w:rPr>
+              <w:t xml:space="preserve"> Книга </w:t>
+            </w:r>
+            <w:proofErr w:type="spellStart"/>
+            <w:r>
+              <w:rPr>
+                <w:rFonts w:ascii="Arial" w:hAnsi="Arial" w:cs="Arial"/>
+                <w:sz w:val="16"/>
+                <w:szCs w:val="16"/>
+              </w:rPr>
+              <w:t>памяти</w:t>
+            </w:r>
+            <w:proofErr w:type="spellEnd"/>
+            <w:r>
+              <w:rPr>
+                <w:rFonts w:ascii="Arial" w:hAnsi="Arial" w:cs="Arial"/>
+                <w:sz w:val="16"/>
+                <w:szCs w:val="16"/>
+              </w:rPr>
+              <w:t xml:space="preserve"> </w:t>
+            </w:r>
+            <w:proofErr w:type="spellStart"/>
+            <w:r>
+              <w:rPr>
+                <w:rFonts w:ascii="Arial" w:hAnsi="Arial" w:cs="Arial"/>
+                <w:sz w:val="16"/>
+                <w:szCs w:val="16"/>
+              </w:rPr>
+              <w:t>Республики</w:t>
+            </w:r>
+            <w:proofErr w:type="spellEnd"/>
+            <w:r>
+              <w:rPr>
+                <w:rFonts w:ascii="Arial" w:hAnsi="Arial" w:cs="Arial"/>
+                <w:sz w:val="16"/>
+                <w:szCs w:val="16"/>
+              </w:rPr>
+              <w:t xml:space="preserve"> </w:t>
+            </w:r>
+            <w:proofErr w:type="spellStart"/>
+            <w:r>
+              <w:rPr>
+                <w:rFonts w:ascii="Arial" w:hAnsi="Arial" w:cs="Arial"/>
+                <w:sz w:val="16"/>
+                <w:szCs w:val="16"/>
+              </w:rPr>
+              <w:t>Коми</w:t>
+            </w:r>
+            <w:proofErr w:type="spellEnd"/>
             <w:r>
               <w:rPr>
                 <w:rFonts w:ascii="Arial" w:hAnsi="Arial" w:cs="Arial"/>
@@ -8966,25 +11434,65 @@
                 <w:szCs w:val="16"/>
                 <w:lang w:val="ru-RU"/>
               </w:rPr>
-              <w:t>в 1892 г., г.Вильгород Вологодской губ.; коми;</w:t>
-            </w:r>
-            <w:r>
-              <w:rPr>
-                <w:rFonts w:ascii="Arial" w:hAnsi="Arial" w:cs="Arial"/>
-                <w:sz w:val="16"/>
-                <w:szCs w:val="16"/>
-                <w:lang w:val="ru-RU"/>
-              </w:rPr>
-              <w:t xml:space="preserve"> </w:t>
-            </w:r>
-            <w:r>
-              <w:rPr>
-                <w:rFonts w:ascii="Arial" w:hAnsi="Arial" w:cs="Arial"/>
-                <w:sz w:val="16"/>
-                <w:szCs w:val="16"/>
-                <w:lang w:val="ru-RU"/>
-              </w:rPr>
-              <w:t>Приговорена: ОСО при НКВД СССР 29 мая 1938 г., обв.:</w:t>
+              <w:t xml:space="preserve">в 1892 г., </w:t>
+            </w:r>
+            <w:proofErr w:type="spellStart"/>
+            <w:r>
+              <w:rPr>
+                <w:rFonts w:ascii="Arial" w:hAnsi="Arial" w:cs="Arial"/>
+                <w:sz w:val="16"/>
+                <w:szCs w:val="16"/>
+                <w:lang w:val="ru-RU"/>
+              </w:rPr>
+              <w:t>г.Вильгород</w:t>
+            </w:r>
+            <w:proofErr w:type="spellEnd"/>
+            <w:r>
+              <w:rPr>
+                <w:rFonts w:ascii="Arial" w:hAnsi="Arial" w:cs="Arial"/>
+                <w:sz w:val="16"/>
+                <w:szCs w:val="16"/>
+                <w:lang w:val="ru-RU"/>
+              </w:rPr>
+              <w:t xml:space="preserve"> Вологодской губ.; коми;</w:t>
+            </w:r>
+            <w:r>
+              <w:rPr>
+                <w:rFonts w:ascii="Arial" w:hAnsi="Arial" w:cs="Arial"/>
+                <w:sz w:val="16"/>
+                <w:szCs w:val="16"/>
+                <w:lang w:val="ru-RU"/>
+              </w:rPr>
+              <w:t xml:space="preserve"> </w:t>
+            </w:r>
+            <w:r>
+              <w:rPr>
+                <w:rFonts w:ascii="Arial" w:hAnsi="Arial" w:cs="Arial"/>
+                <w:sz w:val="16"/>
+                <w:szCs w:val="16"/>
+                <w:lang w:val="ru-RU"/>
+              </w:rPr>
+              <w:t xml:space="preserve">Приговорена: ОСО при НКВД СССР 29 мая 1938 г., </w:t>
+            </w:r>
+            <w:proofErr w:type="spellStart"/>
+            <w:r>
+              <w:rPr>
+                <w:rFonts w:ascii="Arial" w:hAnsi="Arial" w:cs="Arial"/>
+                <w:sz w:val="16"/>
+                <w:szCs w:val="16"/>
+                <w:lang w:val="ru-RU"/>
+              </w:rPr>
+              <w:t>обв</w:t>
+            </w:r>
+            <w:proofErr w:type="spellEnd"/>
+            <w:r>
+              <w:rPr>
+                <w:rFonts w:ascii="Arial" w:hAnsi="Arial" w:cs="Arial"/>
+                <w:sz w:val="16"/>
+                <w:szCs w:val="16"/>
+                <w:lang w:val="ru-RU"/>
+              </w:rPr>
+              <w:t>.:</w:t>
             </w:r>
             <w:r>
               <w:rPr>
@@ -9019,7 +11527,47 @@
                 <w:szCs w:val="16"/>
                 <w:lang w:val="ru-RU"/>
               </w:rPr>
-              <w:t>Приговор: к 8 годам ИТЛ. Прибыла в Акмолинское ЛО 14.08.1938 из Володарской тюрьмы Горьковской обл.. В АЛЖИРе находилась до 09.08.1939. Умерла 9.08.1939.</w:t>
+              <w:t xml:space="preserve">Приговор: к 8 годам ИТЛ. Прибыла в Акмолинское ЛО 14.08.1938 из Володарской тюрьмы Горьковской </w:t>
+            </w:r>
+            <w:proofErr w:type="gramStart"/>
+            <w:r>
+              <w:rPr>
+                <w:rFonts w:ascii="Arial" w:hAnsi="Arial" w:cs="Arial"/>
+                <w:sz w:val="16"/>
+                <w:szCs w:val="16"/>
+                <w:lang w:val="ru-RU"/>
+              </w:rPr>
+              <w:t>обл..</w:t>
+            </w:r>
+            <w:proofErr w:type="gramEnd"/>
+            <w:r>
+              <w:rPr>
+                <w:rFonts w:ascii="Arial" w:hAnsi="Arial" w:cs="Arial"/>
+                <w:sz w:val="16"/>
+                <w:szCs w:val="16"/>
+                <w:lang w:val="ru-RU"/>
+              </w:rPr>
+              <w:t xml:space="preserve"> В </w:t>
+            </w:r>
+            <w:proofErr w:type="spellStart"/>
+            <w:r>
+              <w:rPr>
+                <w:rFonts w:ascii="Arial" w:hAnsi="Arial" w:cs="Arial"/>
+                <w:sz w:val="16"/>
+                <w:szCs w:val="16"/>
+                <w:lang w:val="ru-RU"/>
+              </w:rPr>
+              <w:t>АЛЖИРе</w:t>
+            </w:r>
+            <w:proofErr w:type="spellEnd"/>
+            <w:r>
+              <w:rPr>
+                <w:rFonts w:ascii="Arial" w:hAnsi="Arial" w:cs="Arial"/>
+                <w:sz w:val="16"/>
+                <w:szCs w:val="16"/>
+                <w:lang w:val="ru-RU"/>
+              </w:rPr>
+              <w:t xml:space="preserve"> находилась до 09.08.1939. Умерла 9.08.1939.</w:t>
             </w:r>
           </w:p>
           <w:p>
@@ -9050,7 +11598,27 @@
                 <w:szCs w:val="16"/>
                 <w:lang w:val="ru-RU"/>
               </w:rPr>
-              <w:t xml:space="preserve"> Книга памяти "Узницы АЛЖИРа"</w:t>
+              <w:t xml:space="preserve"> Книга памяти "Узницы </w:t>
+            </w:r>
+            <w:proofErr w:type="spellStart"/>
+            <w:r>
+              <w:rPr>
+                <w:rFonts w:ascii="Arial" w:hAnsi="Arial" w:cs="Arial"/>
+                <w:sz w:val="16"/>
+                <w:szCs w:val="16"/>
+                <w:lang w:val="ru-RU"/>
+              </w:rPr>
+              <w:t>АЛЖИРа</w:t>
+            </w:r>
+            <w:proofErr w:type="spellEnd"/>
+            <w:r>
+              <w:rPr>
+                <w:rFonts w:ascii="Arial" w:hAnsi="Arial" w:cs="Arial"/>
+                <w:sz w:val="16"/>
+                <w:szCs w:val="16"/>
+                <w:lang w:val="ru-RU"/>
+              </w:rPr>
+              <w:t>"</w:t>
             </w:r>
             <w:r>
               <w:rPr>
@@ -9200,16 +11768,47 @@
                 <w:szCs w:val="16"/>
                 <w:lang w:val="ru-RU"/>
               </w:rPr>
-              <w:t xml:space="preserve">1888 г.р., м.р.: Коми АССР, г. Сыктывкар, коми, </w:t>
-            </w:r>
-            <w:r>
-              <w:rPr>
-                <w:rFonts w:ascii="Arial" w:hAnsi="Arial" w:cs="Arial"/>
-                <w:sz w:val="16"/>
-                <w:szCs w:val="16"/>
-                <w:lang w:val="ru-RU"/>
-              </w:rPr>
-              <w:t>прож.: г. Сыктывкар. Коми АССР.</w:t>
+              <w:t xml:space="preserve">1888 г.р., </w:t>
+            </w:r>
+            <w:proofErr w:type="spellStart"/>
+            <w:r>
+              <w:rPr>
+                <w:rFonts w:ascii="Arial" w:hAnsi="Arial" w:cs="Arial"/>
+                <w:sz w:val="16"/>
+                <w:szCs w:val="16"/>
+                <w:lang w:val="ru-RU"/>
+              </w:rPr>
+              <w:t>м.р</w:t>
+            </w:r>
+            <w:proofErr w:type="spellEnd"/>
+            <w:r>
+              <w:rPr>
+                <w:rFonts w:ascii="Arial" w:hAnsi="Arial" w:cs="Arial"/>
+                <w:sz w:val="16"/>
+                <w:szCs w:val="16"/>
+                <w:lang w:val="ru-RU"/>
+              </w:rPr>
+              <w:t xml:space="preserve">.: Коми АССР, г. Сыктывкар, коми, </w:t>
+            </w:r>
+            <w:proofErr w:type="spellStart"/>
+            <w:r>
+              <w:rPr>
+                <w:rFonts w:ascii="Arial" w:hAnsi="Arial" w:cs="Arial"/>
+                <w:sz w:val="16"/>
+                <w:szCs w:val="16"/>
+                <w:lang w:val="ru-RU"/>
+              </w:rPr>
+              <w:t>прож</w:t>
+            </w:r>
+            <w:proofErr w:type="spellEnd"/>
+            <w:r>
+              <w:rPr>
+                <w:rFonts w:ascii="Arial" w:hAnsi="Arial" w:cs="Arial"/>
+                <w:sz w:val="16"/>
+                <w:szCs w:val="16"/>
+                <w:lang w:val="ru-RU"/>
+              </w:rPr>
+              <w:t>.: г. Сыктывкар. Коми АССР.</w:t>
             </w:r>
             <w:r>
               <w:rPr>
@@ -9259,8 +11858,79 @@
                 <w:szCs w:val="16"/>
                 <w:lang w:val="ru-RU"/>
               </w:rPr>
-              <w:t>8 лет лишения свободы. Прибыла в Ухтпечлаг _16.10.1937_ из Верхне-Човской ИТК., Умерла _27.01.1941._</w:t>
-            </w:r>
+              <w:t xml:space="preserve">8 лет лишения свободы. Прибыла в </w:t>
+            </w:r>
+            <w:proofErr w:type="spellStart"/>
+            <w:r>
+              <w:rPr>
+                <w:rFonts w:ascii="Arial" w:hAnsi="Arial" w:cs="Arial"/>
+                <w:sz w:val="16"/>
+                <w:szCs w:val="16"/>
+                <w:lang w:val="ru-RU"/>
+              </w:rPr>
+              <w:t>Ухтпечлаг</w:t>
+            </w:r>
+            <w:proofErr w:type="spellEnd"/>
+            <w:r>
+              <w:rPr>
+                <w:rFonts w:ascii="Arial" w:hAnsi="Arial" w:cs="Arial"/>
+                <w:sz w:val="16"/>
+                <w:szCs w:val="16"/>
+                <w:lang w:val="ru-RU"/>
+              </w:rPr>
+              <w:t xml:space="preserve"> _16.10.1937_ из Верхне-</w:t>
+            </w:r>
+            <w:proofErr w:type="spellStart"/>
+            <w:r>
+              <w:rPr>
+                <w:rFonts w:ascii="Arial" w:hAnsi="Arial" w:cs="Arial"/>
+                <w:sz w:val="16"/>
+                <w:szCs w:val="16"/>
+                <w:lang w:val="ru-RU"/>
+              </w:rPr>
+              <w:t>Човской</w:t>
+            </w:r>
+            <w:proofErr w:type="spellEnd"/>
+            <w:r>
+              <w:rPr>
+                <w:rFonts w:ascii="Arial" w:hAnsi="Arial" w:cs="Arial"/>
+                <w:sz w:val="16"/>
+                <w:szCs w:val="16"/>
+                <w:lang w:val="ru-RU"/>
+              </w:rPr>
+              <w:t xml:space="preserve"> ИТК.</w:t>
+            </w:r>
+            <w:proofErr w:type="gramStart"/>
+            <w:r>
+              <w:rPr>
+                <w:rFonts w:ascii="Arial" w:hAnsi="Arial" w:cs="Arial"/>
+                <w:sz w:val="16"/>
+                <w:szCs w:val="16"/>
+                <w:lang w:val="ru-RU"/>
+              </w:rPr>
+              <w:t>, Умерла</w:t>
+            </w:r>
+            <w:proofErr w:type="gramEnd"/>
+            <w:r>
+              <w:rPr>
+                <w:rFonts w:ascii="Arial" w:hAnsi="Arial" w:cs="Arial"/>
+                <w:sz w:val="16"/>
+                <w:szCs w:val="16"/>
+                <w:lang w:val="ru-RU"/>
+              </w:rPr>
+              <w:t xml:space="preserve"> _27.01.</w:t>
+            </w:r>
+            <w:proofErr w:type="gramStart"/>
+            <w:r>
+              <w:rPr>
+                <w:rFonts w:ascii="Arial" w:hAnsi="Arial" w:cs="Arial"/>
+                <w:sz w:val="16"/>
+                <w:szCs w:val="16"/>
+                <w:lang w:val="ru-RU"/>
+              </w:rPr>
+              <w:t>1941._</w:t>
+            </w:r>
+            <w:proofErr w:type="gramEnd"/>
           </w:p>
           <w:p>
             <w:pPr>
@@ -9401,8 +12071,21 @@
                 <w:szCs w:val="16"/>
                 <w:lang w:val="ru-RU"/>
               </w:rPr>
-              <w:t>Лодыгина Мария Климовна</w:t>
-            </w:r>
+              <w:t xml:space="preserve">Лодыгина Мария </w:t>
+            </w:r>
+            <w:proofErr w:type="spellStart"/>
+            <w:r>
+              <w:rPr>
+                <w:rFonts w:ascii="Arial" w:hAnsi="Arial" w:cs="Arial"/>
+                <w:b/>
+                <w:bCs/>
+                <w:sz w:val="16"/>
+                <w:szCs w:val="16"/>
+                <w:lang w:val="ru-RU"/>
+              </w:rPr>
+              <w:t>Климовна</w:t>
+            </w:r>
+            <w:proofErr w:type="spellEnd"/>
             <w:r>
               <w:rPr>
                 <w:rFonts w:ascii="Arial" w:hAnsi="Arial" w:cs="Arial"/>
@@ -9499,7 +12182,47 @@
                 <w:szCs w:val="16"/>
                 <w:lang w:val="ru-RU"/>
               </w:rPr>
-              <w:t>в 1856 г., с.Керчомъя, Усть-Куломский у., Коми АО; коми; крестьянка-беднячка.. Прожив.:</w:t>
+              <w:t xml:space="preserve">в 1856 г., </w:t>
+            </w:r>
+            <w:proofErr w:type="spellStart"/>
+            <w:r>
+              <w:rPr>
+                <w:rFonts w:ascii="Arial" w:hAnsi="Arial" w:cs="Arial"/>
+                <w:sz w:val="16"/>
+                <w:szCs w:val="16"/>
+                <w:lang w:val="ru-RU"/>
+              </w:rPr>
+              <w:t>с.Керчомъя</w:t>
+            </w:r>
+            <w:proofErr w:type="spellEnd"/>
+            <w:r>
+              <w:rPr>
+                <w:rFonts w:ascii="Arial" w:hAnsi="Arial" w:cs="Arial"/>
+                <w:sz w:val="16"/>
+                <w:szCs w:val="16"/>
+                <w:lang w:val="ru-RU"/>
+              </w:rPr>
+              <w:t>, Усть-Куломский у., Коми АО; коми; крестьянка-</w:t>
+            </w:r>
+            <w:proofErr w:type="gramStart"/>
+            <w:r>
+              <w:rPr>
+                <w:rFonts w:ascii="Arial" w:hAnsi="Arial" w:cs="Arial"/>
+                <w:sz w:val="16"/>
+                <w:szCs w:val="16"/>
+                <w:lang w:val="ru-RU"/>
+              </w:rPr>
+              <w:t>беднячка..</w:t>
+            </w:r>
+            <w:proofErr w:type="gramEnd"/>
+            <w:r>
+              <w:rPr>
+                <w:rFonts w:ascii="Arial" w:hAnsi="Arial" w:cs="Arial"/>
+                <w:sz w:val="16"/>
+                <w:szCs w:val="16"/>
+                <w:lang w:val="ru-RU"/>
+              </w:rPr>
+              <w:t xml:space="preserve"> Прожив.:</w:t>
             </w:r>
             <w:r>
               <w:rPr>
@@ -9509,14 +12232,25 @@
               </w:rPr>
               <w:t> </w:t>
             </w:r>
-            <w:r>
-              <w:rPr>
-                <w:rFonts w:ascii="Arial" w:hAnsi="Arial" w:cs="Arial"/>
-                <w:sz w:val="16"/>
-                <w:szCs w:val="16"/>
-                <w:lang w:val="ru-RU"/>
-              </w:rPr>
-              <w:t>с.Керчомъя, Усть-Куломский у., Коми АО.</w:t>
+            <w:proofErr w:type="spellStart"/>
+            <w:r>
+              <w:rPr>
+                <w:rFonts w:ascii="Arial" w:hAnsi="Arial" w:cs="Arial"/>
+                <w:sz w:val="16"/>
+                <w:szCs w:val="16"/>
+                <w:lang w:val="ru-RU"/>
+              </w:rPr>
+              <w:t>с.Керчомъя</w:t>
+            </w:r>
+            <w:proofErr w:type="spellEnd"/>
+            <w:r>
+              <w:rPr>
+                <w:rFonts w:ascii="Arial" w:hAnsi="Arial" w:cs="Arial"/>
+                <w:sz w:val="16"/>
+                <w:szCs w:val="16"/>
+                <w:lang w:val="ru-RU"/>
+              </w:rPr>
+              <w:t>, Усть-Куломский у., Коми АО.</w:t>
             </w:r>
             <w:r>
               <w:rPr>
@@ -9544,7 +12278,27 @@
                 <w:szCs w:val="16"/>
                 <w:lang w:val="ru-RU"/>
               </w:rPr>
-              <w:t>Приговорена: ревтрибуналом Коми АО 27 ноября 1921 г., обв.:</w:t>
+              <w:t xml:space="preserve">Приговорена: ревтрибуналом Коми АО 27 ноября 1921 г., </w:t>
+            </w:r>
+            <w:proofErr w:type="spellStart"/>
+            <w:r>
+              <w:rPr>
+                <w:rFonts w:ascii="Arial" w:hAnsi="Arial" w:cs="Arial"/>
+                <w:sz w:val="16"/>
+                <w:szCs w:val="16"/>
+                <w:lang w:val="ru-RU"/>
+              </w:rPr>
+              <w:t>обв</w:t>
+            </w:r>
+            <w:proofErr w:type="spellEnd"/>
+            <w:r>
+              <w:rPr>
+                <w:rFonts w:ascii="Arial" w:hAnsi="Arial" w:cs="Arial"/>
+                <w:sz w:val="16"/>
+                <w:szCs w:val="16"/>
+                <w:lang w:val="ru-RU"/>
+              </w:rPr>
+              <w:t>.:</w:t>
             </w:r>
             <w:r>
               <w:rPr>
@@ -9561,8 +12315,19 @@
                 <w:szCs w:val="16"/>
                 <w:lang w:val="ru-RU"/>
               </w:rPr>
-              <w:t>"к/р деятельность"..</w:t>
-            </w:r>
+              <w:t>"к/р деятельность</w:t>
+            </w:r>
+            <w:proofErr w:type="gramStart"/>
+            <w:r>
+              <w:rPr>
+                <w:rFonts w:ascii="Arial" w:hAnsi="Arial" w:cs="Arial"/>
+                <w:sz w:val="16"/>
+                <w:szCs w:val="16"/>
+                <w:lang w:val="ru-RU"/>
+              </w:rPr>
+              <w:t>"..</w:t>
+            </w:r>
+            <w:proofErr w:type="gramEnd"/>
             <w:r>
               <w:rPr>
                 <w:rFonts w:ascii="Arial" w:hAnsi="Arial" w:cs="Arial"/>
@@ -9679,6 +12444,7 @@
                 <w:lang w:val="ru-RU"/>
               </w:rPr>
             </w:pPr>
+            <w:proofErr w:type="spellStart"/>
             <w:r>
               <w:rPr>
                 <w:rFonts w:ascii="Arial" w:hAnsi="Arial" w:cs="Arial"/>
@@ -9689,7 +12455,19 @@
                 <w:lang w:val="ru-RU"/>
               </w:rPr>
               <w:lastRenderedPageBreak/>
-              <w:t>Оплеснина Агния Тихоновна</w:t>
+              <w:t>Оплеснина</w:t>
+            </w:r>
+            <w:proofErr w:type="spellEnd"/>
+            <w:r>
+              <w:rPr>
+                <w:rFonts w:ascii="Arial" w:hAnsi="Arial" w:cs="Arial"/>
+                <w:b/>
+                <w:bCs/>
+                <w:sz w:val="16"/>
+                <w:szCs w:val="16"/>
+                <w:lang w:val="ru-RU"/>
+              </w:rPr>
+              <w:t xml:space="preserve"> Агния Тихоновна</w:t>
             </w:r>
             <w:r>
               <w:rPr>
@@ -9786,7 +12564,47 @@
                 <w:szCs w:val="16"/>
                 <w:lang w:val="ru-RU"/>
               </w:rPr>
-              <w:t>в 1873 г., Коми Респ., Сыктывдинский р-н, с. Выльгорт; коми; БОЗ. Прожив.:</w:t>
+              <w:t xml:space="preserve">в 1873 г., Коми </w:t>
+            </w:r>
+            <w:proofErr w:type="spellStart"/>
+            <w:r>
+              <w:rPr>
+                <w:rFonts w:ascii="Arial" w:hAnsi="Arial" w:cs="Arial"/>
+                <w:sz w:val="16"/>
+                <w:szCs w:val="16"/>
+                <w:lang w:val="ru-RU"/>
+              </w:rPr>
+              <w:t>Респ</w:t>
+            </w:r>
+            <w:proofErr w:type="spellEnd"/>
+            <w:r>
+              <w:rPr>
+                <w:rFonts w:ascii="Arial" w:hAnsi="Arial" w:cs="Arial"/>
+                <w:sz w:val="16"/>
+                <w:szCs w:val="16"/>
+                <w:lang w:val="ru-RU"/>
+              </w:rPr>
+              <w:t xml:space="preserve">., Сыктывдинский р-н, с. </w:t>
+            </w:r>
+            <w:proofErr w:type="spellStart"/>
+            <w:r>
+              <w:rPr>
+                <w:rFonts w:ascii="Arial" w:hAnsi="Arial" w:cs="Arial"/>
+                <w:sz w:val="16"/>
+                <w:szCs w:val="16"/>
+                <w:lang w:val="ru-RU"/>
+              </w:rPr>
+              <w:t>Выльгорт</w:t>
+            </w:r>
+            <w:proofErr w:type="spellEnd"/>
+            <w:r>
+              <w:rPr>
+                <w:rFonts w:ascii="Arial" w:hAnsi="Arial" w:cs="Arial"/>
+                <w:sz w:val="16"/>
+                <w:szCs w:val="16"/>
+                <w:lang w:val="ru-RU"/>
+              </w:rPr>
+              <w:t>; коми; БОЗ. Прожив.:</w:t>
             </w:r>
             <w:r>
               <w:rPr>
@@ -9803,7 +12621,67 @@
                 <w:szCs w:val="16"/>
                 <w:lang w:val="ru-RU"/>
               </w:rPr>
-              <w:t>Коми Респ., Сыктывдинский р-н, с. Выльгорт. Арестована 13 сентября 1937 г. Приговорена: тройка при УНКВД Коми АССР 29 сентября 1937 г., обв.:</w:t>
+              <w:t xml:space="preserve">Коми </w:t>
+            </w:r>
+            <w:proofErr w:type="spellStart"/>
+            <w:r>
+              <w:rPr>
+                <w:rFonts w:ascii="Arial" w:hAnsi="Arial" w:cs="Arial"/>
+                <w:sz w:val="16"/>
+                <w:szCs w:val="16"/>
+                <w:lang w:val="ru-RU"/>
+              </w:rPr>
+              <w:t>Респ</w:t>
+            </w:r>
+            <w:proofErr w:type="spellEnd"/>
+            <w:r>
+              <w:rPr>
+                <w:rFonts w:ascii="Arial" w:hAnsi="Arial" w:cs="Arial"/>
+                <w:sz w:val="16"/>
+                <w:szCs w:val="16"/>
+                <w:lang w:val="ru-RU"/>
+              </w:rPr>
+              <w:t xml:space="preserve">., Сыктывдинский р-н, с. </w:t>
+            </w:r>
+            <w:proofErr w:type="spellStart"/>
+            <w:r>
+              <w:rPr>
+                <w:rFonts w:ascii="Arial" w:hAnsi="Arial" w:cs="Arial"/>
+                <w:sz w:val="16"/>
+                <w:szCs w:val="16"/>
+                <w:lang w:val="ru-RU"/>
+              </w:rPr>
+              <w:t>Выльгорт</w:t>
+            </w:r>
+            <w:proofErr w:type="spellEnd"/>
+            <w:r>
+              <w:rPr>
+                <w:rFonts w:ascii="Arial" w:hAnsi="Arial" w:cs="Arial"/>
+                <w:sz w:val="16"/>
+                <w:szCs w:val="16"/>
+                <w:lang w:val="ru-RU"/>
+              </w:rPr>
+              <w:t xml:space="preserve">. Арестована 13 сентября 1937 г. Приговорена: тройка при УНКВД Коми АССР 29 сентября 1937 г., </w:t>
+            </w:r>
+            <w:proofErr w:type="spellStart"/>
+            <w:r>
+              <w:rPr>
+                <w:rFonts w:ascii="Arial" w:hAnsi="Arial" w:cs="Arial"/>
+                <w:sz w:val="16"/>
+                <w:szCs w:val="16"/>
+                <w:lang w:val="ru-RU"/>
+              </w:rPr>
+              <w:t>обв</w:t>
+            </w:r>
+            <w:proofErr w:type="spellEnd"/>
+            <w:r>
+              <w:rPr>
+                <w:rFonts w:ascii="Arial" w:hAnsi="Arial" w:cs="Arial"/>
+                <w:sz w:val="16"/>
+                <w:szCs w:val="16"/>
+                <w:lang w:val="ru-RU"/>
+              </w:rPr>
+              <w:t>.:</w:t>
             </w:r>
             <w:r>
               <w:rPr>
@@ -9848,8 +12726,70 @@
                 <w:szCs w:val="16"/>
                 <w:lang w:val="ru-RU"/>
               </w:rPr>
-              <w:t>Прибыла в Ухтпечлаг _16.10.1937_ из тюрьмы г.Сыктывкара, Умерла _10.01.1942._</w:t>
-            </w:r>
+              <w:t xml:space="preserve">Прибыла в </w:t>
+            </w:r>
+            <w:proofErr w:type="spellStart"/>
+            <w:r>
+              <w:rPr>
+                <w:rFonts w:ascii="Arial" w:hAnsi="Arial" w:cs="Arial"/>
+                <w:sz w:val="16"/>
+                <w:szCs w:val="16"/>
+                <w:lang w:val="ru-RU"/>
+              </w:rPr>
+              <w:t>Ухтпечлаг</w:t>
+            </w:r>
+            <w:proofErr w:type="spellEnd"/>
+            <w:r>
+              <w:rPr>
+                <w:rFonts w:ascii="Arial" w:hAnsi="Arial" w:cs="Arial"/>
+                <w:sz w:val="16"/>
+                <w:szCs w:val="16"/>
+                <w:lang w:val="ru-RU"/>
+              </w:rPr>
+              <w:t xml:space="preserve"> _16.10.1937_ из тюрьмы </w:t>
+            </w:r>
+            <w:proofErr w:type="spellStart"/>
+            <w:r>
+              <w:rPr>
+                <w:rFonts w:ascii="Arial" w:hAnsi="Arial" w:cs="Arial"/>
+                <w:sz w:val="16"/>
+                <w:szCs w:val="16"/>
+                <w:lang w:val="ru-RU"/>
+              </w:rPr>
+              <w:t>г.Сыктывкара</w:t>
+            </w:r>
+            <w:proofErr w:type="spellEnd"/>
+            <w:proofErr w:type="gramStart"/>
+            <w:r>
+              <w:rPr>
+                <w:rFonts w:ascii="Arial" w:hAnsi="Arial" w:cs="Arial"/>
+                <w:sz w:val="16"/>
+                <w:szCs w:val="16"/>
+                <w:lang w:val="ru-RU"/>
+              </w:rPr>
+              <w:t>, Умерла</w:t>
+            </w:r>
+            <w:proofErr w:type="gramEnd"/>
+            <w:r>
+              <w:rPr>
+                <w:rFonts w:ascii="Arial" w:hAnsi="Arial" w:cs="Arial"/>
+                <w:sz w:val="16"/>
+                <w:szCs w:val="16"/>
+                <w:lang w:val="ru-RU"/>
+              </w:rPr>
+              <w:t xml:space="preserve"> _10.01.</w:t>
+            </w:r>
+            <w:proofErr w:type="gramStart"/>
+            <w:r>
+              <w:rPr>
+                <w:rFonts w:ascii="Arial" w:hAnsi="Arial" w:cs="Arial"/>
+                <w:sz w:val="16"/>
+                <w:szCs w:val="16"/>
+                <w:lang w:val="ru-RU"/>
+              </w:rPr>
+              <w:t>1942._</w:t>
+            </w:r>
+            <w:proofErr w:type="gramEnd"/>
           </w:p>
           <w:p>
             <w:pPr>
@@ -9967,6 +12907,7 @@
               </w:rPr>
             </w:pPr>
             <w:hyperlink r:id="rId38" w:history="1">
+              <w:proofErr w:type="spellStart"/>
               <w:r>
                 <w:rPr>
                   <w:rStyle w:val="Hyperlink"/>
@@ -9980,7 +12921,23 @@
                   <w:shd w:val="clear" w:color="auto" w:fill="FFFFFF"/>
                   <w:lang w:val="ru-RU"/>
                 </w:rPr>
-                <w:t>Сорвачева Евдокия Павловна</w:t>
+                <w:t>Сорвачева</w:t>
+              </w:r>
+              <w:proofErr w:type="spellEnd"/>
+              <w:r>
+                <w:rPr>
+                  <w:rStyle w:val="Hyperlink"/>
+                  <w:rFonts w:ascii="Arial" w:hAnsi="Arial" w:cs="Arial"/>
+                  <w:b/>
+                  <w:bCs/>
+                  <w:color w:val="auto"/>
+                  <w:sz w:val="16"/>
+                  <w:szCs w:val="16"/>
+                  <w:bdr w:val="none" w:sz="0" w:space="0" w:color="auto" w:frame="1"/>
+                  <w:shd w:val="clear" w:color="auto" w:fill="FFFFFF"/>
+                  <w:lang w:val="ru-RU"/>
+                </w:rPr>
+                <w:t xml:space="preserve"> Евдокия Павловна</w:t>
               </w:r>
             </w:hyperlink>
             <w:r>
@@ -10057,7 +13014,47 @@
                 <w:szCs w:val="16"/>
                 <w:lang w:val="ru-RU"/>
               </w:rPr>
-              <w:t>1872 г.р., м.р.: Коми АССР, Сыктывкарский р-н, с. Тентюково, коми</w:t>
+              <w:t xml:space="preserve">1872 г.р., </w:t>
+            </w:r>
+            <w:proofErr w:type="spellStart"/>
+            <w:r>
+              <w:rPr>
+                <w:rFonts w:ascii="Arial" w:hAnsi="Arial" w:cs="Arial"/>
+                <w:sz w:val="16"/>
+                <w:szCs w:val="16"/>
+                <w:lang w:val="ru-RU"/>
+              </w:rPr>
+              <w:t>м.р</w:t>
+            </w:r>
+            <w:proofErr w:type="spellEnd"/>
+            <w:r>
+              <w:rPr>
+                <w:rFonts w:ascii="Arial" w:hAnsi="Arial" w:cs="Arial"/>
+                <w:sz w:val="16"/>
+                <w:szCs w:val="16"/>
+                <w:lang w:val="ru-RU"/>
+              </w:rPr>
+              <w:t xml:space="preserve">.: Коми АССР, Сыктывкарский р-н, с. </w:t>
+            </w:r>
+            <w:proofErr w:type="spellStart"/>
+            <w:r>
+              <w:rPr>
+                <w:rFonts w:ascii="Arial" w:hAnsi="Arial" w:cs="Arial"/>
+                <w:sz w:val="16"/>
+                <w:szCs w:val="16"/>
+                <w:lang w:val="ru-RU"/>
+              </w:rPr>
+              <w:t>Тентюково</w:t>
+            </w:r>
+            <w:proofErr w:type="spellEnd"/>
+            <w:r>
+              <w:rPr>
+                <w:rFonts w:ascii="Arial" w:hAnsi="Arial" w:cs="Arial"/>
+                <w:sz w:val="16"/>
+                <w:szCs w:val="16"/>
+                <w:lang w:val="ru-RU"/>
+              </w:rPr>
+              <w:t>, коми</w:t>
             </w:r>
             <w:r>
               <w:rPr>
@@ -10086,14 +13083,25 @@
               </w:rPr>
               <w:t xml:space="preserve">, </w:t>
             </w:r>
-            <w:r>
-              <w:rPr>
-                <w:rFonts w:ascii="Arial" w:hAnsi="Arial" w:cs="Arial"/>
-                <w:sz w:val="16"/>
-                <w:szCs w:val="16"/>
-                <w:lang w:val="ru-RU"/>
-              </w:rPr>
-              <w:t>прож.: г. Сыктывкар. Коми АССР.</w:t>
+            <w:proofErr w:type="spellStart"/>
+            <w:r>
+              <w:rPr>
+                <w:rFonts w:ascii="Arial" w:hAnsi="Arial" w:cs="Arial"/>
+                <w:sz w:val="16"/>
+                <w:szCs w:val="16"/>
+                <w:lang w:val="ru-RU"/>
+              </w:rPr>
+              <w:t>прож</w:t>
+            </w:r>
+            <w:proofErr w:type="spellEnd"/>
+            <w:r>
+              <w:rPr>
+                <w:rFonts w:ascii="Arial" w:hAnsi="Arial" w:cs="Arial"/>
+                <w:sz w:val="16"/>
+                <w:szCs w:val="16"/>
+                <w:lang w:val="ru-RU"/>
+              </w:rPr>
+              <w:t>.: г. Сыктывкар. Коми АССР.</w:t>
             </w:r>
             <w:r>
               <w:rPr>
@@ -10134,7 +13142,27 @@
                 <w:szCs w:val="16"/>
                 <w:lang w:val="ru-RU"/>
               </w:rPr>
-              <w:t>Обвинение: ст. 58-10 УК РСФСР</w:t>
+              <w:t xml:space="preserve">Обвинение: ст. </w:t>
+            </w:r>
+            <w:proofErr w:type="gramStart"/>
+            <w:r>
+              <w:rPr>
+                <w:rFonts w:ascii="Arial" w:hAnsi="Arial" w:cs="Arial"/>
+                <w:sz w:val="16"/>
+                <w:szCs w:val="16"/>
+                <w:lang w:val="ru-RU"/>
+              </w:rPr>
+              <w:t>58-10</w:t>
+            </w:r>
+            <w:proofErr w:type="gramEnd"/>
+            <w:r>
+              <w:rPr>
+                <w:rFonts w:ascii="Arial" w:hAnsi="Arial" w:cs="Arial"/>
+                <w:sz w:val="16"/>
+                <w:szCs w:val="16"/>
+                <w:lang w:val="ru-RU"/>
+              </w:rPr>
+              <w:t xml:space="preserve"> УК РСФСР</w:t>
             </w:r>
             <w:r>
               <w:rPr>
@@ -10170,8 +13198,70 @@
                 <w:szCs w:val="16"/>
                 <w:lang w:val="ru-RU"/>
               </w:rPr>
-              <w:t>10 лет лишения свободы. Прибыла в Ухтпечлаг _05.10.1937_ из тюрьмы г.Сыктывкара, Умерла _26.01.1938._</w:t>
-            </w:r>
+              <w:t xml:space="preserve">10 лет лишения свободы. Прибыла в </w:t>
+            </w:r>
+            <w:proofErr w:type="spellStart"/>
+            <w:r>
+              <w:rPr>
+                <w:rFonts w:ascii="Arial" w:hAnsi="Arial" w:cs="Arial"/>
+                <w:sz w:val="16"/>
+                <w:szCs w:val="16"/>
+                <w:lang w:val="ru-RU"/>
+              </w:rPr>
+              <w:t>Ухтпечлаг</w:t>
+            </w:r>
+            <w:proofErr w:type="spellEnd"/>
+            <w:r>
+              <w:rPr>
+                <w:rFonts w:ascii="Arial" w:hAnsi="Arial" w:cs="Arial"/>
+                <w:sz w:val="16"/>
+                <w:szCs w:val="16"/>
+                <w:lang w:val="ru-RU"/>
+              </w:rPr>
+              <w:t xml:space="preserve"> _05.10.1937_ из тюрьмы </w:t>
+            </w:r>
+            <w:proofErr w:type="spellStart"/>
+            <w:r>
+              <w:rPr>
+                <w:rFonts w:ascii="Arial" w:hAnsi="Arial" w:cs="Arial"/>
+                <w:sz w:val="16"/>
+                <w:szCs w:val="16"/>
+                <w:lang w:val="ru-RU"/>
+              </w:rPr>
+              <w:t>г.Сыктывкара</w:t>
+            </w:r>
+            <w:proofErr w:type="spellEnd"/>
+            <w:proofErr w:type="gramStart"/>
+            <w:r>
+              <w:rPr>
+                <w:rFonts w:ascii="Arial" w:hAnsi="Arial" w:cs="Arial"/>
+                <w:sz w:val="16"/>
+                <w:szCs w:val="16"/>
+                <w:lang w:val="ru-RU"/>
+              </w:rPr>
+              <w:t>, Умерла</w:t>
+            </w:r>
+            <w:proofErr w:type="gramEnd"/>
+            <w:r>
+              <w:rPr>
+                <w:rFonts w:ascii="Arial" w:hAnsi="Arial" w:cs="Arial"/>
+                <w:sz w:val="16"/>
+                <w:szCs w:val="16"/>
+                <w:lang w:val="ru-RU"/>
+              </w:rPr>
+              <w:t xml:space="preserve"> _26.01.</w:t>
+            </w:r>
+            <w:proofErr w:type="gramStart"/>
+            <w:r>
+              <w:rPr>
+                <w:rFonts w:ascii="Arial" w:hAnsi="Arial" w:cs="Arial"/>
+                <w:sz w:val="16"/>
+                <w:szCs w:val="16"/>
+                <w:lang w:val="ru-RU"/>
+              </w:rPr>
+              <w:t>1938._</w:t>
+            </w:r>
+            <w:proofErr w:type="gramEnd"/>
           </w:p>
           <w:p>
             <w:pPr>
@@ -10383,8 +13473,79 @@
                 <w:szCs w:val="16"/>
                 <w:lang w:val="ru-RU"/>
               </w:rPr>
-              <w:t>1881 г.р., м.р.: Коми АССР, Ижемский р-н, с. Сизябск, коми, крестьянка-единоличница, прож.: с. Сизябск</w:t>
-            </w:r>
+              <w:t xml:space="preserve">1881 г.р., </w:t>
+            </w:r>
+            <w:proofErr w:type="spellStart"/>
+            <w:r>
+              <w:rPr>
+                <w:rFonts w:ascii="Arial" w:hAnsi="Arial" w:cs="Arial"/>
+                <w:sz w:val="16"/>
+                <w:szCs w:val="16"/>
+                <w:lang w:val="ru-RU"/>
+              </w:rPr>
+              <w:t>м.р</w:t>
+            </w:r>
+            <w:proofErr w:type="spellEnd"/>
+            <w:r>
+              <w:rPr>
+                <w:rFonts w:ascii="Arial" w:hAnsi="Arial" w:cs="Arial"/>
+                <w:sz w:val="16"/>
+                <w:szCs w:val="16"/>
+                <w:lang w:val="ru-RU"/>
+              </w:rPr>
+              <w:t xml:space="preserve">.: Коми АССР, Ижемский р-н, с. </w:t>
+            </w:r>
+            <w:proofErr w:type="spellStart"/>
+            <w:r>
+              <w:rPr>
+                <w:rFonts w:ascii="Arial" w:hAnsi="Arial" w:cs="Arial"/>
+                <w:sz w:val="16"/>
+                <w:szCs w:val="16"/>
+                <w:lang w:val="ru-RU"/>
+              </w:rPr>
+              <w:t>Сизябск</w:t>
+            </w:r>
+            <w:proofErr w:type="spellEnd"/>
+            <w:r>
+              <w:rPr>
+                <w:rFonts w:ascii="Arial" w:hAnsi="Arial" w:cs="Arial"/>
+                <w:sz w:val="16"/>
+                <w:szCs w:val="16"/>
+                <w:lang w:val="ru-RU"/>
+              </w:rPr>
+              <w:t xml:space="preserve">, коми, крестьянка-единоличница, </w:t>
+            </w:r>
+            <w:proofErr w:type="spellStart"/>
+            <w:r>
+              <w:rPr>
+                <w:rFonts w:ascii="Arial" w:hAnsi="Arial" w:cs="Arial"/>
+                <w:sz w:val="16"/>
+                <w:szCs w:val="16"/>
+                <w:lang w:val="ru-RU"/>
+              </w:rPr>
+              <w:t>прож</w:t>
+            </w:r>
+            <w:proofErr w:type="spellEnd"/>
+            <w:r>
+              <w:rPr>
+                <w:rFonts w:ascii="Arial" w:hAnsi="Arial" w:cs="Arial"/>
+                <w:sz w:val="16"/>
+                <w:szCs w:val="16"/>
+                <w:lang w:val="ru-RU"/>
+              </w:rPr>
+              <w:t xml:space="preserve">.: с. </w:t>
+            </w:r>
+            <w:proofErr w:type="spellStart"/>
+            <w:r>
+              <w:rPr>
+                <w:rFonts w:ascii="Arial" w:hAnsi="Arial" w:cs="Arial"/>
+                <w:sz w:val="16"/>
+                <w:szCs w:val="16"/>
+                <w:lang w:val="ru-RU"/>
+              </w:rPr>
+              <w:t>Сизябск</w:t>
+            </w:r>
+            <w:proofErr w:type="spellEnd"/>
             <w:r>
               <w:rPr>
                 <w:rFonts w:ascii="Arial" w:hAnsi="Arial" w:cs="Arial"/>
@@ -10415,7 +13576,27 @@
                 <w:szCs w:val="16"/>
                 <w:lang w:val="ru-RU"/>
               </w:rPr>
-              <w:t>арестована 28.11.1941. Обвинение: ст. 58-10 ч.2 УК РСФСР. Приговор: Верховным судом Коми АССР, 24.02.1943</w:t>
+              <w:t xml:space="preserve">арестована 28.11.1941. Обвинение: ст. </w:t>
+            </w:r>
+            <w:proofErr w:type="gramStart"/>
+            <w:r>
+              <w:rPr>
+                <w:rFonts w:ascii="Arial" w:hAnsi="Arial" w:cs="Arial"/>
+                <w:sz w:val="16"/>
+                <w:szCs w:val="16"/>
+                <w:lang w:val="ru-RU"/>
+              </w:rPr>
+              <w:t>58-10</w:t>
+            </w:r>
+            <w:proofErr w:type="gramEnd"/>
+            <w:r>
+              <w:rPr>
+                <w:rFonts w:ascii="Arial" w:hAnsi="Arial" w:cs="Arial"/>
+                <w:sz w:val="16"/>
+                <w:szCs w:val="16"/>
+                <w:lang w:val="ru-RU"/>
+              </w:rPr>
+              <w:t xml:space="preserve"> ч.2 УК РСФСР. Приговор: Верховным судом Коми АССР, 24.02.1943</w:t>
             </w:r>
             <w:r>
               <w:rPr>
@@ -10433,8 +13614,99 @@
                 <w:szCs w:val="16"/>
                 <w:lang w:val="ru-RU"/>
               </w:rPr>
-              <w:t>10 лет лишения свободы и 5 лет поражения в правах.. Прибыла в Ухтижемлаг _06.03.1943_ из тюрьмы №2 г.Ухты., Умерла _23.08.1943._</w:t>
-            </w:r>
+              <w:t xml:space="preserve">10 лет лишения свободы и 5 лет поражения в </w:t>
+            </w:r>
+            <w:proofErr w:type="gramStart"/>
+            <w:r>
+              <w:rPr>
+                <w:rFonts w:ascii="Arial" w:hAnsi="Arial" w:cs="Arial"/>
+                <w:sz w:val="16"/>
+                <w:szCs w:val="16"/>
+                <w:lang w:val="ru-RU"/>
+              </w:rPr>
+              <w:t>правах..</w:t>
+            </w:r>
+            <w:proofErr w:type="gramEnd"/>
+            <w:r>
+              <w:rPr>
+                <w:rFonts w:ascii="Arial" w:hAnsi="Arial" w:cs="Arial"/>
+                <w:sz w:val="16"/>
+                <w:szCs w:val="16"/>
+                <w:lang w:val="ru-RU"/>
+              </w:rPr>
+              <w:t xml:space="preserve"> Прибыла в </w:t>
+            </w:r>
+            <w:proofErr w:type="spellStart"/>
+            <w:r>
+              <w:rPr>
+                <w:rFonts w:ascii="Arial" w:hAnsi="Arial" w:cs="Arial"/>
+                <w:sz w:val="16"/>
+                <w:szCs w:val="16"/>
+                <w:lang w:val="ru-RU"/>
+              </w:rPr>
+              <w:t>Ухтижемлаг</w:t>
+            </w:r>
+            <w:proofErr w:type="spellEnd"/>
+            <w:r>
+              <w:rPr>
+                <w:rFonts w:ascii="Arial" w:hAnsi="Arial" w:cs="Arial"/>
+                <w:sz w:val="16"/>
+                <w:szCs w:val="16"/>
+                <w:lang w:val="ru-RU"/>
+              </w:rPr>
+              <w:t xml:space="preserve"> _06.03.1943_ из тюрьмы №2 </w:t>
+            </w:r>
+            <w:proofErr w:type="spellStart"/>
+            <w:r>
+              <w:rPr>
+                <w:rFonts w:ascii="Arial" w:hAnsi="Arial" w:cs="Arial"/>
+                <w:sz w:val="16"/>
+                <w:szCs w:val="16"/>
+                <w:lang w:val="ru-RU"/>
+              </w:rPr>
+              <w:t>г.Ухты</w:t>
+            </w:r>
+            <w:proofErr w:type="spellEnd"/>
+            <w:r>
+              <w:rPr>
+                <w:rFonts w:ascii="Arial" w:hAnsi="Arial" w:cs="Arial"/>
+                <w:sz w:val="16"/>
+                <w:szCs w:val="16"/>
+                <w:lang w:val="ru-RU"/>
+              </w:rPr>
+              <w:t>.</w:t>
+            </w:r>
+            <w:proofErr w:type="gramStart"/>
+            <w:r>
+              <w:rPr>
+                <w:rFonts w:ascii="Arial" w:hAnsi="Arial" w:cs="Arial"/>
+                <w:sz w:val="16"/>
+                <w:szCs w:val="16"/>
+                <w:lang w:val="ru-RU"/>
+              </w:rPr>
+              <w:t>, Умерла</w:t>
+            </w:r>
+            <w:proofErr w:type="gramEnd"/>
+            <w:r>
+              <w:rPr>
+                <w:rFonts w:ascii="Arial" w:hAnsi="Arial" w:cs="Arial"/>
+                <w:sz w:val="16"/>
+                <w:szCs w:val="16"/>
+                <w:lang w:val="ru-RU"/>
+              </w:rPr>
+              <w:t xml:space="preserve"> _23.08.</w:t>
+            </w:r>
+            <w:proofErr w:type="gramStart"/>
+            <w:r>
+              <w:rPr>
+                <w:rFonts w:ascii="Arial" w:hAnsi="Arial" w:cs="Arial"/>
+                <w:sz w:val="16"/>
+                <w:szCs w:val="16"/>
+                <w:lang w:val="ru-RU"/>
+              </w:rPr>
+              <w:t>1943._</w:t>
+            </w:r>
+            <w:proofErr w:type="gramEnd"/>
           </w:p>
           <w:p>
             <w:pPr>
